--- a/doc/peace_and_prosperity_players_book.docx
+++ b/doc/peace_and_prosperity_players_book.docx
@@ -1,6 +1,11 @@
 
 <file path=word/document.xml><?xml version="1.0" encoding="utf-8"?>
 <w:document xmlns:wpc="http://schemas.microsoft.com/office/word/2010/wordprocessingCanvas" xmlns:cx="http://schemas.microsoft.com/office/drawing/2014/chartex" xmlns:cx1="http://schemas.microsoft.com/office/drawing/2015/9/8/chartex" xmlns:cx2="http://schemas.microsoft.com/office/drawing/2015/10/21/chartex" xmlns:cx3="http://schemas.microsoft.com/office/drawing/2016/5/9/chartex" xmlns:cx4="http://schemas.microsoft.com/office/drawing/2016/5/10/chartex" xmlns:cx5="http://schemas.microsoft.com/office/drawing/2016/5/11/chartex" xmlns:cx6="http://schemas.microsoft.com/office/drawing/2016/5/12/chartex" xmlns:cx7="http://schemas.microsoft.com/office/drawing/2016/5/13/chartex" xmlns:cx8="http://schemas.microsoft.com/office/drawing/2016/5/14/chartex" xmlns:mc="http://schemas.openxmlformats.org/markup-compatibility/2006" xmlns:aink="http://schemas.microsoft.com/office/drawing/2016/ink" xmlns:am3d="http://schemas.microsoft.com/office/drawing/2017/model3d" xmlns:o="urn:schemas-microsoft-com:office:office" xmlns:oel="http://schemas.microsoft.com/office/2019/extlst" xmlns:r="http://schemas.openxmlformats.org/officeDocument/2006/relationships" xmlns:m="http://schemas.openxmlformats.org/officeDocument/2006/math" xmlns:v="urn:schemas-microsoft-com:vml" xmlns:wp14="http://schemas.microsoft.com/office/word/2010/wordprocessingDrawing" xmlns:wp="http://schemas.openxmlformats.org/drawingml/2006/wordprocessingDrawing" xmlns:w10="urn:schemas-microsoft-com:office:word" xmlns:w="http://schemas.openxmlformats.org/wordprocessingml/2006/main" xmlns:w14="http://schemas.microsoft.com/office/word/2010/wordml" xmlns:w15="http://schemas.microsoft.com/office/word/2012/wordml" xmlns:w16cex="http://schemas.microsoft.com/office/word/2018/wordml/cex" xmlns:w16cid="http://schemas.microsoft.com/office/word/2016/wordml/cid" xmlns:w16="http://schemas.microsoft.com/office/word/2018/wordml" xmlns:w16du="http://schemas.microsoft.com/office/word/2023/wordml/word16du" xmlns:w16sdtdh="http://schemas.microsoft.com/office/word/2020/wordml/sdtdatahash" xmlns:w16sdtfl="http://schemas.microsoft.com/office/word/2024/wordml/sdtformatlock" xmlns:w16se="http://schemas.microsoft.com/office/word/2015/wordml/symex" xmlns:wpg="http://schemas.microsoft.com/office/word/2010/wordprocessingGroup" xmlns:wpi="http://schemas.microsoft.com/office/word/2010/wordprocessingInk" xmlns:wne="http://schemas.microsoft.com/office/word/2006/wordml" xmlns:wps="http://schemas.microsoft.com/office/word/2010/wordprocessingShape" mc:Ignorable="w14 w15 w16se w16cid w16 w16cex w16sdtdh w16sdtfl w16du wp14">
+  <w:background w:color="FFFFCC">
+    <v:background id="_x0000_s2049" o:bwmode="white" fillcolor="#ffc">
+      <v:fill r:id="rId5" o:title="Parchment" type="tile"/>
+    </v:background>
+  </w:background>
   <w:body>
     <w:bookmarkStart w:id="0" w:name="_Hlk202047994" w:displacedByCustomXml="next"/>
     <w:bookmarkEnd w:id="0" w:displacedByCustomXml="next"/>
@@ -60,7 +65,7 @@
                         <pic:cNvPicPr/>
                       </pic:nvPicPr>
                       <pic:blipFill>
-                        <a:blip r:embed="rId9">
+                        <a:blip r:embed="rId10">
                           <a:extLst>
                             <a:ext uri="{28A0092B-C50C-407E-A947-70E740481C1C}">
                               <a14:useLocalDpi xmlns:a14="http://schemas.microsoft.com/office/drawing/2010/main" val="0"/>
@@ -534,7 +539,7 @@
                                           </w14:textOutline>
                                         </w:rPr>
                                       </w:pPr>
-                                      <w:hyperlink r:id="rId10" w:history="1">
+                                      <w:hyperlink r:id="rId11" w:history="1">
                                         <w:r>
                                           <w:rPr>
                                             <w:rStyle w:val="Hyperlink"/>
@@ -1187,7 +1192,7 @@
                                     </w14:textOutline>
                                   </w:rPr>
                                 </w:pPr>
-                                <w:hyperlink r:id="rId11" w:history="1">
+                                <w:hyperlink r:id="rId12" w:history="1">
                                   <w:r>
                                     <w:rPr>
                                       <w:rStyle w:val="Hyperlink"/>
@@ -1458,9 +1463,9 @@
           <w:szCs w:val="16"/>
         </w:rPr>
         <w:sectPr>
-          <w:headerReference w:type="default" r:id="rId12"/>
-          <w:footerReference w:type="default" r:id="rId13"/>
-          <w:footerReference w:type="first" r:id="rId14"/>
+          <w:headerReference w:type="default" r:id="rId13"/>
+          <w:footerReference w:type="default" r:id="rId14"/>
+          <w:footerReference w:type="first" r:id="rId15"/>
           <w:pgSz w:w="11906" w:h="16838" w:code="9"/>
           <w:pgMar w:top="720" w:right="720" w:bottom="720" w:left="720" w:header="720" w:footer="720" w:gutter="0"/>
           <w:pgNumType w:start="0"/>
@@ -2676,7 +2681,7 @@
           <w:szCs w:val="16"/>
         </w:rPr>
         <w:sectPr>
-          <w:footerReference w:type="first" r:id="rId15"/>
+          <w:footerReference w:type="first" r:id="rId16"/>
           <w:pgSz w:w="12240" w:h="15840"/>
           <w:pgMar w:top="720" w:right="720" w:bottom="720" w:left="720" w:header="720" w:footer="720" w:gutter="0"/>
           <w:cols w:num="2" w:space="720"/>
@@ -2690,7 +2695,7 @@
         <w:pStyle w:val="Heading1"/>
         <w:numPr>
           <w:ilvl w:val="0"/>
-          <w:numId w:val="25"/>
+          <w:numId w:val="2"/>
         </w:numPr>
       </w:pPr>
       <w:bookmarkStart w:id="1" w:name="_Toc213749117"/>
@@ -2981,7 +2986,7 @@
         <w:pStyle w:val="ListParagraph"/>
         <w:numPr>
           <w:ilvl w:val="0"/>
-          <w:numId w:val="63"/>
+          <w:numId w:val="5"/>
         </w:numPr>
         <w:rPr>
           <w:lang w:val="ru-RU"/>
@@ -3089,7 +3094,7 @@
         <w:pStyle w:val="ListParagraph"/>
         <w:numPr>
           <w:ilvl w:val="0"/>
-          <w:numId w:val="63"/>
+          <w:numId w:val="5"/>
         </w:numPr>
         <w:rPr>
           <w:lang w:val="ru-RU"/>
@@ -3137,7 +3142,7 @@
         <w:pStyle w:val="ListParagraph"/>
         <w:numPr>
           <w:ilvl w:val="0"/>
-          <w:numId w:val="63"/>
+          <w:numId w:val="5"/>
         </w:numPr>
         <w:rPr>
           <w:lang w:val="ru-RU"/>
@@ -3254,7 +3259,7 @@
       <w:tblPr>
         <w:tblStyle w:val="PlainTable4"/>
         <w:tblW w:w="0" w:type="auto"/>
-        <w:tblLook w:val="04A0" w:firstRow="1" w:lastRow="0" w:firstColumn="1" w:lastColumn="0" w:noHBand="0" w:noVBand="1"/>
+        <w:tblLook w:val="0600" w:firstRow="0" w:lastRow="0" w:firstColumn="0" w:lastColumn="0" w:noHBand="1" w:noVBand="1"/>
       </w:tblPr>
       <w:tblGrid>
         <w:gridCol w:w="1313"/>
@@ -3265,13 +3270,11 @@
       </w:tblGrid>
       <w:tr>
         <w:trPr>
-          <w:cnfStyle w:val="100000000000" w:firstRow="1" w:lastRow="0" w:firstColumn="0" w:lastColumn="0" w:oddVBand="0" w:evenVBand="0" w:oddHBand="0" w:evenHBand="0" w:firstRowFirstColumn="0" w:firstRowLastColumn="0" w:lastRowFirstColumn="0" w:lastRowLastColumn="0"/>
           <w:cantSplit/>
           <w:trHeight w:val="1287"/>
         </w:trPr>
         <w:tc>
           <w:tcPr>
-            <w:cnfStyle w:val="001000000000" w:firstRow="0" w:lastRow="0" w:firstColumn="1" w:lastColumn="0" w:oddVBand="0" w:evenVBand="0" w:oddHBand="0" w:evenHBand="0" w:firstRowFirstColumn="0" w:firstRowLastColumn="0" w:lastRowFirstColumn="0" w:lastRowLastColumn="0"/>
             <w:tcW w:w="1313" w:type="dxa"/>
             <w:vAlign w:val="center"/>
           </w:tcPr>
@@ -3298,7 +3301,6 @@
           <w:p>
             <w:pPr>
               <w:jc w:val="center"/>
-              <w:cnfStyle w:val="100000000000" w:firstRow="1" w:lastRow="0" w:firstColumn="0" w:lastColumn="0" w:oddVBand="0" w:evenVBand="0" w:oddHBand="0" w:evenHBand="0" w:firstRowFirstColumn="0" w:firstRowLastColumn="0" w:lastRowFirstColumn="0" w:lastRowLastColumn="0"/>
               <w:rPr>
                 <w:lang w:val="ru-RU"/>
               </w:rPr>
@@ -3320,7 +3322,6 @@
             <w:pPr>
               <w:ind w:left="113" w:right="113"/>
               <w:jc w:val="center"/>
-              <w:cnfStyle w:val="100000000000" w:firstRow="1" w:lastRow="0" w:firstColumn="0" w:lastColumn="0" w:oddVBand="0" w:evenVBand="0" w:oddHBand="0" w:evenHBand="0" w:firstRowFirstColumn="0" w:firstRowLastColumn="0" w:lastRowFirstColumn="0" w:lastRowLastColumn="0"/>
             </w:pPr>
             <w:r>
               <w:rPr>
@@ -3339,7 +3340,6 @@
             <w:pPr>
               <w:ind w:left="113" w:right="113"/>
               <w:jc w:val="center"/>
-              <w:cnfStyle w:val="100000000000" w:firstRow="1" w:lastRow="0" w:firstColumn="0" w:lastColumn="0" w:oddVBand="0" w:evenVBand="0" w:oddHBand="0" w:evenHBand="0" w:firstRowFirstColumn="0" w:firstRowLastColumn="0" w:lastRowFirstColumn="0" w:lastRowLastColumn="0"/>
               <w:rPr>
                 <w:lang w:val="ru-RU"/>
               </w:rPr>
@@ -3361,7 +3361,6 @@
             <w:pPr>
               <w:ind w:left="113" w:right="113"/>
               <w:jc w:val="center"/>
-              <w:cnfStyle w:val="100000000000" w:firstRow="1" w:lastRow="0" w:firstColumn="0" w:lastColumn="0" w:oddVBand="0" w:evenVBand="0" w:oddHBand="0" w:evenHBand="0" w:firstRowFirstColumn="0" w:firstRowLastColumn="0" w:lastRowFirstColumn="0" w:lastRowLastColumn="0"/>
               <w:rPr>
                 <w:lang w:val="ru-RU"/>
               </w:rPr>
@@ -3376,27 +3375,21 @@
         </w:tc>
       </w:tr>
       <w:tr>
-        <w:trPr>
-          <w:cnfStyle w:val="000000100000" w:firstRow="0" w:lastRow="0" w:firstColumn="0" w:lastColumn="0" w:oddVBand="0" w:evenVBand="0" w:oddHBand="1" w:evenHBand="0" w:firstRowFirstColumn="0" w:firstRowLastColumn="0" w:lastRowFirstColumn="0" w:lastRowLastColumn="0"/>
-        </w:trPr>
-        <w:tc>
-          <w:tcPr>
-            <w:cnfStyle w:val="001000000000" w:firstRow="0" w:lastRow="0" w:firstColumn="1" w:lastColumn="0" w:oddVBand="0" w:evenVBand="0" w:oddHBand="0" w:evenHBand="0" w:firstRowFirstColumn="0" w:firstRowLastColumn="0" w:lastRowFirstColumn="0" w:lastRowLastColumn="0"/>
+        <w:tc>
+          <w:tcPr>
             <w:tcW w:w="1313" w:type="dxa"/>
           </w:tcPr>
           <w:p>
             <w:pPr>
               <w:jc w:val="center"/>
               <w:rPr>
-                <w:b w:val="0"/>
-                <w:bCs w:val="0"/>
-                <w:lang w:val="ru-RU"/>
-              </w:rPr>
-            </w:pPr>
-            <w:r>
-              <w:rPr>
-                <w:b w:val="0"/>
-                <w:bCs w:val="0"/>
+                <w:b/>
+                <w:bCs/>
+                <w:lang w:val="ru-RU"/>
+              </w:rPr>
+            </w:pPr>
+            <w:r>
+              <w:rPr>
                 <w:lang w:val="ru-RU"/>
               </w:rPr>
               <w:t>Рядовой</w:t>
@@ -3410,7 +3403,6 @@
           <w:p>
             <w:pPr>
               <w:jc w:val="center"/>
-              <w:cnfStyle w:val="000000100000" w:firstRow="0" w:lastRow="0" w:firstColumn="0" w:lastColumn="0" w:oddVBand="0" w:evenVBand="0" w:oddHBand="1" w:evenHBand="0" w:firstRowFirstColumn="0" w:firstRowLastColumn="0" w:lastRowFirstColumn="0" w:lastRowLastColumn="0"/>
             </w:pPr>
             <w:r>
               <w:rPr>
@@ -3427,7 +3419,6 @@
           <w:p>
             <w:pPr>
               <w:jc w:val="center"/>
-              <w:cnfStyle w:val="000000100000" w:firstRow="0" w:lastRow="0" w:firstColumn="0" w:lastColumn="0" w:oddVBand="0" w:evenVBand="0" w:oddHBand="1" w:evenHBand="0" w:firstRowFirstColumn="0" w:firstRowLastColumn="0" w:lastRowFirstColumn="0" w:lastRowLastColumn="0"/>
               <w:rPr>
                 <w:lang w:val="ru-RU"/>
               </w:rPr>
@@ -3447,7 +3438,6 @@
           <w:p>
             <w:pPr>
               <w:jc w:val="center"/>
-              <w:cnfStyle w:val="000000100000" w:firstRow="0" w:lastRow="0" w:firstColumn="0" w:lastColumn="0" w:oddVBand="0" w:evenVBand="0" w:oddHBand="1" w:evenHBand="0" w:firstRowFirstColumn="0" w:firstRowLastColumn="0" w:lastRowFirstColumn="0" w:lastRowLastColumn="0"/>
               <w:rPr>
                 <w:lang w:val="ru-RU"/>
               </w:rPr>
@@ -3467,7 +3457,6 @@
           <w:p>
             <w:pPr>
               <w:jc w:val="center"/>
-              <w:cnfStyle w:val="000000100000" w:firstRow="0" w:lastRow="0" w:firstColumn="0" w:lastColumn="0" w:oddVBand="0" w:evenVBand="0" w:oddHBand="1" w:evenHBand="0" w:firstRowFirstColumn="0" w:firstRowLastColumn="0" w:lastRowFirstColumn="0" w:lastRowLastColumn="0"/>
               <w:rPr>
                 <w:lang w:val="ru-RU"/>
               </w:rPr>
@@ -3484,22 +3473,19 @@
       <w:tr>
         <w:tc>
           <w:tcPr>
-            <w:cnfStyle w:val="001000000000" w:firstRow="0" w:lastRow="0" w:firstColumn="1" w:lastColumn="0" w:oddVBand="0" w:evenVBand="0" w:oddHBand="0" w:evenHBand="0" w:firstRowFirstColumn="0" w:firstRowLastColumn="0" w:lastRowFirstColumn="0" w:lastRowLastColumn="0"/>
             <w:tcW w:w="1313" w:type="dxa"/>
           </w:tcPr>
           <w:p>
             <w:pPr>
               <w:jc w:val="center"/>
               <w:rPr>
-                <w:b w:val="0"/>
-                <w:bCs w:val="0"/>
-                <w:lang w:val="ru-RU"/>
-              </w:rPr>
-            </w:pPr>
-            <w:r>
-              <w:rPr>
-                <w:b w:val="0"/>
-                <w:bCs w:val="0"/>
+                <w:b/>
+                <w:bCs/>
+                <w:lang w:val="ru-RU"/>
+              </w:rPr>
+            </w:pPr>
+            <w:r>
+              <w:rPr>
                 <w:lang w:val="ru-RU"/>
               </w:rPr>
               <w:t>Мл. сержант</w:t>
@@ -3513,7 +3499,6 @@
           <w:p>
             <w:pPr>
               <w:jc w:val="center"/>
-              <w:cnfStyle w:val="000000000000" w:firstRow="0" w:lastRow="0" w:firstColumn="0" w:lastColumn="0" w:oddVBand="0" w:evenVBand="0" w:oddHBand="0" w:evenHBand="0" w:firstRowFirstColumn="0" w:firstRowLastColumn="0" w:lastRowFirstColumn="0" w:lastRowLastColumn="0"/>
               <w:rPr>
                 <w:lang w:val="ru-RU"/>
               </w:rPr>
@@ -3533,7 +3518,6 @@
           <w:p>
             <w:pPr>
               <w:jc w:val="center"/>
-              <w:cnfStyle w:val="000000000000" w:firstRow="0" w:lastRow="0" w:firstColumn="0" w:lastColumn="0" w:oddVBand="0" w:evenVBand="0" w:oddHBand="0" w:evenHBand="0" w:firstRowFirstColumn="0" w:firstRowLastColumn="0" w:lastRowFirstColumn="0" w:lastRowLastColumn="0"/>
               <w:rPr>
                 <w:lang w:val="ru-RU"/>
               </w:rPr>
@@ -3553,7 +3537,6 @@
           <w:p>
             <w:pPr>
               <w:jc w:val="center"/>
-              <w:cnfStyle w:val="000000000000" w:firstRow="0" w:lastRow="0" w:firstColumn="0" w:lastColumn="0" w:oddVBand="0" w:evenVBand="0" w:oddHBand="0" w:evenHBand="0" w:firstRowFirstColumn="0" w:firstRowLastColumn="0" w:lastRowFirstColumn="0" w:lastRowLastColumn="0"/>
               <w:rPr>
                 <w:lang w:val="ru-RU"/>
               </w:rPr>
@@ -3573,7 +3556,6 @@
           <w:p>
             <w:pPr>
               <w:jc w:val="center"/>
-              <w:cnfStyle w:val="000000000000" w:firstRow="0" w:lastRow="0" w:firstColumn="0" w:lastColumn="0" w:oddVBand="0" w:evenVBand="0" w:oddHBand="0" w:evenHBand="0" w:firstRowFirstColumn="0" w:firstRowLastColumn="0" w:lastRowFirstColumn="0" w:lastRowLastColumn="0"/>
               <w:rPr>
                 <w:lang w:val="ru-RU"/>
               </w:rPr>
@@ -3588,27 +3570,21 @@
         </w:tc>
       </w:tr>
       <w:tr>
-        <w:trPr>
-          <w:cnfStyle w:val="000000100000" w:firstRow="0" w:lastRow="0" w:firstColumn="0" w:lastColumn="0" w:oddVBand="0" w:evenVBand="0" w:oddHBand="1" w:evenHBand="0" w:firstRowFirstColumn="0" w:firstRowLastColumn="0" w:lastRowFirstColumn="0" w:lastRowLastColumn="0"/>
-        </w:trPr>
-        <w:tc>
-          <w:tcPr>
-            <w:cnfStyle w:val="001000000000" w:firstRow="0" w:lastRow="0" w:firstColumn="1" w:lastColumn="0" w:oddVBand="0" w:evenVBand="0" w:oddHBand="0" w:evenHBand="0" w:firstRowFirstColumn="0" w:firstRowLastColumn="0" w:lastRowFirstColumn="0" w:lastRowLastColumn="0"/>
+        <w:tc>
+          <w:tcPr>
             <w:tcW w:w="1313" w:type="dxa"/>
           </w:tcPr>
           <w:p>
             <w:pPr>
               <w:jc w:val="center"/>
               <w:rPr>
-                <w:b w:val="0"/>
-                <w:bCs w:val="0"/>
-                <w:lang w:val="ru-RU"/>
-              </w:rPr>
-            </w:pPr>
-            <w:r>
-              <w:rPr>
-                <w:b w:val="0"/>
-                <w:bCs w:val="0"/>
+                <w:b/>
+                <w:bCs/>
+                <w:lang w:val="ru-RU"/>
+              </w:rPr>
+            </w:pPr>
+            <w:r>
+              <w:rPr>
                 <w:lang w:val="ru-RU"/>
               </w:rPr>
               <w:t>Сержант</w:t>
@@ -3622,7 +3598,6 @@
           <w:p>
             <w:pPr>
               <w:jc w:val="center"/>
-              <w:cnfStyle w:val="000000100000" w:firstRow="0" w:lastRow="0" w:firstColumn="0" w:lastColumn="0" w:oddVBand="0" w:evenVBand="0" w:oddHBand="1" w:evenHBand="0" w:firstRowFirstColumn="0" w:firstRowLastColumn="0" w:lastRowFirstColumn="0" w:lastRowLastColumn="0"/>
               <w:rPr>
                 <w:lang w:val="ru-RU"/>
               </w:rPr>
@@ -3642,7 +3617,6 @@
           <w:p>
             <w:pPr>
               <w:jc w:val="center"/>
-              <w:cnfStyle w:val="000000100000" w:firstRow="0" w:lastRow="0" w:firstColumn="0" w:lastColumn="0" w:oddVBand="0" w:evenVBand="0" w:oddHBand="1" w:evenHBand="0" w:firstRowFirstColumn="0" w:firstRowLastColumn="0" w:lastRowFirstColumn="0" w:lastRowLastColumn="0"/>
               <w:rPr>
                 <w:lang w:val="ru-RU"/>
               </w:rPr>
@@ -3662,7 +3636,6 @@
           <w:p>
             <w:pPr>
               <w:jc w:val="center"/>
-              <w:cnfStyle w:val="000000100000" w:firstRow="0" w:lastRow="0" w:firstColumn="0" w:lastColumn="0" w:oddVBand="0" w:evenVBand="0" w:oddHBand="1" w:evenHBand="0" w:firstRowFirstColumn="0" w:firstRowLastColumn="0" w:lastRowFirstColumn="0" w:lastRowLastColumn="0"/>
               <w:rPr>
                 <w:lang w:val="ru-RU"/>
               </w:rPr>
@@ -3682,7 +3655,6 @@
           <w:p>
             <w:pPr>
               <w:jc w:val="center"/>
-              <w:cnfStyle w:val="000000100000" w:firstRow="0" w:lastRow="0" w:firstColumn="0" w:lastColumn="0" w:oddVBand="0" w:evenVBand="0" w:oddHBand="1" w:evenHBand="0" w:firstRowFirstColumn="0" w:firstRowLastColumn="0" w:lastRowFirstColumn="0" w:lastRowLastColumn="0"/>
               <w:rPr>
                 <w:lang w:val="ru-RU"/>
               </w:rPr>
@@ -3699,22 +3671,19 @@
       <w:tr>
         <w:tc>
           <w:tcPr>
-            <w:cnfStyle w:val="001000000000" w:firstRow="0" w:lastRow="0" w:firstColumn="1" w:lastColumn="0" w:oddVBand="0" w:evenVBand="0" w:oddHBand="0" w:evenHBand="0" w:firstRowFirstColumn="0" w:firstRowLastColumn="0" w:lastRowFirstColumn="0" w:lastRowLastColumn="0"/>
             <w:tcW w:w="1313" w:type="dxa"/>
           </w:tcPr>
           <w:p>
             <w:pPr>
               <w:jc w:val="center"/>
               <w:rPr>
-                <w:b w:val="0"/>
-                <w:bCs w:val="0"/>
-                <w:lang w:val="ru-RU"/>
-              </w:rPr>
-            </w:pPr>
-            <w:r>
-              <w:rPr>
-                <w:b w:val="0"/>
-                <w:bCs w:val="0"/>
+                <w:b/>
+                <w:bCs/>
+                <w:lang w:val="ru-RU"/>
+              </w:rPr>
+            </w:pPr>
+            <w:r>
+              <w:rPr>
                 <w:lang w:val="ru-RU"/>
               </w:rPr>
               <w:t>Лейтенант</w:t>
@@ -3728,7 +3697,6 @@
           <w:p>
             <w:pPr>
               <w:jc w:val="center"/>
-              <w:cnfStyle w:val="000000000000" w:firstRow="0" w:lastRow="0" w:firstColumn="0" w:lastColumn="0" w:oddVBand="0" w:evenVBand="0" w:oddHBand="0" w:evenHBand="0" w:firstRowFirstColumn="0" w:firstRowLastColumn="0" w:lastRowFirstColumn="0" w:lastRowLastColumn="0"/>
               <w:rPr>
                 <w:lang w:val="ru-RU"/>
               </w:rPr>
@@ -3748,7 +3716,6 @@
           <w:p>
             <w:pPr>
               <w:jc w:val="center"/>
-              <w:cnfStyle w:val="000000000000" w:firstRow="0" w:lastRow="0" w:firstColumn="0" w:lastColumn="0" w:oddVBand="0" w:evenVBand="0" w:oddHBand="0" w:evenHBand="0" w:firstRowFirstColumn="0" w:firstRowLastColumn="0" w:lastRowFirstColumn="0" w:lastRowLastColumn="0"/>
               <w:rPr>
                 <w:lang w:val="ru-RU"/>
               </w:rPr>
@@ -3768,7 +3735,6 @@
           <w:p>
             <w:pPr>
               <w:jc w:val="center"/>
-              <w:cnfStyle w:val="000000000000" w:firstRow="0" w:lastRow="0" w:firstColumn="0" w:lastColumn="0" w:oddVBand="0" w:evenVBand="0" w:oddHBand="0" w:evenHBand="0" w:firstRowFirstColumn="0" w:firstRowLastColumn="0" w:lastRowFirstColumn="0" w:lastRowLastColumn="0"/>
               <w:rPr>
                 <w:lang w:val="ru-RU"/>
               </w:rPr>
@@ -3788,7 +3754,6 @@
           <w:p>
             <w:pPr>
               <w:jc w:val="center"/>
-              <w:cnfStyle w:val="000000000000" w:firstRow="0" w:lastRow="0" w:firstColumn="0" w:lastColumn="0" w:oddVBand="0" w:evenVBand="0" w:oddHBand="0" w:evenHBand="0" w:firstRowFirstColumn="0" w:firstRowLastColumn="0" w:lastRowFirstColumn="0" w:lastRowLastColumn="0"/>
               <w:rPr>
                 <w:lang w:val="ru-RU"/>
               </w:rPr>
@@ -3803,27 +3768,21 @@
         </w:tc>
       </w:tr>
       <w:tr>
-        <w:trPr>
-          <w:cnfStyle w:val="000000100000" w:firstRow="0" w:lastRow="0" w:firstColumn="0" w:lastColumn="0" w:oddVBand="0" w:evenVBand="0" w:oddHBand="1" w:evenHBand="0" w:firstRowFirstColumn="0" w:firstRowLastColumn="0" w:lastRowFirstColumn="0" w:lastRowLastColumn="0"/>
-        </w:trPr>
-        <w:tc>
-          <w:tcPr>
-            <w:cnfStyle w:val="001000000000" w:firstRow="0" w:lastRow="0" w:firstColumn="1" w:lastColumn="0" w:oddVBand="0" w:evenVBand="0" w:oddHBand="0" w:evenHBand="0" w:firstRowFirstColumn="0" w:firstRowLastColumn="0" w:lastRowFirstColumn="0" w:lastRowLastColumn="0"/>
+        <w:tc>
+          <w:tcPr>
             <w:tcW w:w="1313" w:type="dxa"/>
           </w:tcPr>
           <w:p>
             <w:pPr>
               <w:jc w:val="center"/>
               <w:rPr>
-                <w:b w:val="0"/>
-                <w:bCs w:val="0"/>
-                <w:lang w:val="ru-RU"/>
-              </w:rPr>
-            </w:pPr>
-            <w:r>
-              <w:rPr>
-                <w:b w:val="0"/>
-                <w:bCs w:val="0"/>
+                <w:b/>
+                <w:bCs/>
+                <w:lang w:val="ru-RU"/>
+              </w:rPr>
+            </w:pPr>
+            <w:r>
+              <w:rPr>
                 <w:lang w:val="ru-RU"/>
               </w:rPr>
               <w:t>Капитан</w:t>
@@ -3837,7 +3796,6 @@
           <w:p>
             <w:pPr>
               <w:jc w:val="center"/>
-              <w:cnfStyle w:val="000000100000" w:firstRow="0" w:lastRow="0" w:firstColumn="0" w:lastColumn="0" w:oddVBand="0" w:evenVBand="0" w:oddHBand="1" w:evenHBand="0" w:firstRowFirstColumn="0" w:firstRowLastColumn="0" w:lastRowFirstColumn="0" w:lastRowLastColumn="0"/>
               <w:rPr>
                 <w:lang w:val="ru-RU"/>
               </w:rPr>
@@ -3857,7 +3815,6 @@
           <w:p>
             <w:pPr>
               <w:jc w:val="center"/>
-              <w:cnfStyle w:val="000000100000" w:firstRow="0" w:lastRow="0" w:firstColumn="0" w:lastColumn="0" w:oddVBand="0" w:evenVBand="0" w:oddHBand="1" w:evenHBand="0" w:firstRowFirstColumn="0" w:firstRowLastColumn="0" w:lastRowFirstColumn="0" w:lastRowLastColumn="0"/>
             </w:pPr>
             <w:r>
               <w:t>4</w:t>
@@ -3871,7 +3828,6 @@
           <w:p>
             <w:pPr>
               <w:jc w:val="center"/>
-              <w:cnfStyle w:val="000000100000" w:firstRow="0" w:lastRow="0" w:firstColumn="0" w:lastColumn="0" w:oddVBand="0" w:evenVBand="0" w:oddHBand="1" w:evenHBand="0" w:firstRowFirstColumn="0" w:firstRowLastColumn="0" w:lastRowFirstColumn="0" w:lastRowLastColumn="0"/>
               <w:rPr>
                 <w:lang w:val="ru-RU"/>
               </w:rPr>
@@ -3891,7 +3847,6 @@
           <w:p>
             <w:pPr>
               <w:jc w:val="center"/>
-              <w:cnfStyle w:val="000000100000" w:firstRow="0" w:lastRow="0" w:firstColumn="0" w:lastColumn="0" w:oddVBand="0" w:evenVBand="0" w:oddHBand="1" w:evenHBand="0" w:firstRowFirstColumn="0" w:firstRowLastColumn="0" w:lastRowFirstColumn="0" w:lastRowLastColumn="0"/>
               <w:rPr>
                 <w:lang w:val="ru-RU"/>
               </w:rPr>
@@ -3908,22 +3863,19 @@
       <w:tr>
         <w:tc>
           <w:tcPr>
-            <w:cnfStyle w:val="001000000000" w:firstRow="0" w:lastRow="0" w:firstColumn="1" w:lastColumn="0" w:oddVBand="0" w:evenVBand="0" w:oddHBand="0" w:evenHBand="0" w:firstRowFirstColumn="0" w:firstRowLastColumn="0" w:lastRowFirstColumn="0" w:lastRowLastColumn="0"/>
             <w:tcW w:w="1313" w:type="dxa"/>
           </w:tcPr>
           <w:p>
             <w:pPr>
               <w:jc w:val="center"/>
               <w:rPr>
-                <w:b w:val="0"/>
-                <w:bCs w:val="0"/>
-                <w:lang w:val="ru-RU"/>
-              </w:rPr>
-            </w:pPr>
-            <w:r>
-              <w:rPr>
-                <w:b w:val="0"/>
-                <w:bCs w:val="0"/>
+                <w:b/>
+                <w:bCs/>
+                <w:lang w:val="ru-RU"/>
+              </w:rPr>
+            </w:pPr>
+            <w:r>
+              <w:rPr>
                 <w:lang w:val="ru-RU"/>
               </w:rPr>
               <w:t>Майор</w:t>
@@ -3937,7 +3889,6 @@
           <w:p>
             <w:pPr>
               <w:jc w:val="center"/>
-              <w:cnfStyle w:val="000000000000" w:firstRow="0" w:lastRow="0" w:firstColumn="0" w:lastColumn="0" w:oddVBand="0" w:evenVBand="0" w:oddHBand="0" w:evenHBand="0" w:firstRowFirstColumn="0" w:firstRowLastColumn="0" w:lastRowFirstColumn="0" w:lastRowLastColumn="0"/>
               <w:rPr>
                 <w:lang w:val="ru-RU"/>
               </w:rPr>
@@ -3957,7 +3908,6 @@
           <w:p>
             <w:pPr>
               <w:jc w:val="center"/>
-              <w:cnfStyle w:val="000000000000" w:firstRow="0" w:lastRow="0" w:firstColumn="0" w:lastColumn="0" w:oddVBand="0" w:evenVBand="0" w:oddHBand="0" w:evenHBand="0" w:firstRowFirstColumn="0" w:firstRowLastColumn="0" w:lastRowFirstColumn="0" w:lastRowLastColumn="0"/>
               <w:rPr>
                 <w:lang w:val="ru-RU"/>
               </w:rPr>
@@ -3977,7 +3927,6 @@
           <w:p>
             <w:pPr>
               <w:jc w:val="center"/>
-              <w:cnfStyle w:val="000000000000" w:firstRow="0" w:lastRow="0" w:firstColumn="0" w:lastColumn="0" w:oddVBand="0" w:evenVBand="0" w:oddHBand="0" w:evenHBand="0" w:firstRowFirstColumn="0" w:firstRowLastColumn="0" w:lastRowFirstColumn="0" w:lastRowLastColumn="0"/>
             </w:pPr>
             <w:r>
               <w:t>4</w:t>
@@ -3991,7 +3940,6 @@
           <w:p>
             <w:pPr>
               <w:jc w:val="center"/>
-              <w:cnfStyle w:val="000000000000" w:firstRow="0" w:lastRow="0" w:firstColumn="0" w:lastColumn="0" w:oddVBand="0" w:evenVBand="0" w:oddHBand="0" w:evenHBand="0" w:firstRowFirstColumn="0" w:firstRowLastColumn="0" w:lastRowFirstColumn="0" w:lastRowLastColumn="0"/>
               <w:rPr>
                 <w:lang w:val="ru-RU"/>
               </w:rPr>
@@ -4006,27 +3954,21 @@
         </w:tc>
       </w:tr>
       <w:tr>
-        <w:trPr>
-          <w:cnfStyle w:val="000000100000" w:firstRow="0" w:lastRow="0" w:firstColumn="0" w:lastColumn="0" w:oddVBand="0" w:evenVBand="0" w:oddHBand="1" w:evenHBand="0" w:firstRowFirstColumn="0" w:firstRowLastColumn="0" w:lastRowFirstColumn="0" w:lastRowLastColumn="0"/>
-        </w:trPr>
-        <w:tc>
-          <w:tcPr>
-            <w:cnfStyle w:val="001000000000" w:firstRow="0" w:lastRow="0" w:firstColumn="1" w:lastColumn="0" w:oddVBand="0" w:evenVBand="0" w:oddHBand="0" w:evenHBand="0" w:firstRowFirstColumn="0" w:firstRowLastColumn="0" w:lastRowFirstColumn="0" w:lastRowLastColumn="0"/>
+        <w:tc>
+          <w:tcPr>
             <w:tcW w:w="1313" w:type="dxa"/>
           </w:tcPr>
           <w:p>
             <w:pPr>
               <w:jc w:val="center"/>
               <w:rPr>
-                <w:b w:val="0"/>
-                <w:bCs w:val="0"/>
-                <w:lang w:val="ru-RU"/>
-              </w:rPr>
-            </w:pPr>
-            <w:r>
-              <w:rPr>
-                <w:b w:val="0"/>
-                <w:bCs w:val="0"/>
+                <w:b/>
+                <w:bCs/>
+                <w:lang w:val="ru-RU"/>
+              </w:rPr>
+            </w:pPr>
+            <w:r>
+              <w:rPr>
                 <w:lang w:val="ru-RU"/>
               </w:rPr>
               <w:t>Полковник</w:t>
@@ -4040,7 +3982,6 @@
           <w:p>
             <w:pPr>
               <w:jc w:val="center"/>
-              <w:cnfStyle w:val="000000100000" w:firstRow="0" w:lastRow="0" w:firstColumn="0" w:lastColumn="0" w:oddVBand="0" w:evenVBand="0" w:oddHBand="1" w:evenHBand="0" w:firstRowFirstColumn="0" w:firstRowLastColumn="0" w:lastRowFirstColumn="0" w:lastRowLastColumn="0"/>
               <w:rPr>
                 <w:lang w:val="ru-RU"/>
               </w:rPr>
@@ -4060,7 +4001,6 @@
           <w:p>
             <w:pPr>
               <w:jc w:val="center"/>
-              <w:cnfStyle w:val="000000100000" w:firstRow="0" w:lastRow="0" w:firstColumn="0" w:lastColumn="0" w:oddVBand="0" w:evenVBand="0" w:oddHBand="1" w:evenHBand="0" w:firstRowFirstColumn="0" w:firstRowLastColumn="0" w:lastRowFirstColumn="0" w:lastRowLastColumn="0"/>
               <w:rPr>
                 <w:lang w:val="ru-RU"/>
               </w:rPr>
@@ -4081,7 +4021,6 @@
             <w:pPr>
               <w:keepNext/>
               <w:jc w:val="center"/>
-              <w:cnfStyle w:val="000000100000" w:firstRow="0" w:lastRow="0" w:firstColumn="0" w:lastColumn="0" w:oddVBand="0" w:evenVBand="0" w:oddHBand="1" w:evenHBand="0" w:firstRowFirstColumn="0" w:firstRowLastColumn="0" w:lastRowFirstColumn="0" w:lastRowLastColumn="0"/>
               <w:rPr>
                 <w:lang w:val="ru-RU"/>
               </w:rPr>
@@ -4102,7 +4041,6 @@
             <w:pPr>
               <w:keepNext/>
               <w:jc w:val="center"/>
-              <w:cnfStyle w:val="000000100000" w:firstRow="0" w:lastRow="0" w:firstColumn="0" w:lastColumn="0" w:oddVBand="0" w:evenVBand="0" w:oddHBand="1" w:evenHBand="0" w:firstRowFirstColumn="0" w:firstRowLastColumn="0" w:lastRowFirstColumn="0" w:lastRowLastColumn="0"/>
               <w:rPr>
                 <w:lang w:val="ru-RU"/>
               </w:rPr>
@@ -4119,22 +4057,19 @@
       <w:tr>
         <w:tc>
           <w:tcPr>
-            <w:cnfStyle w:val="001000000000" w:firstRow="0" w:lastRow="0" w:firstColumn="1" w:lastColumn="0" w:oddVBand="0" w:evenVBand="0" w:oddHBand="0" w:evenHBand="0" w:firstRowFirstColumn="0" w:firstRowLastColumn="0" w:lastRowFirstColumn="0" w:lastRowLastColumn="0"/>
             <w:tcW w:w="1313" w:type="dxa"/>
           </w:tcPr>
           <w:p>
             <w:pPr>
               <w:jc w:val="center"/>
               <w:rPr>
-                <w:b w:val="0"/>
-                <w:bCs w:val="0"/>
-                <w:lang w:val="ru-RU"/>
-              </w:rPr>
-            </w:pPr>
-            <w:r>
-              <w:rPr>
-                <w:b w:val="0"/>
-                <w:bCs w:val="0"/>
+                <w:b/>
+                <w:bCs/>
+                <w:lang w:val="ru-RU"/>
+              </w:rPr>
+            </w:pPr>
+            <w:r>
+              <w:rPr>
                 <w:lang w:val="ru-RU"/>
               </w:rPr>
               <w:t>Генерал</w:t>
@@ -4148,7 +4083,6 @@
           <w:p>
             <w:pPr>
               <w:jc w:val="center"/>
-              <w:cnfStyle w:val="000000000000" w:firstRow="0" w:lastRow="0" w:firstColumn="0" w:lastColumn="0" w:oddVBand="0" w:evenVBand="0" w:oddHBand="0" w:evenHBand="0" w:firstRowFirstColumn="0" w:firstRowLastColumn="0" w:lastRowFirstColumn="0" w:lastRowLastColumn="0"/>
               <w:rPr>
                 <w:lang w:val="ru-RU"/>
               </w:rPr>
@@ -4168,7 +4102,6 @@
           <w:p>
             <w:pPr>
               <w:jc w:val="center"/>
-              <w:cnfStyle w:val="000000000000" w:firstRow="0" w:lastRow="0" w:firstColumn="0" w:lastColumn="0" w:oddVBand="0" w:evenVBand="0" w:oddHBand="0" w:evenHBand="0" w:firstRowFirstColumn="0" w:firstRowLastColumn="0" w:lastRowFirstColumn="0" w:lastRowLastColumn="0"/>
               <w:rPr>
                 <w:lang w:val="ru-RU"/>
               </w:rPr>
@@ -4189,7 +4122,6 @@
             <w:pPr>
               <w:keepNext/>
               <w:jc w:val="center"/>
-              <w:cnfStyle w:val="000000000000" w:firstRow="0" w:lastRow="0" w:firstColumn="0" w:lastColumn="0" w:oddVBand="0" w:evenVBand="0" w:oddHBand="0" w:evenHBand="0" w:firstRowFirstColumn="0" w:firstRowLastColumn="0" w:lastRowFirstColumn="0" w:lastRowLastColumn="0"/>
               <w:rPr>
                 <w:lang w:val="ru-RU"/>
               </w:rPr>
@@ -4210,7 +4142,6 @@
             <w:pPr>
               <w:keepNext/>
               <w:jc w:val="center"/>
-              <w:cnfStyle w:val="000000000000" w:firstRow="0" w:lastRow="0" w:firstColumn="0" w:lastColumn="0" w:oddVBand="0" w:evenVBand="0" w:oddHBand="0" w:evenHBand="0" w:firstRowFirstColumn="0" w:firstRowLastColumn="0" w:lastRowFirstColumn="0" w:lastRowLastColumn="0"/>
               <w:rPr>
                 <w:lang w:val="ru-RU"/>
               </w:rPr>
@@ -4416,7 +4347,14 @@
         <w:rPr>
           <w:lang w:val="ru-RU"/>
         </w:rPr>
-        <w:t xml:space="preserve"> Дом-работа, поел – сходил в туалет – поспал. Нет никакой разницы между начальниками или клиентами: везде полно дураков, и тот факт, что они платят вам деньги за общение с ними, никак не может это компенсировать.</w:t>
+        <w:t xml:space="preserve"> Дом-работа, поел – сходил в туалет – поспал. Нет никакой разницы между начальниками или клиентами: везде полно </w:t>
+      </w:r>
+      <w:r>
+        <w:rPr>
+          <w:lang w:val="ru-RU"/>
+        </w:rPr>
+        <w:lastRenderedPageBreak/>
+        <w:t>дураков, и тот факт, что они платят вам деньги за общение с ними, никак не может это компенсировать.</w:t>
       </w:r>
     </w:p>
     <w:p>
@@ -4429,7 +4367,6 @@
         <w:rPr>
           <w:lang w:val="ru-RU"/>
         </w:rPr>
-        <w:lastRenderedPageBreak/>
         <w:t>Другое дело – красочная жизнь супергероя, спасающего весь мир, или хотя бы искателя приключений. Незнакомые экзотические страны, опасности и испытания – вы чувствуете, что это может вдохновить вас.</w:t>
       </w:r>
     </w:p>
@@ -4605,7 +4542,13 @@
         <w:rPr>
           <w:lang w:val="ru-RU"/>
         </w:rPr>
-        <w:t>, с которым недавно был заключён контракт</w:t>
+        <w:t xml:space="preserve">, с которым недавно был </w:t>
+      </w:r>
+      <w:r>
+        <w:rPr>
+          <w:lang w:val="ru-RU"/>
+        </w:rPr>
+        <w:t>заключён контракт</w:t>
       </w:r>
       <w:r>
         <w:rPr>
@@ -4617,13 +4560,7 @@
         <w:rPr>
           <w:lang w:val="ru-RU"/>
         </w:rPr>
-        <w:t xml:space="preserve">На текущем этапе «Мир и процветание» работает в Белизе параллельно с местными </w:t>
-      </w:r>
-      <w:r>
-        <w:rPr>
-          <w:lang w:val="ru-RU"/>
-        </w:rPr>
-        <w:t>службами: полицией, армией и пограничной службой. Задача компании – показать свою эффективность и в ближайшем будущем полностью заменить существующие силовые структуры в стране, после чего они будут расформированы.</w:t>
+        <w:t>На текущем этапе «Мир и процветание» работает в Белизе параллельно с местными службами: полицией, армией и пограничной службой. Задача компании – показать свою эффективность и в ближайшем будущем полностью заменить существующие силовые структуры в стране, после чего они будут расформированы.</w:t>
       </w:r>
     </w:p>
     <w:p>
@@ -4749,14 +4686,14 @@
         <w:rPr>
           <w:lang w:val="ru-RU"/>
         </w:rPr>
-        <w:t xml:space="preserve">После фуршета, когда гостям предлагается принять решение и подписать документы, вы, уже особо не колеблясь, берёте контракт, присаживаетесь за стол и перечитываете его. Перед вами лежит авторучка. Контракт содержит пункт о неразглашении, уведомление о рисках для жизни и здоровья и пункты об ответственности за нарушение дисциплины и уже подписан директором компании, Джонатаном Энтони Келли. Вы берёте ручку, подписываете каждую страницу документа, и отдаёте </w:t>
+        <w:t xml:space="preserve">После фуршета, когда гостям предлагается принять решение и подписать документы, вы, уже особо не колеблясь, берёте контракт, присаживаетесь за стол и перечитываете его. Перед вами лежит авторучка. Контракт содержит пункт о неразглашении, уведомление о рисках для жизни и здоровья и пункты об ответственности за нарушение дисциплины и уже подписан директором </w:t>
       </w:r>
       <w:r>
         <w:rPr>
           <w:lang w:val="ru-RU"/>
         </w:rPr>
         <w:lastRenderedPageBreak/>
-        <w:t>документ ассистенту. В обмен тот передаёт вам карточку, где указано место и время посадки на транспорт для отправления в учебный центр.</w:t>
+        <w:t>компании, Джонатаном Энтони Келли. Вы берёте ручку, подписываете каждую страницу документа, и отдаёте документ ассистенту. В обмен тот передаёт вам карточку, где указано место и время посадки на транспорт для отправления в учебный центр.</w:t>
       </w:r>
     </w:p>
     <w:p>
@@ -4845,7 +4782,13 @@
         <w:rPr>
           <w:lang w:val="ru-RU"/>
         </w:rPr>
-        <w:t>Как говорится, один в поле не воин. Игра фокусируется на отрядах, в которых есть разные роли, и на взаимодействии этих отрядов для получения тактического преимущества. У каждого отряда должен быть лидер. Важно с умом подходить к формированию отрядов, нужно понимать задачу для отряда и подбирать людей в него под задачу. Один новичок в разведывательной группе, не умеющий маскироваться, может подставить под огонь всю группу. Один слабый боец в отряде, которая должна совершить марш-бросок, будет тормозить весь отряд. Отряд без лидера или со слабым лидером в критический момент может замешкаться из-за недопонимания.</w:t>
+        <w:t xml:space="preserve">Как говорится, один в поле не воин. Игра фокусируется на отрядах, в которых есть разные роли, и на взаимодействии этих отрядов для получения тактического преимущества. У каждого отряда должен быть лидер. Важно с умом подходить к формированию отрядов, нужно понимать задачу для отряда и подбирать людей в него под задачу. Один новичок в разведывательной группе, не умеющий маскироваться, может подставить под огонь всю группу. Один слабый боец в отряде, которая должна совершить марш-бросок, будет тормозить весь отряд. Отряд без </w:t>
+      </w:r>
+      <w:r>
+        <w:rPr>
+          <w:lang w:val="ru-RU"/>
+        </w:rPr>
+        <w:t>лидера или со слабым лидером в критический момент может замешкаться из-за недопонимания.</w:t>
       </w:r>
     </w:p>
     <w:p>
@@ -4899,7 +4842,7 @@
         <w:pStyle w:val="ListParagraph"/>
         <w:numPr>
           <w:ilvl w:val="0"/>
-          <w:numId w:val="52"/>
+          <w:numId w:val="3"/>
         </w:numPr>
         <w:rPr>
           <w:lang w:val="ru-RU"/>
@@ -4924,10 +4867,76 @@
           <w:noProof/>
         </w:rPr>
         <w:lastRenderedPageBreak/>
+        <w:drawing>
+          <wp:anchor distT="0" distB="0" distL="114300" distR="114300" simplePos="0" relativeHeight="251677184" behindDoc="1" locked="0" layoutInCell="1" allowOverlap="1" wp14:anchorId="4B308AFF" wp14:editId="4AA7E49F">
+            <wp:simplePos x="0" y="0"/>
+            <wp:positionH relativeFrom="margin">
+              <wp:align>left</wp:align>
+            </wp:positionH>
+            <wp:positionV relativeFrom="page">
+              <wp:align>top</wp:align>
+            </wp:positionV>
+            <wp:extent cx="1920875" cy="1920875"/>
+            <wp:effectExtent l="0" t="0" r="0" b="0"/>
+            <wp:wrapNone/>
+            <wp:docPr id="1463029216" name="Picture 3"/>
+            <wp:cNvGraphicFramePr>
+              <a:graphicFrameLocks xmlns:a="http://schemas.openxmlformats.org/drawingml/2006/main" noChangeAspect="1"/>
+            </wp:cNvGraphicFramePr>
+            <a:graphic xmlns:a="http://schemas.openxmlformats.org/drawingml/2006/main">
+              <a:graphicData uri="http://schemas.openxmlformats.org/drawingml/2006/picture">
+                <pic:pic xmlns:pic="http://schemas.openxmlformats.org/drawingml/2006/picture">
+                  <pic:nvPicPr>
+                    <pic:cNvPr id="1463029216" name="Picture 3"/>
+                    <pic:cNvPicPr>
+                      <a:picLocks noChangeAspect="1" noChangeArrowheads="1"/>
+                    </pic:cNvPicPr>
+                  </pic:nvPicPr>
+                  <pic:blipFill>
+                    <a:blip r:embed="rId17" cstate="print">
+                      <a:extLst>
+                        <a:ext uri="{28A0092B-C50C-407E-A947-70E740481C1C}">
+                          <a14:useLocalDpi xmlns:a14="http://schemas.microsoft.com/office/drawing/2010/main" val="0"/>
+                        </a:ext>
+                      </a:extLst>
+                    </a:blip>
+                    <a:stretch>
+                      <a:fillRect/>
+                    </a:stretch>
+                  </pic:blipFill>
+                  <pic:spPr bwMode="auto">
+                    <a:xfrm>
+                      <a:off x="0" y="0"/>
+                      <a:ext cx="1921329" cy="1921329"/>
+                    </a:xfrm>
+                    <a:prstGeom prst="rect">
+                      <a:avLst/>
+                    </a:prstGeom>
+                    <a:noFill/>
+                    <a:ln>
+                      <a:noFill/>
+                    </a:ln>
+                  </pic:spPr>
+                </pic:pic>
+              </a:graphicData>
+            </a:graphic>
+            <wp14:sizeRelH relativeFrom="page">
+              <wp14:pctWidth>0</wp14:pctWidth>
+            </wp14:sizeRelH>
+            <wp14:sizeRelV relativeFrom="page">
+              <wp14:pctHeight>0</wp14:pctHeight>
+            </wp14:sizeRelV>
+          </wp:anchor>
+        </w:drawing>
+      </w:r>
+      <w:r>
+        <w:rPr>
+          <w:noProof/>
+        </w:rPr>
         <mc:AlternateContent>
           <mc:Choice Requires="wps">
             <w:drawing>
-              <wp:anchor distT="0" distB="0" distL="114300" distR="114300" simplePos="0" relativeHeight="251678208" behindDoc="0" locked="0" layoutInCell="1" allowOverlap="1" wp14:anchorId="79BBA458" wp14:editId="2E9CA9F3">
+              <wp:anchor distT="0" distB="0" distL="114300" distR="114300" simplePos="0" relativeHeight="251678208" behindDoc="0" locked="0" layoutInCell="1" allowOverlap="1" wp14:anchorId="79BBA458" wp14:editId="632C3B8C">
                 <wp:simplePos x="0" y="0"/>
                 <wp:positionH relativeFrom="margin">
                   <wp:posOffset>5179423</wp:posOffset>
@@ -5052,72 +5061,6 @@
           </mc:Fallback>
         </mc:AlternateContent>
       </w:r>
-      <w:r>
-        <w:rPr>
-          <w:noProof/>
-        </w:rPr>
-        <w:drawing>
-          <wp:anchor distT="0" distB="0" distL="114300" distR="114300" simplePos="0" relativeHeight="251677184" behindDoc="1" locked="0" layoutInCell="1" allowOverlap="1" wp14:anchorId="4B308AFF" wp14:editId="20512990">
-            <wp:simplePos x="0" y="0"/>
-            <wp:positionH relativeFrom="margin">
-              <wp:align>left</wp:align>
-            </wp:positionH>
-            <wp:positionV relativeFrom="page">
-              <wp:align>top</wp:align>
-            </wp:positionV>
-            <wp:extent cx="1921329" cy="1921329"/>
-            <wp:effectExtent l="0" t="0" r="3175" b="3175"/>
-            <wp:wrapNone/>
-            <wp:docPr id="1463029216" name="Picture 3"/>
-            <wp:cNvGraphicFramePr>
-              <a:graphicFrameLocks xmlns:a="http://schemas.openxmlformats.org/drawingml/2006/main" noChangeAspect="1"/>
-            </wp:cNvGraphicFramePr>
-            <a:graphic xmlns:a="http://schemas.openxmlformats.org/drawingml/2006/main">
-              <a:graphicData uri="http://schemas.openxmlformats.org/drawingml/2006/picture">
-                <pic:pic xmlns:pic="http://schemas.openxmlformats.org/drawingml/2006/picture">
-                  <pic:nvPicPr>
-                    <pic:cNvPr id="1463029216" name="Picture 3"/>
-                    <pic:cNvPicPr>
-                      <a:picLocks noChangeAspect="1" noChangeArrowheads="1"/>
-                    </pic:cNvPicPr>
-                  </pic:nvPicPr>
-                  <pic:blipFill>
-                    <a:blip r:embed="rId16" cstate="print">
-                      <a:extLst>
-                        <a:ext uri="{28A0092B-C50C-407E-A947-70E740481C1C}">
-                          <a14:useLocalDpi xmlns:a14="http://schemas.microsoft.com/office/drawing/2010/main" val="0"/>
-                        </a:ext>
-                      </a:extLst>
-                    </a:blip>
-                    <a:stretch>
-                      <a:fillRect/>
-                    </a:stretch>
-                  </pic:blipFill>
-                  <pic:spPr bwMode="auto">
-                    <a:xfrm>
-                      <a:off x="0" y="0"/>
-                      <a:ext cx="1921329" cy="1921329"/>
-                    </a:xfrm>
-                    <a:prstGeom prst="rect">
-                      <a:avLst/>
-                    </a:prstGeom>
-                    <a:noFill/>
-                    <a:ln>
-                      <a:noFill/>
-                    </a:ln>
-                  </pic:spPr>
-                </pic:pic>
-              </a:graphicData>
-            </a:graphic>
-            <wp14:sizeRelH relativeFrom="page">
-              <wp14:pctWidth>0</wp14:pctWidth>
-            </wp14:sizeRelH>
-            <wp14:sizeRelV relativeFrom="page">
-              <wp14:pctHeight>0</wp14:pctHeight>
-            </wp14:sizeRelV>
-          </wp:anchor>
-        </w:drawing>
-      </w:r>
     </w:p>
     <w:p>
       <w:pPr>
@@ -5176,7 +5119,7 @@
         <w:pStyle w:val="ListParagraph"/>
         <w:numPr>
           <w:ilvl w:val="0"/>
-          <w:numId w:val="62"/>
+          <w:numId w:val="4"/>
         </w:numPr>
         <w:rPr>
           <w:lang w:val="ru-RU"/>
@@ -5221,7 +5164,7 @@
         <w:pStyle w:val="ListParagraph"/>
         <w:numPr>
           <w:ilvl w:val="0"/>
-          <w:numId w:val="62"/>
+          <w:numId w:val="4"/>
         </w:numPr>
         <w:rPr>
           <w:lang w:val="ru-RU"/>
@@ -5279,7 +5222,7 @@
         <w:pStyle w:val="ListParagraph"/>
         <w:numPr>
           <w:ilvl w:val="0"/>
-          <w:numId w:val="62"/>
+          <w:numId w:val="4"/>
         </w:numPr>
         <w:rPr>
           <w:lang w:val="ru-RU"/>
@@ -5304,7 +5247,7 @@
         <w:pStyle w:val="ListParagraph"/>
         <w:numPr>
           <w:ilvl w:val="0"/>
-          <w:numId w:val="62"/>
+          <w:numId w:val="4"/>
         </w:numPr>
         <w:rPr>
           <w:lang w:val="ru-RU"/>
@@ -5350,7 +5293,7 @@
         <w:pStyle w:val="ListParagraph"/>
         <w:numPr>
           <w:ilvl w:val="0"/>
-          <w:numId w:val="62"/>
+          <w:numId w:val="4"/>
         </w:numPr>
         <w:rPr>
           <w:lang w:val="ru-RU"/>
@@ -5396,7 +5339,7 @@
         <w:pStyle w:val="ListParagraph"/>
         <w:numPr>
           <w:ilvl w:val="0"/>
-          <w:numId w:val="62"/>
+          <w:numId w:val="4"/>
         </w:numPr>
         <w:rPr>
           <w:lang w:val="ru-RU"/>
@@ -5451,7 +5394,7 @@
         <w:pStyle w:val="ListParagraph"/>
         <w:numPr>
           <w:ilvl w:val="0"/>
-          <w:numId w:val="62"/>
+          <w:numId w:val="4"/>
         </w:numPr>
         <w:rPr>
           <w:lang w:val="ru-RU"/>
@@ -5498,7 +5441,7 @@
         <w:pStyle w:val="ListParagraph"/>
         <w:numPr>
           <w:ilvl w:val="0"/>
-          <w:numId w:val="62"/>
+          <w:numId w:val="4"/>
         </w:numPr>
         <w:rPr>
           <w:lang w:val="ru-RU"/>
@@ -5553,7 +5496,7 @@
         <w:pStyle w:val="ListParagraph"/>
         <w:numPr>
           <w:ilvl w:val="0"/>
-          <w:numId w:val="62"/>
+          <w:numId w:val="4"/>
         </w:numPr>
         <w:rPr>
           <w:lang w:val="ru-RU"/>
@@ -5711,7 +5654,7 @@
         <w:keepNext/>
         <w:numPr>
           <w:ilvl w:val="0"/>
-          <w:numId w:val="68"/>
+          <w:numId w:val="6"/>
         </w:numPr>
         <w:contextualSpacing/>
         <w:jc w:val="left"/>
@@ -5735,7 +5678,7 @@
         <w:keepNext/>
         <w:numPr>
           <w:ilvl w:val="0"/>
-          <w:numId w:val="68"/>
+          <w:numId w:val="6"/>
         </w:numPr>
         <w:contextualSpacing/>
         <w:jc w:val="left"/>
@@ -5759,7 +5702,7 @@
         <w:keepNext/>
         <w:numPr>
           <w:ilvl w:val="0"/>
-          <w:numId w:val="68"/>
+          <w:numId w:val="6"/>
         </w:numPr>
         <w:contextualSpacing/>
         <w:jc w:val="left"/>
@@ -5783,7 +5726,7 @@
         <w:keepNext/>
         <w:numPr>
           <w:ilvl w:val="0"/>
-          <w:numId w:val="68"/>
+          <w:numId w:val="6"/>
         </w:numPr>
         <w:contextualSpacing/>
         <w:jc w:val="left"/>
@@ -5807,7 +5750,7 @@
         <w:keepNext/>
         <w:numPr>
           <w:ilvl w:val="0"/>
-          <w:numId w:val="68"/>
+          <w:numId w:val="6"/>
         </w:numPr>
         <w:contextualSpacing/>
         <w:jc w:val="left"/>
@@ -5831,7 +5774,7 @@
         <w:keepNext/>
         <w:numPr>
           <w:ilvl w:val="0"/>
-          <w:numId w:val="68"/>
+          <w:numId w:val="6"/>
         </w:numPr>
         <w:contextualSpacing/>
         <w:jc w:val="left"/>
@@ -5855,7 +5798,7 @@
         <w:keepNext/>
         <w:numPr>
           <w:ilvl w:val="0"/>
-          <w:numId w:val="68"/>
+          <w:numId w:val="6"/>
         </w:numPr>
         <w:contextualSpacing/>
         <w:jc w:val="left"/>
@@ -5879,7 +5822,7 @@
         <w:keepNext/>
         <w:numPr>
           <w:ilvl w:val="0"/>
-          <w:numId w:val="68"/>
+          <w:numId w:val="6"/>
         </w:numPr>
         <w:contextualSpacing/>
         <w:jc w:val="left"/>
@@ -5903,7 +5846,7 @@
         <w:keepNext/>
         <w:numPr>
           <w:ilvl w:val="0"/>
-          <w:numId w:val="68"/>
+          <w:numId w:val="6"/>
         </w:numPr>
         <w:contextualSpacing/>
         <w:jc w:val="left"/>
@@ -5927,7 +5870,7 @@
         <w:keepNext/>
         <w:numPr>
           <w:ilvl w:val="0"/>
-          <w:numId w:val="68"/>
+          <w:numId w:val="6"/>
         </w:numPr>
         <w:contextualSpacing/>
         <w:jc w:val="left"/>
@@ -5951,7 +5894,7 @@
         <w:keepNext/>
         <w:numPr>
           <w:ilvl w:val="0"/>
-          <w:numId w:val="68"/>
+          <w:numId w:val="6"/>
         </w:numPr>
         <w:contextualSpacing/>
         <w:jc w:val="left"/>
@@ -5975,7 +5918,7 @@
         <w:keepNext/>
         <w:numPr>
           <w:ilvl w:val="0"/>
-          <w:numId w:val="68"/>
+          <w:numId w:val="6"/>
         </w:numPr>
         <w:contextualSpacing/>
         <w:jc w:val="left"/>
@@ -5999,7 +5942,7 @@
         <w:keepNext/>
         <w:numPr>
           <w:ilvl w:val="0"/>
-          <w:numId w:val="68"/>
+          <w:numId w:val="6"/>
         </w:numPr>
         <w:contextualSpacing/>
         <w:jc w:val="left"/>
@@ -6023,7 +5966,7 @@
         <w:keepNext/>
         <w:numPr>
           <w:ilvl w:val="0"/>
-          <w:numId w:val="68"/>
+          <w:numId w:val="6"/>
         </w:numPr>
         <w:contextualSpacing/>
         <w:jc w:val="left"/>
@@ -6047,7 +5990,7 @@
         <w:keepNext/>
         <w:numPr>
           <w:ilvl w:val="0"/>
-          <w:numId w:val="68"/>
+          <w:numId w:val="6"/>
         </w:numPr>
         <w:contextualSpacing/>
         <w:jc w:val="left"/>
@@ -6071,7 +6014,7 @@
         <w:keepNext/>
         <w:numPr>
           <w:ilvl w:val="0"/>
-          <w:numId w:val="68"/>
+          <w:numId w:val="6"/>
         </w:numPr>
         <w:contextualSpacing/>
         <w:jc w:val="left"/>
@@ -6095,7 +6038,7 @@
         <w:keepNext/>
         <w:numPr>
           <w:ilvl w:val="0"/>
-          <w:numId w:val="68"/>
+          <w:numId w:val="6"/>
         </w:numPr>
         <w:contextualSpacing/>
         <w:jc w:val="left"/>
@@ -6141,7 +6084,7 @@
         <w:keepNext/>
         <w:numPr>
           <w:ilvl w:val="0"/>
-          <w:numId w:val="69"/>
+          <w:numId w:val="7"/>
         </w:numPr>
         <w:contextualSpacing/>
         <w:jc w:val="left"/>
@@ -6183,7 +6126,7 @@
         <w:keepNext/>
         <w:numPr>
           <w:ilvl w:val="0"/>
-          <w:numId w:val="69"/>
+          <w:numId w:val="7"/>
         </w:numPr>
         <w:contextualSpacing/>
         <w:jc w:val="left"/>
@@ -6225,7 +6168,7 @@
         <w:keepNext/>
         <w:numPr>
           <w:ilvl w:val="0"/>
-          <w:numId w:val="69"/>
+          <w:numId w:val="7"/>
         </w:numPr>
         <w:contextualSpacing/>
         <w:jc w:val="left"/>
@@ -6267,7 +6210,7 @@
         <w:keepNext/>
         <w:numPr>
           <w:ilvl w:val="0"/>
-          <w:numId w:val="69"/>
+          <w:numId w:val="7"/>
         </w:numPr>
         <w:contextualSpacing/>
         <w:jc w:val="left"/>
@@ -6291,7 +6234,7 @@
         <w:keepNext/>
         <w:numPr>
           <w:ilvl w:val="0"/>
-          <w:numId w:val="69"/>
+          <w:numId w:val="7"/>
         </w:numPr>
         <w:contextualSpacing/>
         <w:jc w:val="left"/>
@@ -6315,7 +6258,7 @@
         <w:keepNext/>
         <w:numPr>
           <w:ilvl w:val="0"/>
-          <w:numId w:val="69"/>
+          <w:numId w:val="7"/>
         </w:numPr>
         <w:contextualSpacing/>
         <w:jc w:val="left"/>
@@ -6339,7 +6282,7 @@
         <w:keepNext/>
         <w:numPr>
           <w:ilvl w:val="0"/>
-          <w:numId w:val="69"/>
+          <w:numId w:val="7"/>
         </w:numPr>
         <w:contextualSpacing/>
         <w:jc w:val="left"/>
@@ -6363,7 +6306,7 @@
         <w:keepNext/>
         <w:numPr>
           <w:ilvl w:val="0"/>
-          <w:numId w:val="69"/>
+          <w:numId w:val="7"/>
         </w:numPr>
         <w:contextualSpacing/>
         <w:jc w:val="left"/>
@@ -7157,7 +7100,7 @@
           <w:lang w:val="ru-RU"/>
         </w:rPr>
         <w:sectPr>
-          <w:footerReference w:type="default" r:id="rId17"/>
+          <w:footerReference w:type="default" r:id="rId18"/>
           <w:pgSz w:w="12240" w:h="15840"/>
           <w:pgMar w:top="720" w:right="720" w:bottom="720" w:left="1152" w:header="720" w:footer="720" w:gutter="0"/>
           <w:cols w:num="2" w:space="288"/>
@@ -7230,8 +7173,8 @@
           <w:lang w:val="ru-RU"/>
         </w:rPr>
       </w:pPr>
-      <w:bookmarkStart w:id="14" w:name="_Hlk209873710"/>
-      <w:bookmarkStart w:id="15" w:name="_Toc213749127"/>
+      <w:bookmarkStart w:id="14" w:name="_Toc213749127"/>
+      <w:bookmarkStart w:id="15" w:name="_Hlk209873710"/>
       <w:r>
         <w:rPr>
           <w:rFonts w:eastAsia="Times New Roman"/>
@@ -7240,7 +7183,7 @@
         <w:lastRenderedPageBreak/>
         <w:t>Персонаж</w:t>
       </w:r>
-      <w:bookmarkEnd w:id="15"/>
+      <w:bookmarkEnd w:id="14"/>
     </w:p>
     <w:tbl>
       <w:tblPr>
@@ -10747,7 +10690,7 @@
           </w:p>
         </w:tc>
       </w:tr>
-      <w:bookmarkEnd w:id="14"/>
+      <w:bookmarkEnd w:id="15"/>
     </w:tbl>
     <w:p>
       <w:pPr>
@@ -11045,9 +10988,9 @@
 <file path=word/numbering.xml><?xml version="1.0" encoding="utf-8"?>
 <w:numbering xmlns:wpc="http://schemas.microsoft.com/office/word/2010/wordprocessingCanvas" xmlns:cx="http://schemas.microsoft.com/office/drawing/2014/chartex" xmlns:cx1="http://schemas.microsoft.com/office/drawing/2015/9/8/chartex" xmlns:cx2="http://schemas.microsoft.com/office/drawing/2015/10/21/chartex" xmlns:cx3="http://schemas.microsoft.com/office/drawing/2016/5/9/chartex" xmlns:cx4="http://schemas.microsoft.com/office/drawing/2016/5/10/chartex" xmlns:cx5="http://schemas.microsoft.com/office/drawing/2016/5/11/chartex" xmlns:cx6="http://schemas.microsoft.com/office/drawing/2016/5/12/chartex" xmlns:cx7="http://schemas.microsoft.com/office/drawing/2016/5/13/chartex" xmlns:cx8="http://schemas.microsoft.com/office/drawing/2016/5/14/chartex" xmlns:mc="http://schemas.openxmlformats.org/markup-compatibility/2006" xmlns:aink="http://schemas.microsoft.com/office/drawing/2016/ink" xmlns:am3d="http://schemas.microsoft.com/office/drawing/2017/model3d" xmlns:o="urn:schemas-microsoft-com:office:office" xmlns:oel="http://schemas.microsoft.com/office/2019/extlst" xmlns:r="http://schemas.openxmlformats.org/officeDocument/2006/relationships" xmlns:m="http://schemas.openxmlformats.org/officeDocument/2006/math" xmlns:v="urn:schemas-microsoft-com:vml" xmlns:wp14="http://schemas.microsoft.com/office/word/2010/wordprocessingDrawing" xmlns:wp="http://schemas.openxmlformats.org/drawingml/2006/wordprocessingDrawing" xmlns:w10="urn:schemas-microsoft-com:office:word" xmlns:w="http://schemas.openxmlformats.org/wordprocessingml/2006/main" xmlns:w14="http://schemas.microsoft.com/office/word/2010/wordml" xmlns:w15="http://schemas.microsoft.com/office/word/2012/wordml" xmlns:w16cex="http://schemas.microsoft.com/office/word/2018/wordml/cex" xmlns:w16cid="http://schemas.microsoft.com/office/word/2016/wordml/cid" xmlns:w16="http://schemas.microsoft.com/office/word/2018/wordml" xmlns:w16du="http://schemas.microsoft.com/office/word/2023/wordml/word16du" xmlns:w16sdtdh="http://schemas.microsoft.com/office/word/2020/wordml/sdtdatahash" xmlns:w16sdtfl="http://schemas.microsoft.com/office/word/2024/wordml/sdtformatlock" xmlns:w16se="http://schemas.microsoft.com/office/word/2015/wordml/symex" xmlns:wpg="http://schemas.microsoft.com/office/word/2010/wordprocessingGroup" xmlns:wpi="http://schemas.microsoft.com/office/word/2010/wordprocessingInk" xmlns:wne="http://schemas.microsoft.com/office/word/2006/wordml" xmlns:wps="http://schemas.microsoft.com/office/word/2010/wordprocessingShape" mc:Ignorable="w14 w15 w16se w16cid w16 w16cex w16sdtdh w16sdtfl w16du wp14">
   <w:abstractNum w:abstractNumId="0" w15:restartNumberingAfterBreak="0">
-    <w:nsid w:val="08084994"/>
+    <w:nsid w:val="093D2C80"/>
     <w:multiLevelType w:val="hybridMultilevel"/>
-    <w:tmpl w:val="E17C1760"/>
+    <w:tmpl w:val="D8C832BC"/>
     <w:lvl w:ilvl="0" w:tplc="04090001">
       <w:start w:val="1"/>
       <w:numFmt w:val="bullet"/>
@@ -11158,9 +11101,104 @@
     </w:lvl>
   </w:abstractNum>
   <w:abstractNum w:abstractNumId="1" w15:restartNumberingAfterBreak="0">
-    <w:nsid w:val="093D2C80"/>
+    <w:nsid w:val="1482775B"/>
+    <w:multiLevelType w:val="multilevel"/>
+    <w:tmpl w:val="0EBA3C40"/>
+    <w:lvl w:ilvl="0">
+      <w:start w:val="1"/>
+      <w:numFmt w:val="decimal"/>
+      <w:pStyle w:val="Heading1"/>
+      <w:lvlText w:val="%1"/>
+      <w:lvlJc w:val="left"/>
+      <w:pPr>
+        <w:ind w:left="432" w:hanging="432"/>
+      </w:pPr>
+    </w:lvl>
+    <w:lvl w:ilvl="1">
+      <w:start w:val="1"/>
+      <w:numFmt w:val="decimal"/>
+      <w:pStyle w:val="Heading2"/>
+      <w:lvlText w:val="%1.%2"/>
+      <w:lvlJc w:val="left"/>
+      <w:pPr>
+        <w:ind w:left="4896" w:hanging="576"/>
+      </w:pPr>
+    </w:lvl>
+    <w:lvl w:ilvl="2">
+      <w:start w:val="1"/>
+      <w:numFmt w:val="decimal"/>
+      <w:pStyle w:val="Heading3"/>
+      <w:lvlText w:val="%1.%2.%3"/>
+      <w:lvlJc w:val="left"/>
+      <w:pPr>
+        <w:ind w:left="720" w:hanging="720"/>
+      </w:pPr>
+    </w:lvl>
+    <w:lvl w:ilvl="3">
+      <w:start w:val="1"/>
+      <w:numFmt w:val="decimal"/>
+      <w:pStyle w:val="Heading4"/>
+      <w:lvlText w:val="%1.%2.%3.%4"/>
+      <w:lvlJc w:val="left"/>
+      <w:pPr>
+        <w:ind w:left="3384" w:hanging="864"/>
+      </w:pPr>
+    </w:lvl>
+    <w:lvl w:ilvl="4">
+      <w:start w:val="1"/>
+      <w:numFmt w:val="decimal"/>
+      <w:pStyle w:val="Heading5"/>
+      <w:lvlText w:val="%1.%2.%3.%4.%5"/>
+      <w:lvlJc w:val="left"/>
+      <w:pPr>
+        <w:ind w:left="4338" w:hanging="1008"/>
+      </w:pPr>
+    </w:lvl>
+    <w:lvl w:ilvl="5">
+      <w:start w:val="1"/>
+      <w:numFmt w:val="decimal"/>
+      <w:pStyle w:val="Heading6"/>
+      <w:lvlText w:val="%1.%2.%3.%4.%5.%6"/>
+      <w:lvlJc w:val="left"/>
+      <w:pPr>
+        <w:ind w:left="1152" w:hanging="1152"/>
+      </w:pPr>
+    </w:lvl>
+    <w:lvl w:ilvl="6">
+      <w:start w:val="1"/>
+      <w:numFmt w:val="decimal"/>
+      <w:pStyle w:val="Heading7"/>
+      <w:lvlText w:val="%1.%2.%3.%4.%5.%6.%7"/>
+      <w:lvlJc w:val="left"/>
+      <w:pPr>
+        <w:ind w:left="1296" w:hanging="1296"/>
+      </w:pPr>
+    </w:lvl>
+    <w:lvl w:ilvl="7">
+      <w:start w:val="1"/>
+      <w:numFmt w:val="decimal"/>
+      <w:pStyle w:val="Heading8"/>
+      <w:lvlText w:val="%1.%2.%3.%4.%5.%6.%7.%8"/>
+      <w:lvlJc w:val="left"/>
+      <w:pPr>
+        <w:ind w:left="1440" w:hanging="1440"/>
+      </w:pPr>
+    </w:lvl>
+    <w:lvl w:ilvl="8">
+      <w:start w:val="1"/>
+      <w:numFmt w:val="decimal"/>
+      <w:pStyle w:val="Heading9"/>
+      <w:lvlText w:val="%1.%2.%3.%4.%5.%6.%7.%8.%9"/>
+      <w:lvlJc w:val="left"/>
+      <w:pPr>
+        <w:ind w:left="1584" w:hanging="1584"/>
+      </w:pPr>
+    </w:lvl>
+  </w:abstractNum>
+  <w:abstractNum w:abstractNumId="2" w15:restartNumberingAfterBreak="0">
+    <w:nsid w:val="165D2E17"/>
     <w:multiLevelType w:val="hybridMultilevel"/>
-    <w:tmpl w:val="D8C832BC"/>
+    <w:tmpl w:val="71C6194C"/>
     <w:lvl w:ilvl="0" w:tplc="04090001">
       <w:start w:val="1"/>
       <w:numFmt w:val="bullet"/>
@@ -11270,10 +11308,10 @@
       </w:rPr>
     </w:lvl>
   </w:abstractNum>
-  <w:abstractNum w:abstractNumId="2" w15:restartNumberingAfterBreak="0">
-    <w:nsid w:val="0B043FF1"/>
+  <w:abstractNum w:abstractNumId="3" w15:restartNumberingAfterBreak="0">
+    <w:nsid w:val="19394A59"/>
     <w:multiLevelType w:val="hybridMultilevel"/>
-    <w:tmpl w:val="9CDC3A72"/>
+    <w:tmpl w:val="F2C4DBCE"/>
     <w:lvl w:ilvl="0" w:tplc="04090001">
       <w:start w:val="1"/>
       <w:numFmt w:val="bullet"/>
@@ -11286,7 +11324,7 @@
         <w:rFonts w:ascii="Symbol" w:hAnsi="Symbol" w:hint="default"/>
       </w:rPr>
     </w:lvl>
-    <w:lvl w:ilvl="1" w:tplc="04090003">
+    <w:lvl w:ilvl="1" w:tplc="04090003" w:tentative="1">
       <w:start w:val="1"/>
       <w:numFmt w:val="bullet"/>
       <w:lvlText w:val="o"/>
@@ -11298,7 +11336,7 @@
         <w:rFonts w:ascii="Courier New" w:hAnsi="Courier New" w:cs="Courier New" w:hint="default"/>
       </w:rPr>
     </w:lvl>
-    <w:lvl w:ilvl="2" w:tplc="04090005">
+    <w:lvl w:ilvl="2" w:tplc="04090005" w:tentative="1">
       <w:start w:val="1"/>
       <w:numFmt w:val="bullet"/>
       <w:lvlText w:val=""/>
@@ -11383,4244 +11421,7 @@
       </w:rPr>
     </w:lvl>
   </w:abstractNum>
-  <w:abstractNum w:abstractNumId="3" w15:restartNumberingAfterBreak="0">
-    <w:nsid w:val="0CEB438F"/>
-    <w:multiLevelType w:val="hybridMultilevel"/>
-    <w:tmpl w:val="239ED4E4"/>
-    <w:lvl w:ilvl="0" w:tplc="0409000F">
-      <w:start w:val="1"/>
-      <w:numFmt w:val="decimal"/>
-      <w:lvlText w:val="%1."/>
-      <w:lvlJc w:val="left"/>
-      <w:pPr>
-        <w:ind w:left="720" w:hanging="360"/>
-      </w:pPr>
-    </w:lvl>
-    <w:lvl w:ilvl="1" w:tplc="04090019" w:tentative="1">
-      <w:start w:val="1"/>
-      <w:numFmt w:val="lowerLetter"/>
-      <w:lvlText w:val="%2."/>
-      <w:lvlJc w:val="left"/>
-      <w:pPr>
-        <w:ind w:left="1440" w:hanging="360"/>
-      </w:pPr>
-    </w:lvl>
-    <w:lvl w:ilvl="2" w:tplc="0409001B" w:tentative="1">
-      <w:start w:val="1"/>
-      <w:numFmt w:val="lowerRoman"/>
-      <w:lvlText w:val="%3."/>
-      <w:lvlJc w:val="right"/>
-      <w:pPr>
-        <w:ind w:left="2160" w:hanging="180"/>
-      </w:pPr>
-    </w:lvl>
-    <w:lvl w:ilvl="3" w:tplc="0409000F" w:tentative="1">
-      <w:start w:val="1"/>
-      <w:numFmt w:val="decimal"/>
-      <w:lvlText w:val="%4."/>
-      <w:lvlJc w:val="left"/>
-      <w:pPr>
-        <w:ind w:left="2880" w:hanging="360"/>
-      </w:pPr>
-    </w:lvl>
-    <w:lvl w:ilvl="4" w:tplc="04090019" w:tentative="1">
-      <w:start w:val="1"/>
-      <w:numFmt w:val="lowerLetter"/>
-      <w:lvlText w:val="%5."/>
-      <w:lvlJc w:val="left"/>
-      <w:pPr>
-        <w:ind w:left="3600" w:hanging="360"/>
-      </w:pPr>
-    </w:lvl>
-    <w:lvl w:ilvl="5" w:tplc="0409001B" w:tentative="1">
-      <w:start w:val="1"/>
-      <w:numFmt w:val="lowerRoman"/>
-      <w:lvlText w:val="%6."/>
-      <w:lvlJc w:val="right"/>
-      <w:pPr>
-        <w:ind w:left="4320" w:hanging="180"/>
-      </w:pPr>
-    </w:lvl>
-    <w:lvl w:ilvl="6" w:tplc="0409000F" w:tentative="1">
-      <w:start w:val="1"/>
-      <w:numFmt w:val="decimal"/>
-      <w:lvlText w:val="%7."/>
-      <w:lvlJc w:val="left"/>
-      <w:pPr>
-        <w:ind w:left="5040" w:hanging="360"/>
-      </w:pPr>
-    </w:lvl>
-    <w:lvl w:ilvl="7" w:tplc="04090019" w:tentative="1">
-      <w:start w:val="1"/>
-      <w:numFmt w:val="lowerLetter"/>
-      <w:lvlText w:val="%8."/>
-      <w:lvlJc w:val="left"/>
-      <w:pPr>
-        <w:ind w:left="5760" w:hanging="360"/>
-      </w:pPr>
-    </w:lvl>
-    <w:lvl w:ilvl="8" w:tplc="0409001B" w:tentative="1">
-      <w:start w:val="1"/>
-      <w:numFmt w:val="lowerRoman"/>
-      <w:lvlText w:val="%9."/>
-      <w:lvlJc w:val="right"/>
-      <w:pPr>
-        <w:ind w:left="6480" w:hanging="180"/>
-      </w:pPr>
-    </w:lvl>
-  </w:abstractNum>
   <w:abstractNum w:abstractNumId="4" w15:restartNumberingAfterBreak="0">
-    <w:nsid w:val="0E272D8F"/>
-    <w:multiLevelType w:val="hybridMultilevel"/>
-    <w:tmpl w:val="ED08F57C"/>
-    <w:lvl w:ilvl="0" w:tplc="04090001">
-      <w:start w:val="1"/>
-      <w:numFmt w:val="bullet"/>
-      <w:lvlText w:val=""/>
-      <w:lvlJc w:val="left"/>
-      <w:pPr>
-        <w:ind w:left="720" w:hanging="360"/>
-      </w:pPr>
-      <w:rPr>
-        <w:rFonts w:ascii="Symbol" w:hAnsi="Symbol" w:hint="default"/>
-      </w:rPr>
-    </w:lvl>
-    <w:lvl w:ilvl="1" w:tplc="04090003" w:tentative="1">
-      <w:start w:val="1"/>
-      <w:numFmt w:val="bullet"/>
-      <w:lvlText w:val="o"/>
-      <w:lvlJc w:val="left"/>
-      <w:pPr>
-        <w:ind w:left="1440" w:hanging="360"/>
-      </w:pPr>
-      <w:rPr>
-        <w:rFonts w:ascii="Courier New" w:hAnsi="Courier New" w:cs="Courier New" w:hint="default"/>
-      </w:rPr>
-    </w:lvl>
-    <w:lvl w:ilvl="2" w:tplc="04090005" w:tentative="1">
-      <w:start w:val="1"/>
-      <w:numFmt w:val="bullet"/>
-      <w:lvlText w:val=""/>
-      <w:lvlJc w:val="left"/>
-      <w:pPr>
-        <w:ind w:left="2160" w:hanging="360"/>
-      </w:pPr>
-      <w:rPr>
-        <w:rFonts w:ascii="Wingdings" w:hAnsi="Wingdings" w:hint="default"/>
-      </w:rPr>
-    </w:lvl>
-    <w:lvl w:ilvl="3" w:tplc="04090001" w:tentative="1">
-      <w:start w:val="1"/>
-      <w:numFmt w:val="bullet"/>
-      <w:lvlText w:val=""/>
-      <w:lvlJc w:val="left"/>
-      <w:pPr>
-        <w:ind w:left="2880" w:hanging="360"/>
-      </w:pPr>
-      <w:rPr>
-        <w:rFonts w:ascii="Symbol" w:hAnsi="Symbol" w:hint="default"/>
-      </w:rPr>
-    </w:lvl>
-    <w:lvl w:ilvl="4" w:tplc="04090003" w:tentative="1">
-      <w:start w:val="1"/>
-      <w:numFmt w:val="bullet"/>
-      <w:lvlText w:val="o"/>
-      <w:lvlJc w:val="left"/>
-      <w:pPr>
-        <w:ind w:left="3600" w:hanging="360"/>
-      </w:pPr>
-      <w:rPr>
-        <w:rFonts w:ascii="Courier New" w:hAnsi="Courier New" w:cs="Courier New" w:hint="default"/>
-      </w:rPr>
-    </w:lvl>
-    <w:lvl w:ilvl="5" w:tplc="04090005" w:tentative="1">
-      <w:start w:val="1"/>
-      <w:numFmt w:val="bullet"/>
-      <w:lvlText w:val=""/>
-      <w:lvlJc w:val="left"/>
-      <w:pPr>
-        <w:ind w:left="4320" w:hanging="360"/>
-      </w:pPr>
-      <w:rPr>
-        <w:rFonts w:ascii="Wingdings" w:hAnsi="Wingdings" w:hint="default"/>
-      </w:rPr>
-    </w:lvl>
-    <w:lvl w:ilvl="6" w:tplc="04090001" w:tentative="1">
-      <w:start w:val="1"/>
-      <w:numFmt w:val="bullet"/>
-      <w:lvlText w:val=""/>
-      <w:lvlJc w:val="left"/>
-      <w:pPr>
-        <w:ind w:left="5040" w:hanging="360"/>
-      </w:pPr>
-      <w:rPr>
-        <w:rFonts w:ascii="Symbol" w:hAnsi="Symbol" w:hint="default"/>
-      </w:rPr>
-    </w:lvl>
-    <w:lvl w:ilvl="7" w:tplc="04090003" w:tentative="1">
-      <w:start w:val="1"/>
-      <w:numFmt w:val="bullet"/>
-      <w:lvlText w:val="o"/>
-      <w:lvlJc w:val="left"/>
-      <w:pPr>
-        <w:ind w:left="5760" w:hanging="360"/>
-      </w:pPr>
-      <w:rPr>
-        <w:rFonts w:ascii="Courier New" w:hAnsi="Courier New" w:cs="Courier New" w:hint="default"/>
-      </w:rPr>
-    </w:lvl>
-    <w:lvl w:ilvl="8" w:tplc="04090005" w:tentative="1">
-      <w:start w:val="1"/>
-      <w:numFmt w:val="bullet"/>
-      <w:lvlText w:val=""/>
-      <w:lvlJc w:val="left"/>
-      <w:pPr>
-        <w:ind w:left="6480" w:hanging="360"/>
-      </w:pPr>
-      <w:rPr>
-        <w:rFonts w:ascii="Wingdings" w:hAnsi="Wingdings" w:hint="default"/>
-      </w:rPr>
-    </w:lvl>
-  </w:abstractNum>
-  <w:abstractNum w:abstractNumId="5" w15:restartNumberingAfterBreak="0">
-    <w:nsid w:val="0EB2688C"/>
-    <w:multiLevelType w:val="hybridMultilevel"/>
-    <w:tmpl w:val="3A5C3B6C"/>
-    <w:lvl w:ilvl="0" w:tplc="04090001">
-      <w:start w:val="1"/>
-      <w:numFmt w:val="bullet"/>
-      <w:lvlText w:val=""/>
-      <w:lvlJc w:val="left"/>
-      <w:pPr>
-        <w:ind w:left="720" w:hanging="360"/>
-      </w:pPr>
-      <w:rPr>
-        <w:rFonts w:ascii="Symbol" w:hAnsi="Symbol" w:hint="default"/>
-      </w:rPr>
-    </w:lvl>
-    <w:lvl w:ilvl="1" w:tplc="04090003" w:tentative="1">
-      <w:start w:val="1"/>
-      <w:numFmt w:val="bullet"/>
-      <w:lvlText w:val="o"/>
-      <w:lvlJc w:val="left"/>
-      <w:pPr>
-        <w:ind w:left="1440" w:hanging="360"/>
-      </w:pPr>
-      <w:rPr>
-        <w:rFonts w:ascii="Courier New" w:hAnsi="Courier New" w:cs="Courier New" w:hint="default"/>
-      </w:rPr>
-    </w:lvl>
-    <w:lvl w:ilvl="2" w:tplc="04090005" w:tentative="1">
-      <w:start w:val="1"/>
-      <w:numFmt w:val="bullet"/>
-      <w:lvlText w:val=""/>
-      <w:lvlJc w:val="left"/>
-      <w:pPr>
-        <w:ind w:left="2160" w:hanging="360"/>
-      </w:pPr>
-      <w:rPr>
-        <w:rFonts w:ascii="Wingdings" w:hAnsi="Wingdings" w:hint="default"/>
-      </w:rPr>
-    </w:lvl>
-    <w:lvl w:ilvl="3" w:tplc="04090001" w:tentative="1">
-      <w:start w:val="1"/>
-      <w:numFmt w:val="bullet"/>
-      <w:lvlText w:val=""/>
-      <w:lvlJc w:val="left"/>
-      <w:pPr>
-        <w:ind w:left="2880" w:hanging="360"/>
-      </w:pPr>
-      <w:rPr>
-        <w:rFonts w:ascii="Symbol" w:hAnsi="Symbol" w:hint="default"/>
-      </w:rPr>
-    </w:lvl>
-    <w:lvl w:ilvl="4" w:tplc="04090003" w:tentative="1">
-      <w:start w:val="1"/>
-      <w:numFmt w:val="bullet"/>
-      <w:lvlText w:val="o"/>
-      <w:lvlJc w:val="left"/>
-      <w:pPr>
-        <w:ind w:left="3600" w:hanging="360"/>
-      </w:pPr>
-      <w:rPr>
-        <w:rFonts w:ascii="Courier New" w:hAnsi="Courier New" w:cs="Courier New" w:hint="default"/>
-      </w:rPr>
-    </w:lvl>
-    <w:lvl w:ilvl="5" w:tplc="04090005" w:tentative="1">
-      <w:start w:val="1"/>
-      <w:numFmt w:val="bullet"/>
-      <w:lvlText w:val=""/>
-      <w:lvlJc w:val="left"/>
-      <w:pPr>
-        <w:ind w:left="4320" w:hanging="360"/>
-      </w:pPr>
-      <w:rPr>
-        <w:rFonts w:ascii="Wingdings" w:hAnsi="Wingdings" w:hint="default"/>
-      </w:rPr>
-    </w:lvl>
-    <w:lvl w:ilvl="6" w:tplc="04090001" w:tentative="1">
-      <w:start w:val="1"/>
-      <w:numFmt w:val="bullet"/>
-      <w:lvlText w:val=""/>
-      <w:lvlJc w:val="left"/>
-      <w:pPr>
-        <w:ind w:left="5040" w:hanging="360"/>
-      </w:pPr>
-      <w:rPr>
-        <w:rFonts w:ascii="Symbol" w:hAnsi="Symbol" w:hint="default"/>
-      </w:rPr>
-    </w:lvl>
-    <w:lvl w:ilvl="7" w:tplc="04090003" w:tentative="1">
-      <w:start w:val="1"/>
-      <w:numFmt w:val="bullet"/>
-      <w:lvlText w:val="o"/>
-      <w:lvlJc w:val="left"/>
-      <w:pPr>
-        <w:ind w:left="5760" w:hanging="360"/>
-      </w:pPr>
-      <w:rPr>
-        <w:rFonts w:ascii="Courier New" w:hAnsi="Courier New" w:cs="Courier New" w:hint="default"/>
-      </w:rPr>
-    </w:lvl>
-    <w:lvl w:ilvl="8" w:tplc="04090005" w:tentative="1">
-      <w:start w:val="1"/>
-      <w:numFmt w:val="bullet"/>
-      <w:lvlText w:val=""/>
-      <w:lvlJc w:val="left"/>
-      <w:pPr>
-        <w:ind w:left="6480" w:hanging="360"/>
-      </w:pPr>
-      <w:rPr>
-        <w:rFonts w:ascii="Wingdings" w:hAnsi="Wingdings" w:hint="default"/>
-      </w:rPr>
-    </w:lvl>
-  </w:abstractNum>
-  <w:abstractNum w:abstractNumId="6" w15:restartNumberingAfterBreak="0">
-    <w:nsid w:val="10B22B11"/>
-    <w:multiLevelType w:val="hybridMultilevel"/>
-    <w:tmpl w:val="4036CA2C"/>
-    <w:lvl w:ilvl="0" w:tplc="04090001">
-      <w:start w:val="1"/>
-      <w:numFmt w:val="bullet"/>
-      <w:lvlText w:val=""/>
-      <w:lvlJc w:val="left"/>
-      <w:pPr>
-        <w:ind w:left="720" w:hanging="360"/>
-      </w:pPr>
-      <w:rPr>
-        <w:rFonts w:ascii="Symbol" w:hAnsi="Symbol" w:hint="default"/>
-      </w:rPr>
-    </w:lvl>
-    <w:lvl w:ilvl="1" w:tplc="04090003" w:tentative="1">
-      <w:start w:val="1"/>
-      <w:numFmt w:val="bullet"/>
-      <w:lvlText w:val="o"/>
-      <w:lvlJc w:val="left"/>
-      <w:pPr>
-        <w:ind w:left="1440" w:hanging="360"/>
-      </w:pPr>
-      <w:rPr>
-        <w:rFonts w:ascii="Courier New" w:hAnsi="Courier New" w:cs="Courier New" w:hint="default"/>
-      </w:rPr>
-    </w:lvl>
-    <w:lvl w:ilvl="2" w:tplc="04090005" w:tentative="1">
-      <w:start w:val="1"/>
-      <w:numFmt w:val="bullet"/>
-      <w:lvlText w:val=""/>
-      <w:lvlJc w:val="left"/>
-      <w:pPr>
-        <w:ind w:left="2160" w:hanging="360"/>
-      </w:pPr>
-      <w:rPr>
-        <w:rFonts w:ascii="Wingdings" w:hAnsi="Wingdings" w:hint="default"/>
-      </w:rPr>
-    </w:lvl>
-    <w:lvl w:ilvl="3" w:tplc="04090001" w:tentative="1">
-      <w:start w:val="1"/>
-      <w:numFmt w:val="bullet"/>
-      <w:lvlText w:val=""/>
-      <w:lvlJc w:val="left"/>
-      <w:pPr>
-        <w:ind w:left="2880" w:hanging="360"/>
-      </w:pPr>
-      <w:rPr>
-        <w:rFonts w:ascii="Symbol" w:hAnsi="Symbol" w:hint="default"/>
-      </w:rPr>
-    </w:lvl>
-    <w:lvl w:ilvl="4" w:tplc="04090003" w:tentative="1">
-      <w:start w:val="1"/>
-      <w:numFmt w:val="bullet"/>
-      <w:lvlText w:val="o"/>
-      <w:lvlJc w:val="left"/>
-      <w:pPr>
-        <w:ind w:left="3600" w:hanging="360"/>
-      </w:pPr>
-      <w:rPr>
-        <w:rFonts w:ascii="Courier New" w:hAnsi="Courier New" w:cs="Courier New" w:hint="default"/>
-      </w:rPr>
-    </w:lvl>
-    <w:lvl w:ilvl="5" w:tplc="04090005" w:tentative="1">
-      <w:start w:val="1"/>
-      <w:numFmt w:val="bullet"/>
-      <w:lvlText w:val=""/>
-      <w:lvlJc w:val="left"/>
-      <w:pPr>
-        <w:ind w:left="4320" w:hanging="360"/>
-      </w:pPr>
-      <w:rPr>
-        <w:rFonts w:ascii="Wingdings" w:hAnsi="Wingdings" w:hint="default"/>
-      </w:rPr>
-    </w:lvl>
-    <w:lvl w:ilvl="6" w:tplc="04090001" w:tentative="1">
-      <w:start w:val="1"/>
-      <w:numFmt w:val="bullet"/>
-      <w:lvlText w:val=""/>
-      <w:lvlJc w:val="left"/>
-      <w:pPr>
-        <w:ind w:left="5040" w:hanging="360"/>
-      </w:pPr>
-      <w:rPr>
-        <w:rFonts w:ascii="Symbol" w:hAnsi="Symbol" w:hint="default"/>
-      </w:rPr>
-    </w:lvl>
-    <w:lvl w:ilvl="7" w:tplc="04090003" w:tentative="1">
-      <w:start w:val="1"/>
-      <w:numFmt w:val="bullet"/>
-      <w:lvlText w:val="o"/>
-      <w:lvlJc w:val="left"/>
-      <w:pPr>
-        <w:ind w:left="5760" w:hanging="360"/>
-      </w:pPr>
-      <w:rPr>
-        <w:rFonts w:ascii="Courier New" w:hAnsi="Courier New" w:cs="Courier New" w:hint="default"/>
-      </w:rPr>
-    </w:lvl>
-    <w:lvl w:ilvl="8" w:tplc="04090005" w:tentative="1">
-      <w:start w:val="1"/>
-      <w:numFmt w:val="bullet"/>
-      <w:lvlText w:val=""/>
-      <w:lvlJc w:val="left"/>
-      <w:pPr>
-        <w:ind w:left="6480" w:hanging="360"/>
-      </w:pPr>
-      <w:rPr>
-        <w:rFonts w:ascii="Wingdings" w:hAnsi="Wingdings" w:hint="default"/>
-      </w:rPr>
-    </w:lvl>
-  </w:abstractNum>
-  <w:abstractNum w:abstractNumId="7" w15:restartNumberingAfterBreak="0">
-    <w:nsid w:val="111C0284"/>
-    <w:multiLevelType w:val="hybridMultilevel"/>
-    <w:tmpl w:val="4D726D48"/>
-    <w:lvl w:ilvl="0" w:tplc="0409000F">
-      <w:start w:val="1"/>
-      <w:numFmt w:val="decimal"/>
-      <w:lvlText w:val="%1."/>
-      <w:lvlJc w:val="left"/>
-      <w:pPr>
-        <w:ind w:left="360" w:hanging="360"/>
-      </w:pPr>
-      <w:rPr>
-        <w:rFonts w:hint="default"/>
-      </w:rPr>
-    </w:lvl>
-    <w:lvl w:ilvl="1" w:tplc="FFFFFFFF" w:tentative="1">
-      <w:start w:val="1"/>
-      <w:numFmt w:val="bullet"/>
-      <w:lvlText w:val="o"/>
-      <w:lvlJc w:val="left"/>
-      <w:pPr>
-        <w:ind w:left="1080" w:hanging="360"/>
-      </w:pPr>
-      <w:rPr>
-        <w:rFonts w:ascii="Courier New" w:hAnsi="Courier New" w:cs="Courier New" w:hint="default"/>
-      </w:rPr>
-    </w:lvl>
-    <w:lvl w:ilvl="2" w:tplc="FFFFFFFF" w:tentative="1">
-      <w:start w:val="1"/>
-      <w:numFmt w:val="bullet"/>
-      <w:lvlText w:val=""/>
-      <w:lvlJc w:val="left"/>
-      <w:pPr>
-        <w:ind w:left="1800" w:hanging="360"/>
-      </w:pPr>
-      <w:rPr>
-        <w:rFonts w:ascii="Wingdings" w:hAnsi="Wingdings" w:hint="default"/>
-      </w:rPr>
-    </w:lvl>
-    <w:lvl w:ilvl="3" w:tplc="FFFFFFFF" w:tentative="1">
-      <w:start w:val="1"/>
-      <w:numFmt w:val="bullet"/>
-      <w:lvlText w:val=""/>
-      <w:lvlJc w:val="left"/>
-      <w:pPr>
-        <w:ind w:left="2520" w:hanging="360"/>
-      </w:pPr>
-      <w:rPr>
-        <w:rFonts w:ascii="Symbol" w:hAnsi="Symbol" w:hint="default"/>
-      </w:rPr>
-    </w:lvl>
-    <w:lvl w:ilvl="4" w:tplc="FFFFFFFF" w:tentative="1">
-      <w:start w:val="1"/>
-      <w:numFmt w:val="bullet"/>
-      <w:lvlText w:val="o"/>
-      <w:lvlJc w:val="left"/>
-      <w:pPr>
-        <w:ind w:left="3240" w:hanging="360"/>
-      </w:pPr>
-      <w:rPr>
-        <w:rFonts w:ascii="Courier New" w:hAnsi="Courier New" w:cs="Courier New" w:hint="default"/>
-      </w:rPr>
-    </w:lvl>
-    <w:lvl w:ilvl="5" w:tplc="FFFFFFFF" w:tentative="1">
-      <w:start w:val="1"/>
-      <w:numFmt w:val="bullet"/>
-      <w:lvlText w:val=""/>
-      <w:lvlJc w:val="left"/>
-      <w:pPr>
-        <w:ind w:left="3960" w:hanging="360"/>
-      </w:pPr>
-      <w:rPr>
-        <w:rFonts w:ascii="Wingdings" w:hAnsi="Wingdings" w:hint="default"/>
-      </w:rPr>
-    </w:lvl>
-    <w:lvl w:ilvl="6" w:tplc="FFFFFFFF" w:tentative="1">
-      <w:start w:val="1"/>
-      <w:numFmt w:val="bullet"/>
-      <w:lvlText w:val=""/>
-      <w:lvlJc w:val="left"/>
-      <w:pPr>
-        <w:ind w:left="4680" w:hanging="360"/>
-      </w:pPr>
-      <w:rPr>
-        <w:rFonts w:ascii="Symbol" w:hAnsi="Symbol" w:hint="default"/>
-      </w:rPr>
-    </w:lvl>
-    <w:lvl w:ilvl="7" w:tplc="FFFFFFFF" w:tentative="1">
-      <w:start w:val="1"/>
-      <w:numFmt w:val="bullet"/>
-      <w:lvlText w:val="o"/>
-      <w:lvlJc w:val="left"/>
-      <w:pPr>
-        <w:ind w:left="5400" w:hanging="360"/>
-      </w:pPr>
-      <w:rPr>
-        <w:rFonts w:ascii="Courier New" w:hAnsi="Courier New" w:cs="Courier New" w:hint="default"/>
-      </w:rPr>
-    </w:lvl>
-    <w:lvl w:ilvl="8" w:tplc="FFFFFFFF" w:tentative="1">
-      <w:start w:val="1"/>
-      <w:numFmt w:val="bullet"/>
-      <w:lvlText w:val=""/>
-      <w:lvlJc w:val="left"/>
-      <w:pPr>
-        <w:ind w:left="6120" w:hanging="360"/>
-      </w:pPr>
-      <w:rPr>
-        <w:rFonts w:ascii="Wingdings" w:hAnsi="Wingdings" w:hint="default"/>
-      </w:rPr>
-    </w:lvl>
-  </w:abstractNum>
-  <w:abstractNum w:abstractNumId="8" w15:restartNumberingAfterBreak="0">
-    <w:nsid w:val="1193735C"/>
-    <w:multiLevelType w:val="hybridMultilevel"/>
-    <w:tmpl w:val="E03294DC"/>
-    <w:lvl w:ilvl="0" w:tplc="0409000F">
-      <w:start w:val="1"/>
-      <w:numFmt w:val="decimal"/>
-      <w:lvlText w:val="%1."/>
-      <w:lvlJc w:val="left"/>
-      <w:pPr>
-        <w:ind w:left="720" w:hanging="360"/>
-      </w:pPr>
-    </w:lvl>
-    <w:lvl w:ilvl="1" w:tplc="04090019" w:tentative="1">
-      <w:start w:val="1"/>
-      <w:numFmt w:val="lowerLetter"/>
-      <w:lvlText w:val="%2."/>
-      <w:lvlJc w:val="left"/>
-      <w:pPr>
-        <w:ind w:left="1440" w:hanging="360"/>
-      </w:pPr>
-    </w:lvl>
-    <w:lvl w:ilvl="2" w:tplc="0409001B" w:tentative="1">
-      <w:start w:val="1"/>
-      <w:numFmt w:val="lowerRoman"/>
-      <w:lvlText w:val="%3."/>
-      <w:lvlJc w:val="right"/>
-      <w:pPr>
-        <w:ind w:left="2160" w:hanging="180"/>
-      </w:pPr>
-    </w:lvl>
-    <w:lvl w:ilvl="3" w:tplc="0409000F" w:tentative="1">
-      <w:start w:val="1"/>
-      <w:numFmt w:val="decimal"/>
-      <w:lvlText w:val="%4."/>
-      <w:lvlJc w:val="left"/>
-      <w:pPr>
-        <w:ind w:left="2880" w:hanging="360"/>
-      </w:pPr>
-    </w:lvl>
-    <w:lvl w:ilvl="4" w:tplc="04090019" w:tentative="1">
-      <w:start w:val="1"/>
-      <w:numFmt w:val="lowerLetter"/>
-      <w:lvlText w:val="%5."/>
-      <w:lvlJc w:val="left"/>
-      <w:pPr>
-        <w:ind w:left="3600" w:hanging="360"/>
-      </w:pPr>
-    </w:lvl>
-    <w:lvl w:ilvl="5" w:tplc="0409001B" w:tentative="1">
-      <w:start w:val="1"/>
-      <w:numFmt w:val="lowerRoman"/>
-      <w:lvlText w:val="%6."/>
-      <w:lvlJc w:val="right"/>
-      <w:pPr>
-        <w:ind w:left="4320" w:hanging="180"/>
-      </w:pPr>
-    </w:lvl>
-    <w:lvl w:ilvl="6" w:tplc="0409000F" w:tentative="1">
-      <w:start w:val="1"/>
-      <w:numFmt w:val="decimal"/>
-      <w:lvlText w:val="%7."/>
-      <w:lvlJc w:val="left"/>
-      <w:pPr>
-        <w:ind w:left="5040" w:hanging="360"/>
-      </w:pPr>
-    </w:lvl>
-    <w:lvl w:ilvl="7" w:tplc="04090019" w:tentative="1">
-      <w:start w:val="1"/>
-      <w:numFmt w:val="lowerLetter"/>
-      <w:lvlText w:val="%8."/>
-      <w:lvlJc w:val="left"/>
-      <w:pPr>
-        <w:ind w:left="5760" w:hanging="360"/>
-      </w:pPr>
-    </w:lvl>
-    <w:lvl w:ilvl="8" w:tplc="0409001B" w:tentative="1">
-      <w:start w:val="1"/>
-      <w:numFmt w:val="lowerRoman"/>
-      <w:lvlText w:val="%9."/>
-      <w:lvlJc w:val="right"/>
-      <w:pPr>
-        <w:ind w:left="6480" w:hanging="180"/>
-      </w:pPr>
-    </w:lvl>
-  </w:abstractNum>
-  <w:abstractNum w:abstractNumId="9" w15:restartNumberingAfterBreak="0">
-    <w:nsid w:val="13944449"/>
-    <w:multiLevelType w:val="hybridMultilevel"/>
-    <w:tmpl w:val="B038E412"/>
-    <w:lvl w:ilvl="0" w:tplc="0409000F">
-      <w:start w:val="1"/>
-      <w:numFmt w:val="decimal"/>
-      <w:lvlText w:val="%1."/>
-      <w:lvlJc w:val="left"/>
-      <w:pPr>
-        <w:ind w:left="720" w:hanging="360"/>
-      </w:pPr>
-    </w:lvl>
-    <w:lvl w:ilvl="1" w:tplc="04090019" w:tentative="1">
-      <w:start w:val="1"/>
-      <w:numFmt w:val="lowerLetter"/>
-      <w:lvlText w:val="%2."/>
-      <w:lvlJc w:val="left"/>
-      <w:pPr>
-        <w:ind w:left="1440" w:hanging="360"/>
-      </w:pPr>
-    </w:lvl>
-    <w:lvl w:ilvl="2" w:tplc="0409001B" w:tentative="1">
-      <w:start w:val="1"/>
-      <w:numFmt w:val="lowerRoman"/>
-      <w:lvlText w:val="%3."/>
-      <w:lvlJc w:val="right"/>
-      <w:pPr>
-        <w:ind w:left="2160" w:hanging="180"/>
-      </w:pPr>
-    </w:lvl>
-    <w:lvl w:ilvl="3" w:tplc="0409000F" w:tentative="1">
-      <w:start w:val="1"/>
-      <w:numFmt w:val="decimal"/>
-      <w:lvlText w:val="%4."/>
-      <w:lvlJc w:val="left"/>
-      <w:pPr>
-        <w:ind w:left="2880" w:hanging="360"/>
-      </w:pPr>
-    </w:lvl>
-    <w:lvl w:ilvl="4" w:tplc="04090019" w:tentative="1">
-      <w:start w:val="1"/>
-      <w:numFmt w:val="lowerLetter"/>
-      <w:lvlText w:val="%5."/>
-      <w:lvlJc w:val="left"/>
-      <w:pPr>
-        <w:ind w:left="3600" w:hanging="360"/>
-      </w:pPr>
-    </w:lvl>
-    <w:lvl w:ilvl="5" w:tplc="0409001B" w:tentative="1">
-      <w:start w:val="1"/>
-      <w:numFmt w:val="lowerRoman"/>
-      <w:lvlText w:val="%6."/>
-      <w:lvlJc w:val="right"/>
-      <w:pPr>
-        <w:ind w:left="4320" w:hanging="180"/>
-      </w:pPr>
-    </w:lvl>
-    <w:lvl w:ilvl="6" w:tplc="0409000F" w:tentative="1">
-      <w:start w:val="1"/>
-      <w:numFmt w:val="decimal"/>
-      <w:lvlText w:val="%7."/>
-      <w:lvlJc w:val="left"/>
-      <w:pPr>
-        <w:ind w:left="5040" w:hanging="360"/>
-      </w:pPr>
-    </w:lvl>
-    <w:lvl w:ilvl="7" w:tplc="04090019" w:tentative="1">
-      <w:start w:val="1"/>
-      <w:numFmt w:val="lowerLetter"/>
-      <w:lvlText w:val="%8."/>
-      <w:lvlJc w:val="left"/>
-      <w:pPr>
-        <w:ind w:left="5760" w:hanging="360"/>
-      </w:pPr>
-    </w:lvl>
-    <w:lvl w:ilvl="8" w:tplc="0409001B" w:tentative="1">
-      <w:start w:val="1"/>
-      <w:numFmt w:val="lowerRoman"/>
-      <w:lvlText w:val="%9."/>
-      <w:lvlJc w:val="right"/>
-      <w:pPr>
-        <w:ind w:left="6480" w:hanging="180"/>
-      </w:pPr>
-    </w:lvl>
-  </w:abstractNum>
-  <w:abstractNum w:abstractNumId="10" w15:restartNumberingAfterBreak="0">
-    <w:nsid w:val="1482775B"/>
-    <w:multiLevelType w:val="multilevel"/>
-    <w:tmpl w:val="0EBA3C40"/>
-    <w:lvl w:ilvl="0">
-      <w:start w:val="1"/>
-      <w:numFmt w:val="decimal"/>
-      <w:pStyle w:val="Heading1"/>
-      <w:lvlText w:val="%1"/>
-      <w:lvlJc w:val="left"/>
-      <w:pPr>
-        <w:ind w:left="432" w:hanging="432"/>
-      </w:pPr>
-    </w:lvl>
-    <w:lvl w:ilvl="1">
-      <w:start w:val="1"/>
-      <w:numFmt w:val="decimal"/>
-      <w:pStyle w:val="Heading2"/>
-      <w:lvlText w:val="%1.%2"/>
-      <w:lvlJc w:val="left"/>
-      <w:pPr>
-        <w:ind w:left="4896" w:hanging="576"/>
-      </w:pPr>
-    </w:lvl>
-    <w:lvl w:ilvl="2">
-      <w:start w:val="1"/>
-      <w:numFmt w:val="decimal"/>
-      <w:pStyle w:val="Heading3"/>
-      <w:lvlText w:val="%1.%2.%3"/>
-      <w:lvlJc w:val="left"/>
-      <w:pPr>
-        <w:ind w:left="720" w:hanging="720"/>
-      </w:pPr>
-    </w:lvl>
-    <w:lvl w:ilvl="3">
-      <w:start w:val="1"/>
-      <w:numFmt w:val="decimal"/>
-      <w:pStyle w:val="Heading4"/>
-      <w:lvlText w:val="%1.%2.%3.%4"/>
-      <w:lvlJc w:val="left"/>
-      <w:pPr>
-        <w:ind w:left="3384" w:hanging="864"/>
-      </w:pPr>
-    </w:lvl>
-    <w:lvl w:ilvl="4">
-      <w:start w:val="1"/>
-      <w:numFmt w:val="decimal"/>
-      <w:pStyle w:val="Heading5"/>
-      <w:lvlText w:val="%1.%2.%3.%4.%5"/>
-      <w:lvlJc w:val="left"/>
-      <w:pPr>
-        <w:ind w:left="4338" w:hanging="1008"/>
-      </w:pPr>
-    </w:lvl>
-    <w:lvl w:ilvl="5">
-      <w:start w:val="1"/>
-      <w:numFmt w:val="decimal"/>
-      <w:pStyle w:val="Heading6"/>
-      <w:lvlText w:val="%1.%2.%3.%4.%5.%6"/>
-      <w:lvlJc w:val="left"/>
-      <w:pPr>
-        <w:ind w:left="1152" w:hanging="1152"/>
-      </w:pPr>
-    </w:lvl>
-    <w:lvl w:ilvl="6">
-      <w:start w:val="1"/>
-      <w:numFmt w:val="decimal"/>
-      <w:pStyle w:val="Heading7"/>
-      <w:lvlText w:val="%1.%2.%3.%4.%5.%6.%7"/>
-      <w:lvlJc w:val="left"/>
-      <w:pPr>
-        <w:ind w:left="1296" w:hanging="1296"/>
-      </w:pPr>
-    </w:lvl>
-    <w:lvl w:ilvl="7">
-      <w:start w:val="1"/>
-      <w:numFmt w:val="decimal"/>
-      <w:pStyle w:val="Heading8"/>
-      <w:lvlText w:val="%1.%2.%3.%4.%5.%6.%7.%8"/>
-      <w:lvlJc w:val="left"/>
-      <w:pPr>
-        <w:ind w:left="1440" w:hanging="1440"/>
-      </w:pPr>
-    </w:lvl>
-    <w:lvl w:ilvl="8">
-      <w:start w:val="1"/>
-      <w:numFmt w:val="decimal"/>
-      <w:pStyle w:val="Heading9"/>
-      <w:lvlText w:val="%1.%2.%3.%4.%5.%6.%7.%8.%9"/>
-      <w:lvlJc w:val="left"/>
-      <w:pPr>
-        <w:ind w:left="1584" w:hanging="1584"/>
-      </w:pPr>
-    </w:lvl>
-  </w:abstractNum>
-  <w:abstractNum w:abstractNumId="11" w15:restartNumberingAfterBreak="0">
-    <w:nsid w:val="165D2E17"/>
-    <w:multiLevelType w:val="hybridMultilevel"/>
-    <w:tmpl w:val="71C6194C"/>
-    <w:lvl w:ilvl="0" w:tplc="04090001">
-      <w:start w:val="1"/>
-      <w:numFmt w:val="bullet"/>
-      <w:lvlText w:val=""/>
-      <w:lvlJc w:val="left"/>
-      <w:pPr>
-        <w:ind w:left="720" w:hanging="360"/>
-      </w:pPr>
-      <w:rPr>
-        <w:rFonts w:ascii="Symbol" w:hAnsi="Symbol" w:hint="default"/>
-      </w:rPr>
-    </w:lvl>
-    <w:lvl w:ilvl="1" w:tplc="04090003" w:tentative="1">
-      <w:start w:val="1"/>
-      <w:numFmt w:val="bullet"/>
-      <w:lvlText w:val="o"/>
-      <w:lvlJc w:val="left"/>
-      <w:pPr>
-        <w:ind w:left="1440" w:hanging="360"/>
-      </w:pPr>
-      <w:rPr>
-        <w:rFonts w:ascii="Courier New" w:hAnsi="Courier New" w:cs="Courier New" w:hint="default"/>
-      </w:rPr>
-    </w:lvl>
-    <w:lvl w:ilvl="2" w:tplc="04090005" w:tentative="1">
-      <w:start w:val="1"/>
-      <w:numFmt w:val="bullet"/>
-      <w:lvlText w:val=""/>
-      <w:lvlJc w:val="left"/>
-      <w:pPr>
-        <w:ind w:left="2160" w:hanging="360"/>
-      </w:pPr>
-      <w:rPr>
-        <w:rFonts w:ascii="Wingdings" w:hAnsi="Wingdings" w:hint="default"/>
-      </w:rPr>
-    </w:lvl>
-    <w:lvl w:ilvl="3" w:tplc="04090001" w:tentative="1">
-      <w:start w:val="1"/>
-      <w:numFmt w:val="bullet"/>
-      <w:lvlText w:val=""/>
-      <w:lvlJc w:val="left"/>
-      <w:pPr>
-        <w:ind w:left="2880" w:hanging="360"/>
-      </w:pPr>
-      <w:rPr>
-        <w:rFonts w:ascii="Symbol" w:hAnsi="Symbol" w:hint="default"/>
-      </w:rPr>
-    </w:lvl>
-    <w:lvl w:ilvl="4" w:tplc="04090003" w:tentative="1">
-      <w:start w:val="1"/>
-      <w:numFmt w:val="bullet"/>
-      <w:lvlText w:val="o"/>
-      <w:lvlJc w:val="left"/>
-      <w:pPr>
-        <w:ind w:left="3600" w:hanging="360"/>
-      </w:pPr>
-      <w:rPr>
-        <w:rFonts w:ascii="Courier New" w:hAnsi="Courier New" w:cs="Courier New" w:hint="default"/>
-      </w:rPr>
-    </w:lvl>
-    <w:lvl w:ilvl="5" w:tplc="04090005" w:tentative="1">
-      <w:start w:val="1"/>
-      <w:numFmt w:val="bullet"/>
-      <w:lvlText w:val=""/>
-      <w:lvlJc w:val="left"/>
-      <w:pPr>
-        <w:ind w:left="4320" w:hanging="360"/>
-      </w:pPr>
-      <w:rPr>
-        <w:rFonts w:ascii="Wingdings" w:hAnsi="Wingdings" w:hint="default"/>
-      </w:rPr>
-    </w:lvl>
-    <w:lvl w:ilvl="6" w:tplc="04090001" w:tentative="1">
-      <w:start w:val="1"/>
-      <w:numFmt w:val="bullet"/>
-      <w:lvlText w:val=""/>
-      <w:lvlJc w:val="left"/>
-      <w:pPr>
-        <w:ind w:left="5040" w:hanging="360"/>
-      </w:pPr>
-      <w:rPr>
-        <w:rFonts w:ascii="Symbol" w:hAnsi="Symbol" w:hint="default"/>
-      </w:rPr>
-    </w:lvl>
-    <w:lvl w:ilvl="7" w:tplc="04090003" w:tentative="1">
-      <w:start w:val="1"/>
-      <w:numFmt w:val="bullet"/>
-      <w:lvlText w:val="o"/>
-      <w:lvlJc w:val="left"/>
-      <w:pPr>
-        <w:ind w:left="5760" w:hanging="360"/>
-      </w:pPr>
-      <w:rPr>
-        <w:rFonts w:ascii="Courier New" w:hAnsi="Courier New" w:cs="Courier New" w:hint="default"/>
-      </w:rPr>
-    </w:lvl>
-    <w:lvl w:ilvl="8" w:tplc="04090005" w:tentative="1">
-      <w:start w:val="1"/>
-      <w:numFmt w:val="bullet"/>
-      <w:lvlText w:val=""/>
-      <w:lvlJc w:val="left"/>
-      <w:pPr>
-        <w:ind w:left="6480" w:hanging="360"/>
-      </w:pPr>
-      <w:rPr>
-        <w:rFonts w:ascii="Wingdings" w:hAnsi="Wingdings" w:hint="default"/>
-      </w:rPr>
-    </w:lvl>
-  </w:abstractNum>
-  <w:abstractNum w:abstractNumId="12" w15:restartNumberingAfterBreak="0">
-    <w:nsid w:val="189D0327"/>
-    <w:multiLevelType w:val="hybridMultilevel"/>
-    <w:tmpl w:val="3FFAEF66"/>
-    <w:lvl w:ilvl="0" w:tplc="04090001">
-      <w:start w:val="1"/>
-      <w:numFmt w:val="bullet"/>
-      <w:lvlText w:val=""/>
-      <w:lvlJc w:val="left"/>
-      <w:pPr>
-        <w:ind w:left="720" w:hanging="360"/>
-      </w:pPr>
-      <w:rPr>
-        <w:rFonts w:ascii="Symbol" w:hAnsi="Symbol" w:hint="default"/>
-      </w:rPr>
-    </w:lvl>
-    <w:lvl w:ilvl="1" w:tplc="04090003" w:tentative="1">
-      <w:start w:val="1"/>
-      <w:numFmt w:val="bullet"/>
-      <w:lvlText w:val="o"/>
-      <w:lvlJc w:val="left"/>
-      <w:pPr>
-        <w:ind w:left="1440" w:hanging="360"/>
-      </w:pPr>
-      <w:rPr>
-        <w:rFonts w:ascii="Courier New" w:hAnsi="Courier New" w:cs="Courier New" w:hint="default"/>
-      </w:rPr>
-    </w:lvl>
-    <w:lvl w:ilvl="2" w:tplc="04090005" w:tentative="1">
-      <w:start w:val="1"/>
-      <w:numFmt w:val="bullet"/>
-      <w:lvlText w:val=""/>
-      <w:lvlJc w:val="left"/>
-      <w:pPr>
-        <w:ind w:left="2160" w:hanging="360"/>
-      </w:pPr>
-      <w:rPr>
-        <w:rFonts w:ascii="Wingdings" w:hAnsi="Wingdings" w:hint="default"/>
-      </w:rPr>
-    </w:lvl>
-    <w:lvl w:ilvl="3" w:tplc="04090001" w:tentative="1">
-      <w:start w:val="1"/>
-      <w:numFmt w:val="bullet"/>
-      <w:lvlText w:val=""/>
-      <w:lvlJc w:val="left"/>
-      <w:pPr>
-        <w:ind w:left="2880" w:hanging="360"/>
-      </w:pPr>
-      <w:rPr>
-        <w:rFonts w:ascii="Symbol" w:hAnsi="Symbol" w:hint="default"/>
-      </w:rPr>
-    </w:lvl>
-    <w:lvl w:ilvl="4" w:tplc="04090003" w:tentative="1">
-      <w:start w:val="1"/>
-      <w:numFmt w:val="bullet"/>
-      <w:lvlText w:val="o"/>
-      <w:lvlJc w:val="left"/>
-      <w:pPr>
-        <w:ind w:left="3600" w:hanging="360"/>
-      </w:pPr>
-      <w:rPr>
-        <w:rFonts w:ascii="Courier New" w:hAnsi="Courier New" w:cs="Courier New" w:hint="default"/>
-      </w:rPr>
-    </w:lvl>
-    <w:lvl w:ilvl="5" w:tplc="04090005" w:tentative="1">
-      <w:start w:val="1"/>
-      <w:numFmt w:val="bullet"/>
-      <w:lvlText w:val=""/>
-      <w:lvlJc w:val="left"/>
-      <w:pPr>
-        <w:ind w:left="4320" w:hanging="360"/>
-      </w:pPr>
-      <w:rPr>
-        <w:rFonts w:ascii="Wingdings" w:hAnsi="Wingdings" w:hint="default"/>
-      </w:rPr>
-    </w:lvl>
-    <w:lvl w:ilvl="6" w:tplc="04090001" w:tentative="1">
-      <w:start w:val="1"/>
-      <w:numFmt w:val="bullet"/>
-      <w:lvlText w:val=""/>
-      <w:lvlJc w:val="left"/>
-      <w:pPr>
-        <w:ind w:left="5040" w:hanging="360"/>
-      </w:pPr>
-      <w:rPr>
-        <w:rFonts w:ascii="Symbol" w:hAnsi="Symbol" w:hint="default"/>
-      </w:rPr>
-    </w:lvl>
-    <w:lvl w:ilvl="7" w:tplc="04090003" w:tentative="1">
-      <w:start w:val="1"/>
-      <w:numFmt w:val="bullet"/>
-      <w:lvlText w:val="o"/>
-      <w:lvlJc w:val="left"/>
-      <w:pPr>
-        <w:ind w:left="5760" w:hanging="360"/>
-      </w:pPr>
-      <w:rPr>
-        <w:rFonts w:ascii="Courier New" w:hAnsi="Courier New" w:cs="Courier New" w:hint="default"/>
-      </w:rPr>
-    </w:lvl>
-    <w:lvl w:ilvl="8" w:tplc="04090005" w:tentative="1">
-      <w:start w:val="1"/>
-      <w:numFmt w:val="bullet"/>
-      <w:lvlText w:val=""/>
-      <w:lvlJc w:val="left"/>
-      <w:pPr>
-        <w:ind w:left="6480" w:hanging="360"/>
-      </w:pPr>
-      <w:rPr>
-        <w:rFonts w:ascii="Wingdings" w:hAnsi="Wingdings" w:hint="default"/>
-      </w:rPr>
-    </w:lvl>
-  </w:abstractNum>
-  <w:abstractNum w:abstractNumId="13" w15:restartNumberingAfterBreak="0">
-    <w:nsid w:val="19394A59"/>
-    <w:multiLevelType w:val="hybridMultilevel"/>
-    <w:tmpl w:val="F2C4DBCE"/>
-    <w:lvl w:ilvl="0" w:tplc="04090001">
-      <w:start w:val="1"/>
-      <w:numFmt w:val="bullet"/>
-      <w:lvlText w:val=""/>
-      <w:lvlJc w:val="left"/>
-      <w:pPr>
-        <w:ind w:left="720" w:hanging="360"/>
-      </w:pPr>
-      <w:rPr>
-        <w:rFonts w:ascii="Symbol" w:hAnsi="Symbol" w:hint="default"/>
-      </w:rPr>
-    </w:lvl>
-    <w:lvl w:ilvl="1" w:tplc="04090003" w:tentative="1">
-      <w:start w:val="1"/>
-      <w:numFmt w:val="bullet"/>
-      <w:lvlText w:val="o"/>
-      <w:lvlJc w:val="left"/>
-      <w:pPr>
-        <w:ind w:left="1440" w:hanging="360"/>
-      </w:pPr>
-      <w:rPr>
-        <w:rFonts w:ascii="Courier New" w:hAnsi="Courier New" w:cs="Courier New" w:hint="default"/>
-      </w:rPr>
-    </w:lvl>
-    <w:lvl w:ilvl="2" w:tplc="04090005" w:tentative="1">
-      <w:start w:val="1"/>
-      <w:numFmt w:val="bullet"/>
-      <w:lvlText w:val=""/>
-      <w:lvlJc w:val="left"/>
-      <w:pPr>
-        <w:ind w:left="2160" w:hanging="360"/>
-      </w:pPr>
-      <w:rPr>
-        <w:rFonts w:ascii="Wingdings" w:hAnsi="Wingdings" w:hint="default"/>
-      </w:rPr>
-    </w:lvl>
-    <w:lvl w:ilvl="3" w:tplc="04090001" w:tentative="1">
-      <w:start w:val="1"/>
-      <w:numFmt w:val="bullet"/>
-      <w:lvlText w:val=""/>
-      <w:lvlJc w:val="left"/>
-      <w:pPr>
-        <w:ind w:left="2880" w:hanging="360"/>
-      </w:pPr>
-      <w:rPr>
-        <w:rFonts w:ascii="Symbol" w:hAnsi="Symbol" w:hint="default"/>
-      </w:rPr>
-    </w:lvl>
-    <w:lvl w:ilvl="4" w:tplc="04090003" w:tentative="1">
-      <w:start w:val="1"/>
-      <w:numFmt w:val="bullet"/>
-      <w:lvlText w:val="o"/>
-      <w:lvlJc w:val="left"/>
-      <w:pPr>
-        <w:ind w:left="3600" w:hanging="360"/>
-      </w:pPr>
-      <w:rPr>
-        <w:rFonts w:ascii="Courier New" w:hAnsi="Courier New" w:cs="Courier New" w:hint="default"/>
-      </w:rPr>
-    </w:lvl>
-    <w:lvl w:ilvl="5" w:tplc="04090005" w:tentative="1">
-      <w:start w:val="1"/>
-      <w:numFmt w:val="bullet"/>
-      <w:lvlText w:val=""/>
-      <w:lvlJc w:val="left"/>
-      <w:pPr>
-        <w:ind w:left="4320" w:hanging="360"/>
-      </w:pPr>
-      <w:rPr>
-        <w:rFonts w:ascii="Wingdings" w:hAnsi="Wingdings" w:hint="default"/>
-      </w:rPr>
-    </w:lvl>
-    <w:lvl w:ilvl="6" w:tplc="04090001" w:tentative="1">
-      <w:start w:val="1"/>
-      <w:numFmt w:val="bullet"/>
-      <w:lvlText w:val=""/>
-      <w:lvlJc w:val="left"/>
-      <w:pPr>
-        <w:ind w:left="5040" w:hanging="360"/>
-      </w:pPr>
-      <w:rPr>
-        <w:rFonts w:ascii="Symbol" w:hAnsi="Symbol" w:hint="default"/>
-      </w:rPr>
-    </w:lvl>
-    <w:lvl w:ilvl="7" w:tplc="04090003" w:tentative="1">
-      <w:start w:val="1"/>
-      <w:numFmt w:val="bullet"/>
-      <w:lvlText w:val="o"/>
-      <w:lvlJc w:val="left"/>
-      <w:pPr>
-        <w:ind w:left="5760" w:hanging="360"/>
-      </w:pPr>
-      <w:rPr>
-        <w:rFonts w:ascii="Courier New" w:hAnsi="Courier New" w:cs="Courier New" w:hint="default"/>
-      </w:rPr>
-    </w:lvl>
-    <w:lvl w:ilvl="8" w:tplc="04090005" w:tentative="1">
-      <w:start w:val="1"/>
-      <w:numFmt w:val="bullet"/>
-      <w:lvlText w:val=""/>
-      <w:lvlJc w:val="left"/>
-      <w:pPr>
-        <w:ind w:left="6480" w:hanging="360"/>
-      </w:pPr>
-      <w:rPr>
-        <w:rFonts w:ascii="Wingdings" w:hAnsi="Wingdings" w:hint="default"/>
-      </w:rPr>
-    </w:lvl>
-  </w:abstractNum>
-  <w:abstractNum w:abstractNumId="14" w15:restartNumberingAfterBreak="0">
-    <w:nsid w:val="1A525F12"/>
-    <w:multiLevelType w:val="hybridMultilevel"/>
-    <w:tmpl w:val="34203DFE"/>
-    <w:lvl w:ilvl="0" w:tplc="0409000F">
-      <w:start w:val="1"/>
-      <w:numFmt w:val="decimal"/>
-      <w:lvlText w:val="%1."/>
-      <w:lvlJc w:val="left"/>
-      <w:pPr>
-        <w:ind w:left="720" w:hanging="360"/>
-      </w:pPr>
-      <w:rPr>
-        <w:rFonts w:hint="default"/>
-      </w:rPr>
-    </w:lvl>
-    <w:lvl w:ilvl="1" w:tplc="04090003" w:tentative="1">
-      <w:start w:val="1"/>
-      <w:numFmt w:val="bullet"/>
-      <w:lvlText w:val="o"/>
-      <w:lvlJc w:val="left"/>
-      <w:pPr>
-        <w:ind w:left="1440" w:hanging="360"/>
-      </w:pPr>
-      <w:rPr>
-        <w:rFonts w:ascii="Courier New" w:hAnsi="Courier New" w:cs="Courier New" w:hint="default"/>
-      </w:rPr>
-    </w:lvl>
-    <w:lvl w:ilvl="2" w:tplc="04090005" w:tentative="1">
-      <w:start w:val="1"/>
-      <w:numFmt w:val="bullet"/>
-      <w:lvlText w:val=""/>
-      <w:lvlJc w:val="left"/>
-      <w:pPr>
-        <w:ind w:left="2160" w:hanging="360"/>
-      </w:pPr>
-      <w:rPr>
-        <w:rFonts w:ascii="Wingdings" w:hAnsi="Wingdings" w:hint="default"/>
-      </w:rPr>
-    </w:lvl>
-    <w:lvl w:ilvl="3" w:tplc="04090001" w:tentative="1">
-      <w:start w:val="1"/>
-      <w:numFmt w:val="bullet"/>
-      <w:lvlText w:val=""/>
-      <w:lvlJc w:val="left"/>
-      <w:pPr>
-        <w:ind w:left="2880" w:hanging="360"/>
-      </w:pPr>
-      <w:rPr>
-        <w:rFonts w:ascii="Symbol" w:hAnsi="Symbol" w:hint="default"/>
-      </w:rPr>
-    </w:lvl>
-    <w:lvl w:ilvl="4" w:tplc="04090003" w:tentative="1">
-      <w:start w:val="1"/>
-      <w:numFmt w:val="bullet"/>
-      <w:lvlText w:val="o"/>
-      <w:lvlJc w:val="left"/>
-      <w:pPr>
-        <w:ind w:left="3600" w:hanging="360"/>
-      </w:pPr>
-      <w:rPr>
-        <w:rFonts w:ascii="Courier New" w:hAnsi="Courier New" w:cs="Courier New" w:hint="default"/>
-      </w:rPr>
-    </w:lvl>
-    <w:lvl w:ilvl="5" w:tplc="04090005" w:tentative="1">
-      <w:start w:val="1"/>
-      <w:numFmt w:val="bullet"/>
-      <w:lvlText w:val=""/>
-      <w:lvlJc w:val="left"/>
-      <w:pPr>
-        <w:ind w:left="4320" w:hanging="360"/>
-      </w:pPr>
-      <w:rPr>
-        <w:rFonts w:ascii="Wingdings" w:hAnsi="Wingdings" w:hint="default"/>
-      </w:rPr>
-    </w:lvl>
-    <w:lvl w:ilvl="6" w:tplc="04090001" w:tentative="1">
-      <w:start w:val="1"/>
-      <w:numFmt w:val="bullet"/>
-      <w:lvlText w:val=""/>
-      <w:lvlJc w:val="left"/>
-      <w:pPr>
-        <w:ind w:left="5040" w:hanging="360"/>
-      </w:pPr>
-      <w:rPr>
-        <w:rFonts w:ascii="Symbol" w:hAnsi="Symbol" w:hint="default"/>
-      </w:rPr>
-    </w:lvl>
-    <w:lvl w:ilvl="7" w:tplc="04090003" w:tentative="1">
-      <w:start w:val="1"/>
-      <w:numFmt w:val="bullet"/>
-      <w:lvlText w:val="o"/>
-      <w:lvlJc w:val="left"/>
-      <w:pPr>
-        <w:ind w:left="5760" w:hanging="360"/>
-      </w:pPr>
-      <w:rPr>
-        <w:rFonts w:ascii="Courier New" w:hAnsi="Courier New" w:cs="Courier New" w:hint="default"/>
-      </w:rPr>
-    </w:lvl>
-    <w:lvl w:ilvl="8" w:tplc="04090005" w:tentative="1">
-      <w:start w:val="1"/>
-      <w:numFmt w:val="bullet"/>
-      <w:lvlText w:val=""/>
-      <w:lvlJc w:val="left"/>
-      <w:pPr>
-        <w:ind w:left="6480" w:hanging="360"/>
-      </w:pPr>
-      <w:rPr>
-        <w:rFonts w:ascii="Wingdings" w:hAnsi="Wingdings" w:hint="default"/>
-      </w:rPr>
-    </w:lvl>
-  </w:abstractNum>
-  <w:abstractNum w:abstractNumId="15" w15:restartNumberingAfterBreak="0">
-    <w:nsid w:val="1C1F11B3"/>
-    <w:multiLevelType w:val="hybridMultilevel"/>
-    <w:tmpl w:val="78BA0324"/>
-    <w:lvl w:ilvl="0" w:tplc="0409000F">
-      <w:start w:val="1"/>
-      <w:numFmt w:val="decimal"/>
-      <w:lvlText w:val="%1."/>
-      <w:lvlJc w:val="left"/>
-      <w:pPr>
-        <w:ind w:left="770" w:hanging="360"/>
-      </w:pPr>
-    </w:lvl>
-    <w:lvl w:ilvl="1" w:tplc="04090019" w:tentative="1">
-      <w:start w:val="1"/>
-      <w:numFmt w:val="lowerLetter"/>
-      <w:lvlText w:val="%2."/>
-      <w:lvlJc w:val="left"/>
-      <w:pPr>
-        <w:ind w:left="1490" w:hanging="360"/>
-      </w:pPr>
-    </w:lvl>
-    <w:lvl w:ilvl="2" w:tplc="0409001B" w:tentative="1">
-      <w:start w:val="1"/>
-      <w:numFmt w:val="lowerRoman"/>
-      <w:lvlText w:val="%3."/>
-      <w:lvlJc w:val="right"/>
-      <w:pPr>
-        <w:ind w:left="2210" w:hanging="180"/>
-      </w:pPr>
-    </w:lvl>
-    <w:lvl w:ilvl="3" w:tplc="0409000F" w:tentative="1">
-      <w:start w:val="1"/>
-      <w:numFmt w:val="decimal"/>
-      <w:lvlText w:val="%4."/>
-      <w:lvlJc w:val="left"/>
-      <w:pPr>
-        <w:ind w:left="2930" w:hanging="360"/>
-      </w:pPr>
-    </w:lvl>
-    <w:lvl w:ilvl="4" w:tplc="04090019" w:tentative="1">
-      <w:start w:val="1"/>
-      <w:numFmt w:val="lowerLetter"/>
-      <w:lvlText w:val="%5."/>
-      <w:lvlJc w:val="left"/>
-      <w:pPr>
-        <w:ind w:left="3650" w:hanging="360"/>
-      </w:pPr>
-    </w:lvl>
-    <w:lvl w:ilvl="5" w:tplc="0409001B" w:tentative="1">
-      <w:start w:val="1"/>
-      <w:numFmt w:val="lowerRoman"/>
-      <w:lvlText w:val="%6."/>
-      <w:lvlJc w:val="right"/>
-      <w:pPr>
-        <w:ind w:left="4370" w:hanging="180"/>
-      </w:pPr>
-    </w:lvl>
-    <w:lvl w:ilvl="6" w:tplc="0409000F" w:tentative="1">
-      <w:start w:val="1"/>
-      <w:numFmt w:val="decimal"/>
-      <w:lvlText w:val="%7."/>
-      <w:lvlJc w:val="left"/>
-      <w:pPr>
-        <w:ind w:left="5090" w:hanging="360"/>
-      </w:pPr>
-    </w:lvl>
-    <w:lvl w:ilvl="7" w:tplc="04090019" w:tentative="1">
-      <w:start w:val="1"/>
-      <w:numFmt w:val="lowerLetter"/>
-      <w:lvlText w:val="%8."/>
-      <w:lvlJc w:val="left"/>
-      <w:pPr>
-        <w:ind w:left="5810" w:hanging="360"/>
-      </w:pPr>
-    </w:lvl>
-    <w:lvl w:ilvl="8" w:tplc="0409001B" w:tentative="1">
-      <w:start w:val="1"/>
-      <w:numFmt w:val="lowerRoman"/>
-      <w:lvlText w:val="%9."/>
-      <w:lvlJc w:val="right"/>
-      <w:pPr>
-        <w:ind w:left="6530" w:hanging="180"/>
-      </w:pPr>
-    </w:lvl>
-  </w:abstractNum>
-  <w:abstractNum w:abstractNumId="16" w15:restartNumberingAfterBreak="0">
-    <w:nsid w:val="1CE82C25"/>
-    <w:multiLevelType w:val="hybridMultilevel"/>
-    <w:tmpl w:val="80F4959C"/>
-    <w:lvl w:ilvl="0" w:tplc="04090001">
-      <w:start w:val="1"/>
-      <w:numFmt w:val="bullet"/>
-      <w:lvlText w:val=""/>
-      <w:lvlJc w:val="left"/>
-      <w:pPr>
-        <w:ind w:left="720" w:hanging="360"/>
-      </w:pPr>
-      <w:rPr>
-        <w:rFonts w:ascii="Symbol" w:hAnsi="Symbol" w:hint="default"/>
-      </w:rPr>
-    </w:lvl>
-    <w:lvl w:ilvl="1" w:tplc="04090003" w:tentative="1">
-      <w:start w:val="1"/>
-      <w:numFmt w:val="bullet"/>
-      <w:lvlText w:val="o"/>
-      <w:lvlJc w:val="left"/>
-      <w:pPr>
-        <w:ind w:left="1440" w:hanging="360"/>
-      </w:pPr>
-      <w:rPr>
-        <w:rFonts w:ascii="Courier New" w:hAnsi="Courier New" w:cs="Courier New" w:hint="default"/>
-      </w:rPr>
-    </w:lvl>
-    <w:lvl w:ilvl="2" w:tplc="04090005" w:tentative="1">
-      <w:start w:val="1"/>
-      <w:numFmt w:val="bullet"/>
-      <w:lvlText w:val=""/>
-      <w:lvlJc w:val="left"/>
-      <w:pPr>
-        <w:ind w:left="2160" w:hanging="360"/>
-      </w:pPr>
-      <w:rPr>
-        <w:rFonts w:ascii="Wingdings" w:hAnsi="Wingdings" w:hint="default"/>
-      </w:rPr>
-    </w:lvl>
-    <w:lvl w:ilvl="3" w:tplc="04090001" w:tentative="1">
-      <w:start w:val="1"/>
-      <w:numFmt w:val="bullet"/>
-      <w:lvlText w:val=""/>
-      <w:lvlJc w:val="left"/>
-      <w:pPr>
-        <w:ind w:left="2880" w:hanging="360"/>
-      </w:pPr>
-      <w:rPr>
-        <w:rFonts w:ascii="Symbol" w:hAnsi="Symbol" w:hint="default"/>
-      </w:rPr>
-    </w:lvl>
-    <w:lvl w:ilvl="4" w:tplc="04090003" w:tentative="1">
-      <w:start w:val="1"/>
-      <w:numFmt w:val="bullet"/>
-      <w:lvlText w:val="o"/>
-      <w:lvlJc w:val="left"/>
-      <w:pPr>
-        <w:ind w:left="3600" w:hanging="360"/>
-      </w:pPr>
-      <w:rPr>
-        <w:rFonts w:ascii="Courier New" w:hAnsi="Courier New" w:cs="Courier New" w:hint="default"/>
-      </w:rPr>
-    </w:lvl>
-    <w:lvl w:ilvl="5" w:tplc="04090005" w:tentative="1">
-      <w:start w:val="1"/>
-      <w:numFmt w:val="bullet"/>
-      <w:lvlText w:val=""/>
-      <w:lvlJc w:val="left"/>
-      <w:pPr>
-        <w:ind w:left="4320" w:hanging="360"/>
-      </w:pPr>
-      <w:rPr>
-        <w:rFonts w:ascii="Wingdings" w:hAnsi="Wingdings" w:hint="default"/>
-      </w:rPr>
-    </w:lvl>
-    <w:lvl w:ilvl="6" w:tplc="04090001" w:tentative="1">
-      <w:start w:val="1"/>
-      <w:numFmt w:val="bullet"/>
-      <w:lvlText w:val=""/>
-      <w:lvlJc w:val="left"/>
-      <w:pPr>
-        <w:ind w:left="5040" w:hanging="360"/>
-      </w:pPr>
-      <w:rPr>
-        <w:rFonts w:ascii="Symbol" w:hAnsi="Symbol" w:hint="default"/>
-      </w:rPr>
-    </w:lvl>
-    <w:lvl w:ilvl="7" w:tplc="04090003" w:tentative="1">
-      <w:start w:val="1"/>
-      <w:numFmt w:val="bullet"/>
-      <w:lvlText w:val="o"/>
-      <w:lvlJc w:val="left"/>
-      <w:pPr>
-        <w:ind w:left="5760" w:hanging="360"/>
-      </w:pPr>
-      <w:rPr>
-        <w:rFonts w:ascii="Courier New" w:hAnsi="Courier New" w:cs="Courier New" w:hint="default"/>
-      </w:rPr>
-    </w:lvl>
-    <w:lvl w:ilvl="8" w:tplc="04090005" w:tentative="1">
-      <w:start w:val="1"/>
-      <w:numFmt w:val="bullet"/>
-      <w:lvlText w:val=""/>
-      <w:lvlJc w:val="left"/>
-      <w:pPr>
-        <w:ind w:left="6480" w:hanging="360"/>
-      </w:pPr>
-      <w:rPr>
-        <w:rFonts w:ascii="Wingdings" w:hAnsi="Wingdings" w:hint="default"/>
-      </w:rPr>
-    </w:lvl>
-  </w:abstractNum>
-  <w:abstractNum w:abstractNumId="17" w15:restartNumberingAfterBreak="0">
-    <w:nsid w:val="1DCD0444"/>
-    <w:multiLevelType w:val="hybridMultilevel"/>
-    <w:tmpl w:val="FFFFFFFF"/>
-    <w:lvl w:ilvl="0" w:tplc="A1A01C00">
-      <w:start w:val="1"/>
-      <w:numFmt w:val="decimal"/>
-      <w:lvlText w:val="%1."/>
-      <w:lvlJc w:val="left"/>
-      <w:pPr>
-        <w:ind w:left="720" w:hanging="360"/>
-      </w:pPr>
-    </w:lvl>
-    <w:lvl w:ilvl="1" w:tplc="97C02E90">
-      <w:start w:val="1"/>
-      <w:numFmt w:val="lowerLetter"/>
-      <w:lvlText w:val="%2."/>
-      <w:lvlJc w:val="left"/>
-      <w:pPr>
-        <w:ind w:left="1440" w:hanging="360"/>
-      </w:pPr>
-    </w:lvl>
-    <w:lvl w:ilvl="2" w:tplc="CB949996">
-      <w:start w:val="1"/>
-      <w:numFmt w:val="lowerRoman"/>
-      <w:lvlText w:val="%3."/>
-      <w:lvlJc w:val="right"/>
-      <w:pPr>
-        <w:ind w:left="2160" w:hanging="180"/>
-      </w:pPr>
-    </w:lvl>
-    <w:lvl w:ilvl="3" w:tplc="76C878A8">
-      <w:start w:val="1"/>
-      <w:numFmt w:val="decimal"/>
-      <w:lvlText w:val="%4."/>
-      <w:lvlJc w:val="left"/>
-      <w:pPr>
-        <w:ind w:left="2880" w:hanging="360"/>
-      </w:pPr>
-    </w:lvl>
-    <w:lvl w:ilvl="4" w:tplc="26CA85A8">
-      <w:start w:val="1"/>
-      <w:numFmt w:val="lowerLetter"/>
-      <w:lvlText w:val="%5."/>
-      <w:lvlJc w:val="left"/>
-      <w:pPr>
-        <w:ind w:left="3600" w:hanging="360"/>
-      </w:pPr>
-    </w:lvl>
-    <w:lvl w:ilvl="5" w:tplc="1F566C7A">
-      <w:start w:val="1"/>
-      <w:numFmt w:val="lowerRoman"/>
-      <w:lvlText w:val="%6."/>
-      <w:lvlJc w:val="right"/>
-      <w:pPr>
-        <w:ind w:left="4320" w:hanging="180"/>
-      </w:pPr>
-    </w:lvl>
-    <w:lvl w:ilvl="6" w:tplc="FEDCD54A">
-      <w:start w:val="1"/>
-      <w:numFmt w:val="decimal"/>
-      <w:lvlText w:val="%7."/>
-      <w:lvlJc w:val="left"/>
-      <w:pPr>
-        <w:ind w:left="5040" w:hanging="360"/>
-      </w:pPr>
-    </w:lvl>
-    <w:lvl w:ilvl="7" w:tplc="0A7CBB14">
-      <w:start w:val="1"/>
-      <w:numFmt w:val="lowerLetter"/>
-      <w:lvlText w:val="%8."/>
-      <w:lvlJc w:val="left"/>
-      <w:pPr>
-        <w:ind w:left="5760" w:hanging="360"/>
-      </w:pPr>
-    </w:lvl>
-    <w:lvl w:ilvl="8" w:tplc="76DAEBB6">
-      <w:start w:val="1"/>
-      <w:numFmt w:val="lowerRoman"/>
-      <w:lvlText w:val="%9."/>
-      <w:lvlJc w:val="right"/>
-      <w:pPr>
-        <w:ind w:left="6480" w:hanging="180"/>
-      </w:pPr>
-    </w:lvl>
-  </w:abstractNum>
-  <w:abstractNum w:abstractNumId="18" w15:restartNumberingAfterBreak="0">
-    <w:nsid w:val="1E6B28FA"/>
-    <w:multiLevelType w:val="hybridMultilevel"/>
-    <w:tmpl w:val="96FE0E96"/>
-    <w:lvl w:ilvl="0" w:tplc="01F8C0D8">
-      <w:start w:val="1"/>
-      <w:numFmt w:val="decimal"/>
-      <w:lvlText w:val="%1."/>
-      <w:lvlJc w:val="left"/>
-      <w:pPr>
-        <w:ind w:left="720" w:hanging="360"/>
-      </w:pPr>
-    </w:lvl>
-    <w:lvl w:ilvl="1" w:tplc="CEA418A8">
-      <w:start w:val="1"/>
-      <w:numFmt w:val="lowerLetter"/>
-      <w:lvlText w:val="%2."/>
-      <w:lvlJc w:val="left"/>
-      <w:pPr>
-        <w:ind w:left="1440" w:hanging="360"/>
-      </w:pPr>
-    </w:lvl>
-    <w:lvl w:ilvl="2" w:tplc="4BCC48DA">
-      <w:start w:val="1"/>
-      <w:numFmt w:val="lowerRoman"/>
-      <w:lvlText w:val="%3."/>
-      <w:lvlJc w:val="right"/>
-      <w:pPr>
-        <w:ind w:left="2160" w:hanging="180"/>
-      </w:pPr>
-    </w:lvl>
-    <w:lvl w:ilvl="3" w:tplc="28DCC686">
-      <w:start w:val="1"/>
-      <w:numFmt w:val="decimal"/>
-      <w:lvlText w:val="%4."/>
-      <w:lvlJc w:val="left"/>
-      <w:pPr>
-        <w:ind w:left="2880" w:hanging="360"/>
-      </w:pPr>
-    </w:lvl>
-    <w:lvl w:ilvl="4" w:tplc="A9969406">
-      <w:start w:val="1"/>
-      <w:numFmt w:val="lowerLetter"/>
-      <w:lvlText w:val="%5."/>
-      <w:lvlJc w:val="left"/>
-      <w:pPr>
-        <w:ind w:left="3600" w:hanging="360"/>
-      </w:pPr>
-    </w:lvl>
-    <w:lvl w:ilvl="5" w:tplc="3662AB7E">
-      <w:start w:val="1"/>
-      <w:numFmt w:val="lowerRoman"/>
-      <w:lvlText w:val="%6."/>
-      <w:lvlJc w:val="right"/>
-      <w:pPr>
-        <w:ind w:left="4320" w:hanging="180"/>
-      </w:pPr>
-    </w:lvl>
-    <w:lvl w:ilvl="6" w:tplc="988E1922">
-      <w:start w:val="1"/>
-      <w:numFmt w:val="decimal"/>
-      <w:lvlText w:val="%7."/>
-      <w:lvlJc w:val="left"/>
-      <w:pPr>
-        <w:ind w:left="5040" w:hanging="360"/>
-      </w:pPr>
-    </w:lvl>
-    <w:lvl w:ilvl="7" w:tplc="9D7899B0">
-      <w:start w:val="1"/>
-      <w:numFmt w:val="lowerLetter"/>
-      <w:lvlText w:val="%8."/>
-      <w:lvlJc w:val="left"/>
-      <w:pPr>
-        <w:ind w:left="5760" w:hanging="360"/>
-      </w:pPr>
-    </w:lvl>
-    <w:lvl w:ilvl="8" w:tplc="9CEE0360">
-      <w:start w:val="1"/>
-      <w:numFmt w:val="lowerRoman"/>
-      <w:lvlText w:val="%9."/>
-      <w:lvlJc w:val="right"/>
-      <w:pPr>
-        <w:ind w:left="6480" w:hanging="180"/>
-      </w:pPr>
-    </w:lvl>
-  </w:abstractNum>
-  <w:abstractNum w:abstractNumId="19" w15:restartNumberingAfterBreak="0">
-    <w:nsid w:val="1EA01BCC"/>
-    <w:multiLevelType w:val="hybridMultilevel"/>
-    <w:tmpl w:val="1808333C"/>
-    <w:lvl w:ilvl="0" w:tplc="0409000F">
-      <w:start w:val="1"/>
-      <w:numFmt w:val="decimal"/>
-      <w:lvlText w:val="%1."/>
-      <w:lvlJc w:val="left"/>
-      <w:pPr>
-        <w:ind w:left="720" w:hanging="360"/>
-      </w:pPr>
-    </w:lvl>
-    <w:lvl w:ilvl="1" w:tplc="04090019" w:tentative="1">
-      <w:start w:val="1"/>
-      <w:numFmt w:val="lowerLetter"/>
-      <w:lvlText w:val="%2."/>
-      <w:lvlJc w:val="left"/>
-      <w:pPr>
-        <w:ind w:left="1440" w:hanging="360"/>
-      </w:pPr>
-    </w:lvl>
-    <w:lvl w:ilvl="2" w:tplc="0409001B" w:tentative="1">
-      <w:start w:val="1"/>
-      <w:numFmt w:val="lowerRoman"/>
-      <w:lvlText w:val="%3."/>
-      <w:lvlJc w:val="right"/>
-      <w:pPr>
-        <w:ind w:left="2160" w:hanging="180"/>
-      </w:pPr>
-    </w:lvl>
-    <w:lvl w:ilvl="3" w:tplc="0409000F" w:tentative="1">
-      <w:start w:val="1"/>
-      <w:numFmt w:val="decimal"/>
-      <w:lvlText w:val="%4."/>
-      <w:lvlJc w:val="left"/>
-      <w:pPr>
-        <w:ind w:left="2880" w:hanging="360"/>
-      </w:pPr>
-    </w:lvl>
-    <w:lvl w:ilvl="4" w:tplc="04090019" w:tentative="1">
-      <w:start w:val="1"/>
-      <w:numFmt w:val="lowerLetter"/>
-      <w:lvlText w:val="%5."/>
-      <w:lvlJc w:val="left"/>
-      <w:pPr>
-        <w:ind w:left="3600" w:hanging="360"/>
-      </w:pPr>
-    </w:lvl>
-    <w:lvl w:ilvl="5" w:tplc="0409001B" w:tentative="1">
-      <w:start w:val="1"/>
-      <w:numFmt w:val="lowerRoman"/>
-      <w:lvlText w:val="%6."/>
-      <w:lvlJc w:val="right"/>
-      <w:pPr>
-        <w:ind w:left="4320" w:hanging="180"/>
-      </w:pPr>
-    </w:lvl>
-    <w:lvl w:ilvl="6" w:tplc="0409000F" w:tentative="1">
-      <w:start w:val="1"/>
-      <w:numFmt w:val="decimal"/>
-      <w:lvlText w:val="%7."/>
-      <w:lvlJc w:val="left"/>
-      <w:pPr>
-        <w:ind w:left="5040" w:hanging="360"/>
-      </w:pPr>
-    </w:lvl>
-    <w:lvl w:ilvl="7" w:tplc="04090019" w:tentative="1">
-      <w:start w:val="1"/>
-      <w:numFmt w:val="lowerLetter"/>
-      <w:lvlText w:val="%8."/>
-      <w:lvlJc w:val="left"/>
-      <w:pPr>
-        <w:ind w:left="5760" w:hanging="360"/>
-      </w:pPr>
-    </w:lvl>
-    <w:lvl w:ilvl="8" w:tplc="0409001B" w:tentative="1">
-      <w:start w:val="1"/>
-      <w:numFmt w:val="lowerRoman"/>
-      <w:lvlText w:val="%9."/>
-      <w:lvlJc w:val="right"/>
-      <w:pPr>
-        <w:ind w:left="6480" w:hanging="180"/>
-      </w:pPr>
-    </w:lvl>
-  </w:abstractNum>
-  <w:abstractNum w:abstractNumId="20" w15:restartNumberingAfterBreak="0">
-    <w:nsid w:val="1F507869"/>
-    <w:multiLevelType w:val="hybridMultilevel"/>
-    <w:tmpl w:val="FFFFFFFF"/>
-    <w:lvl w:ilvl="0" w:tplc="6E2E3A1C">
-      <w:start w:val="1"/>
-      <w:numFmt w:val="decimal"/>
-      <w:lvlText w:val="%1."/>
-      <w:lvlJc w:val="left"/>
-      <w:pPr>
-        <w:ind w:left="720" w:hanging="360"/>
-      </w:pPr>
-    </w:lvl>
-    <w:lvl w:ilvl="1" w:tplc="C63EBE9A">
-      <w:start w:val="1"/>
-      <w:numFmt w:val="lowerLetter"/>
-      <w:lvlText w:val="%2."/>
-      <w:lvlJc w:val="left"/>
-      <w:pPr>
-        <w:ind w:left="1440" w:hanging="360"/>
-      </w:pPr>
-    </w:lvl>
-    <w:lvl w:ilvl="2" w:tplc="CB923B68">
-      <w:start w:val="1"/>
-      <w:numFmt w:val="lowerRoman"/>
-      <w:lvlText w:val="%3."/>
-      <w:lvlJc w:val="right"/>
-      <w:pPr>
-        <w:ind w:left="2160" w:hanging="180"/>
-      </w:pPr>
-    </w:lvl>
-    <w:lvl w:ilvl="3" w:tplc="74404F06">
-      <w:start w:val="1"/>
-      <w:numFmt w:val="decimal"/>
-      <w:lvlText w:val="%4."/>
-      <w:lvlJc w:val="left"/>
-      <w:pPr>
-        <w:ind w:left="2880" w:hanging="360"/>
-      </w:pPr>
-    </w:lvl>
-    <w:lvl w:ilvl="4" w:tplc="EDBCDAD2">
-      <w:start w:val="1"/>
-      <w:numFmt w:val="lowerLetter"/>
-      <w:lvlText w:val="%5."/>
-      <w:lvlJc w:val="left"/>
-      <w:pPr>
-        <w:ind w:left="3600" w:hanging="360"/>
-      </w:pPr>
-    </w:lvl>
-    <w:lvl w:ilvl="5" w:tplc="397E1D92">
-      <w:start w:val="1"/>
-      <w:numFmt w:val="lowerRoman"/>
-      <w:lvlText w:val="%6."/>
-      <w:lvlJc w:val="right"/>
-      <w:pPr>
-        <w:ind w:left="4320" w:hanging="180"/>
-      </w:pPr>
-    </w:lvl>
-    <w:lvl w:ilvl="6" w:tplc="F250A03E">
-      <w:start w:val="1"/>
-      <w:numFmt w:val="decimal"/>
-      <w:lvlText w:val="%7."/>
-      <w:lvlJc w:val="left"/>
-      <w:pPr>
-        <w:ind w:left="5040" w:hanging="360"/>
-      </w:pPr>
-    </w:lvl>
-    <w:lvl w:ilvl="7" w:tplc="EEE69E9E">
-      <w:start w:val="1"/>
-      <w:numFmt w:val="lowerLetter"/>
-      <w:lvlText w:val="%8."/>
-      <w:lvlJc w:val="left"/>
-      <w:pPr>
-        <w:ind w:left="5760" w:hanging="360"/>
-      </w:pPr>
-    </w:lvl>
-    <w:lvl w:ilvl="8" w:tplc="9DDC7C18">
-      <w:start w:val="1"/>
-      <w:numFmt w:val="lowerRoman"/>
-      <w:lvlText w:val="%9."/>
-      <w:lvlJc w:val="right"/>
-      <w:pPr>
-        <w:ind w:left="6480" w:hanging="180"/>
-      </w:pPr>
-    </w:lvl>
-  </w:abstractNum>
-  <w:abstractNum w:abstractNumId="21" w15:restartNumberingAfterBreak="0">
-    <w:nsid w:val="1FAC35E0"/>
-    <w:multiLevelType w:val="hybridMultilevel"/>
-    <w:tmpl w:val="FFFFFFFF"/>
-    <w:lvl w:ilvl="0" w:tplc="25CE97DA">
-      <w:start w:val="1"/>
-      <w:numFmt w:val="decimal"/>
-      <w:lvlText w:val="%1."/>
-      <w:lvlJc w:val="left"/>
-      <w:pPr>
-        <w:ind w:left="720" w:hanging="360"/>
-      </w:pPr>
-    </w:lvl>
-    <w:lvl w:ilvl="1" w:tplc="ED102C7A">
-      <w:start w:val="1"/>
-      <w:numFmt w:val="lowerLetter"/>
-      <w:lvlText w:val="%2."/>
-      <w:lvlJc w:val="left"/>
-      <w:pPr>
-        <w:ind w:left="1440" w:hanging="360"/>
-      </w:pPr>
-    </w:lvl>
-    <w:lvl w:ilvl="2" w:tplc="AB2A0A8E">
-      <w:start w:val="1"/>
-      <w:numFmt w:val="lowerRoman"/>
-      <w:lvlText w:val="%3."/>
-      <w:lvlJc w:val="right"/>
-      <w:pPr>
-        <w:ind w:left="2160" w:hanging="180"/>
-      </w:pPr>
-    </w:lvl>
-    <w:lvl w:ilvl="3" w:tplc="58645164">
-      <w:start w:val="1"/>
-      <w:numFmt w:val="decimal"/>
-      <w:lvlText w:val="%4."/>
-      <w:lvlJc w:val="left"/>
-      <w:pPr>
-        <w:ind w:left="2880" w:hanging="360"/>
-      </w:pPr>
-    </w:lvl>
-    <w:lvl w:ilvl="4" w:tplc="FC6EA62A">
-      <w:start w:val="1"/>
-      <w:numFmt w:val="lowerLetter"/>
-      <w:lvlText w:val="%5."/>
-      <w:lvlJc w:val="left"/>
-      <w:pPr>
-        <w:ind w:left="3600" w:hanging="360"/>
-      </w:pPr>
-    </w:lvl>
-    <w:lvl w:ilvl="5" w:tplc="442CDFE8">
-      <w:start w:val="1"/>
-      <w:numFmt w:val="lowerRoman"/>
-      <w:lvlText w:val="%6."/>
-      <w:lvlJc w:val="right"/>
-      <w:pPr>
-        <w:ind w:left="4320" w:hanging="180"/>
-      </w:pPr>
-    </w:lvl>
-    <w:lvl w:ilvl="6" w:tplc="6A56FFC4">
-      <w:start w:val="1"/>
-      <w:numFmt w:val="decimal"/>
-      <w:lvlText w:val="%7."/>
-      <w:lvlJc w:val="left"/>
-      <w:pPr>
-        <w:ind w:left="5040" w:hanging="360"/>
-      </w:pPr>
-    </w:lvl>
-    <w:lvl w:ilvl="7" w:tplc="A1A856F8">
-      <w:start w:val="1"/>
-      <w:numFmt w:val="lowerLetter"/>
-      <w:lvlText w:val="%8."/>
-      <w:lvlJc w:val="left"/>
-      <w:pPr>
-        <w:ind w:left="5760" w:hanging="360"/>
-      </w:pPr>
-    </w:lvl>
-    <w:lvl w:ilvl="8" w:tplc="D916B118">
-      <w:start w:val="1"/>
-      <w:numFmt w:val="lowerRoman"/>
-      <w:lvlText w:val="%9."/>
-      <w:lvlJc w:val="right"/>
-      <w:pPr>
-        <w:ind w:left="6480" w:hanging="180"/>
-      </w:pPr>
-    </w:lvl>
-  </w:abstractNum>
-  <w:abstractNum w:abstractNumId="22" w15:restartNumberingAfterBreak="0">
-    <w:nsid w:val="2137001C"/>
-    <w:multiLevelType w:val="hybridMultilevel"/>
-    <w:tmpl w:val="CA0A6DB4"/>
-    <w:lvl w:ilvl="0" w:tplc="04090001">
-      <w:start w:val="1"/>
-      <w:numFmt w:val="bullet"/>
-      <w:lvlText w:val=""/>
-      <w:lvlJc w:val="left"/>
-      <w:pPr>
-        <w:ind w:left="720" w:hanging="360"/>
-      </w:pPr>
-      <w:rPr>
-        <w:rFonts w:ascii="Symbol" w:hAnsi="Symbol" w:hint="default"/>
-      </w:rPr>
-    </w:lvl>
-    <w:lvl w:ilvl="1" w:tplc="04090003" w:tentative="1">
-      <w:start w:val="1"/>
-      <w:numFmt w:val="bullet"/>
-      <w:lvlText w:val="o"/>
-      <w:lvlJc w:val="left"/>
-      <w:pPr>
-        <w:ind w:left="1440" w:hanging="360"/>
-      </w:pPr>
-      <w:rPr>
-        <w:rFonts w:ascii="Courier New" w:hAnsi="Courier New" w:cs="Courier New" w:hint="default"/>
-      </w:rPr>
-    </w:lvl>
-    <w:lvl w:ilvl="2" w:tplc="04090005" w:tentative="1">
-      <w:start w:val="1"/>
-      <w:numFmt w:val="bullet"/>
-      <w:lvlText w:val=""/>
-      <w:lvlJc w:val="left"/>
-      <w:pPr>
-        <w:ind w:left="2160" w:hanging="360"/>
-      </w:pPr>
-      <w:rPr>
-        <w:rFonts w:ascii="Wingdings" w:hAnsi="Wingdings" w:hint="default"/>
-      </w:rPr>
-    </w:lvl>
-    <w:lvl w:ilvl="3" w:tplc="04090001" w:tentative="1">
-      <w:start w:val="1"/>
-      <w:numFmt w:val="bullet"/>
-      <w:lvlText w:val=""/>
-      <w:lvlJc w:val="left"/>
-      <w:pPr>
-        <w:ind w:left="2880" w:hanging="360"/>
-      </w:pPr>
-      <w:rPr>
-        <w:rFonts w:ascii="Symbol" w:hAnsi="Symbol" w:hint="default"/>
-      </w:rPr>
-    </w:lvl>
-    <w:lvl w:ilvl="4" w:tplc="04090003" w:tentative="1">
-      <w:start w:val="1"/>
-      <w:numFmt w:val="bullet"/>
-      <w:lvlText w:val="o"/>
-      <w:lvlJc w:val="left"/>
-      <w:pPr>
-        <w:ind w:left="3600" w:hanging="360"/>
-      </w:pPr>
-      <w:rPr>
-        <w:rFonts w:ascii="Courier New" w:hAnsi="Courier New" w:cs="Courier New" w:hint="default"/>
-      </w:rPr>
-    </w:lvl>
-    <w:lvl w:ilvl="5" w:tplc="04090005" w:tentative="1">
-      <w:start w:val="1"/>
-      <w:numFmt w:val="bullet"/>
-      <w:lvlText w:val=""/>
-      <w:lvlJc w:val="left"/>
-      <w:pPr>
-        <w:ind w:left="4320" w:hanging="360"/>
-      </w:pPr>
-      <w:rPr>
-        <w:rFonts w:ascii="Wingdings" w:hAnsi="Wingdings" w:hint="default"/>
-      </w:rPr>
-    </w:lvl>
-    <w:lvl w:ilvl="6" w:tplc="04090001" w:tentative="1">
-      <w:start w:val="1"/>
-      <w:numFmt w:val="bullet"/>
-      <w:lvlText w:val=""/>
-      <w:lvlJc w:val="left"/>
-      <w:pPr>
-        <w:ind w:left="5040" w:hanging="360"/>
-      </w:pPr>
-      <w:rPr>
-        <w:rFonts w:ascii="Symbol" w:hAnsi="Symbol" w:hint="default"/>
-      </w:rPr>
-    </w:lvl>
-    <w:lvl w:ilvl="7" w:tplc="04090003" w:tentative="1">
-      <w:start w:val="1"/>
-      <w:numFmt w:val="bullet"/>
-      <w:lvlText w:val="o"/>
-      <w:lvlJc w:val="left"/>
-      <w:pPr>
-        <w:ind w:left="5760" w:hanging="360"/>
-      </w:pPr>
-      <w:rPr>
-        <w:rFonts w:ascii="Courier New" w:hAnsi="Courier New" w:cs="Courier New" w:hint="default"/>
-      </w:rPr>
-    </w:lvl>
-    <w:lvl w:ilvl="8" w:tplc="04090005" w:tentative="1">
-      <w:start w:val="1"/>
-      <w:numFmt w:val="bullet"/>
-      <w:lvlText w:val=""/>
-      <w:lvlJc w:val="left"/>
-      <w:pPr>
-        <w:ind w:left="6480" w:hanging="360"/>
-      </w:pPr>
-      <w:rPr>
-        <w:rFonts w:ascii="Wingdings" w:hAnsi="Wingdings" w:hint="default"/>
-      </w:rPr>
-    </w:lvl>
-  </w:abstractNum>
-  <w:abstractNum w:abstractNumId="23" w15:restartNumberingAfterBreak="0">
-    <w:nsid w:val="225144D2"/>
-    <w:multiLevelType w:val="hybridMultilevel"/>
-    <w:tmpl w:val="DCAC640E"/>
-    <w:lvl w:ilvl="0" w:tplc="04090001">
-      <w:start w:val="1"/>
-      <w:numFmt w:val="bullet"/>
-      <w:lvlText w:val=""/>
-      <w:lvlJc w:val="left"/>
-      <w:pPr>
-        <w:ind w:left="720" w:hanging="360"/>
-      </w:pPr>
-      <w:rPr>
-        <w:rFonts w:ascii="Symbol" w:hAnsi="Symbol" w:hint="default"/>
-      </w:rPr>
-    </w:lvl>
-    <w:lvl w:ilvl="1" w:tplc="04090003" w:tentative="1">
-      <w:start w:val="1"/>
-      <w:numFmt w:val="bullet"/>
-      <w:lvlText w:val="o"/>
-      <w:lvlJc w:val="left"/>
-      <w:pPr>
-        <w:ind w:left="1440" w:hanging="360"/>
-      </w:pPr>
-      <w:rPr>
-        <w:rFonts w:ascii="Courier New" w:hAnsi="Courier New" w:cs="Courier New" w:hint="default"/>
-      </w:rPr>
-    </w:lvl>
-    <w:lvl w:ilvl="2" w:tplc="04090005" w:tentative="1">
-      <w:start w:val="1"/>
-      <w:numFmt w:val="bullet"/>
-      <w:lvlText w:val=""/>
-      <w:lvlJc w:val="left"/>
-      <w:pPr>
-        <w:ind w:left="2160" w:hanging="360"/>
-      </w:pPr>
-      <w:rPr>
-        <w:rFonts w:ascii="Wingdings" w:hAnsi="Wingdings" w:hint="default"/>
-      </w:rPr>
-    </w:lvl>
-    <w:lvl w:ilvl="3" w:tplc="04090001" w:tentative="1">
-      <w:start w:val="1"/>
-      <w:numFmt w:val="bullet"/>
-      <w:lvlText w:val=""/>
-      <w:lvlJc w:val="left"/>
-      <w:pPr>
-        <w:ind w:left="2880" w:hanging="360"/>
-      </w:pPr>
-      <w:rPr>
-        <w:rFonts w:ascii="Symbol" w:hAnsi="Symbol" w:hint="default"/>
-      </w:rPr>
-    </w:lvl>
-    <w:lvl w:ilvl="4" w:tplc="04090003" w:tentative="1">
-      <w:start w:val="1"/>
-      <w:numFmt w:val="bullet"/>
-      <w:lvlText w:val="o"/>
-      <w:lvlJc w:val="left"/>
-      <w:pPr>
-        <w:ind w:left="3600" w:hanging="360"/>
-      </w:pPr>
-      <w:rPr>
-        <w:rFonts w:ascii="Courier New" w:hAnsi="Courier New" w:cs="Courier New" w:hint="default"/>
-      </w:rPr>
-    </w:lvl>
-    <w:lvl w:ilvl="5" w:tplc="04090005" w:tentative="1">
-      <w:start w:val="1"/>
-      <w:numFmt w:val="bullet"/>
-      <w:lvlText w:val=""/>
-      <w:lvlJc w:val="left"/>
-      <w:pPr>
-        <w:ind w:left="4320" w:hanging="360"/>
-      </w:pPr>
-      <w:rPr>
-        <w:rFonts w:ascii="Wingdings" w:hAnsi="Wingdings" w:hint="default"/>
-      </w:rPr>
-    </w:lvl>
-    <w:lvl w:ilvl="6" w:tplc="04090001" w:tentative="1">
-      <w:start w:val="1"/>
-      <w:numFmt w:val="bullet"/>
-      <w:lvlText w:val=""/>
-      <w:lvlJc w:val="left"/>
-      <w:pPr>
-        <w:ind w:left="5040" w:hanging="360"/>
-      </w:pPr>
-      <w:rPr>
-        <w:rFonts w:ascii="Symbol" w:hAnsi="Symbol" w:hint="default"/>
-      </w:rPr>
-    </w:lvl>
-    <w:lvl w:ilvl="7" w:tplc="04090003" w:tentative="1">
-      <w:start w:val="1"/>
-      <w:numFmt w:val="bullet"/>
-      <w:lvlText w:val="o"/>
-      <w:lvlJc w:val="left"/>
-      <w:pPr>
-        <w:ind w:left="5760" w:hanging="360"/>
-      </w:pPr>
-      <w:rPr>
-        <w:rFonts w:ascii="Courier New" w:hAnsi="Courier New" w:cs="Courier New" w:hint="default"/>
-      </w:rPr>
-    </w:lvl>
-    <w:lvl w:ilvl="8" w:tplc="04090005" w:tentative="1">
-      <w:start w:val="1"/>
-      <w:numFmt w:val="bullet"/>
-      <w:lvlText w:val=""/>
-      <w:lvlJc w:val="left"/>
-      <w:pPr>
-        <w:ind w:left="6480" w:hanging="360"/>
-      </w:pPr>
-      <w:rPr>
-        <w:rFonts w:ascii="Wingdings" w:hAnsi="Wingdings" w:hint="default"/>
-      </w:rPr>
-    </w:lvl>
-  </w:abstractNum>
-  <w:abstractNum w:abstractNumId="24" w15:restartNumberingAfterBreak="0">
-    <w:nsid w:val="232C17DF"/>
-    <w:multiLevelType w:val="hybridMultilevel"/>
-    <w:tmpl w:val="EA7ACD36"/>
-    <w:lvl w:ilvl="0" w:tplc="0409000F">
-      <w:start w:val="1"/>
-      <w:numFmt w:val="decimal"/>
-      <w:lvlText w:val="%1."/>
-      <w:lvlJc w:val="left"/>
-      <w:pPr>
-        <w:ind w:left="720" w:hanging="360"/>
-      </w:pPr>
-    </w:lvl>
-    <w:lvl w:ilvl="1" w:tplc="04090019" w:tentative="1">
-      <w:start w:val="1"/>
-      <w:numFmt w:val="lowerLetter"/>
-      <w:lvlText w:val="%2."/>
-      <w:lvlJc w:val="left"/>
-      <w:pPr>
-        <w:ind w:left="1440" w:hanging="360"/>
-      </w:pPr>
-    </w:lvl>
-    <w:lvl w:ilvl="2" w:tplc="0409001B" w:tentative="1">
-      <w:start w:val="1"/>
-      <w:numFmt w:val="lowerRoman"/>
-      <w:lvlText w:val="%3."/>
-      <w:lvlJc w:val="right"/>
-      <w:pPr>
-        <w:ind w:left="2160" w:hanging="180"/>
-      </w:pPr>
-    </w:lvl>
-    <w:lvl w:ilvl="3" w:tplc="0409000F" w:tentative="1">
-      <w:start w:val="1"/>
-      <w:numFmt w:val="decimal"/>
-      <w:lvlText w:val="%4."/>
-      <w:lvlJc w:val="left"/>
-      <w:pPr>
-        <w:ind w:left="2880" w:hanging="360"/>
-      </w:pPr>
-    </w:lvl>
-    <w:lvl w:ilvl="4" w:tplc="04090019" w:tentative="1">
-      <w:start w:val="1"/>
-      <w:numFmt w:val="lowerLetter"/>
-      <w:lvlText w:val="%5."/>
-      <w:lvlJc w:val="left"/>
-      <w:pPr>
-        <w:ind w:left="3600" w:hanging="360"/>
-      </w:pPr>
-    </w:lvl>
-    <w:lvl w:ilvl="5" w:tplc="0409001B" w:tentative="1">
-      <w:start w:val="1"/>
-      <w:numFmt w:val="lowerRoman"/>
-      <w:lvlText w:val="%6."/>
-      <w:lvlJc w:val="right"/>
-      <w:pPr>
-        <w:ind w:left="4320" w:hanging="180"/>
-      </w:pPr>
-    </w:lvl>
-    <w:lvl w:ilvl="6" w:tplc="0409000F" w:tentative="1">
-      <w:start w:val="1"/>
-      <w:numFmt w:val="decimal"/>
-      <w:lvlText w:val="%7."/>
-      <w:lvlJc w:val="left"/>
-      <w:pPr>
-        <w:ind w:left="5040" w:hanging="360"/>
-      </w:pPr>
-    </w:lvl>
-    <w:lvl w:ilvl="7" w:tplc="04090019" w:tentative="1">
-      <w:start w:val="1"/>
-      <w:numFmt w:val="lowerLetter"/>
-      <w:lvlText w:val="%8."/>
-      <w:lvlJc w:val="left"/>
-      <w:pPr>
-        <w:ind w:left="5760" w:hanging="360"/>
-      </w:pPr>
-    </w:lvl>
-    <w:lvl w:ilvl="8" w:tplc="0409001B" w:tentative="1">
-      <w:start w:val="1"/>
-      <w:numFmt w:val="lowerRoman"/>
-      <w:lvlText w:val="%9."/>
-      <w:lvlJc w:val="right"/>
-      <w:pPr>
-        <w:ind w:left="6480" w:hanging="180"/>
-      </w:pPr>
-    </w:lvl>
-  </w:abstractNum>
-  <w:abstractNum w:abstractNumId="25" w15:restartNumberingAfterBreak="0">
-    <w:nsid w:val="25F4364A"/>
-    <w:multiLevelType w:val="hybridMultilevel"/>
-    <w:tmpl w:val="CEC876B0"/>
-    <w:lvl w:ilvl="0" w:tplc="04090001">
-      <w:start w:val="1"/>
-      <w:numFmt w:val="bullet"/>
-      <w:lvlText w:val=""/>
-      <w:lvlJc w:val="left"/>
-      <w:pPr>
-        <w:ind w:left="720" w:hanging="360"/>
-      </w:pPr>
-      <w:rPr>
-        <w:rFonts w:ascii="Symbol" w:hAnsi="Symbol" w:hint="default"/>
-      </w:rPr>
-    </w:lvl>
-    <w:lvl w:ilvl="1" w:tplc="04090003" w:tentative="1">
-      <w:start w:val="1"/>
-      <w:numFmt w:val="bullet"/>
-      <w:lvlText w:val="o"/>
-      <w:lvlJc w:val="left"/>
-      <w:pPr>
-        <w:ind w:left="1440" w:hanging="360"/>
-      </w:pPr>
-      <w:rPr>
-        <w:rFonts w:ascii="Courier New" w:hAnsi="Courier New" w:cs="Courier New" w:hint="default"/>
-      </w:rPr>
-    </w:lvl>
-    <w:lvl w:ilvl="2" w:tplc="04090005" w:tentative="1">
-      <w:start w:val="1"/>
-      <w:numFmt w:val="bullet"/>
-      <w:lvlText w:val=""/>
-      <w:lvlJc w:val="left"/>
-      <w:pPr>
-        <w:ind w:left="2160" w:hanging="360"/>
-      </w:pPr>
-      <w:rPr>
-        <w:rFonts w:ascii="Wingdings" w:hAnsi="Wingdings" w:hint="default"/>
-      </w:rPr>
-    </w:lvl>
-    <w:lvl w:ilvl="3" w:tplc="04090001" w:tentative="1">
-      <w:start w:val="1"/>
-      <w:numFmt w:val="bullet"/>
-      <w:lvlText w:val=""/>
-      <w:lvlJc w:val="left"/>
-      <w:pPr>
-        <w:ind w:left="2880" w:hanging="360"/>
-      </w:pPr>
-      <w:rPr>
-        <w:rFonts w:ascii="Symbol" w:hAnsi="Symbol" w:hint="default"/>
-      </w:rPr>
-    </w:lvl>
-    <w:lvl w:ilvl="4" w:tplc="04090003" w:tentative="1">
-      <w:start w:val="1"/>
-      <w:numFmt w:val="bullet"/>
-      <w:lvlText w:val="o"/>
-      <w:lvlJc w:val="left"/>
-      <w:pPr>
-        <w:ind w:left="3600" w:hanging="360"/>
-      </w:pPr>
-      <w:rPr>
-        <w:rFonts w:ascii="Courier New" w:hAnsi="Courier New" w:cs="Courier New" w:hint="default"/>
-      </w:rPr>
-    </w:lvl>
-    <w:lvl w:ilvl="5" w:tplc="04090005" w:tentative="1">
-      <w:start w:val="1"/>
-      <w:numFmt w:val="bullet"/>
-      <w:lvlText w:val=""/>
-      <w:lvlJc w:val="left"/>
-      <w:pPr>
-        <w:ind w:left="4320" w:hanging="360"/>
-      </w:pPr>
-      <w:rPr>
-        <w:rFonts w:ascii="Wingdings" w:hAnsi="Wingdings" w:hint="default"/>
-      </w:rPr>
-    </w:lvl>
-    <w:lvl w:ilvl="6" w:tplc="04090001" w:tentative="1">
-      <w:start w:val="1"/>
-      <w:numFmt w:val="bullet"/>
-      <w:lvlText w:val=""/>
-      <w:lvlJc w:val="left"/>
-      <w:pPr>
-        <w:ind w:left="5040" w:hanging="360"/>
-      </w:pPr>
-      <w:rPr>
-        <w:rFonts w:ascii="Symbol" w:hAnsi="Symbol" w:hint="default"/>
-      </w:rPr>
-    </w:lvl>
-    <w:lvl w:ilvl="7" w:tplc="04090003" w:tentative="1">
-      <w:start w:val="1"/>
-      <w:numFmt w:val="bullet"/>
-      <w:lvlText w:val="o"/>
-      <w:lvlJc w:val="left"/>
-      <w:pPr>
-        <w:ind w:left="5760" w:hanging="360"/>
-      </w:pPr>
-      <w:rPr>
-        <w:rFonts w:ascii="Courier New" w:hAnsi="Courier New" w:cs="Courier New" w:hint="default"/>
-      </w:rPr>
-    </w:lvl>
-    <w:lvl w:ilvl="8" w:tplc="04090005" w:tentative="1">
-      <w:start w:val="1"/>
-      <w:numFmt w:val="bullet"/>
-      <w:lvlText w:val=""/>
-      <w:lvlJc w:val="left"/>
-      <w:pPr>
-        <w:ind w:left="6480" w:hanging="360"/>
-      </w:pPr>
-      <w:rPr>
-        <w:rFonts w:ascii="Wingdings" w:hAnsi="Wingdings" w:hint="default"/>
-      </w:rPr>
-    </w:lvl>
-  </w:abstractNum>
-  <w:abstractNum w:abstractNumId="26" w15:restartNumberingAfterBreak="0">
-    <w:nsid w:val="26F25E5B"/>
-    <w:multiLevelType w:val="hybridMultilevel"/>
-    <w:tmpl w:val="2B34BEC6"/>
-    <w:lvl w:ilvl="0" w:tplc="04090001">
-      <w:start w:val="1"/>
-      <w:numFmt w:val="bullet"/>
-      <w:lvlText w:val=""/>
-      <w:lvlJc w:val="left"/>
-      <w:pPr>
-        <w:ind w:left="720" w:hanging="360"/>
-      </w:pPr>
-      <w:rPr>
-        <w:rFonts w:ascii="Symbol" w:hAnsi="Symbol" w:hint="default"/>
-      </w:rPr>
-    </w:lvl>
-    <w:lvl w:ilvl="1" w:tplc="04090003" w:tentative="1">
-      <w:start w:val="1"/>
-      <w:numFmt w:val="bullet"/>
-      <w:lvlText w:val="o"/>
-      <w:lvlJc w:val="left"/>
-      <w:pPr>
-        <w:ind w:left="1440" w:hanging="360"/>
-      </w:pPr>
-      <w:rPr>
-        <w:rFonts w:ascii="Courier New" w:hAnsi="Courier New" w:cs="Courier New" w:hint="default"/>
-      </w:rPr>
-    </w:lvl>
-    <w:lvl w:ilvl="2" w:tplc="04090005" w:tentative="1">
-      <w:start w:val="1"/>
-      <w:numFmt w:val="bullet"/>
-      <w:lvlText w:val=""/>
-      <w:lvlJc w:val="left"/>
-      <w:pPr>
-        <w:ind w:left="2160" w:hanging="360"/>
-      </w:pPr>
-      <w:rPr>
-        <w:rFonts w:ascii="Wingdings" w:hAnsi="Wingdings" w:hint="default"/>
-      </w:rPr>
-    </w:lvl>
-    <w:lvl w:ilvl="3" w:tplc="04090001" w:tentative="1">
-      <w:start w:val="1"/>
-      <w:numFmt w:val="bullet"/>
-      <w:lvlText w:val=""/>
-      <w:lvlJc w:val="left"/>
-      <w:pPr>
-        <w:ind w:left="2880" w:hanging="360"/>
-      </w:pPr>
-      <w:rPr>
-        <w:rFonts w:ascii="Symbol" w:hAnsi="Symbol" w:hint="default"/>
-      </w:rPr>
-    </w:lvl>
-    <w:lvl w:ilvl="4" w:tplc="04090003" w:tentative="1">
-      <w:start w:val="1"/>
-      <w:numFmt w:val="bullet"/>
-      <w:lvlText w:val="o"/>
-      <w:lvlJc w:val="left"/>
-      <w:pPr>
-        <w:ind w:left="3600" w:hanging="360"/>
-      </w:pPr>
-      <w:rPr>
-        <w:rFonts w:ascii="Courier New" w:hAnsi="Courier New" w:cs="Courier New" w:hint="default"/>
-      </w:rPr>
-    </w:lvl>
-    <w:lvl w:ilvl="5" w:tplc="04090005" w:tentative="1">
-      <w:start w:val="1"/>
-      <w:numFmt w:val="bullet"/>
-      <w:lvlText w:val=""/>
-      <w:lvlJc w:val="left"/>
-      <w:pPr>
-        <w:ind w:left="4320" w:hanging="360"/>
-      </w:pPr>
-      <w:rPr>
-        <w:rFonts w:ascii="Wingdings" w:hAnsi="Wingdings" w:hint="default"/>
-      </w:rPr>
-    </w:lvl>
-    <w:lvl w:ilvl="6" w:tplc="04090001" w:tentative="1">
-      <w:start w:val="1"/>
-      <w:numFmt w:val="bullet"/>
-      <w:lvlText w:val=""/>
-      <w:lvlJc w:val="left"/>
-      <w:pPr>
-        <w:ind w:left="5040" w:hanging="360"/>
-      </w:pPr>
-      <w:rPr>
-        <w:rFonts w:ascii="Symbol" w:hAnsi="Symbol" w:hint="default"/>
-      </w:rPr>
-    </w:lvl>
-    <w:lvl w:ilvl="7" w:tplc="04090003" w:tentative="1">
-      <w:start w:val="1"/>
-      <w:numFmt w:val="bullet"/>
-      <w:lvlText w:val="o"/>
-      <w:lvlJc w:val="left"/>
-      <w:pPr>
-        <w:ind w:left="5760" w:hanging="360"/>
-      </w:pPr>
-      <w:rPr>
-        <w:rFonts w:ascii="Courier New" w:hAnsi="Courier New" w:cs="Courier New" w:hint="default"/>
-      </w:rPr>
-    </w:lvl>
-    <w:lvl w:ilvl="8" w:tplc="04090005" w:tentative="1">
-      <w:start w:val="1"/>
-      <w:numFmt w:val="bullet"/>
-      <w:lvlText w:val=""/>
-      <w:lvlJc w:val="left"/>
-      <w:pPr>
-        <w:ind w:left="6480" w:hanging="360"/>
-      </w:pPr>
-      <w:rPr>
-        <w:rFonts w:ascii="Wingdings" w:hAnsi="Wingdings" w:hint="default"/>
-      </w:rPr>
-    </w:lvl>
-  </w:abstractNum>
-  <w:abstractNum w:abstractNumId="27" w15:restartNumberingAfterBreak="0">
-    <w:nsid w:val="27A34B56"/>
-    <w:multiLevelType w:val="hybridMultilevel"/>
-    <w:tmpl w:val="C60A005A"/>
-    <w:lvl w:ilvl="0" w:tplc="0409000F">
-      <w:start w:val="1"/>
-      <w:numFmt w:val="decimal"/>
-      <w:lvlText w:val="%1."/>
-      <w:lvlJc w:val="left"/>
-      <w:pPr>
-        <w:ind w:left="720" w:hanging="360"/>
-      </w:pPr>
-    </w:lvl>
-    <w:lvl w:ilvl="1" w:tplc="04090019" w:tentative="1">
-      <w:start w:val="1"/>
-      <w:numFmt w:val="lowerLetter"/>
-      <w:lvlText w:val="%2."/>
-      <w:lvlJc w:val="left"/>
-      <w:pPr>
-        <w:ind w:left="1440" w:hanging="360"/>
-      </w:pPr>
-    </w:lvl>
-    <w:lvl w:ilvl="2" w:tplc="0409001B" w:tentative="1">
-      <w:start w:val="1"/>
-      <w:numFmt w:val="lowerRoman"/>
-      <w:lvlText w:val="%3."/>
-      <w:lvlJc w:val="right"/>
-      <w:pPr>
-        <w:ind w:left="2160" w:hanging="180"/>
-      </w:pPr>
-    </w:lvl>
-    <w:lvl w:ilvl="3" w:tplc="0409000F" w:tentative="1">
-      <w:start w:val="1"/>
-      <w:numFmt w:val="decimal"/>
-      <w:lvlText w:val="%4."/>
-      <w:lvlJc w:val="left"/>
-      <w:pPr>
-        <w:ind w:left="2880" w:hanging="360"/>
-      </w:pPr>
-    </w:lvl>
-    <w:lvl w:ilvl="4" w:tplc="04090019" w:tentative="1">
-      <w:start w:val="1"/>
-      <w:numFmt w:val="lowerLetter"/>
-      <w:lvlText w:val="%5."/>
-      <w:lvlJc w:val="left"/>
-      <w:pPr>
-        <w:ind w:left="3600" w:hanging="360"/>
-      </w:pPr>
-    </w:lvl>
-    <w:lvl w:ilvl="5" w:tplc="0409001B" w:tentative="1">
-      <w:start w:val="1"/>
-      <w:numFmt w:val="lowerRoman"/>
-      <w:lvlText w:val="%6."/>
-      <w:lvlJc w:val="right"/>
-      <w:pPr>
-        <w:ind w:left="4320" w:hanging="180"/>
-      </w:pPr>
-    </w:lvl>
-    <w:lvl w:ilvl="6" w:tplc="0409000F" w:tentative="1">
-      <w:start w:val="1"/>
-      <w:numFmt w:val="decimal"/>
-      <w:lvlText w:val="%7."/>
-      <w:lvlJc w:val="left"/>
-      <w:pPr>
-        <w:ind w:left="5040" w:hanging="360"/>
-      </w:pPr>
-    </w:lvl>
-    <w:lvl w:ilvl="7" w:tplc="04090019" w:tentative="1">
-      <w:start w:val="1"/>
-      <w:numFmt w:val="lowerLetter"/>
-      <w:lvlText w:val="%8."/>
-      <w:lvlJc w:val="left"/>
-      <w:pPr>
-        <w:ind w:left="5760" w:hanging="360"/>
-      </w:pPr>
-    </w:lvl>
-    <w:lvl w:ilvl="8" w:tplc="0409001B" w:tentative="1">
-      <w:start w:val="1"/>
-      <w:numFmt w:val="lowerRoman"/>
-      <w:lvlText w:val="%9."/>
-      <w:lvlJc w:val="right"/>
-      <w:pPr>
-        <w:ind w:left="6480" w:hanging="180"/>
-      </w:pPr>
-    </w:lvl>
-  </w:abstractNum>
-  <w:abstractNum w:abstractNumId="28" w15:restartNumberingAfterBreak="0">
-    <w:nsid w:val="29D80149"/>
-    <w:multiLevelType w:val="hybridMultilevel"/>
-    <w:tmpl w:val="EC0C2036"/>
-    <w:lvl w:ilvl="0" w:tplc="0409000F">
-      <w:start w:val="1"/>
-      <w:numFmt w:val="decimal"/>
-      <w:lvlText w:val="%1."/>
-      <w:lvlJc w:val="left"/>
-      <w:pPr>
-        <w:ind w:left="720" w:hanging="360"/>
-      </w:pPr>
-    </w:lvl>
-    <w:lvl w:ilvl="1" w:tplc="04090019">
-      <w:start w:val="1"/>
-      <w:numFmt w:val="lowerLetter"/>
-      <w:lvlText w:val="%2."/>
-      <w:lvlJc w:val="left"/>
-      <w:pPr>
-        <w:ind w:left="1440" w:hanging="360"/>
-      </w:pPr>
-    </w:lvl>
-    <w:lvl w:ilvl="2" w:tplc="0409001B" w:tentative="1">
-      <w:start w:val="1"/>
-      <w:numFmt w:val="lowerRoman"/>
-      <w:lvlText w:val="%3."/>
-      <w:lvlJc w:val="right"/>
-      <w:pPr>
-        <w:ind w:left="2160" w:hanging="180"/>
-      </w:pPr>
-    </w:lvl>
-    <w:lvl w:ilvl="3" w:tplc="0409000F" w:tentative="1">
-      <w:start w:val="1"/>
-      <w:numFmt w:val="decimal"/>
-      <w:lvlText w:val="%4."/>
-      <w:lvlJc w:val="left"/>
-      <w:pPr>
-        <w:ind w:left="2880" w:hanging="360"/>
-      </w:pPr>
-    </w:lvl>
-    <w:lvl w:ilvl="4" w:tplc="04090019" w:tentative="1">
-      <w:start w:val="1"/>
-      <w:numFmt w:val="lowerLetter"/>
-      <w:lvlText w:val="%5."/>
-      <w:lvlJc w:val="left"/>
-      <w:pPr>
-        <w:ind w:left="3600" w:hanging="360"/>
-      </w:pPr>
-    </w:lvl>
-    <w:lvl w:ilvl="5" w:tplc="0409001B" w:tentative="1">
-      <w:start w:val="1"/>
-      <w:numFmt w:val="lowerRoman"/>
-      <w:lvlText w:val="%6."/>
-      <w:lvlJc w:val="right"/>
-      <w:pPr>
-        <w:ind w:left="4320" w:hanging="180"/>
-      </w:pPr>
-    </w:lvl>
-    <w:lvl w:ilvl="6" w:tplc="0409000F" w:tentative="1">
-      <w:start w:val="1"/>
-      <w:numFmt w:val="decimal"/>
-      <w:lvlText w:val="%7."/>
-      <w:lvlJc w:val="left"/>
-      <w:pPr>
-        <w:ind w:left="5040" w:hanging="360"/>
-      </w:pPr>
-    </w:lvl>
-    <w:lvl w:ilvl="7" w:tplc="04090019" w:tentative="1">
-      <w:start w:val="1"/>
-      <w:numFmt w:val="lowerLetter"/>
-      <w:lvlText w:val="%8."/>
-      <w:lvlJc w:val="left"/>
-      <w:pPr>
-        <w:ind w:left="5760" w:hanging="360"/>
-      </w:pPr>
-    </w:lvl>
-    <w:lvl w:ilvl="8" w:tplc="0409001B" w:tentative="1">
-      <w:start w:val="1"/>
-      <w:numFmt w:val="lowerRoman"/>
-      <w:lvlText w:val="%9."/>
-      <w:lvlJc w:val="right"/>
-      <w:pPr>
-        <w:ind w:left="6480" w:hanging="180"/>
-      </w:pPr>
-    </w:lvl>
-  </w:abstractNum>
-  <w:abstractNum w:abstractNumId="29" w15:restartNumberingAfterBreak="0">
-    <w:nsid w:val="2AC6349A"/>
-    <w:multiLevelType w:val="hybridMultilevel"/>
-    <w:tmpl w:val="4AA63980"/>
-    <w:lvl w:ilvl="0" w:tplc="04090001">
-      <w:start w:val="1"/>
-      <w:numFmt w:val="bullet"/>
-      <w:lvlText w:val=""/>
-      <w:lvlJc w:val="left"/>
-      <w:pPr>
-        <w:ind w:left="720" w:hanging="360"/>
-      </w:pPr>
-      <w:rPr>
-        <w:rFonts w:ascii="Symbol" w:hAnsi="Symbol" w:hint="default"/>
-      </w:rPr>
-    </w:lvl>
-    <w:lvl w:ilvl="1" w:tplc="04090003" w:tentative="1">
-      <w:start w:val="1"/>
-      <w:numFmt w:val="bullet"/>
-      <w:lvlText w:val="o"/>
-      <w:lvlJc w:val="left"/>
-      <w:pPr>
-        <w:ind w:left="1440" w:hanging="360"/>
-      </w:pPr>
-      <w:rPr>
-        <w:rFonts w:ascii="Courier New" w:hAnsi="Courier New" w:cs="Courier New" w:hint="default"/>
-      </w:rPr>
-    </w:lvl>
-    <w:lvl w:ilvl="2" w:tplc="04090005" w:tentative="1">
-      <w:start w:val="1"/>
-      <w:numFmt w:val="bullet"/>
-      <w:lvlText w:val=""/>
-      <w:lvlJc w:val="left"/>
-      <w:pPr>
-        <w:ind w:left="2160" w:hanging="360"/>
-      </w:pPr>
-      <w:rPr>
-        <w:rFonts w:ascii="Wingdings" w:hAnsi="Wingdings" w:hint="default"/>
-      </w:rPr>
-    </w:lvl>
-    <w:lvl w:ilvl="3" w:tplc="04090001" w:tentative="1">
-      <w:start w:val="1"/>
-      <w:numFmt w:val="bullet"/>
-      <w:lvlText w:val=""/>
-      <w:lvlJc w:val="left"/>
-      <w:pPr>
-        <w:ind w:left="2880" w:hanging="360"/>
-      </w:pPr>
-      <w:rPr>
-        <w:rFonts w:ascii="Symbol" w:hAnsi="Symbol" w:hint="default"/>
-      </w:rPr>
-    </w:lvl>
-    <w:lvl w:ilvl="4" w:tplc="04090003" w:tentative="1">
-      <w:start w:val="1"/>
-      <w:numFmt w:val="bullet"/>
-      <w:lvlText w:val="o"/>
-      <w:lvlJc w:val="left"/>
-      <w:pPr>
-        <w:ind w:left="3600" w:hanging="360"/>
-      </w:pPr>
-      <w:rPr>
-        <w:rFonts w:ascii="Courier New" w:hAnsi="Courier New" w:cs="Courier New" w:hint="default"/>
-      </w:rPr>
-    </w:lvl>
-    <w:lvl w:ilvl="5" w:tplc="04090005" w:tentative="1">
-      <w:start w:val="1"/>
-      <w:numFmt w:val="bullet"/>
-      <w:lvlText w:val=""/>
-      <w:lvlJc w:val="left"/>
-      <w:pPr>
-        <w:ind w:left="4320" w:hanging="360"/>
-      </w:pPr>
-      <w:rPr>
-        <w:rFonts w:ascii="Wingdings" w:hAnsi="Wingdings" w:hint="default"/>
-      </w:rPr>
-    </w:lvl>
-    <w:lvl w:ilvl="6" w:tplc="04090001" w:tentative="1">
-      <w:start w:val="1"/>
-      <w:numFmt w:val="bullet"/>
-      <w:lvlText w:val=""/>
-      <w:lvlJc w:val="left"/>
-      <w:pPr>
-        <w:ind w:left="5040" w:hanging="360"/>
-      </w:pPr>
-      <w:rPr>
-        <w:rFonts w:ascii="Symbol" w:hAnsi="Symbol" w:hint="default"/>
-      </w:rPr>
-    </w:lvl>
-    <w:lvl w:ilvl="7" w:tplc="04090003" w:tentative="1">
-      <w:start w:val="1"/>
-      <w:numFmt w:val="bullet"/>
-      <w:lvlText w:val="o"/>
-      <w:lvlJc w:val="left"/>
-      <w:pPr>
-        <w:ind w:left="5760" w:hanging="360"/>
-      </w:pPr>
-      <w:rPr>
-        <w:rFonts w:ascii="Courier New" w:hAnsi="Courier New" w:cs="Courier New" w:hint="default"/>
-      </w:rPr>
-    </w:lvl>
-    <w:lvl w:ilvl="8" w:tplc="04090005" w:tentative="1">
-      <w:start w:val="1"/>
-      <w:numFmt w:val="bullet"/>
-      <w:lvlText w:val=""/>
-      <w:lvlJc w:val="left"/>
-      <w:pPr>
-        <w:ind w:left="6480" w:hanging="360"/>
-      </w:pPr>
-      <w:rPr>
-        <w:rFonts w:ascii="Wingdings" w:hAnsi="Wingdings" w:hint="default"/>
-      </w:rPr>
-    </w:lvl>
-  </w:abstractNum>
-  <w:abstractNum w:abstractNumId="30" w15:restartNumberingAfterBreak="0">
-    <w:nsid w:val="2C4A420E"/>
-    <w:multiLevelType w:val="hybridMultilevel"/>
-    <w:tmpl w:val="9CF28A36"/>
-    <w:lvl w:ilvl="0" w:tplc="04090001">
-      <w:start w:val="1"/>
-      <w:numFmt w:val="bullet"/>
-      <w:lvlText w:val=""/>
-      <w:lvlJc w:val="left"/>
-      <w:pPr>
-        <w:ind w:left="720" w:hanging="360"/>
-      </w:pPr>
-      <w:rPr>
-        <w:rFonts w:ascii="Symbol" w:hAnsi="Symbol" w:hint="default"/>
-      </w:rPr>
-    </w:lvl>
-    <w:lvl w:ilvl="1" w:tplc="04090003" w:tentative="1">
-      <w:start w:val="1"/>
-      <w:numFmt w:val="bullet"/>
-      <w:lvlText w:val="o"/>
-      <w:lvlJc w:val="left"/>
-      <w:pPr>
-        <w:ind w:left="1440" w:hanging="360"/>
-      </w:pPr>
-      <w:rPr>
-        <w:rFonts w:ascii="Courier New" w:hAnsi="Courier New" w:cs="Courier New" w:hint="default"/>
-      </w:rPr>
-    </w:lvl>
-    <w:lvl w:ilvl="2" w:tplc="04090005" w:tentative="1">
-      <w:start w:val="1"/>
-      <w:numFmt w:val="bullet"/>
-      <w:lvlText w:val=""/>
-      <w:lvlJc w:val="left"/>
-      <w:pPr>
-        <w:ind w:left="2160" w:hanging="360"/>
-      </w:pPr>
-      <w:rPr>
-        <w:rFonts w:ascii="Wingdings" w:hAnsi="Wingdings" w:hint="default"/>
-      </w:rPr>
-    </w:lvl>
-    <w:lvl w:ilvl="3" w:tplc="04090001" w:tentative="1">
-      <w:start w:val="1"/>
-      <w:numFmt w:val="bullet"/>
-      <w:lvlText w:val=""/>
-      <w:lvlJc w:val="left"/>
-      <w:pPr>
-        <w:ind w:left="2880" w:hanging="360"/>
-      </w:pPr>
-      <w:rPr>
-        <w:rFonts w:ascii="Symbol" w:hAnsi="Symbol" w:hint="default"/>
-      </w:rPr>
-    </w:lvl>
-    <w:lvl w:ilvl="4" w:tplc="04090003" w:tentative="1">
-      <w:start w:val="1"/>
-      <w:numFmt w:val="bullet"/>
-      <w:lvlText w:val="o"/>
-      <w:lvlJc w:val="left"/>
-      <w:pPr>
-        <w:ind w:left="3600" w:hanging="360"/>
-      </w:pPr>
-      <w:rPr>
-        <w:rFonts w:ascii="Courier New" w:hAnsi="Courier New" w:cs="Courier New" w:hint="default"/>
-      </w:rPr>
-    </w:lvl>
-    <w:lvl w:ilvl="5" w:tplc="04090005" w:tentative="1">
-      <w:start w:val="1"/>
-      <w:numFmt w:val="bullet"/>
-      <w:lvlText w:val=""/>
-      <w:lvlJc w:val="left"/>
-      <w:pPr>
-        <w:ind w:left="4320" w:hanging="360"/>
-      </w:pPr>
-      <w:rPr>
-        <w:rFonts w:ascii="Wingdings" w:hAnsi="Wingdings" w:hint="default"/>
-      </w:rPr>
-    </w:lvl>
-    <w:lvl w:ilvl="6" w:tplc="04090001" w:tentative="1">
-      <w:start w:val="1"/>
-      <w:numFmt w:val="bullet"/>
-      <w:lvlText w:val=""/>
-      <w:lvlJc w:val="left"/>
-      <w:pPr>
-        <w:ind w:left="5040" w:hanging="360"/>
-      </w:pPr>
-      <w:rPr>
-        <w:rFonts w:ascii="Symbol" w:hAnsi="Symbol" w:hint="default"/>
-      </w:rPr>
-    </w:lvl>
-    <w:lvl w:ilvl="7" w:tplc="04090003" w:tentative="1">
-      <w:start w:val="1"/>
-      <w:numFmt w:val="bullet"/>
-      <w:lvlText w:val="o"/>
-      <w:lvlJc w:val="left"/>
-      <w:pPr>
-        <w:ind w:left="5760" w:hanging="360"/>
-      </w:pPr>
-      <w:rPr>
-        <w:rFonts w:ascii="Courier New" w:hAnsi="Courier New" w:cs="Courier New" w:hint="default"/>
-      </w:rPr>
-    </w:lvl>
-    <w:lvl w:ilvl="8" w:tplc="04090005" w:tentative="1">
-      <w:start w:val="1"/>
-      <w:numFmt w:val="bullet"/>
-      <w:lvlText w:val=""/>
-      <w:lvlJc w:val="left"/>
-      <w:pPr>
-        <w:ind w:left="6480" w:hanging="360"/>
-      </w:pPr>
-      <w:rPr>
-        <w:rFonts w:ascii="Wingdings" w:hAnsi="Wingdings" w:hint="default"/>
-      </w:rPr>
-    </w:lvl>
-  </w:abstractNum>
-  <w:abstractNum w:abstractNumId="31" w15:restartNumberingAfterBreak="0">
-    <w:nsid w:val="2C865DE2"/>
-    <w:multiLevelType w:val="hybridMultilevel"/>
-    <w:tmpl w:val="F574E6FE"/>
-    <w:lvl w:ilvl="0" w:tplc="04090001">
-      <w:start w:val="1"/>
-      <w:numFmt w:val="bullet"/>
-      <w:lvlText w:val=""/>
-      <w:lvlJc w:val="left"/>
-      <w:pPr>
-        <w:ind w:left="720" w:hanging="360"/>
-      </w:pPr>
-      <w:rPr>
-        <w:rFonts w:ascii="Symbol" w:hAnsi="Symbol" w:hint="default"/>
-      </w:rPr>
-    </w:lvl>
-    <w:lvl w:ilvl="1" w:tplc="04090003" w:tentative="1">
-      <w:start w:val="1"/>
-      <w:numFmt w:val="bullet"/>
-      <w:lvlText w:val="o"/>
-      <w:lvlJc w:val="left"/>
-      <w:pPr>
-        <w:ind w:left="1440" w:hanging="360"/>
-      </w:pPr>
-      <w:rPr>
-        <w:rFonts w:ascii="Courier New" w:hAnsi="Courier New" w:cs="Courier New" w:hint="default"/>
-      </w:rPr>
-    </w:lvl>
-    <w:lvl w:ilvl="2" w:tplc="04090005" w:tentative="1">
-      <w:start w:val="1"/>
-      <w:numFmt w:val="bullet"/>
-      <w:lvlText w:val=""/>
-      <w:lvlJc w:val="left"/>
-      <w:pPr>
-        <w:ind w:left="2160" w:hanging="360"/>
-      </w:pPr>
-      <w:rPr>
-        <w:rFonts w:ascii="Wingdings" w:hAnsi="Wingdings" w:hint="default"/>
-      </w:rPr>
-    </w:lvl>
-    <w:lvl w:ilvl="3" w:tplc="04090001" w:tentative="1">
-      <w:start w:val="1"/>
-      <w:numFmt w:val="bullet"/>
-      <w:lvlText w:val=""/>
-      <w:lvlJc w:val="left"/>
-      <w:pPr>
-        <w:ind w:left="2880" w:hanging="360"/>
-      </w:pPr>
-      <w:rPr>
-        <w:rFonts w:ascii="Symbol" w:hAnsi="Symbol" w:hint="default"/>
-      </w:rPr>
-    </w:lvl>
-    <w:lvl w:ilvl="4" w:tplc="04090003" w:tentative="1">
-      <w:start w:val="1"/>
-      <w:numFmt w:val="bullet"/>
-      <w:lvlText w:val="o"/>
-      <w:lvlJc w:val="left"/>
-      <w:pPr>
-        <w:ind w:left="3600" w:hanging="360"/>
-      </w:pPr>
-      <w:rPr>
-        <w:rFonts w:ascii="Courier New" w:hAnsi="Courier New" w:cs="Courier New" w:hint="default"/>
-      </w:rPr>
-    </w:lvl>
-    <w:lvl w:ilvl="5" w:tplc="04090005" w:tentative="1">
-      <w:start w:val="1"/>
-      <w:numFmt w:val="bullet"/>
-      <w:lvlText w:val=""/>
-      <w:lvlJc w:val="left"/>
-      <w:pPr>
-        <w:ind w:left="4320" w:hanging="360"/>
-      </w:pPr>
-      <w:rPr>
-        <w:rFonts w:ascii="Wingdings" w:hAnsi="Wingdings" w:hint="default"/>
-      </w:rPr>
-    </w:lvl>
-    <w:lvl w:ilvl="6" w:tplc="04090001" w:tentative="1">
-      <w:start w:val="1"/>
-      <w:numFmt w:val="bullet"/>
-      <w:lvlText w:val=""/>
-      <w:lvlJc w:val="left"/>
-      <w:pPr>
-        <w:ind w:left="5040" w:hanging="360"/>
-      </w:pPr>
-      <w:rPr>
-        <w:rFonts w:ascii="Symbol" w:hAnsi="Symbol" w:hint="default"/>
-      </w:rPr>
-    </w:lvl>
-    <w:lvl w:ilvl="7" w:tplc="04090003" w:tentative="1">
-      <w:start w:val="1"/>
-      <w:numFmt w:val="bullet"/>
-      <w:lvlText w:val="o"/>
-      <w:lvlJc w:val="left"/>
-      <w:pPr>
-        <w:ind w:left="5760" w:hanging="360"/>
-      </w:pPr>
-      <w:rPr>
-        <w:rFonts w:ascii="Courier New" w:hAnsi="Courier New" w:cs="Courier New" w:hint="default"/>
-      </w:rPr>
-    </w:lvl>
-    <w:lvl w:ilvl="8" w:tplc="04090005" w:tentative="1">
-      <w:start w:val="1"/>
-      <w:numFmt w:val="bullet"/>
-      <w:lvlText w:val=""/>
-      <w:lvlJc w:val="left"/>
-      <w:pPr>
-        <w:ind w:left="6480" w:hanging="360"/>
-      </w:pPr>
-      <w:rPr>
-        <w:rFonts w:ascii="Wingdings" w:hAnsi="Wingdings" w:hint="default"/>
-      </w:rPr>
-    </w:lvl>
-  </w:abstractNum>
-  <w:abstractNum w:abstractNumId="32" w15:restartNumberingAfterBreak="0">
-    <w:nsid w:val="2D9A3545"/>
-    <w:multiLevelType w:val="hybridMultilevel"/>
-    <w:tmpl w:val="9D6A91AC"/>
-    <w:lvl w:ilvl="0" w:tplc="04090001">
-      <w:start w:val="1"/>
-      <w:numFmt w:val="bullet"/>
-      <w:lvlText w:val=""/>
-      <w:lvlJc w:val="left"/>
-      <w:pPr>
-        <w:ind w:left="720" w:hanging="360"/>
-      </w:pPr>
-      <w:rPr>
-        <w:rFonts w:ascii="Symbol" w:hAnsi="Symbol" w:hint="default"/>
-      </w:rPr>
-    </w:lvl>
-    <w:lvl w:ilvl="1" w:tplc="04090003" w:tentative="1">
-      <w:start w:val="1"/>
-      <w:numFmt w:val="bullet"/>
-      <w:lvlText w:val="o"/>
-      <w:lvlJc w:val="left"/>
-      <w:pPr>
-        <w:ind w:left="1440" w:hanging="360"/>
-      </w:pPr>
-      <w:rPr>
-        <w:rFonts w:ascii="Courier New" w:hAnsi="Courier New" w:cs="Courier New" w:hint="default"/>
-      </w:rPr>
-    </w:lvl>
-    <w:lvl w:ilvl="2" w:tplc="04090005" w:tentative="1">
-      <w:start w:val="1"/>
-      <w:numFmt w:val="bullet"/>
-      <w:lvlText w:val=""/>
-      <w:lvlJc w:val="left"/>
-      <w:pPr>
-        <w:ind w:left="2160" w:hanging="360"/>
-      </w:pPr>
-      <w:rPr>
-        <w:rFonts w:ascii="Wingdings" w:hAnsi="Wingdings" w:hint="default"/>
-      </w:rPr>
-    </w:lvl>
-    <w:lvl w:ilvl="3" w:tplc="04090001" w:tentative="1">
-      <w:start w:val="1"/>
-      <w:numFmt w:val="bullet"/>
-      <w:lvlText w:val=""/>
-      <w:lvlJc w:val="left"/>
-      <w:pPr>
-        <w:ind w:left="2880" w:hanging="360"/>
-      </w:pPr>
-      <w:rPr>
-        <w:rFonts w:ascii="Symbol" w:hAnsi="Symbol" w:hint="default"/>
-      </w:rPr>
-    </w:lvl>
-    <w:lvl w:ilvl="4" w:tplc="04090003" w:tentative="1">
-      <w:start w:val="1"/>
-      <w:numFmt w:val="bullet"/>
-      <w:lvlText w:val="o"/>
-      <w:lvlJc w:val="left"/>
-      <w:pPr>
-        <w:ind w:left="3600" w:hanging="360"/>
-      </w:pPr>
-      <w:rPr>
-        <w:rFonts w:ascii="Courier New" w:hAnsi="Courier New" w:cs="Courier New" w:hint="default"/>
-      </w:rPr>
-    </w:lvl>
-    <w:lvl w:ilvl="5" w:tplc="04090005" w:tentative="1">
-      <w:start w:val="1"/>
-      <w:numFmt w:val="bullet"/>
-      <w:lvlText w:val=""/>
-      <w:lvlJc w:val="left"/>
-      <w:pPr>
-        <w:ind w:left="4320" w:hanging="360"/>
-      </w:pPr>
-      <w:rPr>
-        <w:rFonts w:ascii="Wingdings" w:hAnsi="Wingdings" w:hint="default"/>
-      </w:rPr>
-    </w:lvl>
-    <w:lvl w:ilvl="6" w:tplc="04090001" w:tentative="1">
-      <w:start w:val="1"/>
-      <w:numFmt w:val="bullet"/>
-      <w:lvlText w:val=""/>
-      <w:lvlJc w:val="left"/>
-      <w:pPr>
-        <w:ind w:left="5040" w:hanging="360"/>
-      </w:pPr>
-      <w:rPr>
-        <w:rFonts w:ascii="Symbol" w:hAnsi="Symbol" w:hint="default"/>
-      </w:rPr>
-    </w:lvl>
-    <w:lvl w:ilvl="7" w:tplc="04090003" w:tentative="1">
-      <w:start w:val="1"/>
-      <w:numFmt w:val="bullet"/>
-      <w:lvlText w:val="o"/>
-      <w:lvlJc w:val="left"/>
-      <w:pPr>
-        <w:ind w:left="5760" w:hanging="360"/>
-      </w:pPr>
-      <w:rPr>
-        <w:rFonts w:ascii="Courier New" w:hAnsi="Courier New" w:cs="Courier New" w:hint="default"/>
-      </w:rPr>
-    </w:lvl>
-    <w:lvl w:ilvl="8" w:tplc="04090005" w:tentative="1">
-      <w:start w:val="1"/>
-      <w:numFmt w:val="bullet"/>
-      <w:lvlText w:val=""/>
-      <w:lvlJc w:val="left"/>
-      <w:pPr>
-        <w:ind w:left="6480" w:hanging="360"/>
-      </w:pPr>
-      <w:rPr>
-        <w:rFonts w:ascii="Wingdings" w:hAnsi="Wingdings" w:hint="default"/>
-      </w:rPr>
-    </w:lvl>
-  </w:abstractNum>
-  <w:abstractNum w:abstractNumId="33" w15:restartNumberingAfterBreak="0">
-    <w:nsid w:val="2FA04992"/>
-    <w:multiLevelType w:val="hybridMultilevel"/>
-    <w:tmpl w:val="5C64D22C"/>
-    <w:lvl w:ilvl="0" w:tplc="04090001">
-      <w:start w:val="1"/>
-      <w:numFmt w:val="bullet"/>
-      <w:lvlText w:val=""/>
-      <w:lvlJc w:val="left"/>
-      <w:pPr>
-        <w:ind w:left="720" w:hanging="360"/>
-      </w:pPr>
-      <w:rPr>
-        <w:rFonts w:ascii="Symbol" w:hAnsi="Symbol" w:hint="default"/>
-      </w:rPr>
-    </w:lvl>
-    <w:lvl w:ilvl="1" w:tplc="04090003">
-      <w:start w:val="1"/>
-      <w:numFmt w:val="bullet"/>
-      <w:lvlText w:val="o"/>
-      <w:lvlJc w:val="left"/>
-      <w:pPr>
-        <w:ind w:left="1440" w:hanging="360"/>
-      </w:pPr>
-      <w:rPr>
-        <w:rFonts w:ascii="Courier New" w:hAnsi="Courier New" w:cs="Courier New" w:hint="default"/>
-      </w:rPr>
-    </w:lvl>
-    <w:lvl w:ilvl="2" w:tplc="04090005" w:tentative="1">
-      <w:start w:val="1"/>
-      <w:numFmt w:val="bullet"/>
-      <w:lvlText w:val=""/>
-      <w:lvlJc w:val="left"/>
-      <w:pPr>
-        <w:ind w:left="2160" w:hanging="360"/>
-      </w:pPr>
-      <w:rPr>
-        <w:rFonts w:ascii="Wingdings" w:hAnsi="Wingdings" w:hint="default"/>
-      </w:rPr>
-    </w:lvl>
-    <w:lvl w:ilvl="3" w:tplc="04090001" w:tentative="1">
-      <w:start w:val="1"/>
-      <w:numFmt w:val="bullet"/>
-      <w:lvlText w:val=""/>
-      <w:lvlJc w:val="left"/>
-      <w:pPr>
-        <w:ind w:left="2880" w:hanging="360"/>
-      </w:pPr>
-      <w:rPr>
-        <w:rFonts w:ascii="Symbol" w:hAnsi="Symbol" w:hint="default"/>
-      </w:rPr>
-    </w:lvl>
-    <w:lvl w:ilvl="4" w:tplc="04090003" w:tentative="1">
-      <w:start w:val="1"/>
-      <w:numFmt w:val="bullet"/>
-      <w:lvlText w:val="o"/>
-      <w:lvlJc w:val="left"/>
-      <w:pPr>
-        <w:ind w:left="3600" w:hanging="360"/>
-      </w:pPr>
-      <w:rPr>
-        <w:rFonts w:ascii="Courier New" w:hAnsi="Courier New" w:cs="Courier New" w:hint="default"/>
-      </w:rPr>
-    </w:lvl>
-    <w:lvl w:ilvl="5" w:tplc="04090005" w:tentative="1">
-      <w:start w:val="1"/>
-      <w:numFmt w:val="bullet"/>
-      <w:lvlText w:val=""/>
-      <w:lvlJc w:val="left"/>
-      <w:pPr>
-        <w:ind w:left="4320" w:hanging="360"/>
-      </w:pPr>
-      <w:rPr>
-        <w:rFonts w:ascii="Wingdings" w:hAnsi="Wingdings" w:hint="default"/>
-      </w:rPr>
-    </w:lvl>
-    <w:lvl w:ilvl="6" w:tplc="04090001" w:tentative="1">
-      <w:start w:val="1"/>
-      <w:numFmt w:val="bullet"/>
-      <w:lvlText w:val=""/>
-      <w:lvlJc w:val="left"/>
-      <w:pPr>
-        <w:ind w:left="5040" w:hanging="360"/>
-      </w:pPr>
-      <w:rPr>
-        <w:rFonts w:ascii="Symbol" w:hAnsi="Symbol" w:hint="default"/>
-      </w:rPr>
-    </w:lvl>
-    <w:lvl w:ilvl="7" w:tplc="04090003" w:tentative="1">
-      <w:start w:val="1"/>
-      <w:numFmt w:val="bullet"/>
-      <w:lvlText w:val="o"/>
-      <w:lvlJc w:val="left"/>
-      <w:pPr>
-        <w:ind w:left="5760" w:hanging="360"/>
-      </w:pPr>
-      <w:rPr>
-        <w:rFonts w:ascii="Courier New" w:hAnsi="Courier New" w:cs="Courier New" w:hint="default"/>
-      </w:rPr>
-    </w:lvl>
-    <w:lvl w:ilvl="8" w:tplc="04090005" w:tentative="1">
-      <w:start w:val="1"/>
-      <w:numFmt w:val="bullet"/>
-      <w:lvlText w:val=""/>
-      <w:lvlJc w:val="left"/>
-      <w:pPr>
-        <w:ind w:left="6480" w:hanging="360"/>
-      </w:pPr>
-      <w:rPr>
-        <w:rFonts w:ascii="Wingdings" w:hAnsi="Wingdings" w:hint="default"/>
-      </w:rPr>
-    </w:lvl>
-  </w:abstractNum>
-  <w:abstractNum w:abstractNumId="34" w15:restartNumberingAfterBreak="0">
-    <w:nsid w:val="315E22D9"/>
-    <w:multiLevelType w:val="hybridMultilevel"/>
-    <w:tmpl w:val="6F742B22"/>
-    <w:lvl w:ilvl="0" w:tplc="04090001">
-      <w:start w:val="1"/>
-      <w:numFmt w:val="bullet"/>
-      <w:lvlText w:val=""/>
-      <w:lvlJc w:val="left"/>
-      <w:pPr>
-        <w:ind w:left="720" w:hanging="360"/>
-      </w:pPr>
-      <w:rPr>
-        <w:rFonts w:ascii="Symbol" w:hAnsi="Symbol" w:hint="default"/>
-      </w:rPr>
-    </w:lvl>
-    <w:lvl w:ilvl="1" w:tplc="04090003" w:tentative="1">
-      <w:start w:val="1"/>
-      <w:numFmt w:val="bullet"/>
-      <w:lvlText w:val="o"/>
-      <w:lvlJc w:val="left"/>
-      <w:pPr>
-        <w:ind w:left="1440" w:hanging="360"/>
-      </w:pPr>
-      <w:rPr>
-        <w:rFonts w:ascii="Courier New" w:hAnsi="Courier New" w:cs="Courier New" w:hint="default"/>
-      </w:rPr>
-    </w:lvl>
-    <w:lvl w:ilvl="2" w:tplc="04090005" w:tentative="1">
-      <w:start w:val="1"/>
-      <w:numFmt w:val="bullet"/>
-      <w:lvlText w:val=""/>
-      <w:lvlJc w:val="left"/>
-      <w:pPr>
-        <w:ind w:left="2160" w:hanging="360"/>
-      </w:pPr>
-      <w:rPr>
-        <w:rFonts w:ascii="Wingdings" w:hAnsi="Wingdings" w:hint="default"/>
-      </w:rPr>
-    </w:lvl>
-    <w:lvl w:ilvl="3" w:tplc="04090001" w:tentative="1">
-      <w:start w:val="1"/>
-      <w:numFmt w:val="bullet"/>
-      <w:lvlText w:val=""/>
-      <w:lvlJc w:val="left"/>
-      <w:pPr>
-        <w:ind w:left="2880" w:hanging="360"/>
-      </w:pPr>
-      <w:rPr>
-        <w:rFonts w:ascii="Symbol" w:hAnsi="Symbol" w:hint="default"/>
-      </w:rPr>
-    </w:lvl>
-    <w:lvl w:ilvl="4" w:tplc="04090003" w:tentative="1">
-      <w:start w:val="1"/>
-      <w:numFmt w:val="bullet"/>
-      <w:lvlText w:val="o"/>
-      <w:lvlJc w:val="left"/>
-      <w:pPr>
-        <w:ind w:left="3600" w:hanging="360"/>
-      </w:pPr>
-      <w:rPr>
-        <w:rFonts w:ascii="Courier New" w:hAnsi="Courier New" w:cs="Courier New" w:hint="default"/>
-      </w:rPr>
-    </w:lvl>
-    <w:lvl w:ilvl="5" w:tplc="04090005" w:tentative="1">
-      <w:start w:val="1"/>
-      <w:numFmt w:val="bullet"/>
-      <w:lvlText w:val=""/>
-      <w:lvlJc w:val="left"/>
-      <w:pPr>
-        <w:ind w:left="4320" w:hanging="360"/>
-      </w:pPr>
-      <w:rPr>
-        <w:rFonts w:ascii="Wingdings" w:hAnsi="Wingdings" w:hint="default"/>
-      </w:rPr>
-    </w:lvl>
-    <w:lvl w:ilvl="6" w:tplc="04090001" w:tentative="1">
-      <w:start w:val="1"/>
-      <w:numFmt w:val="bullet"/>
-      <w:lvlText w:val=""/>
-      <w:lvlJc w:val="left"/>
-      <w:pPr>
-        <w:ind w:left="5040" w:hanging="360"/>
-      </w:pPr>
-      <w:rPr>
-        <w:rFonts w:ascii="Symbol" w:hAnsi="Symbol" w:hint="default"/>
-      </w:rPr>
-    </w:lvl>
-    <w:lvl w:ilvl="7" w:tplc="04090003" w:tentative="1">
-      <w:start w:val="1"/>
-      <w:numFmt w:val="bullet"/>
-      <w:lvlText w:val="o"/>
-      <w:lvlJc w:val="left"/>
-      <w:pPr>
-        <w:ind w:left="5760" w:hanging="360"/>
-      </w:pPr>
-      <w:rPr>
-        <w:rFonts w:ascii="Courier New" w:hAnsi="Courier New" w:cs="Courier New" w:hint="default"/>
-      </w:rPr>
-    </w:lvl>
-    <w:lvl w:ilvl="8" w:tplc="04090005" w:tentative="1">
-      <w:start w:val="1"/>
-      <w:numFmt w:val="bullet"/>
-      <w:lvlText w:val=""/>
-      <w:lvlJc w:val="left"/>
-      <w:pPr>
-        <w:ind w:left="6480" w:hanging="360"/>
-      </w:pPr>
-      <w:rPr>
-        <w:rFonts w:ascii="Wingdings" w:hAnsi="Wingdings" w:hint="default"/>
-      </w:rPr>
-    </w:lvl>
-  </w:abstractNum>
-  <w:abstractNum w:abstractNumId="35" w15:restartNumberingAfterBreak="0">
-    <w:nsid w:val="34584086"/>
-    <w:multiLevelType w:val="hybridMultilevel"/>
-    <w:tmpl w:val="2F54F092"/>
-    <w:lvl w:ilvl="0" w:tplc="04090001">
-      <w:start w:val="1"/>
-      <w:numFmt w:val="bullet"/>
-      <w:lvlText w:val=""/>
-      <w:lvlJc w:val="left"/>
-      <w:pPr>
-        <w:ind w:left="720" w:hanging="360"/>
-      </w:pPr>
-      <w:rPr>
-        <w:rFonts w:ascii="Symbol" w:hAnsi="Symbol" w:hint="default"/>
-      </w:rPr>
-    </w:lvl>
-    <w:lvl w:ilvl="1" w:tplc="04090003" w:tentative="1">
-      <w:start w:val="1"/>
-      <w:numFmt w:val="bullet"/>
-      <w:lvlText w:val="o"/>
-      <w:lvlJc w:val="left"/>
-      <w:pPr>
-        <w:ind w:left="1440" w:hanging="360"/>
-      </w:pPr>
-      <w:rPr>
-        <w:rFonts w:ascii="Courier New" w:hAnsi="Courier New" w:cs="Courier New" w:hint="default"/>
-      </w:rPr>
-    </w:lvl>
-    <w:lvl w:ilvl="2" w:tplc="04090005" w:tentative="1">
-      <w:start w:val="1"/>
-      <w:numFmt w:val="bullet"/>
-      <w:lvlText w:val=""/>
-      <w:lvlJc w:val="left"/>
-      <w:pPr>
-        <w:ind w:left="2160" w:hanging="360"/>
-      </w:pPr>
-      <w:rPr>
-        <w:rFonts w:ascii="Wingdings" w:hAnsi="Wingdings" w:hint="default"/>
-      </w:rPr>
-    </w:lvl>
-    <w:lvl w:ilvl="3" w:tplc="04090001" w:tentative="1">
-      <w:start w:val="1"/>
-      <w:numFmt w:val="bullet"/>
-      <w:lvlText w:val=""/>
-      <w:lvlJc w:val="left"/>
-      <w:pPr>
-        <w:ind w:left="2880" w:hanging="360"/>
-      </w:pPr>
-      <w:rPr>
-        <w:rFonts w:ascii="Symbol" w:hAnsi="Symbol" w:hint="default"/>
-      </w:rPr>
-    </w:lvl>
-    <w:lvl w:ilvl="4" w:tplc="04090003" w:tentative="1">
-      <w:start w:val="1"/>
-      <w:numFmt w:val="bullet"/>
-      <w:lvlText w:val="o"/>
-      <w:lvlJc w:val="left"/>
-      <w:pPr>
-        <w:ind w:left="3600" w:hanging="360"/>
-      </w:pPr>
-      <w:rPr>
-        <w:rFonts w:ascii="Courier New" w:hAnsi="Courier New" w:cs="Courier New" w:hint="default"/>
-      </w:rPr>
-    </w:lvl>
-    <w:lvl w:ilvl="5" w:tplc="04090005" w:tentative="1">
-      <w:start w:val="1"/>
-      <w:numFmt w:val="bullet"/>
-      <w:lvlText w:val=""/>
-      <w:lvlJc w:val="left"/>
-      <w:pPr>
-        <w:ind w:left="4320" w:hanging="360"/>
-      </w:pPr>
-      <w:rPr>
-        <w:rFonts w:ascii="Wingdings" w:hAnsi="Wingdings" w:hint="default"/>
-      </w:rPr>
-    </w:lvl>
-    <w:lvl w:ilvl="6" w:tplc="04090001" w:tentative="1">
-      <w:start w:val="1"/>
-      <w:numFmt w:val="bullet"/>
-      <w:lvlText w:val=""/>
-      <w:lvlJc w:val="left"/>
-      <w:pPr>
-        <w:ind w:left="5040" w:hanging="360"/>
-      </w:pPr>
-      <w:rPr>
-        <w:rFonts w:ascii="Symbol" w:hAnsi="Symbol" w:hint="default"/>
-      </w:rPr>
-    </w:lvl>
-    <w:lvl w:ilvl="7" w:tplc="04090003" w:tentative="1">
-      <w:start w:val="1"/>
-      <w:numFmt w:val="bullet"/>
-      <w:lvlText w:val="o"/>
-      <w:lvlJc w:val="left"/>
-      <w:pPr>
-        <w:ind w:left="5760" w:hanging="360"/>
-      </w:pPr>
-      <w:rPr>
-        <w:rFonts w:ascii="Courier New" w:hAnsi="Courier New" w:cs="Courier New" w:hint="default"/>
-      </w:rPr>
-    </w:lvl>
-    <w:lvl w:ilvl="8" w:tplc="04090005" w:tentative="1">
-      <w:start w:val="1"/>
-      <w:numFmt w:val="bullet"/>
-      <w:lvlText w:val=""/>
-      <w:lvlJc w:val="left"/>
-      <w:pPr>
-        <w:ind w:left="6480" w:hanging="360"/>
-      </w:pPr>
-      <w:rPr>
-        <w:rFonts w:ascii="Wingdings" w:hAnsi="Wingdings" w:hint="default"/>
-      </w:rPr>
-    </w:lvl>
-  </w:abstractNum>
-  <w:abstractNum w:abstractNumId="36" w15:restartNumberingAfterBreak="0">
-    <w:nsid w:val="38A54EE8"/>
-    <w:multiLevelType w:val="hybridMultilevel"/>
-    <w:tmpl w:val="B7B29A42"/>
-    <w:lvl w:ilvl="0" w:tplc="04090001">
-      <w:start w:val="1"/>
-      <w:numFmt w:val="bullet"/>
-      <w:lvlText w:val=""/>
-      <w:lvlJc w:val="left"/>
-      <w:pPr>
-        <w:ind w:left="720" w:hanging="360"/>
-      </w:pPr>
-      <w:rPr>
-        <w:rFonts w:ascii="Symbol" w:hAnsi="Symbol" w:hint="default"/>
-      </w:rPr>
-    </w:lvl>
-    <w:lvl w:ilvl="1" w:tplc="04090003">
-      <w:start w:val="1"/>
-      <w:numFmt w:val="bullet"/>
-      <w:lvlText w:val="o"/>
-      <w:lvlJc w:val="left"/>
-      <w:pPr>
-        <w:ind w:left="1440" w:hanging="360"/>
-      </w:pPr>
-      <w:rPr>
-        <w:rFonts w:ascii="Courier New" w:hAnsi="Courier New" w:cs="Courier New" w:hint="default"/>
-      </w:rPr>
-    </w:lvl>
-    <w:lvl w:ilvl="2" w:tplc="04090005">
-      <w:start w:val="1"/>
-      <w:numFmt w:val="bullet"/>
-      <w:lvlText w:val=""/>
-      <w:lvlJc w:val="left"/>
-      <w:pPr>
-        <w:ind w:left="2160" w:hanging="360"/>
-      </w:pPr>
-      <w:rPr>
-        <w:rFonts w:ascii="Wingdings" w:hAnsi="Wingdings" w:hint="default"/>
-      </w:rPr>
-    </w:lvl>
-    <w:lvl w:ilvl="3" w:tplc="04090001" w:tentative="1">
-      <w:start w:val="1"/>
-      <w:numFmt w:val="bullet"/>
-      <w:lvlText w:val=""/>
-      <w:lvlJc w:val="left"/>
-      <w:pPr>
-        <w:ind w:left="2880" w:hanging="360"/>
-      </w:pPr>
-      <w:rPr>
-        <w:rFonts w:ascii="Symbol" w:hAnsi="Symbol" w:hint="default"/>
-      </w:rPr>
-    </w:lvl>
-    <w:lvl w:ilvl="4" w:tplc="04090003" w:tentative="1">
-      <w:start w:val="1"/>
-      <w:numFmt w:val="bullet"/>
-      <w:lvlText w:val="o"/>
-      <w:lvlJc w:val="left"/>
-      <w:pPr>
-        <w:ind w:left="3600" w:hanging="360"/>
-      </w:pPr>
-      <w:rPr>
-        <w:rFonts w:ascii="Courier New" w:hAnsi="Courier New" w:cs="Courier New" w:hint="default"/>
-      </w:rPr>
-    </w:lvl>
-    <w:lvl w:ilvl="5" w:tplc="04090005" w:tentative="1">
-      <w:start w:val="1"/>
-      <w:numFmt w:val="bullet"/>
-      <w:lvlText w:val=""/>
-      <w:lvlJc w:val="left"/>
-      <w:pPr>
-        <w:ind w:left="4320" w:hanging="360"/>
-      </w:pPr>
-      <w:rPr>
-        <w:rFonts w:ascii="Wingdings" w:hAnsi="Wingdings" w:hint="default"/>
-      </w:rPr>
-    </w:lvl>
-    <w:lvl w:ilvl="6" w:tplc="04090001" w:tentative="1">
-      <w:start w:val="1"/>
-      <w:numFmt w:val="bullet"/>
-      <w:lvlText w:val=""/>
-      <w:lvlJc w:val="left"/>
-      <w:pPr>
-        <w:ind w:left="5040" w:hanging="360"/>
-      </w:pPr>
-      <w:rPr>
-        <w:rFonts w:ascii="Symbol" w:hAnsi="Symbol" w:hint="default"/>
-      </w:rPr>
-    </w:lvl>
-    <w:lvl w:ilvl="7" w:tplc="04090003" w:tentative="1">
-      <w:start w:val="1"/>
-      <w:numFmt w:val="bullet"/>
-      <w:lvlText w:val="o"/>
-      <w:lvlJc w:val="left"/>
-      <w:pPr>
-        <w:ind w:left="5760" w:hanging="360"/>
-      </w:pPr>
-      <w:rPr>
-        <w:rFonts w:ascii="Courier New" w:hAnsi="Courier New" w:cs="Courier New" w:hint="default"/>
-      </w:rPr>
-    </w:lvl>
-    <w:lvl w:ilvl="8" w:tplc="04090005" w:tentative="1">
-      <w:start w:val="1"/>
-      <w:numFmt w:val="bullet"/>
-      <w:lvlText w:val=""/>
-      <w:lvlJc w:val="left"/>
-      <w:pPr>
-        <w:ind w:left="6480" w:hanging="360"/>
-      </w:pPr>
-      <w:rPr>
-        <w:rFonts w:ascii="Wingdings" w:hAnsi="Wingdings" w:hint="default"/>
-      </w:rPr>
-    </w:lvl>
-  </w:abstractNum>
-  <w:abstractNum w:abstractNumId="37" w15:restartNumberingAfterBreak="0">
-    <w:nsid w:val="3ECF48F7"/>
-    <w:multiLevelType w:val="hybridMultilevel"/>
-    <w:tmpl w:val="C7C08AA0"/>
-    <w:lvl w:ilvl="0" w:tplc="0409000F">
-      <w:start w:val="1"/>
-      <w:numFmt w:val="decimal"/>
-      <w:lvlText w:val="%1."/>
-      <w:lvlJc w:val="left"/>
-      <w:pPr>
-        <w:ind w:left="720" w:hanging="360"/>
-      </w:pPr>
-    </w:lvl>
-    <w:lvl w:ilvl="1" w:tplc="04090019" w:tentative="1">
-      <w:start w:val="1"/>
-      <w:numFmt w:val="lowerLetter"/>
-      <w:lvlText w:val="%2."/>
-      <w:lvlJc w:val="left"/>
-      <w:pPr>
-        <w:ind w:left="1440" w:hanging="360"/>
-      </w:pPr>
-    </w:lvl>
-    <w:lvl w:ilvl="2" w:tplc="0409001B" w:tentative="1">
-      <w:start w:val="1"/>
-      <w:numFmt w:val="lowerRoman"/>
-      <w:lvlText w:val="%3."/>
-      <w:lvlJc w:val="right"/>
-      <w:pPr>
-        <w:ind w:left="2160" w:hanging="180"/>
-      </w:pPr>
-    </w:lvl>
-    <w:lvl w:ilvl="3" w:tplc="0409000F" w:tentative="1">
-      <w:start w:val="1"/>
-      <w:numFmt w:val="decimal"/>
-      <w:lvlText w:val="%4."/>
-      <w:lvlJc w:val="left"/>
-      <w:pPr>
-        <w:ind w:left="2880" w:hanging="360"/>
-      </w:pPr>
-    </w:lvl>
-    <w:lvl w:ilvl="4" w:tplc="04090019" w:tentative="1">
-      <w:start w:val="1"/>
-      <w:numFmt w:val="lowerLetter"/>
-      <w:lvlText w:val="%5."/>
-      <w:lvlJc w:val="left"/>
-      <w:pPr>
-        <w:ind w:left="3600" w:hanging="360"/>
-      </w:pPr>
-    </w:lvl>
-    <w:lvl w:ilvl="5" w:tplc="0409001B" w:tentative="1">
-      <w:start w:val="1"/>
-      <w:numFmt w:val="lowerRoman"/>
-      <w:lvlText w:val="%6."/>
-      <w:lvlJc w:val="right"/>
-      <w:pPr>
-        <w:ind w:left="4320" w:hanging="180"/>
-      </w:pPr>
-    </w:lvl>
-    <w:lvl w:ilvl="6" w:tplc="0409000F" w:tentative="1">
-      <w:start w:val="1"/>
-      <w:numFmt w:val="decimal"/>
-      <w:lvlText w:val="%7."/>
-      <w:lvlJc w:val="left"/>
-      <w:pPr>
-        <w:ind w:left="5040" w:hanging="360"/>
-      </w:pPr>
-    </w:lvl>
-    <w:lvl w:ilvl="7" w:tplc="04090019" w:tentative="1">
-      <w:start w:val="1"/>
-      <w:numFmt w:val="lowerLetter"/>
-      <w:lvlText w:val="%8."/>
-      <w:lvlJc w:val="left"/>
-      <w:pPr>
-        <w:ind w:left="5760" w:hanging="360"/>
-      </w:pPr>
-    </w:lvl>
-    <w:lvl w:ilvl="8" w:tplc="0409001B" w:tentative="1">
-      <w:start w:val="1"/>
-      <w:numFmt w:val="lowerRoman"/>
-      <w:lvlText w:val="%9."/>
-      <w:lvlJc w:val="right"/>
-      <w:pPr>
-        <w:ind w:left="6480" w:hanging="180"/>
-      </w:pPr>
-    </w:lvl>
-  </w:abstractNum>
-  <w:abstractNum w:abstractNumId="38" w15:restartNumberingAfterBreak="0">
-    <w:nsid w:val="41517256"/>
-    <w:multiLevelType w:val="hybridMultilevel"/>
-    <w:tmpl w:val="3932980E"/>
-    <w:lvl w:ilvl="0" w:tplc="04090001">
-      <w:start w:val="1"/>
-      <w:numFmt w:val="bullet"/>
-      <w:lvlText w:val=""/>
-      <w:lvlJc w:val="left"/>
-      <w:pPr>
-        <w:ind w:left="720" w:hanging="360"/>
-      </w:pPr>
-      <w:rPr>
-        <w:rFonts w:ascii="Symbol" w:hAnsi="Symbol" w:hint="default"/>
-      </w:rPr>
-    </w:lvl>
-    <w:lvl w:ilvl="1" w:tplc="04090003" w:tentative="1">
-      <w:start w:val="1"/>
-      <w:numFmt w:val="bullet"/>
-      <w:lvlText w:val="o"/>
-      <w:lvlJc w:val="left"/>
-      <w:pPr>
-        <w:ind w:left="1440" w:hanging="360"/>
-      </w:pPr>
-      <w:rPr>
-        <w:rFonts w:ascii="Courier New" w:hAnsi="Courier New" w:cs="Courier New" w:hint="default"/>
-      </w:rPr>
-    </w:lvl>
-    <w:lvl w:ilvl="2" w:tplc="04090005" w:tentative="1">
-      <w:start w:val="1"/>
-      <w:numFmt w:val="bullet"/>
-      <w:lvlText w:val=""/>
-      <w:lvlJc w:val="left"/>
-      <w:pPr>
-        <w:ind w:left="2160" w:hanging="360"/>
-      </w:pPr>
-      <w:rPr>
-        <w:rFonts w:ascii="Wingdings" w:hAnsi="Wingdings" w:hint="default"/>
-      </w:rPr>
-    </w:lvl>
-    <w:lvl w:ilvl="3" w:tplc="04090001" w:tentative="1">
-      <w:start w:val="1"/>
-      <w:numFmt w:val="bullet"/>
-      <w:lvlText w:val=""/>
-      <w:lvlJc w:val="left"/>
-      <w:pPr>
-        <w:ind w:left="2880" w:hanging="360"/>
-      </w:pPr>
-      <w:rPr>
-        <w:rFonts w:ascii="Symbol" w:hAnsi="Symbol" w:hint="default"/>
-      </w:rPr>
-    </w:lvl>
-    <w:lvl w:ilvl="4" w:tplc="04090003" w:tentative="1">
-      <w:start w:val="1"/>
-      <w:numFmt w:val="bullet"/>
-      <w:lvlText w:val="o"/>
-      <w:lvlJc w:val="left"/>
-      <w:pPr>
-        <w:ind w:left="3600" w:hanging="360"/>
-      </w:pPr>
-      <w:rPr>
-        <w:rFonts w:ascii="Courier New" w:hAnsi="Courier New" w:cs="Courier New" w:hint="default"/>
-      </w:rPr>
-    </w:lvl>
-    <w:lvl w:ilvl="5" w:tplc="04090005" w:tentative="1">
-      <w:start w:val="1"/>
-      <w:numFmt w:val="bullet"/>
-      <w:lvlText w:val=""/>
-      <w:lvlJc w:val="left"/>
-      <w:pPr>
-        <w:ind w:left="4320" w:hanging="360"/>
-      </w:pPr>
-      <w:rPr>
-        <w:rFonts w:ascii="Wingdings" w:hAnsi="Wingdings" w:hint="default"/>
-      </w:rPr>
-    </w:lvl>
-    <w:lvl w:ilvl="6" w:tplc="04090001" w:tentative="1">
-      <w:start w:val="1"/>
-      <w:numFmt w:val="bullet"/>
-      <w:lvlText w:val=""/>
-      <w:lvlJc w:val="left"/>
-      <w:pPr>
-        <w:ind w:left="5040" w:hanging="360"/>
-      </w:pPr>
-      <w:rPr>
-        <w:rFonts w:ascii="Symbol" w:hAnsi="Symbol" w:hint="default"/>
-      </w:rPr>
-    </w:lvl>
-    <w:lvl w:ilvl="7" w:tplc="04090003" w:tentative="1">
-      <w:start w:val="1"/>
-      <w:numFmt w:val="bullet"/>
-      <w:lvlText w:val="o"/>
-      <w:lvlJc w:val="left"/>
-      <w:pPr>
-        <w:ind w:left="5760" w:hanging="360"/>
-      </w:pPr>
-      <w:rPr>
-        <w:rFonts w:ascii="Courier New" w:hAnsi="Courier New" w:cs="Courier New" w:hint="default"/>
-      </w:rPr>
-    </w:lvl>
-    <w:lvl w:ilvl="8" w:tplc="04090005" w:tentative="1">
-      <w:start w:val="1"/>
-      <w:numFmt w:val="bullet"/>
-      <w:lvlText w:val=""/>
-      <w:lvlJc w:val="left"/>
-      <w:pPr>
-        <w:ind w:left="6480" w:hanging="360"/>
-      </w:pPr>
-      <w:rPr>
-        <w:rFonts w:ascii="Wingdings" w:hAnsi="Wingdings" w:hint="default"/>
-      </w:rPr>
-    </w:lvl>
-  </w:abstractNum>
-  <w:abstractNum w:abstractNumId="39" w15:restartNumberingAfterBreak="0">
-    <w:nsid w:val="446174A2"/>
-    <w:multiLevelType w:val="hybridMultilevel"/>
-    <w:tmpl w:val="5378A986"/>
-    <w:lvl w:ilvl="0" w:tplc="04090001">
-      <w:start w:val="1"/>
-      <w:numFmt w:val="bullet"/>
-      <w:lvlText w:val=""/>
-      <w:lvlJc w:val="left"/>
-      <w:pPr>
-        <w:ind w:left="720" w:hanging="360"/>
-      </w:pPr>
-      <w:rPr>
-        <w:rFonts w:ascii="Symbol" w:hAnsi="Symbol" w:hint="default"/>
-      </w:rPr>
-    </w:lvl>
-    <w:lvl w:ilvl="1" w:tplc="04090003" w:tentative="1">
-      <w:start w:val="1"/>
-      <w:numFmt w:val="bullet"/>
-      <w:lvlText w:val="o"/>
-      <w:lvlJc w:val="left"/>
-      <w:pPr>
-        <w:ind w:left="1440" w:hanging="360"/>
-      </w:pPr>
-      <w:rPr>
-        <w:rFonts w:ascii="Courier New" w:hAnsi="Courier New" w:cs="Courier New" w:hint="default"/>
-      </w:rPr>
-    </w:lvl>
-    <w:lvl w:ilvl="2" w:tplc="04090005" w:tentative="1">
-      <w:start w:val="1"/>
-      <w:numFmt w:val="bullet"/>
-      <w:lvlText w:val=""/>
-      <w:lvlJc w:val="left"/>
-      <w:pPr>
-        <w:ind w:left="2160" w:hanging="360"/>
-      </w:pPr>
-      <w:rPr>
-        <w:rFonts w:ascii="Wingdings" w:hAnsi="Wingdings" w:hint="default"/>
-      </w:rPr>
-    </w:lvl>
-    <w:lvl w:ilvl="3" w:tplc="04090001" w:tentative="1">
-      <w:start w:val="1"/>
-      <w:numFmt w:val="bullet"/>
-      <w:lvlText w:val=""/>
-      <w:lvlJc w:val="left"/>
-      <w:pPr>
-        <w:ind w:left="2880" w:hanging="360"/>
-      </w:pPr>
-      <w:rPr>
-        <w:rFonts w:ascii="Symbol" w:hAnsi="Symbol" w:hint="default"/>
-      </w:rPr>
-    </w:lvl>
-    <w:lvl w:ilvl="4" w:tplc="04090003" w:tentative="1">
-      <w:start w:val="1"/>
-      <w:numFmt w:val="bullet"/>
-      <w:lvlText w:val="o"/>
-      <w:lvlJc w:val="left"/>
-      <w:pPr>
-        <w:ind w:left="3600" w:hanging="360"/>
-      </w:pPr>
-      <w:rPr>
-        <w:rFonts w:ascii="Courier New" w:hAnsi="Courier New" w:cs="Courier New" w:hint="default"/>
-      </w:rPr>
-    </w:lvl>
-    <w:lvl w:ilvl="5" w:tplc="04090005" w:tentative="1">
-      <w:start w:val="1"/>
-      <w:numFmt w:val="bullet"/>
-      <w:lvlText w:val=""/>
-      <w:lvlJc w:val="left"/>
-      <w:pPr>
-        <w:ind w:left="4320" w:hanging="360"/>
-      </w:pPr>
-      <w:rPr>
-        <w:rFonts w:ascii="Wingdings" w:hAnsi="Wingdings" w:hint="default"/>
-      </w:rPr>
-    </w:lvl>
-    <w:lvl w:ilvl="6" w:tplc="04090001" w:tentative="1">
-      <w:start w:val="1"/>
-      <w:numFmt w:val="bullet"/>
-      <w:lvlText w:val=""/>
-      <w:lvlJc w:val="left"/>
-      <w:pPr>
-        <w:ind w:left="5040" w:hanging="360"/>
-      </w:pPr>
-      <w:rPr>
-        <w:rFonts w:ascii="Symbol" w:hAnsi="Symbol" w:hint="default"/>
-      </w:rPr>
-    </w:lvl>
-    <w:lvl w:ilvl="7" w:tplc="04090003" w:tentative="1">
-      <w:start w:val="1"/>
-      <w:numFmt w:val="bullet"/>
-      <w:lvlText w:val="o"/>
-      <w:lvlJc w:val="left"/>
-      <w:pPr>
-        <w:ind w:left="5760" w:hanging="360"/>
-      </w:pPr>
-      <w:rPr>
-        <w:rFonts w:ascii="Courier New" w:hAnsi="Courier New" w:cs="Courier New" w:hint="default"/>
-      </w:rPr>
-    </w:lvl>
-    <w:lvl w:ilvl="8" w:tplc="04090005" w:tentative="1">
-      <w:start w:val="1"/>
-      <w:numFmt w:val="bullet"/>
-      <w:lvlText w:val=""/>
-      <w:lvlJc w:val="left"/>
-      <w:pPr>
-        <w:ind w:left="6480" w:hanging="360"/>
-      </w:pPr>
-      <w:rPr>
-        <w:rFonts w:ascii="Wingdings" w:hAnsi="Wingdings" w:hint="default"/>
-      </w:rPr>
-    </w:lvl>
-  </w:abstractNum>
-  <w:abstractNum w:abstractNumId="40" w15:restartNumberingAfterBreak="0">
-    <w:nsid w:val="45F57A44"/>
-    <w:multiLevelType w:val="hybridMultilevel"/>
-    <w:tmpl w:val="A06E26B4"/>
-    <w:lvl w:ilvl="0" w:tplc="0409000F">
-      <w:start w:val="1"/>
-      <w:numFmt w:val="decimal"/>
-      <w:lvlText w:val="%1."/>
-      <w:lvlJc w:val="left"/>
-      <w:pPr>
-        <w:ind w:left="720" w:hanging="360"/>
-      </w:pPr>
-    </w:lvl>
-    <w:lvl w:ilvl="1" w:tplc="04090019" w:tentative="1">
-      <w:start w:val="1"/>
-      <w:numFmt w:val="lowerLetter"/>
-      <w:lvlText w:val="%2."/>
-      <w:lvlJc w:val="left"/>
-      <w:pPr>
-        <w:ind w:left="1440" w:hanging="360"/>
-      </w:pPr>
-    </w:lvl>
-    <w:lvl w:ilvl="2" w:tplc="0409001B" w:tentative="1">
-      <w:start w:val="1"/>
-      <w:numFmt w:val="lowerRoman"/>
-      <w:lvlText w:val="%3."/>
-      <w:lvlJc w:val="right"/>
-      <w:pPr>
-        <w:ind w:left="2160" w:hanging="180"/>
-      </w:pPr>
-    </w:lvl>
-    <w:lvl w:ilvl="3" w:tplc="0409000F" w:tentative="1">
-      <w:start w:val="1"/>
-      <w:numFmt w:val="decimal"/>
-      <w:lvlText w:val="%4."/>
-      <w:lvlJc w:val="left"/>
-      <w:pPr>
-        <w:ind w:left="2880" w:hanging="360"/>
-      </w:pPr>
-    </w:lvl>
-    <w:lvl w:ilvl="4" w:tplc="04090019" w:tentative="1">
-      <w:start w:val="1"/>
-      <w:numFmt w:val="lowerLetter"/>
-      <w:lvlText w:val="%5."/>
-      <w:lvlJc w:val="left"/>
-      <w:pPr>
-        <w:ind w:left="3600" w:hanging="360"/>
-      </w:pPr>
-    </w:lvl>
-    <w:lvl w:ilvl="5" w:tplc="0409001B" w:tentative="1">
-      <w:start w:val="1"/>
-      <w:numFmt w:val="lowerRoman"/>
-      <w:lvlText w:val="%6."/>
-      <w:lvlJc w:val="right"/>
-      <w:pPr>
-        <w:ind w:left="4320" w:hanging="180"/>
-      </w:pPr>
-    </w:lvl>
-    <w:lvl w:ilvl="6" w:tplc="0409000F" w:tentative="1">
-      <w:start w:val="1"/>
-      <w:numFmt w:val="decimal"/>
-      <w:lvlText w:val="%7."/>
-      <w:lvlJc w:val="left"/>
-      <w:pPr>
-        <w:ind w:left="5040" w:hanging="360"/>
-      </w:pPr>
-    </w:lvl>
-    <w:lvl w:ilvl="7" w:tplc="04090019" w:tentative="1">
-      <w:start w:val="1"/>
-      <w:numFmt w:val="lowerLetter"/>
-      <w:lvlText w:val="%8."/>
-      <w:lvlJc w:val="left"/>
-      <w:pPr>
-        <w:ind w:left="5760" w:hanging="360"/>
-      </w:pPr>
-    </w:lvl>
-    <w:lvl w:ilvl="8" w:tplc="0409001B" w:tentative="1">
-      <w:start w:val="1"/>
-      <w:numFmt w:val="lowerRoman"/>
-      <w:lvlText w:val="%9."/>
-      <w:lvlJc w:val="right"/>
-      <w:pPr>
-        <w:ind w:left="6480" w:hanging="180"/>
-      </w:pPr>
-    </w:lvl>
-  </w:abstractNum>
-  <w:abstractNum w:abstractNumId="41" w15:restartNumberingAfterBreak="0">
-    <w:nsid w:val="46171405"/>
-    <w:multiLevelType w:val="hybridMultilevel"/>
-    <w:tmpl w:val="5C78DB0E"/>
-    <w:lvl w:ilvl="0" w:tplc="04090001">
-      <w:start w:val="1"/>
-      <w:numFmt w:val="bullet"/>
-      <w:lvlText w:val=""/>
-      <w:lvlJc w:val="left"/>
-      <w:pPr>
-        <w:ind w:left="720" w:hanging="360"/>
-      </w:pPr>
-      <w:rPr>
-        <w:rFonts w:ascii="Symbol" w:hAnsi="Symbol" w:hint="default"/>
-      </w:rPr>
-    </w:lvl>
-    <w:lvl w:ilvl="1" w:tplc="04090003" w:tentative="1">
-      <w:start w:val="1"/>
-      <w:numFmt w:val="bullet"/>
-      <w:lvlText w:val="o"/>
-      <w:lvlJc w:val="left"/>
-      <w:pPr>
-        <w:ind w:left="1440" w:hanging="360"/>
-      </w:pPr>
-      <w:rPr>
-        <w:rFonts w:ascii="Courier New" w:hAnsi="Courier New" w:cs="Courier New" w:hint="default"/>
-      </w:rPr>
-    </w:lvl>
-    <w:lvl w:ilvl="2" w:tplc="04090005" w:tentative="1">
-      <w:start w:val="1"/>
-      <w:numFmt w:val="bullet"/>
-      <w:lvlText w:val=""/>
-      <w:lvlJc w:val="left"/>
-      <w:pPr>
-        <w:ind w:left="2160" w:hanging="360"/>
-      </w:pPr>
-      <w:rPr>
-        <w:rFonts w:ascii="Wingdings" w:hAnsi="Wingdings" w:hint="default"/>
-      </w:rPr>
-    </w:lvl>
-    <w:lvl w:ilvl="3" w:tplc="04090001" w:tentative="1">
-      <w:start w:val="1"/>
-      <w:numFmt w:val="bullet"/>
-      <w:lvlText w:val=""/>
-      <w:lvlJc w:val="left"/>
-      <w:pPr>
-        <w:ind w:left="2880" w:hanging="360"/>
-      </w:pPr>
-      <w:rPr>
-        <w:rFonts w:ascii="Symbol" w:hAnsi="Symbol" w:hint="default"/>
-      </w:rPr>
-    </w:lvl>
-    <w:lvl w:ilvl="4" w:tplc="04090003" w:tentative="1">
-      <w:start w:val="1"/>
-      <w:numFmt w:val="bullet"/>
-      <w:lvlText w:val="o"/>
-      <w:lvlJc w:val="left"/>
-      <w:pPr>
-        <w:ind w:left="3600" w:hanging="360"/>
-      </w:pPr>
-      <w:rPr>
-        <w:rFonts w:ascii="Courier New" w:hAnsi="Courier New" w:cs="Courier New" w:hint="default"/>
-      </w:rPr>
-    </w:lvl>
-    <w:lvl w:ilvl="5" w:tplc="04090005" w:tentative="1">
-      <w:start w:val="1"/>
-      <w:numFmt w:val="bullet"/>
-      <w:lvlText w:val=""/>
-      <w:lvlJc w:val="left"/>
-      <w:pPr>
-        <w:ind w:left="4320" w:hanging="360"/>
-      </w:pPr>
-      <w:rPr>
-        <w:rFonts w:ascii="Wingdings" w:hAnsi="Wingdings" w:hint="default"/>
-      </w:rPr>
-    </w:lvl>
-    <w:lvl w:ilvl="6" w:tplc="04090001" w:tentative="1">
-      <w:start w:val="1"/>
-      <w:numFmt w:val="bullet"/>
-      <w:lvlText w:val=""/>
-      <w:lvlJc w:val="left"/>
-      <w:pPr>
-        <w:ind w:left="5040" w:hanging="360"/>
-      </w:pPr>
-      <w:rPr>
-        <w:rFonts w:ascii="Symbol" w:hAnsi="Symbol" w:hint="default"/>
-      </w:rPr>
-    </w:lvl>
-    <w:lvl w:ilvl="7" w:tplc="04090003" w:tentative="1">
-      <w:start w:val="1"/>
-      <w:numFmt w:val="bullet"/>
-      <w:lvlText w:val="o"/>
-      <w:lvlJc w:val="left"/>
-      <w:pPr>
-        <w:ind w:left="5760" w:hanging="360"/>
-      </w:pPr>
-      <w:rPr>
-        <w:rFonts w:ascii="Courier New" w:hAnsi="Courier New" w:cs="Courier New" w:hint="default"/>
-      </w:rPr>
-    </w:lvl>
-    <w:lvl w:ilvl="8" w:tplc="04090005" w:tentative="1">
-      <w:start w:val="1"/>
-      <w:numFmt w:val="bullet"/>
-      <w:lvlText w:val=""/>
-      <w:lvlJc w:val="left"/>
-      <w:pPr>
-        <w:ind w:left="6480" w:hanging="360"/>
-      </w:pPr>
-      <w:rPr>
-        <w:rFonts w:ascii="Wingdings" w:hAnsi="Wingdings" w:hint="default"/>
-      </w:rPr>
-    </w:lvl>
-  </w:abstractNum>
-  <w:abstractNum w:abstractNumId="42" w15:restartNumberingAfterBreak="0">
-    <w:nsid w:val="48F46EC8"/>
-    <w:multiLevelType w:val="hybridMultilevel"/>
-    <w:tmpl w:val="66762064"/>
-    <w:lvl w:ilvl="0" w:tplc="04090001">
-      <w:start w:val="1"/>
-      <w:numFmt w:val="bullet"/>
-      <w:lvlText w:val=""/>
-      <w:lvlJc w:val="left"/>
-      <w:pPr>
-        <w:ind w:left="720" w:hanging="360"/>
-      </w:pPr>
-      <w:rPr>
-        <w:rFonts w:ascii="Symbol" w:hAnsi="Symbol" w:hint="default"/>
-      </w:rPr>
-    </w:lvl>
-    <w:lvl w:ilvl="1" w:tplc="04090003" w:tentative="1">
-      <w:start w:val="1"/>
-      <w:numFmt w:val="bullet"/>
-      <w:lvlText w:val="o"/>
-      <w:lvlJc w:val="left"/>
-      <w:pPr>
-        <w:ind w:left="1440" w:hanging="360"/>
-      </w:pPr>
-      <w:rPr>
-        <w:rFonts w:ascii="Courier New" w:hAnsi="Courier New" w:cs="Courier New" w:hint="default"/>
-      </w:rPr>
-    </w:lvl>
-    <w:lvl w:ilvl="2" w:tplc="04090005" w:tentative="1">
-      <w:start w:val="1"/>
-      <w:numFmt w:val="bullet"/>
-      <w:lvlText w:val=""/>
-      <w:lvlJc w:val="left"/>
-      <w:pPr>
-        <w:ind w:left="2160" w:hanging="360"/>
-      </w:pPr>
-      <w:rPr>
-        <w:rFonts w:ascii="Wingdings" w:hAnsi="Wingdings" w:hint="default"/>
-      </w:rPr>
-    </w:lvl>
-    <w:lvl w:ilvl="3" w:tplc="04090001" w:tentative="1">
-      <w:start w:val="1"/>
-      <w:numFmt w:val="bullet"/>
-      <w:lvlText w:val=""/>
-      <w:lvlJc w:val="left"/>
-      <w:pPr>
-        <w:ind w:left="2880" w:hanging="360"/>
-      </w:pPr>
-      <w:rPr>
-        <w:rFonts w:ascii="Symbol" w:hAnsi="Symbol" w:hint="default"/>
-      </w:rPr>
-    </w:lvl>
-    <w:lvl w:ilvl="4" w:tplc="04090003" w:tentative="1">
-      <w:start w:val="1"/>
-      <w:numFmt w:val="bullet"/>
-      <w:lvlText w:val="o"/>
-      <w:lvlJc w:val="left"/>
-      <w:pPr>
-        <w:ind w:left="3600" w:hanging="360"/>
-      </w:pPr>
-      <w:rPr>
-        <w:rFonts w:ascii="Courier New" w:hAnsi="Courier New" w:cs="Courier New" w:hint="default"/>
-      </w:rPr>
-    </w:lvl>
-    <w:lvl w:ilvl="5" w:tplc="04090005" w:tentative="1">
-      <w:start w:val="1"/>
-      <w:numFmt w:val="bullet"/>
-      <w:lvlText w:val=""/>
-      <w:lvlJc w:val="left"/>
-      <w:pPr>
-        <w:ind w:left="4320" w:hanging="360"/>
-      </w:pPr>
-      <w:rPr>
-        <w:rFonts w:ascii="Wingdings" w:hAnsi="Wingdings" w:hint="default"/>
-      </w:rPr>
-    </w:lvl>
-    <w:lvl w:ilvl="6" w:tplc="04090001" w:tentative="1">
-      <w:start w:val="1"/>
-      <w:numFmt w:val="bullet"/>
-      <w:lvlText w:val=""/>
-      <w:lvlJc w:val="left"/>
-      <w:pPr>
-        <w:ind w:left="5040" w:hanging="360"/>
-      </w:pPr>
-      <w:rPr>
-        <w:rFonts w:ascii="Symbol" w:hAnsi="Symbol" w:hint="default"/>
-      </w:rPr>
-    </w:lvl>
-    <w:lvl w:ilvl="7" w:tplc="04090003" w:tentative="1">
-      <w:start w:val="1"/>
-      <w:numFmt w:val="bullet"/>
-      <w:lvlText w:val="o"/>
-      <w:lvlJc w:val="left"/>
-      <w:pPr>
-        <w:ind w:left="5760" w:hanging="360"/>
-      </w:pPr>
-      <w:rPr>
-        <w:rFonts w:ascii="Courier New" w:hAnsi="Courier New" w:cs="Courier New" w:hint="default"/>
-      </w:rPr>
-    </w:lvl>
-    <w:lvl w:ilvl="8" w:tplc="04090005" w:tentative="1">
-      <w:start w:val="1"/>
-      <w:numFmt w:val="bullet"/>
-      <w:lvlText w:val=""/>
-      <w:lvlJc w:val="left"/>
-      <w:pPr>
-        <w:ind w:left="6480" w:hanging="360"/>
-      </w:pPr>
-      <w:rPr>
-        <w:rFonts w:ascii="Wingdings" w:hAnsi="Wingdings" w:hint="default"/>
-      </w:rPr>
-    </w:lvl>
-  </w:abstractNum>
-  <w:abstractNum w:abstractNumId="43" w15:restartNumberingAfterBreak="0">
-    <w:nsid w:val="4A9D2407"/>
-    <w:multiLevelType w:val="hybridMultilevel"/>
-    <w:tmpl w:val="7FBCE076"/>
-    <w:lvl w:ilvl="0" w:tplc="0409000F">
-      <w:start w:val="1"/>
-      <w:numFmt w:val="decimal"/>
-      <w:lvlText w:val="%1."/>
-      <w:lvlJc w:val="left"/>
-      <w:pPr>
-        <w:ind w:left="720" w:hanging="360"/>
-      </w:pPr>
-      <w:rPr>
-        <w:rFonts w:hint="default"/>
-      </w:rPr>
-    </w:lvl>
-    <w:lvl w:ilvl="1" w:tplc="04090003" w:tentative="1">
-      <w:start w:val="1"/>
-      <w:numFmt w:val="bullet"/>
-      <w:lvlText w:val="o"/>
-      <w:lvlJc w:val="left"/>
-      <w:pPr>
-        <w:ind w:left="1440" w:hanging="360"/>
-      </w:pPr>
-      <w:rPr>
-        <w:rFonts w:ascii="Courier New" w:hAnsi="Courier New" w:cs="Courier New" w:hint="default"/>
-      </w:rPr>
-    </w:lvl>
-    <w:lvl w:ilvl="2" w:tplc="04090005" w:tentative="1">
-      <w:start w:val="1"/>
-      <w:numFmt w:val="bullet"/>
-      <w:lvlText w:val=""/>
-      <w:lvlJc w:val="left"/>
-      <w:pPr>
-        <w:ind w:left="2160" w:hanging="360"/>
-      </w:pPr>
-      <w:rPr>
-        <w:rFonts w:ascii="Wingdings" w:hAnsi="Wingdings" w:hint="default"/>
-      </w:rPr>
-    </w:lvl>
-    <w:lvl w:ilvl="3" w:tplc="04090001" w:tentative="1">
-      <w:start w:val="1"/>
-      <w:numFmt w:val="bullet"/>
-      <w:lvlText w:val=""/>
-      <w:lvlJc w:val="left"/>
-      <w:pPr>
-        <w:ind w:left="2880" w:hanging="360"/>
-      </w:pPr>
-      <w:rPr>
-        <w:rFonts w:ascii="Symbol" w:hAnsi="Symbol" w:hint="default"/>
-      </w:rPr>
-    </w:lvl>
-    <w:lvl w:ilvl="4" w:tplc="04090003" w:tentative="1">
-      <w:start w:val="1"/>
-      <w:numFmt w:val="bullet"/>
-      <w:lvlText w:val="o"/>
-      <w:lvlJc w:val="left"/>
-      <w:pPr>
-        <w:ind w:left="3600" w:hanging="360"/>
-      </w:pPr>
-      <w:rPr>
-        <w:rFonts w:ascii="Courier New" w:hAnsi="Courier New" w:cs="Courier New" w:hint="default"/>
-      </w:rPr>
-    </w:lvl>
-    <w:lvl w:ilvl="5" w:tplc="04090005" w:tentative="1">
-      <w:start w:val="1"/>
-      <w:numFmt w:val="bullet"/>
-      <w:lvlText w:val=""/>
-      <w:lvlJc w:val="left"/>
-      <w:pPr>
-        <w:ind w:left="4320" w:hanging="360"/>
-      </w:pPr>
-      <w:rPr>
-        <w:rFonts w:ascii="Wingdings" w:hAnsi="Wingdings" w:hint="default"/>
-      </w:rPr>
-    </w:lvl>
-    <w:lvl w:ilvl="6" w:tplc="04090001" w:tentative="1">
-      <w:start w:val="1"/>
-      <w:numFmt w:val="bullet"/>
-      <w:lvlText w:val=""/>
-      <w:lvlJc w:val="left"/>
-      <w:pPr>
-        <w:ind w:left="5040" w:hanging="360"/>
-      </w:pPr>
-      <w:rPr>
-        <w:rFonts w:ascii="Symbol" w:hAnsi="Symbol" w:hint="default"/>
-      </w:rPr>
-    </w:lvl>
-    <w:lvl w:ilvl="7" w:tplc="04090003" w:tentative="1">
-      <w:start w:val="1"/>
-      <w:numFmt w:val="bullet"/>
-      <w:lvlText w:val="o"/>
-      <w:lvlJc w:val="left"/>
-      <w:pPr>
-        <w:ind w:left="5760" w:hanging="360"/>
-      </w:pPr>
-      <w:rPr>
-        <w:rFonts w:ascii="Courier New" w:hAnsi="Courier New" w:cs="Courier New" w:hint="default"/>
-      </w:rPr>
-    </w:lvl>
-    <w:lvl w:ilvl="8" w:tplc="04090005" w:tentative="1">
-      <w:start w:val="1"/>
-      <w:numFmt w:val="bullet"/>
-      <w:lvlText w:val=""/>
-      <w:lvlJc w:val="left"/>
-      <w:pPr>
-        <w:ind w:left="6480" w:hanging="360"/>
-      </w:pPr>
-      <w:rPr>
-        <w:rFonts w:ascii="Wingdings" w:hAnsi="Wingdings" w:hint="default"/>
-      </w:rPr>
-    </w:lvl>
-  </w:abstractNum>
-  <w:abstractNum w:abstractNumId="44" w15:restartNumberingAfterBreak="0">
     <w:nsid w:val="4E1B1D83"/>
     <w:multiLevelType w:val="hybridMultilevel"/>
     <w:tmpl w:val="DF0C4940"/>
@@ -15706,545 +11507,7 @@
       </w:pPr>
     </w:lvl>
   </w:abstractNum>
-  <w:abstractNum w:abstractNumId="45" w15:restartNumberingAfterBreak="0">
-    <w:nsid w:val="4F5A0777"/>
-    <w:multiLevelType w:val="hybridMultilevel"/>
-    <w:tmpl w:val="01B83868"/>
-    <w:lvl w:ilvl="0" w:tplc="04090001">
-      <w:start w:val="1"/>
-      <w:numFmt w:val="bullet"/>
-      <w:lvlText w:val=""/>
-      <w:lvlJc w:val="left"/>
-      <w:pPr>
-        <w:ind w:left="720" w:hanging="360"/>
-      </w:pPr>
-      <w:rPr>
-        <w:rFonts w:ascii="Symbol" w:hAnsi="Symbol" w:hint="default"/>
-      </w:rPr>
-    </w:lvl>
-    <w:lvl w:ilvl="1" w:tplc="04090003" w:tentative="1">
-      <w:start w:val="1"/>
-      <w:numFmt w:val="bullet"/>
-      <w:lvlText w:val="o"/>
-      <w:lvlJc w:val="left"/>
-      <w:pPr>
-        <w:ind w:left="1440" w:hanging="360"/>
-      </w:pPr>
-      <w:rPr>
-        <w:rFonts w:ascii="Courier New" w:hAnsi="Courier New" w:cs="Courier New" w:hint="default"/>
-      </w:rPr>
-    </w:lvl>
-    <w:lvl w:ilvl="2" w:tplc="04090005" w:tentative="1">
-      <w:start w:val="1"/>
-      <w:numFmt w:val="bullet"/>
-      <w:lvlText w:val=""/>
-      <w:lvlJc w:val="left"/>
-      <w:pPr>
-        <w:ind w:left="2160" w:hanging="360"/>
-      </w:pPr>
-      <w:rPr>
-        <w:rFonts w:ascii="Wingdings" w:hAnsi="Wingdings" w:hint="default"/>
-      </w:rPr>
-    </w:lvl>
-    <w:lvl w:ilvl="3" w:tplc="04090001" w:tentative="1">
-      <w:start w:val="1"/>
-      <w:numFmt w:val="bullet"/>
-      <w:lvlText w:val=""/>
-      <w:lvlJc w:val="left"/>
-      <w:pPr>
-        <w:ind w:left="2880" w:hanging="360"/>
-      </w:pPr>
-      <w:rPr>
-        <w:rFonts w:ascii="Symbol" w:hAnsi="Symbol" w:hint="default"/>
-      </w:rPr>
-    </w:lvl>
-    <w:lvl w:ilvl="4" w:tplc="04090003" w:tentative="1">
-      <w:start w:val="1"/>
-      <w:numFmt w:val="bullet"/>
-      <w:lvlText w:val="o"/>
-      <w:lvlJc w:val="left"/>
-      <w:pPr>
-        <w:ind w:left="3600" w:hanging="360"/>
-      </w:pPr>
-      <w:rPr>
-        <w:rFonts w:ascii="Courier New" w:hAnsi="Courier New" w:cs="Courier New" w:hint="default"/>
-      </w:rPr>
-    </w:lvl>
-    <w:lvl w:ilvl="5" w:tplc="04090005" w:tentative="1">
-      <w:start w:val="1"/>
-      <w:numFmt w:val="bullet"/>
-      <w:lvlText w:val=""/>
-      <w:lvlJc w:val="left"/>
-      <w:pPr>
-        <w:ind w:left="4320" w:hanging="360"/>
-      </w:pPr>
-      <w:rPr>
-        <w:rFonts w:ascii="Wingdings" w:hAnsi="Wingdings" w:hint="default"/>
-      </w:rPr>
-    </w:lvl>
-    <w:lvl w:ilvl="6" w:tplc="04090001" w:tentative="1">
-      <w:start w:val="1"/>
-      <w:numFmt w:val="bullet"/>
-      <w:lvlText w:val=""/>
-      <w:lvlJc w:val="left"/>
-      <w:pPr>
-        <w:ind w:left="5040" w:hanging="360"/>
-      </w:pPr>
-      <w:rPr>
-        <w:rFonts w:ascii="Symbol" w:hAnsi="Symbol" w:hint="default"/>
-      </w:rPr>
-    </w:lvl>
-    <w:lvl w:ilvl="7" w:tplc="04090003" w:tentative="1">
-      <w:start w:val="1"/>
-      <w:numFmt w:val="bullet"/>
-      <w:lvlText w:val="o"/>
-      <w:lvlJc w:val="left"/>
-      <w:pPr>
-        <w:ind w:left="5760" w:hanging="360"/>
-      </w:pPr>
-      <w:rPr>
-        <w:rFonts w:ascii="Courier New" w:hAnsi="Courier New" w:cs="Courier New" w:hint="default"/>
-      </w:rPr>
-    </w:lvl>
-    <w:lvl w:ilvl="8" w:tplc="04090005" w:tentative="1">
-      <w:start w:val="1"/>
-      <w:numFmt w:val="bullet"/>
-      <w:lvlText w:val=""/>
-      <w:lvlJc w:val="left"/>
-      <w:pPr>
-        <w:ind w:left="6480" w:hanging="360"/>
-      </w:pPr>
-      <w:rPr>
-        <w:rFonts w:ascii="Wingdings" w:hAnsi="Wingdings" w:hint="default"/>
-      </w:rPr>
-    </w:lvl>
-  </w:abstractNum>
-  <w:abstractNum w:abstractNumId="46" w15:restartNumberingAfterBreak="0">
-    <w:nsid w:val="51A606E0"/>
-    <w:multiLevelType w:val="hybridMultilevel"/>
-    <w:tmpl w:val="F676C444"/>
-    <w:lvl w:ilvl="0" w:tplc="0409000F">
-      <w:start w:val="1"/>
-      <w:numFmt w:val="decimal"/>
-      <w:lvlText w:val="%1."/>
-      <w:lvlJc w:val="left"/>
-      <w:pPr>
-        <w:ind w:left="720" w:hanging="360"/>
-      </w:pPr>
-    </w:lvl>
-    <w:lvl w:ilvl="1" w:tplc="04090019" w:tentative="1">
-      <w:start w:val="1"/>
-      <w:numFmt w:val="lowerLetter"/>
-      <w:lvlText w:val="%2."/>
-      <w:lvlJc w:val="left"/>
-      <w:pPr>
-        <w:ind w:left="1440" w:hanging="360"/>
-      </w:pPr>
-    </w:lvl>
-    <w:lvl w:ilvl="2" w:tplc="0409001B" w:tentative="1">
-      <w:start w:val="1"/>
-      <w:numFmt w:val="lowerRoman"/>
-      <w:lvlText w:val="%3."/>
-      <w:lvlJc w:val="right"/>
-      <w:pPr>
-        <w:ind w:left="2160" w:hanging="180"/>
-      </w:pPr>
-    </w:lvl>
-    <w:lvl w:ilvl="3" w:tplc="0409000F" w:tentative="1">
-      <w:start w:val="1"/>
-      <w:numFmt w:val="decimal"/>
-      <w:lvlText w:val="%4."/>
-      <w:lvlJc w:val="left"/>
-      <w:pPr>
-        <w:ind w:left="2880" w:hanging="360"/>
-      </w:pPr>
-    </w:lvl>
-    <w:lvl w:ilvl="4" w:tplc="04090019" w:tentative="1">
-      <w:start w:val="1"/>
-      <w:numFmt w:val="lowerLetter"/>
-      <w:lvlText w:val="%5."/>
-      <w:lvlJc w:val="left"/>
-      <w:pPr>
-        <w:ind w:left="3600" w:hanging="360"/>
-      </w:pPr>
-    </w:lvl>
-    <w:lvl w:ilvl="5" w:tplc="0409001B" w:tentative="1">
-      <w:start w:val="1"/>
-      <w:numFmt w:val="lowerRoman"/>
-      <w:lvlText w:val="%6."/>
-      <w:lvlJc w:val="right"/>
-      <w:pPr>
-        <w:ind w:left="4320" w:hanging="180"/>
-      </w:pPr>
-    </w:lvl>
-    <w:lvl w:ilvl="6" w:tplc="0409000F" w:tentative="1">
-      <w:start w:val="1"/>
-      <w:numFmt w:val="decimal"/>
-      <w:lvlText w:val="%7."/>
-      <w:lvlJc w:val="left"/>
-      <w:pPr>
-        <w:ind w:left="5040" w:hanging="360"/>
-      </w:pPr>
-    </w:lvl>
-    <w:lvl w:ilvl="7" w:tplc="04090019" w:tentative="1">
-      <w:start w:val="1"/>
-      <w:numFmt w:val="lowerLetter"/>
-      <w:lvlText w:val="%8."/>
-      <w:lvlJc w:val="left"/>
-      <w:pPr>
-        <w:ind w:left="5760" w:hanging="360"/>
-      </w:pPr>
-    </w:lvl>
-    <w:lvl w:ilvl="8" w:tplc="0409001B" w:tentative="1">
-      <w:start w:val="1"/>
-      <w:numFmt w:val="lowerRoman"/>
-      <w:lvlText w:val="%9."/>
-      <w:lvlJc w:val="right"/>
-      <w:pPr>
-        <w:ind w:left="6480" w:hanging="180"/>
-      </w:pPr>
-    </w:lvl>
-  </w:abstractNum>
-  <w:abstractNum w:abstractNumId="47" w15:restartNumberingAfterBreak="0">
-    <w:nsid w:val="54797227"/>
-    <w:multiLevelType w:val="hybridMultilevel"/>
-    <w:tmpl w:val="187A5CCC"/>
-    <w:lvl w:ilvl="0" w:tplc="04090001">
-      <w:start w:val="1"/>
-      <w:numFmt w:val="bullet"/>
-      <w:lvlText w:val=""/>
-      <w:lvlJc w:val="left"/>
-      <w:pPr>
-        <w:ind w:left="720" w:hanging="360"/>
-      </w:pPr>
-      <w:rPr>
-        <w:rFonts w:ascii="Symbol" w:hAnsi="Symbol" w:hint="default"/>
-      </w:rPr>
-    </w:lvl>
-    <w:lvl w:ilvl="1" w:tplc="04090003" w:tentative="1">
-      <w:start w:val="1"/>
-      <w:numFmt w:val="bullet"/>
-      <w:lvlText w:val="o"/>
-      <w:lvlJc w:val="left"/>
-      <w:pPr>
-        <w:ind w:left="1440" w:hanging="360"/>
-      </w:pPr>
-      <w:rPr>
-        <w:rFonts w:ascii="Courier New" w:hAnsi="Courier New" w:cs="Courier New" w:hint="default"/>
-      </w:rPr>
-    </w:lvl>
-    <w:lvl w:ilvl="2" w:tplc="04090005" w:tentative="1">
-      <w:start w:val="1"/>
-      <w:numFmt w:val="bullet"/>
-      <w:lvlText w:val=""/>
-      <w:lvlJc w:val="left"/>
-      <w:pPr>
-        <w:ind w:left="2160" w:hanging="360"/>
-      </w:pPr>
-      <w:rPr>
-        <w:rFonts w:ascii="Wingdings" w:hAnsi="Wingdings" w:hint="default"/>
-      </w:rPr>
-    </w:lvl>
-    <w:lvl w:ilvl="3" w:tplc="04090001" w:tentative="1">
-      <w:start w:val="1"/>
-      <w:numFmt w:val="bullet"/>
-      <w:lvlText w:val=""/>
-      <w:lvlJc w:val="left"/>
-      <w:pPr>
-        <w:ind w:left="2880" w:hanging="360"/>
-      </w:pPr>
-      <w:rPr>
-        <w:rFonts w:ascii="Symbol" w:hAnsi="Symbol" w:hint="default"/>
-      </w:rPr>
-    </w:lvl>
-    <w:lvl w:ilvl="4" w:tplc="04090003" w:tentative="1">
-      <w:start w:val="1"/>
-      <w:numFmt w:val="bullet"/>
-      <w:lvlText w:val="o"/>
-      <w:lvlJc w:val="left"/>
-      <w:pPr>
-        <w:ind w:left="3600" w:hanging="360"/>
-      </w:pPr>
-      <w:rPr>
-        <w:rFonts w:ascii="Courier New" w:hAnsi="Courier New" w:cs="Courier New" w:hint="default"/>
-      </w:rPr>
-    </w:lvl>
-    <w:lvl w:ilvl="5" w:tplc="04090005" w:tentative="1">
-      <w:start w:val="1"/>
-      <w:numFmt w:val="bullet"/>
-      <w:lvlText w:val=""/>
-      <w:lvlJc w:val="left"/>
-      <w:pPr>
-        <w:ind w:left="4320" w:hanging="360"/>
-      </w:pPr>
-      <w:rPr>
-        <w:rFonts w:ascii="Wingdings" w:hAnsi="Wingdings" w:hint="default"/>
-      </w:rPr>
-    </w:lvl>
-    <w:lvl w:ilvl="6" w:tplc="04090001" w:tentative="1">
-      <w:start w:val="1"/>
-      <w:numFmt w:val="bullet"/>
-      <w:lvlText w:val=""/>
-      <w:lvlJc w:val="left"/>
-      <w:pPr>
-        <w:ind w:left="5040" w:hanging="360"/>
-      </w:pPr>
-      <w:rPr>
-        <w:rFonts w:ascii="Symbol" w:hAnsi="Symbol" w:hint="default"/>
-      </w:rPr>
-    </w:lvl>
-    <w:lvl w:ilvl="7" w:tplc="04090003" w:tentative="1">
-      <w:start w:val="1"/>
-      <w:numFmt w:val="bullet"/>
-      <w:lvlText w:val="o"/>
-      <w:lvlJc w:val="left"/>
-      <w:pPr>
-        <w:ind w:left="5760" w:hanging="360"/>
-      </w:pPr>
-      <w:rPr>
-        <w:rFonts w:ascii="Courier New" w:hAnsi="Courier New" w:cs="Courier New" w:hint="default"/>
-      </w:rPr>
-    </w:lvl>
-    <w:lvl w:ilvl="8" w:tplc="04090005" w:tentative="1">
-      <w:start w:val="1"/>
-      <w:numFmt w:val="bullet"/>
-      <w:lvlText w:val=""/>
-      <w:lvlJc w:val="left"/>
-      <w:pPr>
-        <w:ind w:left="6480" w:hanging="360"/>
-      </w:pPr>
-      <w:rPr>
-        <w:rFonts w:ascii="Wingdings" w:hAnsi="Wingdings" w:hint="default"/>
-      </w:rPr>
-    </w:lvl>
-  </w:abstractNum>
-  <w:abstractNum w:abstractNumId="48" w15:restartNumberingAfterBreak="0">
-    <w:nsid w:val="56327699"/>
-    <w:multiLevelType w:val="hybridMultilevel"/>
-    <w:tmpl w:val="3F946EC0"/>
-    <w:lvl w:ilvl="0" w:tplc="04090001">
-      <w:start w:val="1"/>
-      <w:numFmt w:val="bullet"/>
-      <w:lvlText w:val=""/>
-      <w:lvlJc w:val="left"/>
-      <w:pPr>
-        <w:ind w:left="770" w:hanging="360"/>
-      </w:pPr>
-      <w:rPr>
-        <w:rFonts w:ascii="Symbol" w:hAnsi="Symbol" w:hint="default"/>
-      </w:rPr>
-    </w:lvl>
-    <w:lvl w:ilvl="1" w:tplc="04090003" w:tentative="1">
-      <w:start w:val="1"/>
-      <w:numFmt w:val="bullet"/>
-      <w:lvlText w:val="o"/>
-      <w:lvlJc w:val="left"/>
-      <w:pPr>
-        <w:ind w:left="1490" w:hanging="360"/>
-      </w:pPr>
-      <w:rPr>
-        <w:rFonts w:ascii="Courier New" w:hAnsi="Courier New" w:cs="Courier New" w:hint="default"/>
-      </w:rPr>
-    </w:lvl>
-    <w:lvl w:ilvl="2" w:tplc="04090005" w:tentative="1">
-      <w:start w:val="1"/>
-      <w:numFmt w:val="bullet"/>
-      <w:lvlText w:val=""/>
-      <w:lvlJc w:val="left"/>
-      <w:pPr>
-        <w:ind w:left="2210" w:hanging="360"/>
-      </w:pPr>
-      <w:rPr>
-        <w:rFonts w:ascii="Wingdings" w:hAnsi="Wingdings" w:hint="default"/>
-      </w:rPr>
-    </w:lvl>
-    <w:lvl w:ilvl="3" w:tplc="04090001" w:tentative="1">
-      <w:start w:val="1"/>
-      <w:numFmt w:val="bullet"/>
-      <w:lvlText w:val=""/>
-      <w:lvlJc w:val="left"/>
-      <w:pPr>
-        <w:ind w:left="2930" w:hanging="360"/>
-      </w:pPr>
-      <w:rPr>
-        <w:rFonts w:ascii="Symbol" w:hAnsi="Symbol" w:hint="default"/>
-      </w:rPr>
-    </w:lvl>
-    <w:lvl w:ilvl="4" w:tplc="04090003" w:tentative="1">
-      <w:start w:val="1"/>
-      <w:numFmt w:val="bullet"/>
-      <w:lvlText w:val="o"/>
-      <w:lvlJc w:val="left"/>
-      <w:pPr>
-        <w:ind w:left="3650" w:hanging="360"/>
-      </w:pPr>
-      <w:rPr>
-        <w:rFonts w:ascii="Courier New" w:hAnsi="Courier New" w:cs="Courier New" w:hint="default"/>
-      </w:rPr>
-    </w:lvl>
-    <w:lvl w:ilvl="5" w:tplc="04090005" w:tentative="1">
-      <w:start w:val="1"/>
-      <w:numFmt w:val="bullet"/>
-      <w:lvlText w:val=""/>
-      <w:lvlJc w:val="left"/>
-      <w:pPr>
-        <w:ind w:left="4370" w:hanging="360"/>
-      </w:pPr>
-      <w:rPr>
-        <w:rFonts w:ascii="Wingdings" w:hAnsi="Wingdings" w:hint="default"/>
-      </w:rPr>
-    </w:lvl>
-    <w:lvl w:ilvl="6" w:tplc="04090001" w:tentative="1">
-      <w:start w:val="1"/>
-      <w:numFmt w:val="bullet"/>
-      <w:lvlText w:val=""/>
-      <w:lvlJc w:val="left"/>
-      <w:pPr>
-        <w:ind w:left="5090" w:hanging="360"/>
-      </w:pPr>
-      <w:rPr>
-        <w:rFonts w:ascii="Symbol" w:hAnsi="Symbol" w:hint="default"/>
-      </w:rPr>
-    </w:lvl>
-    <w:lvl w:ilvl="7" w:tplc="04090003" w:tentative="1">
-      <w:start w:val="1"/>
-      <w:numFmt w:val="bullet"/>
-      <w:lvlText w:val="o"/>
-      <w:lvlJc w:val="left"/>
-      <w:pPr>
-        <w:ind w:left="5810" w:hanging="360"/>
-      </w:pPr>
-      <w:rPr>
-        <w:rFonts w:ascii="Courier New" w:hAnsi="Courier New" w:cs="Courier New" w:hint="default"/>
-      </w:rPr>
-    </w:lvl>
-    <w:lvl w:ilvl="8" w:tplc="04090005" w:tentative="1">
-      <w:start w:val="1"/>
-      <w:numFmt w:val="bullet"/>
-      <w:lvlText w:val=""/>
-      <w:lvlJc w:val="left"/>
-      <w:pPr>
-        <w:ind w:left="6530" w:hanging="360"/>
-      </w:pPr>
-      <w:rPr>
-        <w:rFonts w:ascii="Wingdings" w:hAnsi="Wingdings" w:hint="default"/>
-      </w:rPr>
-    </w:lvl>
-  </w:abstractNum>
-  <w:abstractNum w:abstractNumId="49" w15:restartNumberingAfterBreak="0">
-    <w:nsid w:val="5B907393"/>
-    <w:multiLevelType w:val="hybridMultilevel"/>
-    <w:tmpl w:val="42A28C54"/>
-    <w:lvl w:ilvl="0" w:tplc="04090001">
-      <w:start w:val="1"/>
-      <w:numFmt w:val="bullet"/>
-      <w:lvlText w:val=""/>
-      <w:lvlJc w:val="left"/>
-      <w:pPr>
-        <w:ind w:left="720" w:hanging="360"/>
-      </w:pPr>
-      <w:rPr>
-        <w:rFonts w:ascii="Symbol" w:hAnsi="Symbol" w:hint="default"/>
-      </w:rPr>
-    </w:lvl>
-    <w:lvl w:ilvl="1" w:tplc="04090003" w:tentative="1">
-      <w:start w:val="1"/>
-      <w:numFmt w:val="bullet"/>
-      <w:lvlText w:val="o"/>
-      <w:lvlJc w:val="left"/>
-      <w:pPr>
-        <w:ind w:left="1440" w:hanging="360"/>
-      </w:pPr>
-      <w:rPr>
-        <w:rFonts w:ascii="Courier New" w:hAnsi="Courier New" w:cs="Courier New" w:hint="default"/>
-      </w:rPr>
-    </w:lvl>
-    <w:lvl w:ilvl="2" w:tplc="04090005" w:tentative="1">
-      <w:start w:val="1"/>
-      <w:numFmt w:val="bullet"/>
-      <w:lvlText w:val=""/>
-      <w:lvlJc w:val="left"/>
-      <w:pPr>
-        <w:ind w:left="2160" w:hanging="360"/>
-      </w:pPr>
-      <w:rPr>
-        <w:rFonts w:ascii="Wingdings" w:hAnsi="Wingdings" w:hint="default"/>
-      </w:rPr>
-    </w:lvl>
-    <w:lvl w:ilvl="3" w:tplc="04090001" w:tentative="1">
-      <w:start w:val="1"/>
-      <w:numFmt w:val="bullet"/>
-      <w:lvlText w:val=""/>
-      <w:lvlJc w:val="left"/>
-      <w:pPr>
-        <w:ind w:left="2880" w:hanging="360"/>
-      </w:pPr>
-      <w:rPr>
-        <w:rFonts w:ascii="Symbol" w:hAnsi="Symbol" w:hint="default"/>
-      </w:rPr>
-    </w:lvl>
-    <w:lvl w:ilvl="4" w:tplc="04090003" w:tentative="1">
-      <w:start w:val="1"/>
-      <w:numFmt w:val="bullet"/>
-      <w:lvlText w:val="o"/>
-      <w:lvlJc w:val="left"/>
-      <w:pPr>
-        <w:ind w:left="3600" w:hanging="360"/>
-      </w:pPr>
-      <w:rPr>
-        <w:rFonts w:ascii="Courier New" w:hAnsi="Courier New" w:cs="Courier New" w:hint="default"/>
-      </w:rPr>
-    </w:lvl>
-    <w:lvl w:ilvl="5" w:tplc="04090005" w:tentative="1">
-      <w:start w:val="1"/>
-      <w:numFmt w:val="bullet"/>
-      <w:lvlText w:val=""/>
-      <w:lvlJc w:val="left"/>
-      <w:pPr>
-        <w:ind w:left="4320" w:hanging="360"/>
-      </w:pPr>
-      <w:rPr>
-        <w:rFonts w:ascii="Wingdings" w:hAnsi="Wingdings" w:hint="default"/>
-      </w:rPr>
-    </w:lvl>
-    <w:lvl w:ilvl="6" w:tplc="04090001" w:tentative="1">
-      <w:start w:val="1"/>
-      <w:numFmt w:val="bullet"/>
-      <w:lvlText w:val=""/>
-      <w:lvlJc w:val="left"/>
-      <w:pPr>
-        <w:ind w:left="5040" w:hanging="360"/>
-      </w:pPr>
-      <w:rPr>
-        <w:rFonts w:ascii="Symbol" w:hAnsi="Symbol" w:hint="default"/>
-      </w:rPr>
-    </w:lvl>
-    <w:lvl w:ilvl="7" w:tplc="04090003" w:tentative="1">
-      <w:start w:val="1"/>
-      <w:numFmt w:val="bullet"/>
-      <w:lvlText w:val="o"/>
-      <w:lvlJc w:val="left"/>
-      <w:pPr>
-        <w:ind w:left="5760" w:hanging="360"/>
-      </w:pPr>
-      <w:rPr>
-        <w:rFonts w:ascii="Courier New" w:hAnsi="Courier New" w:cs="Courier New" w:hint="default"/>
-      </w:rPr>
-    </w:lvl>
-    <w:lvl w:ilvl="8" w:tplc="04090005" w:tentative="1">
-      <w:start w:val="1"/>
-      <w:numFmt w:val="bullet"/>
-      <w:lvlText w:val=""/>
-      <w:lvlJc w:val="left"/>
-      <w:pPr>
-        <w:ind w:left="6480" w:hanging="360"/>
-      </w:pPr>
-      <w:rPr>
-        <w:rFonts w:ascii="Wingdings" w:hAnsi="Wingdings" w:hint="default"/>
-      </w:rPr>
-    </w:lvl>
-  </w:abstractNum>
-  <w:abstractNum w:abstractNumId="50" w15:restartNumberingAfterBreak="0">
+  <w:abstractNum w:abstractNumId="5" w15:restartNumberingAfterBreak="0">
     <w:nsid w:val="614D225D"/>
     <w:multiLevelType w:val="hybridMultilevel"/>
     <w:tmpl w:val="396C4856"/>
@@ -16330,1242 +11593,11 @@
       </w:pPr>
     </w:lvl>
   </w:abstractNum>
-  <w:abstractNum w:abstractNumId="51" w15:restartNumberingAfterBreak="0">
-    <w:nsid w:val="65FF3D19"/>
-    <w:multiLevelType w:val="hybridMultilevel"/>
-    <w:tmpl w:val="33862150"/>
-    <w:lvl w:ilvl="0" w:tplc="7D7A46A6">
-      <w:start w:val="1"/>
-      <w:numFmt w:val="decimal"/>
-      <w:lvlText w:val="%1."/>
-      <w:lvlJc w:val="left"/>
-      <w:pPr>
-        <w:ind w:left="720" w:hanging="360"/>
-      </w:pPr>
-    </w:lvl>
-    <w:lvl w:ilvl="1" w:tplc="B5F6282C">
-      <w:start w:val="1"/>
-      <w:numFmt w:val="lowerLetter"/>
-      <w:lvlText w:val="%2."/>
-      <w:lvlJc w:val="left"/>
-      <w:pPr>
-        <w:ind w:left="1440" w:hanging="360"/>
-      </w:pPr>
-    </w:lvl>
-    <w:lvl w:ilvl="2" w:tplc="ABBE1108">
-      <w:start w:val="1"/>
-      <w:numFmt w:val="lowerRoman"/>
-      <w:lvlText w:val="%3."/>
-      <w:lvlJc w:val="right"/>
-      <w:pPr>
-        <w:ind w:left="2160" w:hanging="180"/>
-      </w:pPr>
-    </w:lvl>
-    <w:lvl w:ilvl="3" w:tplc="B63C88AA">
-      <w:start w:val="1"/>
-      <w:numFmt w:val="decimal"/>
-      <w:lvlText w:val="%4."/>
-      <w:lvlJc w:val="left"/>
-      <w:pPr>
-        <w:ind w:left="2880" w:hanging="360"/>
-      </w:pPr>
-    </w:lvl>
-    <w:lvl w:ilvl="4" w:tplc="8CDC43D8">
-      <w:start w:val="1"/>
-      <w:numFmt w:val="lowerLetter"/>
-      <w:lvlText w:val="%5."/>
-      <w:lvlJc w:val="left"/>
-      <w:pPr>
-        <w:ind w:left="3600" w:hanging="360"/>
-      </w:pPr>
-    </w:lvl>
-    <w:lvl w:ilvl="5" w:tplc="0CA8E792">
-      <w:start w:val="1"/>
-      <w:numFmt w:val="lowerRoman"/>
-      <w:lvlText w:val="%6."/>
-      <w:lvlJc w:val="right"/>
-      <w:pPr>
-        <w:ind w:left="4320" w:hanging="180"/>
-      </w:pPr>
-    </w:lvl>
-    <w:lvl w:ilvl="6" w:tplc="744AADD6">
-      <w:start w:val="1"/>
-      <w:numFmt w:val="decimal"/>
-      <w:lvlText w:val="%7."/>
-      <w:lvlJc w:val="left"/>
-      <w:pPr>
-        <w:ind w:left="5040" w:hanging="360"/>
-      </w:pPr>
-    </w:lvl>
-    <w:lvl w:ilvl="7" w:tplc="6232B6FE">
-      <w:start w:val="1"/>
-      <w:numFmt w:val="lowerLetter"/>
-      <w:lvlText w:val="%8."/>
-      <w:lvlJc w:val="left"/>
-      <w:pPr>
-        <w:ind w:left="5760" w:hanging="360"/>
-      </w:pPr>
-    </w:lvl>
-    <w:lvl w:ilvl="8" w:tplc="ABCE7072">
-      <w:start w:val="1"/>
-      <w:numFmt w:val="lowerRoman"/>
-      <w:lvlText w:val="%9."/>
-      <w:lvlJc w:val="right"/>
-      <w:pPr>
-        <w:ind w:left="6480" w:hanging="180"/>
-      </w:pPr>
-    </w:lvl>
-  </w:abstractNum>
-  <w:abstractNum w:abstractNumId="52" w15:restartNumberingAfterBreak="0">
-    <w:nsid w:val="66936F8A"/>
-    <w:multiLevelType w:val="hybridMultilevel"/>
-    <w:tmpl w:val="B78E637C"/>
-    <w:lvl w:ilvl="0" w:tplc="1902AF10">
-      <w:start w:val="1"/>
-      <w:numFmt w:val="decimal"/>
-      <w:lvlText w:val="%1."/>
-      <w:lvlJc w:val="left"/>
-      <w:pPr>
-        <w:ind w:left="720" w:hanging="360"/>
-      </w:pPr>
-    </w:lvl>
-    <w:lvl w:ilvl="1" w:tplc="833C32EA">
-      <w:start w:val="1"/>
-      <w:numFmt w:val="lowerLetter"/>
-      <w:lvlText w:val="%2."/>
-      <w:lvlJc w:val="left"/>
-      <w:pPr>
-        <w:ind w:left="1440" w:hanging="360"/>
-      </w:pPr>
-    </w:lvl>
-    <w:lvl w:ilvl="2" w:tplc="BC524070">
-      <w:start w:val="1"/>
-      <w:numFmt w:val="lowerRoman"/>
-      <w:lvlText w:val="%3."/>
-      <w:lvlJc w:val="right"/>
-      <w:pPr>
-        <w:ind w:left="2160" w:hanging="180"/>
-      </w:pPr>
-    </w:lvl>
-    <w:lvl w:ilvl="3" w:tplc="885EF258">
-      <w:start w:val="1"/>
-      <w:numFmt w:val="decimal"/>
-      <w:lvlText w:val="%4."/>
-      <w:lvlJc w:val="left"/>
-      <w:pPr>
-        <w:ind w:left="2880" w:hanging="360"/>
-      </w:pPr>
-    </w:lvl>
-    <w:lvl w:ilvl="4" w:tplc="CFF46EC0">
-      <w:start w:val="1"/>
-      <w:numFmt w:val="lowerLetter"/>
-      <w:lvlText w:val="%5."/>
-      <w:lvlJc w:val="left"/>
-      <w:pPr>
-        <w:ind w:left="3600" w:hanging="360"/>
-      </w:pPr>
-    </w:lvl>
-    <w:lvl w:ilvl="5" w:tplc="2E6076D4">
-      <w:start w:val="1"/>
-      <w:numFmt w:val="lowerRoman"/>
-      <w:lvlText w:val="%6."/>
-      <w:lvlJc w:val="right"/>
-      <w:pPr>
-        <w:ind w:left="4320" w:hanging="180"/>
-      </w:pPr>
-    </w:lvl>
-    <w:lvl w:ilvl="6" w:tplc="03BEF44A">
-      <w:start w:val="1"/>
-      <w:numFmt w:val="decimal"/>
-      <w:lvlText w:val="%7."/>
-      <w:lvlJc w:val="left"/>
-      <w:pPr>
-        <w:ind w:left="5040" w:hanging="360"/>
-      </w:pPr>
-    </w:lvl>
-    <w:lvl w:ilvl="7" w:tplc="5DD424A0">
-      <w:start w:val="1"/>
-      <w:numFmt w:val="lowerLetter"/>
-      <w:lvlText w:val="%8."/>
-      <w:lvlJc w:val="left"/>
-      <w:pPr>
-        <w:ind w:left="5760" w:hanging="360"/>
-      </w:pPr>
-    </w:lvl>
-    <w:lvl w:ilvl="8" w:tplc="7182EE32">
-      <w:start w:val="1"/>
-      <w:numFmt w:val="lowerRoman"/>
-      <w:lvlText w:val="%9."/>
-      <w:lvlJc w:val="right"/>
-      <w:pPr>
-        <w:ind w:left="6480" w:hanging="180"/>
-      </w:pPr>
-    </w:lvl>
-  </w:abstractNum>
-  <w:abstractNum w:abstractNumId="53" w15:restartNumberingAfterBreak="0">
-    <w:nsid w:val="69831D9E"/>
-    <w:multiLevelType w:val="hybridMultilevel"/>
-    <w:tmpl w:val="FCF02EAE"/>
-    <w:lvl w:ilvl="0" w:tplc="04090001">
-      <w:start w:val="1"/>
-      <w:numFmt w:val="bullet"/>
-      <w:lvlText w:val=""/>
-      <w:lvlJc w:val="left"/>
-      <w:pPr>
-        <w:ind w:left="720" w:hanging="360"/>
-      </w:pPr>
-      <w:rPr>
-        <w:rFonts w:ascii="Symbol" w:hAnsi="Symbol" w:hint="default"/>
-      </w:rPr>
-    </w:lvl>
-    <w:lvl w:ilvl="1" w:tplc="04090003" w:tentative="1">
-      <w:start w:val="1"/>
-      <w:numFmt w:val="bullet"/>
-      <w:lvlText w:val="o"/>
-      <w:lvlJc w:val="left"/>
-      <w:pPr>
-        <w:ind w:left="1440" w:hanging="360"/>
-      </w:pPr>
-      <w:rPr>
-        <w:rFonts w:ascii="Courier New" w:hAnsi="Courier New" w:cs="Courier New" w:hint="default"/>
-      </w:rPr>
-    </w:lvl>
-    <w:lvl w:ilvl="2" w:tplc="04090005" w:tentative="1">
-      <w:start w:val="1"/>
-      <w:numFmt w:val="bullet"/>
-      <w:lvlText w:val=""/>
-      <w:lvlJc w:val="left"/>
-      <w:pPr>
-        <w:ind w:left="2160" w:hanging="360"/>
-      </w:pPr>
-      <w:rPr>
-        <w:rFonts w:ascii="Wingdings" w:hAnsi="Wingdings" w:hint="default"/>
-      </w:rPr>
-    </w:lvl>
-    <w:lvl w:ilvl="3" w:tplc="04090001" w:tentative="1">
-      <w:start w:val="1"/>
-      <w:numFmt w:val="bullet"/>
-      <w:lvlText w:val=""/>
-      <w:lvlJc w:val="left"/>
-      <w:pPr>
-        <w:ind w:left="2880" w:hanging="360"/>
-      </w:pPr>
-      <w:rPr>
-        <w:rFonts w:ascii="Symbol" w:hAnsi="Symbol" w:hint="default"/>
-      </w:rPr>
-    </w:lvl>
-    <w:lvl w:ilvl="4" w:tplc="04090003" w:tentative="1">
-      <w:start w:val="1"/>
-      <w:numFmt w:val="bullet"/>
-      <w:lvlText w:val="o"/>
-      <w:lvlJc w:val="left"/>
-      <w:pPr>
-        <w:ind w:left="3600" w:hanging="360"/>
-      </w:pPr>
-      <w:rPr>
-        <w:rFonts w:ascii="Courier New" w:hAnsi="Courier New" w:cs="Courier New" w:hint="default"/>
-      </w:rPr>
-    </w:lvl>
-    <w:lvl w:ilvl="5" w:tplc="04090005" w:tentative="1">
-      <w:start w:val="1"/>
-      <w:numFmt w:val="bullet"/>
-      <w:lvlText w:val=""/>
-      <w:lvlJc w:val="left"/>
-      <w:pPr>
-        <w:ind w:left="4320" w:hanging="360"/>
-      </w:pPr>
-      <w:rPr>
-        <w:rFonts w:ascii="Wingdings" w:hAnsi="Wingdings" w:hint="default"/>
-      </w:rPr>
-    </w:lvl>
-    <w:lvl w:ilvl="6" w:tplc="04090001" w:tentative="1">
-      <w:start w:val="1"/>
-      <w:numFmt w:val="bullet"/>
-      <w:lvlText w:val=""/>
-      <w:lvlJc w:val="left"/>
-      <w:pPr>
-        <w:ind w:left="5040" w:hanging="360"/>
-      </w:pPr>
-      <w:rPr>
-        <w:rFonts w:ascii="Symbol" w:hAnsi="Symbol" w:hint="default"/>
-      </w:rPr>
-    </w:lvl>
-    <w:lvl w:ilvl="7" w:tplc="04090003" w:tentative="1">
-      <w:start w:val="1"/>
-      <w:numFmt w:val="bullet"/>
-      <w:lvlText w:val="o"/>
-      <w:lvlJc w:val="left"/>
-      <w:pPr>
-        <w:ind w:left="5760" w:hanging="360"/>
-      </w:pPr>
-      <w:rPr>
-        <w:rFonts w:ascii="Courier New" w:hAnsi="Courier New" w:cs="Courier New" w:hint="default"/>
-      </w:rPr>
-    </w:lvl>
-    <w:lvl w:ilvl="8" w:tplc="04090005" w:tentative="1">
-      <w:start w:val="1"/>
-      <w:numFmt w:val="bullet"/>
-      <w:lvlText w:val=""/>
-      <w:lvlJc w:val="left"/>
-      <w:pPr>
-        <w:ind w:left="6480" w:hanging="360"/>
-      </w:pPr>
-      <w:rPr>
-        <w:rFonts w:ascii="Wingdings" w:hAnsi="Wingdings" w:hint="default"/>
-      </w:rPr>
-    </w:lvl>
-  </w:abstractNum>
-  <w:abstractNum w:abstractNumId="54" w15:restartNumberingAfterBreak="0">
-    <w:nsid w:val="6D581E06"/>
-    <w:multiLevelType w:val="hybridMultilevel"/>
-    <w:tmpl w:val="A1A0204A"/>
-    <w:lvl w:ilvl="0" w:tplc="0409000F">
-      <w:start w:val="1"/>
-      <w:numFmt w:val="decimal"/>
-      <w:lvlText w:val="%1."/>
-      <w:lvlJc w:val="left"/>
-      <w:pPr>
-        <w:ind w:left="720" w:hanging="360"/>
-      </w:pPr>
-      <w:rPr>
-        <w:rFonts w:hint="default"/>
-      </w:rPr>
-    </w:lvl>
-    <w:lvl w:ilvl="1" w:tplc="04090003" w:tentative="1">
-      <w:start w:val="1"/>
-      <w:numFmt w:val="bullet"/>
-      <w:lvlText w:val="o"/>
-      <w:lvlJc w:val="left"/>
-      <w:pPr>
-        <w:ind w:left="1440" w:hanging="360"/>
-      </w:pPr>
-      <w:rPr>
-        <w:rFonts w:ascii="Courier New" w:hAnsi="Courier New" w:cs="Courier New" w:hint="default"/>
-      </w:rPr>
-    </w:lvl>
-    <w:lvl w:ilvl="2" w:tplc="04090005" w:tentative="1">
-      <w:start w:val="1"/>
-      <w:numFmt w:val="bullet"/>
-      <w:lvlText w:val=""/>
-      <w:lvlJc w:val="left"/>
-      <w:pPr>
-        <w:ind w:left="2160" w:hanging="360"/>
-      </w:pPr>
-      <w:rPr>
-        <w:rFonts w:ascii="Wingdings" w:hAnsi="Wingdings" w:hint="default"/>
-      </w:rPr>
-    </w:lvl>
-    <w:lvl w:ilvl="3" w:tplc="04090001" w:tentative="1">
-      <w:start w:val="1"/>
-      <w:numFmt w:val="bullet"/>
-      <w:lvlText w:val=""/>
-      <w:lvlJc w:val="left"/>
-      <w:pPr>
-        <w:ind w:left="2880" w:hanging="360"/>
-      </w:pPr>
-      <w:rPr>
-        <w:rFonts w:ascii="Symbol" w:hAnsi="Symbol" w:hint="default"/>
-      </w:rPr>
-    </w:lvl>
-    <w:lvl w:ilvl="4" w:tplc="04090003" w:tentative="1">
-      <w:start w:val="1"/>
-      <w:numFmt w:val="bullet"/>
-      <w:lvlText w:val="o"/>
-      <w:lvlJc w:val="left"/>
-      <w:pPr>
-        <w:ind w:left="3600" w:hanging="360"/>
-      </w:pPr>
-      <w:rPr>
-        <w:rFonts w:ascii="Courier New" w:hAnsi="Courier New" w:cs="Courier New" w:hint="default"/>
-      </w:rPr>
-    </w:lvl>
-    <w:lvl w:ilvl="5" w:tplc="04090005" w:tentative="1">
-      <w:start w:val="1"/>
-      <w:numFmt w:val="bullet"/>
-      <w:lvlText w:val=""/>
-      <w:lvlJc w:val="left"/>
-      <w:pPr>
-        <w:ind w:left="4320" w:hanging="360"/>
-      </w:pPr>
-      <w:rPr>
-        <w:rFonts w:ascii="Wingdings" w:hAnsi="Wingdings" w:hint="default"/>
-      </w:rPr>
-    </w:lvl>
-    <w:lvl w:ilvl="6" w:tplc="04090001" w:tentative="1">
-      <w:start w:val="1"/>
-      <w:numFmt w:val="bullet"/>
-      <w:lvlText w:val=""/>
-      <w:lvlJc w:val="left"/>
-      <w:pPr>
-        <w:ind w:left="5040" w:hanging="360"/>
-      </w:pPr>
-      <w:rPr>
-        <w:rFonts w:ascii="Symbol" w:hAnsi="Symbol" w:hint="default"/>
-      </w:rPr>
-    </w:lvl>
-    <w:lvl w:ilvl="7" w:tplc="04090003" w:tentative="1">
-      <w:start w:val="1"/>
-      <w:numFmt w:val="bullet"/>
-      <w:lvlText w:val="o"/>
-      <w:lvlJc w:val="left"/>
-      <w:pPr>
-        <w:ind w:left="5760" w:hanging="360"/>
-      </w:pPr>
-      <w:rPr>
-        <w:rFonts w:ascii="Courier New" w:hAnsi="Courier New" w:cs="Courier New" w:hint="default"/>
-      </w:rPr>
-    </w:lvl>
-    <w:lvl w:ilvl="8" w:tplc="04090005" w:tentative="1">
-      <w:start w:val="1"/>
-      <w:numFmt w:val="bullet"/>
-      <w:lvlText w:val=""/>
-      <w:lvlJc w:val="left"/>
-      <w:pPr>
-        <w:ind w:left="6480" w:hanging="360"/>
-      </w:pPr>
-      <w:rPr>
-        <w:rFonts w:ascii="Wingdings" w:hAnsi="Wingdings" w:hint="default"/>
-      </w:rPr>
-    </w:lvl>
-  </w:abstractNum>
-  <w:abstractNum w:abstractNumId="55" w15:restartNumberingAfterBreak="0">
-    <w:nsid w:val="74A2494D"/>
-    <w:multiLevelType w:val="hybridMultilevel"/>
-    <w:tmpl w:val="94FE49F8"/>
-    <w:lvl w:ilvl="0" w:tplc="0409000F">
-      <w:start w:val="1"/>
-      <w:numFmt w:val="decimal"/>
-      <w:lvlText w:val="%1."/>
-      <w:lvlJc w:val="left"/>
-      <w:pPr>
-        <w:ind w:left="360" w:hanging="360"/>
-      </w:pPr>
-    </w:lvl>
-    <w:lvl w:ilvl="1" w:tplc="04090019" w:tentative="1">
-      <w:start w:val="1"/>
-      <w:numFmt w:val="lowerLetter"/>
-      <w:lvlText w:val="%2."/>
-      <w:lvlJc w:val="left"/>
-      <w:pPr>
-        <w:ind w:left="1080" w:hanging="360"/>
-      </w:pPr>
-    </w:lvl>
-    <w:lvl w:ilvl="2" w:tplc="0409001B" w:tentative="1">
-      <w:start w:val="1"/>
-      <w:numFmt w:val="lowerRoman"/>
-      <w:lvlText w:val="%3."/>
-      <w:lvlJc w:val="right"/>
-      <w:pPr>
-        <w:ind w:left="1800" w:hanging="180"/>
-      </w:pPr>
-    </w:lvl>
-    <w:lvl w:ilvl="3" w:tplc="0409000F" w:tentative="1">
-      <w:start w:val="1"/>
-      <w:numFmt w:val="decimal"/>
-      <w:lvlText w:val="%4."/>
-      <w:lvlJc w:val="left"/>
-      <w:pPr>
-        <w:ind w:left="2520" w:hanging="360"/>
-      </w:pPr>
-    </w:lvl>
-    <w:lvl w:ilvl="4" w:tplc="04090019" w:tentative="1">
-      <w:start w:val="1"/>
-      <w:numFmt w:val="lowerLetter"/>
-      <w:lvlText w:val="%5."/>
-      <w:lvlJc w:val="left"/>
-      <w:pPr>
-        <w:ind w:left="3240" w:hanging="360"/>
-      </w:pPr>
-    </w:lvl>
-    <w:lvl w:ilvl="5" w:tplc="0409001B" w:tentative="1">
-      <w:start w:val="1"/>
-      <w:numFmt w:val="lowerRoman"/>
-      <w:lvlText w:val="%6."/>
-      <w:lvlJc w:val="right"/>
-      <w:pPr>
-        <w:ind w:left="3960" w:hanging="180"/>
-      </w:pPr>
-    </w:lvl>
-    <w:lvl w:ilvl="6" w:tplc="0409000F" w:tentative="1">
-      <w:start w:val="1"/>
-      <w:numFmt w:val="decimal"/>
-      <w:lvlText w:val="%7."/>
-      <w:lvlJc w:val="left"/>
-      <w:pPr>
-        <w:ind w:left="4680" w:hanging="360"/>
-      </w:pPr>
-    </w:lvl>
-    <w:lvl w:ilvl="7" w:tplc="04090019" w:tentative="1">
-      <w:start w:val="1"/>
-      <w:numFmt w:val="lowerLetter"/>
-      <w:lvlText w:val="%8."/>
-      <w:lvlJc w:val="left"/>
-      <w:pPr>
-        <w:ind w:left="5400" w:hanging="360"/>
-      </w:pPr>
-    </w:lvl>
-    <w:lvl w:ilvl="8" w:tplc="0409001B" w:tentative="1">
-      <w:start w:val="1"/>
-      <w:numFmt w:val="lowerRoman"/>
-      <w:lvlText w:val="%9."/>
-      <w:lvlJc w:val="right"/>
-      <w:pPr>
-        <w:ind w:left="6120" w:hanging="180"/>
-      </w:pPr>
-    </w:lvl>
-  </w:abstractNum>
-  <w:abstractNum w:abstractNumId="56" w15:restartNumberingAfterBreak="0">
-    <w:nsid w:val="752D140B"/>
-    <w:multiLevelType w:val="hybridMultilevel"/>
-    <w:tmpl w:val="356A9CCA"/>
-    <w:lvl w:ilvl="0" w:tplc="04090001">
-      <w:start w:val="1"/>
-      <w:numFmt w:val="bullet"/>
-      <w:lvlText w:val=""/>
-      <w:lvlJc w:val="left"/>
-      <w:pPr>
-        <w:ind w:left="720" w:hanging="360"/>
-      </w:pPr>
-      <w:rPr>
-        <w:rFonts w:ascii="Symbol" w:hAnsi="Symbol" w:hint="default"/>
-      </w:rPr>
-    </w:lvl>
-    <w:lvl w:ilvl="1" w:tplc="04090003" w:tentative="1">
-      <w:start w:val="1"/>
-      <w:numFmt w:val="bullet"/>
-      <w:lvlText w:val="o"/>
-      <w:lvlJc w:val="left"/>
-      <w:pPr>
-        <w:ind w:left="1440" w:hanging="360"/>
-      </w:pPr>
-      <w:rPr>
-        <w:rFonts w:ascii="Courier New" w:hAnsi="Courier New" w:cs="Courier New" w:hint="default"/>
-      </w:rPr>
-    </w:lvl>
-    <w:lvl w:ilvl="2" w:tplc="04090005" w:tentative="1">
-      <w:start w:val="1"/>
-      <w:numFmt w:val="bullet"/>
-      <w:lvlText w:val=""/>
-      <w:lvlJc w:val="left"/>
-      <w:pPr>
-        <w:ind w:left="2160" w:hanging="360"/>
-      </w:pPr>
-      <w:rPr>
-        <w:rFonts w:ascii="Wingdings" w:hAnsi="Wingdings" w:hint="default"/>
-      </w:rPr>
-    </w:lvl>
-    <w:lvl w:ilvl="3" w:tplc="04090001" w:tentative="1">
-      <w:start w:val="1"/>
-      <w:numFmt w:val="bullet"/>
-      <w:lvlText w:val=""/>
-      <w:lvlJc w:val="left"/>
-      <w:pPr>
-        <w:ind w:left="2880" w:hanging="360"/>
-      </w:pPr>
-      <w:rPr>
-        <w:rFonts w:ascii="Symbol" w:hAnsi="Symbol" w:hint="default"/>
-      </w:rPr>
-    </w:lvl>
-    <w:lvl w:ilvl="4" w:tplc="04090003" w:tentative="1">
-      <w:start w:val="1"/>
-      <w:numFmt w:val="bullet"/>
-      <w:lvlText w:val="o"/>
-      <w:lvlJc w:val="left"/>
-      <w:pPr>
-        <w:ind w:left="3600" w:hanging="360"/>
-      </w:pPr>
-      <w:rPr>
-        <w:rFonts w:ascii="Courier New" w:hAnsi="Courier New" w:cs="Courier New" w:hint="default"/>
-      </w:rPr>
-    </w:lvl>
-    <w:lvl w:ilvl="5" w:tplc="04090005" w:tentative="1">
-      <w:start w:val="1"/>
-      <w:numFmt w:val="bullet"/>
-      <w:lvlText w:val=""/>
-      <w:lvlJc w:val="left"/>
-      <w:pPr>
-        <w:ind w:left="4320" w:hanging="360"/>
-      </w:pPr>
-      <w:rPr>
-        <w:rFonts w:ascii="Wingdings" w:hAnsi="Wingdings" w:hint="default"/>
-      </w:rPr>
-    </w:lvl>
-    <w:lvl w:ilvl="6" w:tplc="04090001" w:tentative="1">
-      <w:start w:val="1"/>
-      <w:numFmt w:val="bullet"/>
-      <w:lvlText w:val=""/>
-      <w:lvlJc w:val="left"/>
-      <w:pPr>
-        <w:ind w:left="5040" w:hanging="360"/>
-      </w:pPr>
-      <w:rPr>
-        <w:rFonts w:ascii="Symbol" w:hAnsi="Symbol" w:hint="default"/>
-      </w:rPr>
-    </w:lvl>
-    <w:lvl w:ilvl="7" w:tplc="04090003" w:tentative="1">
-      <w:start w:val="1"/>
-      <w:numFmt w:val="bullet"/>
-      <w:lvlText w:val="o"/>
-      <w:lvlJc w:val="left"/>
-      <w:pPr>
-        <w:ind w:left="5760" w:hanging="360"/>
-      </w:pPr>
-      <w:rPr>
-        <w:rFonts w:ascii="Courier New" w:hAnsi="Courier New" w:cs="Courier New" w:hint="default"/>
-      </w:rPr>
-    </w:lvl>
-    <w:lvl w:ilvl="8" w:tplc="04090005" w:tentative="1">
-      <w:start w:val="1"/>
-      <w:numFmt w:val="bullet"/>
-      <w:lvlText w:val=""/>
-      <w:lvlJc w:val="left"/>
-      <w:pPr>
-        <w:ind w:left="6480" w:hanging="360"/>
-      </w:pPr>
-      <w:rPr>
-        <w:rFonts w:ascii="Wingdings" w:hAnsi="Wingdings" w:hint="default"/>
-      </w:rPr>
-    </w:lvl>
-  </w:abstractNum>
-  <w:abstractNum w:abstractNumId="57" w15:restartNumberingAfterBreak="0">
-    <w:nsid w:val="783B5367"/>
-    <w:multiLevelType w:val="hybridMultilevel"/>
-    <w:tmpl w:val="AC12BFC8"/>
-    <w:lvl w:ilvl="0" w:tplc="04090001">
-      <w:start w:val="1"/>
-      <w:numFmt w:val="bullet"/>
-      <w:lvlText w:val=""/>
-      <w:lvlJc w:val="left"/>
-      <w:pPr>
-        <w:ind w:left="720" w:hanging="360"/>
-      </w:pPr>
-      <w:rPr>
-        <w:rFonts w:ascii="Symbol" w:hAnsi="Symbol" w:hint="default"/>
-      </w:rPr>
-    </w:lvl>
-    <w:lvl w:ilvl="1" w:tplc="04090003" w:tentative="1">
-      <w:start w:val="1"/>
-      <w:numFmt w:val="bullet"/>
-      <w:lvlText w:val="o"/>
-      <w:lvlJc w:val="left"/>
-      <w:pPr>
-        <w:ind w:left="1440" w:hanging="360"/>
-      </w:pPr>
-      <w:rPr>
-        <w:rFonts w:ascii="Courier New" w:hAnsi="Courier New" w:cs="Courier New" w:hint="default"/>
-      </w:rPr>
-    </w:lvl>
-    <w:lvl w:ilvl="2" w:tplc="04090005" w:tentative="1">
-      <w:start w:val="1"/>
-      <w:numFmt w:val="bullet"/>
-      <w:lvlText w:val=""/>
-      <w:lvlJc w:val="left"/>
-      <w:pPr>
-        <w:ind w:left="2160" w:hanging="360"/>
-      </w:pPr>
-      <w:rPr>
-        <w:rFonts w:ascii="Wingdings" w:hAnsi="Wingdings" w:hint="default"/>
-      </w:rPr>
-    </w:lvl>
-    <w:lvl w:ilvl="3" w:tplc="04090001" w:tentative="1">
-      <w:start w:val="1"/>
-      <w:numFmt w:val="bullet"/>
-      <w:lvlText w:val=""/>
-      <w:lvlJc w:val="left"/>
-      <w:pPr>
-        <w:ind w:left="2880" w:hanging="360"/>
-      </w:pPr>
-      <w:rPr>
-        <w:rFonts w:ascii="Symbol" w:hAnsi="Symbol" w:hint="default"/>
-      </w:rPr>
-    </w:lvl>
-    <w:lvl w:ilvl="4" w:tplc="04090003" w:tentative="1">
-      <w:start w:val="1"/>
-      <w:numFmt w:val="bullet"/>
-      <w:lvlText w:val="o"/>
-      <w:lvlJc w:val="left"/>
-      <w:pPr>
-        <w:ind w:left="3600" w:hanging="360"/>
-      </w:pPr>
-      <w:rPr>
-        <w:rFonts w:ascii="Courier New" w:hAnsi="Courier New" w:cs="Courier New" w:hint="default"/>
-      </w:rPr>
-    </w:lvl>
-    <w:lvl w:ilvl="5" w:tplc="04090005" w:tentative="1">
-      <w:start w:val="1"/>
-      <w:numFmt w:val="bullet"/>
-      <w:lvlText w:val=""/>
-      <w:lvlJc w:val="left"/>
-      <w:pPr>
-        <w:ind w:left="4320" w:hanging="360"/>
-      </w:pPr>
-      <w:rPr>
-        <w:rFonts w:ascii="Wingdings" w:hAnsi="Wingdings" w:hint="default"/>
-      </w:rPr>
-    </w:lvl>
-    <w:lvl w:ilvl="6" w:tplc="04090001" w:tentative="1">
-      <w:start w:val="1"/>
-      <w:numFmt w:val="bullet"/>
-      <w:lvlText w:val=""/>
-      <w:lvlJc w:val="left"/>
-      <w:pPr>
-        <w:ind w:left="5040" w:hanging="360"/>
-      </w:pPr>
-      <w:rPr>
-        <w:rFonts w:ascii="Symbol" w:hAnsi="Symbol" w:hint="default"/>
-      </w:rPr>
-    </w:lvl>
-    <w:lvl w:ilvl="7" w:tplc="04090003" w:tentative="1">
-      <w:start w:val="1"/>
-      <w:numFmt w:val="bullet"/>
-      <w:lvlText w:val="o"/>
-      <w:lvlJc w:val="left"/>
-      <w:pPr>
-        <w:ind w:left="5760" w:hanging="360"/>
-      </w:pPr>
-      <w:rPr>
-        <w:rFonts w:ascii="Courier New" w:hAnsi="Courier New" w:cs="Courier New" w:hint="default"/>
-      </w:rPr>
-    </w:lvl>
-    <w:lvl w:ilvl="8" w:tplc="04090005" w:tentative="1">
-      <w:start w:val="1"/>
-      <w:numFmt w:val="bullet"/>
-      <w:lvlText w:val=""/>
-      <w:lvlJc w:val="left"/>
-      <w:pPr>
-        <w:ind w:left="6480" w:hanging="360"/>
-      </w:pPr>
-      <w:rPr>
-        <w:rFonts w:ascii="Wingdings" w:hAnsi="Wingdings" w:hint="default"/>
-      </w:rPr>
-    </w:lvl>
-  </w:abstractNum>
-  <w:abstractNum w:abstractNumId="58" w15:restartNumberingAfterBreak="0">
-    <w:nsid w:val="794341B7"/>
-    <w:multiLevelType w:val="hybridMultilevel"/>
-    <w:tmpl w:val="879870C6"/>
-    <w:lvl w:ilvl="0" w:tplc="04090001">
-      <w:start w:val="1"/>
-      <w:numFmt w:val="bullet"/>
-      <w:lvlText w:val=""/>
-      <w:lvlJc w:val="left"/>
-      <w:pPr>
-        <w:ind w:left="720" w:hanging="360"/>
-      </w:pPr>
-      <w:rPr>
-        <w:rFonts w:ascii="Symbol" w:hAnsi="Symbol" w:hint="default"/>
-      </w:rPr>
-    </w:lvl>
-    <w:lvl w:ilvl="1" w:tplc="04090003" w:tentative="1">
-      <w:start w:val="1"/>
-      <w:numFmt w:val="bullet"/>
-      <w:lvlText w:val="o"/>
-      <w:lvlJc w:val="left"/>
-      <w:pPr>
-        <w:ind w:left="1440" w:hanging="360"/>
-      </w:pPr>
-      <w:rPr>
-        <w:rFonts w:ascii="Courier New" w:hAnsi="Courier New" w:cs="Courier New" w:hint="default"/>
-      </w:rPr>
-    </w:lvl>
-    <w:lvl w:ilvl="2" w:tplc="04090005" w:tentative="1">
-      <w:start w:val="1"/>
-      <w:numFmt w:val="bullet"/>
-      <w:lvlText w:val=""/>
-      <w:lvlJc w:val="left"/>
-      <w:pPr>
-        <w:ind w:left="2160" w:hanging="360"/>
-      </w:pPr>
-      <w:rPr>
-        <w:rFonts w:ascii="Wingdings" w:hAnsi="Wingdings" w:hint="default"/>
-      </w:rPr>
-    </w:lvl>
-    <w:lvl w:ilvl="3" w:tplc="04090001" w:tentative="1">
-      <w:start w:val="1"/>
-      <w:numFmt w:val="bullet"/>
-      <w:lvlText w:val=""/>
-      <w:lvlJc w:val="left"/>
-      <w:pPr>
-        <w:ind w:left="2880" w:hanging="360"/>
-      </w:pPr>
-      <w:rPr>
-        <w:rFonts w:ascii="Symbol" w:hAnsi="Symbol" w:hint="default"/>
-      </w:rPr>
-    </w:lvl>
-    <w:lvl w:ilvl="4" w:tplc="04090003" w:tentative="1">
-      <w:start w:val="1"/>
-      <w:numFmt w:val="bullet"/>
-      <w:lvlText w:val="o"/>
-      <w:lvlJc w:val="left"/>
-      <w:pPr>
-        <w:ind w:left="3600" w:hanging="360"/>
-      </w:pPr>
-      <w:rPr>
-        <w:rFonts w:ascii="Courier New" w:hAnsi="Courier New" w:cs="Courier New" w:hint="default"/>
-      </w:rPr>
-    </w:lvl>
-    <w:lvl w:ilvl="5" w:tplc="04090005" w:tentative="1">
-      <w:start w:val="1"/>
-      <w:numFmt w:val="bullet"/>
-      <w:lvlText w:val=""/>
-      <w:lvlJc w:val="left"/>
-      <w:pPr>
-        <w:ind w:left="4320" w:hanging="360"/>
-      </w:pPr>
-      <w:rPr>
-        <w:rFonts w:ascii="Wingdings" w:hAnsi="Wingdings" w:hint="default"/>
-      </w:rPr>
-    </w:lvl>
-    <w:lvl w:ilvl="6" w:tplc="04090001" w:tentative="1">
-      <w:start w:val="1"/>
-      <w:numFmt w:val="bullet"/>
-      <w:lvlText w:val=""/>
-      <w:lvlJc w:val="left"/>
-      <w:pPr>
-        <w:ind w:left="5040" w:hanging="360"/>
-      </w:pPr>
-      <w:rPr>
-        <w:rFonts w:ascii="Symbol" w:hAnsi="Symbol" w:hint="default"/>
-      </w:rPr>
-    </w:lvl>
-    <w:lvl w:ilvl="7" w:tplc="04090003" w:tentative="1">
-      <w:start w:val="1"/>
-      <w:numFmt w:val="bullet"/>
-      <w:lvlText w:val="o"/>
-      <w:lvlJc w:val="left"/>
-      <w:pPr>
-        <w:ind w:left="5760" w:hanging="360"/>
-      </w:pPr>
-      <w:rPr>
-        <w:rFonts w:ascii="Courier New" w:hAnsi="Courier New" w:cs="Courier New" w:hint="default"/>
-      </w:rPr>
-    </w:lvl>
-    <w:lvl w:ilvl="8" w:tplc="04090005" w:tentative="1">
-      <w:start w:val="1"/>
-      <w:numFmt w:val="bullet"/>
-      <w:lvlText w:val=""/>
-      <w:lvlJc w:val="left"/>
-      <w:pPr>
-        <w:ind w:left="6480" w:hanging="360"/>
-      </w:pPr>
-      <w:rPr>
-        <w:rFonts w:ascii="Wingdings" w:hAnsi="Wingdings" w:hint="default"/>
-      </w:rPr>
-    </w:lvl>
-  </w:abstractNum>
-  <w:abstractNum w:abstractNumId="59" w15:restartNumberingAfterBreak="0">
-    <w:nsid w:val="7A630BDB"/>
-    <w:multiLevelType w:val="hybridMultilevel"/>
-    <w:tmpl w:val="633C7F3E"/>
-    <w:lvl w:ilvl="0" w:tplc="04090001">
-      <w:start w:val="1"/>
-      <w:numFmt w:val="bullet"/>
-      <w:lvlText w:val=""/>
-      <w:lvlJc w:val="left"/>
-      <w:pPr>
-        <w:ind w:left="720" w:hanging="360"/>
-      </w:pPr>
-      <w:rPr>
-        <w:rFonts w:ascii="Symbol" w:hAnsi="Symbol" w:hint="default"/>
-      </w:rPr>
-    </w:lvl>
-    <w:lvl w:ilvl="1" w:tplc="04090003" w:tentative="1">
-      <w:start w:val="1"/>
-      <w:numFmt w:val="bullet"/>
-      <w:lvlText w:val="o"/>
-      <w:lvlJc w:val="left"/>
-      <w:pPr>
-        <w:ind w:left="1440" w:hanging="360"/>
-      </w:pPr>
-      <w:rPr>
-        <w:rFonts w:ascii="Courier New" w:hAnsi="Courier New" w:cs="Courier New" w:hint="default"/>
-      </w:rPr>
-    </w:lvl>
-    <w:lvl w:ilvl="2" w:tplc="04090005" w:tentative="1">
-      <w:start w:val="1"/>
-      <w:numFmt w:val="bullet"/>
-      <w:lvlText w:val=""/>
-      <w:lvlJc w:val="left"/>
-      <w:pPr>
-        <w:ind w:left="2160" w:hanging="360"/>
-      </w:pPr>
-      <w:rPr>
-        <w:rFonts w:ascii="Wingdings" w:hAnsi="Wingdings" w:hint="default"/>
-      </w:rPr>
-    </w:lvl>
-    <w:lvl w:ilvl="3" w:tplc="04090001" w:tentative="1">
-      <w:start w:val="1"/>
-      <w:numFmt w:val="bullet"/>
-      <w:lvlText w:val=""/>
-      <w:lvlJc w:val="left"/>
-      <w:pPr>
-        <w:ind w:left="2880" w:hanging="360"/>
-      </w:pPr>
-      <w:rPr>
-        <w:rFonts w:ascii="Symbol" w:hAnsi="Symbol" w:hint="default"/>
-      </w:rPr>
-    </w:lvl>
-    <w:lvl w:ilvl="4" w:tplc="04090003" w:tentative="1">
-      <w:start w:val="1"/>
-      <w:numFmt w:val="bullet"/>
-      <w:lvlText w:val="o"/>
-      <w:lvlJc w:val="left"/>
-      <w:pPr>
-        <w:ind w:left="3600" w:hanging="360"/>
-      </w:pPr>
-      <w:rPr>
-        <w:rFonts w:ascii="Courier New" w:hAnsi="Courier New" w:cs="Courier New" w:hint="default"/>
-      </w:rPr>
-    </w:lvl>
-    <w:lvl w:ilvl="5" w:tplc="04090005" w:tentative="1">
-      <w:start w:val="1"/>
-      <w:numFmt w:val="bullet"/>
-      <w:lvlText w:val=""/>
-      <w:lvlJc w:val="left"/>
-      <w:pPr>
-        <w:ind w:left="4320" w:hanging="360"/>
-      </w:pPr>
-      <w:rPr>
-        <w:rFonts w:ascii="Wingdings" w:hAnsi="Wingdings" w:hint="default"/>
-      </w:rPr>
-    </w:lvl>
-    <w:lvl w:ilvl="6" w:tplc="04090001" w:tentative="1">
-      <w:start w:val="1"/>
-      <w:numFmt w:val="bullet"/>
-      <w:lvlText w:val=""/>
-      <w:lvlJc w:val="left"/>
-      <w:pPr>
-        <w:ind w:left="5040" w:hanging="360"/>
-      </w:pPr>
-      <w:rPr>
-        <w:rFonts w:ascii="Symbol" w:hAnsi="Symbol" w:hint="default"/>
-      </w:rPr>
-    </w:lvl>
-    <w:lvl w:ilvl="7" w:tplc="04090003" w:tentative="1">
-      <w:start w:val="1"/>
-      <w:numFmt w:val="bullet"/>
-      <w:lvlText w:val="o"/>
-      <w:lvlJc w:val="left"/>
-      <w:pPr>
-        <w:ind w:left="5760" w:hanging="360"/>
-      </w:pPr>
-      <w:rPr>
-        <w:rFonts w:ascii="Courier New" w:hAnsi="Courier New" w:cs="Courier New" w:hint="default"/>
-      </w:rPr>
-    </w:lvl>
-    <w:lvl w:ilvl="8" w:tplc="04090005" w:tentative="1">
-      <w:start w:val="1"/>
-      <w:numFmt w:val="bullet"/>
-      <w:lvlText w:val=""/>
-      <w:lvlJc w:val="left"/>
-      <w:pPr>
-        <w:ind w:left="6480" w:hanging="360"/>
-      </w:pPr>
-      <w:rPr>
-        <w:rFonts w:ascii="Wingdings" w:hAnsi="Wingdings" w:hint="default"/>
-      </w:rPr>
-    </w:lvl>
-  </w:abstractNum>
-  <w:abstractNum w:abstractNumId="60" w15:restartNumberingAfterBreak="0">
-    <w:nsid w:val="7ACE144E"/>
-    <w:multiLevelType w:val="hybridMultilevel"/>
-    <w:tmpl w:val="65E8F144"/>
-    <w:lvl w:ilvl="0" w:tplc="04090001">
-      <w:start w:val="1"/>
-      <w:numFmt w:val="bullet"/>
-      <w:lvlText w:val=""/>
-      <w:lvlJc w:val="left"/>
-      <w:pPr>
-        <w:ind w:left="720" w:hanging="360"/>
-      </w:pPr>
-      <w:rPr>
-        <w:rFonts w:ascii="Symbol" w:hAnsi="Symbol" w:hint="default"/>
-      </w:rPr>
-    </w:lvl>
-    <w:lvl w:ilvl="1" w:tplc="04090003" w:tentative="1">
-      <w:start w:val="1"/>
-      <w:numFmt w:val="bullet"/>
-      <w:lvlText w:val="o"/>
-      <w:lvlJc w:val="left"/>
-      <w:pPr>
-        <w:ind w:left="1440" w:hanging="360"/>
-      </w:pPr>
-      <w:rPr>
-        <w:rFonts w:ascii="Courier New" w:hAnsi="Courier New" w:cs="Courier New" w:hint="default"/>
-      </w:rPr>
-    </w:lvl>
-    <w:lvl w:ilvl="2" w:tplc="04090005" w:tentative="1">
-      <w:start w:val="1"/>
-      <w:numFmt w:val="bullet"/>
-      <w:lvlText w:val=""/>
-      <w:lvlJc w:val="left"/>
-      <w:pPr>
-        <w:ind w:left="2160" w:hanging="360"/>
-      </w:pPr>
-      <w:rPr>
-        <w:rFonts w:ascii="Wingdings" w:hAnsi="Wingdings" w:hint="default"/>
-      </w:rPr>
-    </w:lvl>
-    <w:lvl w:ilvl="3" w:tplc="04090001" w:tentative="1">
-      <w:start w:val="1"/>
-      <w:numFmt w:val="bullet"/>
-      <w:lvlText w:val=""/>
-      <w:lvlJc w:val="left"/>
-      <w:pPr>
-        <w:ind w:left="2880" w:hanging="360"/>
-      </w:pPr>
-      <w:rPr>
-        <w:rFonts w:ascii="Symbol" w:hAnsi="Symbol" w:hint="default"/>
-      </w:rPr>
-    </w:lvl>
-    <w:lvl w:ilvl="4" w:tplc="04090003" w:tentative="1">
-      <w:start w:val="1"/>
-      <w:numFmt w:val="bullet"/>
-      <w:lvlText w:val="o"/>
-      <w:lvlJc w:val="left"/>
-      <w:pPr>
-        <w:ind w:left="3600" w:hanging="360"/>
-      </w:pPr>
-      <w:rPr>
-        <w:rFonts w:ascii="Courier New" w:hAnsi="Courier New" w:cs="Courier New" w:hint="default"/>
-      </w:rPr>
-    </w:lvl>
-    <w:lvl w:ilvl="5" w:tplc="04090005" w:tentative="1">
-      <w:start w:val="1"/>
-      <w:numFmt w:val="bullet"/>
-      <w:lvlText w:val=""/>
-      <w:lvlJc w:val="left"/>
-      <w:pPr>
-        <w:ind w:left="4320" w:hanging="360"/>
-      </w:pPr>
-      <w:rPr>
-        <w:rFonts w:ascii="Wingdings" w:hAnsi="Wingdings" w:hint="default"/>
-      </w:rPr>
-    </w:lvl>
-    <w:lvl w:ilvl="6" w:tplc="04090001" w:tentative="1">
-      <w:start w:val="1"/>
-      <w:numFmt w:val="bullet"/>
-      <w:lvlText w:val=""/>
-      <w:lvlJc w:val="left"/>
-      <w:pPr>
-        <w:ind w:left="5040" w:hanging="360"/>
-      </w:pPr>
-      <w:rPr>
-        <w:rFonts w:ascii="Symbol" w:hAnsi="Symbol" w:hint="default"/>
-      </w:rPr>
-    </w:lvl>
-    <w:lvl w:ilvl="7" w:tplc="04090003" w:tentative="1">
-      <w:start w:val="1"/>
-      <w:numFmt w:val="bullet"/>
-      <w:lvlText w:val="o"/>
-      <w:lvlJc w:val="left"/>
-      <w:pPr>
-        <w:ind w:left="5760" w:hanging="360"/>
-      </w:pPr>
-      <w:rPr>
-        <w:rFonts w:ascii="Courier New" w:hAnsi="Courier New" w:cs="Courier New" w:hint="default"/>
-      </w:rPr>
-    </w:lvl>
-    <w:lvl w:ilvl="8" w:tplc="04090005" w:tentative="1">
-      <w:start w:val="1"/>
-      <w:numFmt w:val="bullet"/>
-      <w:lvlText w:val=""/>
-      <w:lvlJc w:val="left"/>
-      <w:pPr>
-        <w:ind w:left="6480" w:hanging="360"/>
-      </w:pPr>
-      <w:rPr>
-        <w:rFonts w:ascii="Wingdings" w:hAnsi="Wingdings" w:hint="default"/>
-      </w:rPr>
-    </w:lvl>
-  </w:abstractNum>
-  <w:abstractNum w:abstractNumId="61" w15:restartNumberingAfterBreak="0">
-    <w:nsid w:val="7DFD208C"/>
-    <w:multiLevelType w:val="hybridMultilevel"/>
-    <w:tmpl w:val="BCF46140"/>
-    <w:lvl w:ilvl="0" w:tplc="04090001">
-      <w:start w:val="1"/>
-      <w:numFmt w:val="bullet"/>
-      <w:lvlText w:val=""/>
-      <w:lvlJc w:val="left"/>
-      <w:pPr>
-        <w:ind w:left="720" w:hanging="360"/>
-      </w:pPr>
-      <w:rPr>
-        <w:rFonts w:ascii="Symbol" w:hAnsi="Symbol" w:hint="default"/>
-      </w:rPr>
-    </w:lvl>
-    <w:lvl w:ilvl="1" w:tplc="04090003" w:tentative="1">
-      <w:start w:val="1"/>
-      <w:numFmt w:val="bullet"/>
-      <w:lvlText w:val="o"/>
-      <w:lvlJc w:val="left"/>
-      <w:pPr>
-        <w:ind w:left="1440" w:hanging="360"/>
-      </w:pPr>
-      <w:rPr>
-        <w:rFonts w:ascii="Courier New" w:hAnsi="Courier New" w:cs="Courier New" w:hint="default"/>
-      </w:rPr>
-    </w:lvl>
-    <w:lvl w:ilvl="2" w:tplc="04090005" w:tentative="1">
-      <w:start w:val="1"/>
-      <w:numFmt w:val="bullet"/>
-      <w:lvlText w:val=""/>
-      <w:lvlJc w:val="left"/>
-      <w:pPr>
-        <w:ind w:left="2160" w:hanging="360"/>
-      </w:pPr>
-      <w:rPr>
-        <w:rFonts w:ascii="Wingdings" w:hAnsi="Wingdings" w:hint="default"/>
-      </w:rPr>
-    </w:lvl>
-    <w:lvl w:ilvl="3" w:tplc="04090001" w:tentative="1">
-      <w:start w:val="1"/>
-      <w:numFmt w:val="bullet"/>
-      <w:lvlText w:val=""/>
-      <w:lvlJc w:val="left"/>
-      <w:pPr>
-        <w:ind w:left="2880" w:hanging="360"/>
-      </w:pPr>
-      <w:rPr>
-        <w:rFonts w:ascii="Symbol" w:hAnsi="Symbol" w:hint="default"/>
-      </w:rPr>
-    </w:lvl>
-    <w:lvl w:ilvl="4" w:tplc="04090003" w:tentative="1">
-      <w:start w:val="1"/>
-      <w:numFmt w:val="bullet"/>
-      <w:lvlText w:val="o"/>
-      <w:lvlJc w:val="left"/>
-      <w:pPr>
-        <w:ind w:left="3600" w:hanging="360"/>
-      </w:pPr>
-      <w:rPr>
-        <w:rFonts w:ascii="Courier New" w:hAnsi="Courier New" w:cs="Courier New" w:hint="default"/>
-      </w:rPr>
-    </w:lvl>
-    <w:lvl w:ilvl="5" w:tplc="04090005" w:tentative="1">
-      <w:start w:val="1"/>
-      <w:numFmt w:val="bullet"/>
-      <w:lvlText w:val=""/>
-      <w:lvlJc w:val="left"/>
-      <w:pPr>
-        <w:ind w:left="4320" w:hanging="360"/>
-      </w:pPr>
-      <w:rPr>
-        <w:rFonts w:ascii="Wingdings" w:hAnsi="Wingdings" w:hint="default"/>
-      </w:rPr>
-    </w:lvl>
-    <w:lvl w:ilvl="6" w:tplc="04090001" w:tentative="1">
-      <w:start w:val="1"/>
-      <w:numFmt w:val="bullet"/>
-      <w:lvlText w:val=""/>
-      <w:lvlJc w:val="left"/>
-      <w:pPr>
-        <w:ind w:left="5040" w:hanging="360"/>
-      </w:pPr>
-      <w:rPr>
-        <w:rFonts w:ascii="Symbol" w:hAnsi="Symbol" w:hint="default"/>
-      </w:rPr>
-    </w:lvl>
-    <w:lvl w:ilvl="7" w:tplc="04090003" w:tentative="1">
-      <w:start w:val="1"/>
-      <w:numFmt w:val="bullet"/>
-      <w:lvlText w:val="o"/>
-      <w:lvlJc w:val="left"/>
-      <w:pPr>
-        <w:ind w:left="5760" w:hanging="360"/>
-      </w:pPr>
-      <w:rPr>
-        <w:rFonts w:ascii="Courier New" w:hAnsi="Courier New" w:cs="Courier New" w:hint="default"/>
-      </w:rPr>
-    </w:lvl>
-    <w:lvl w:ilvl="8" w:tplc="04090005" w:tentative="1">
-      <w:start w:val="1"/>
-      <w:numFmt w:val="bullet"/>
-      <w:lvlText w:val=""/>
-      <w:lvlJc w:val="left"/>
-      <w:pPr>
-        <w:ind w:left="6480" w:hanging="360"/>
-      </w:pPr>
-      <w:rPr>
-        <w:rFonts w:ascii="Wingdings" w:hAnsi="Wingdings" w:hint="default"/>
-      </w:rPr>
-    </w:lvl>
-  </w:abstractNum>
-  <w:num w:numId="1" w16cid:durableId="563181213">
-    <w:abstractNumId w:val="51"/>
+  <w:num w:numId="1" w16cid:durableId="1464033339">
+    <w:abstractNumId w:val="1"/>
   </w:num>
-  <w:num w:numId="2" w16cid:durableId="346444835">
-    <w:abstractNumId w:val="18"/>
-  </w:num>
-  <w:num w:numId="3" w16cid:durableId="1336573900">
-    <w:abstractNumId w:val="52"/>
-  </w:num>
-  <w:num w:numId="4" w16cid:durableId="837769750">
-    <w:abstractNumId w:val="20"/>
-  </w:num>
-  <w:num w:numId="5" w16cid:durableId="1882088476">
-    <w:abstractNumId w:val="17"/>
-  </w:num>
-  <w:num w:numId="6" w16cid:durableId="1939488119">
-    <w:abstractNumId w:val="21"/>
-  </w:num>
-  <w:num w:numId="7" w16cid:durableId="1430202072">
-    <w:abstractNumId w:val="56"/>
-  </w:num>
-  <w:num w:numId="8" w16cid:durableId="173226553">
-    <w:abstractNumId w:val="48"/>
-  </w:num>
-  <w:num w:numId="9" w16cid:durableId="342054096">
-    <w:abstractNumId w:val="54"/>
-  </w:num>
-  <w:num w:numId="10" w16cid:durableId="1621910580">
-    <w:abstractNumId w:val="33"/>
-  </w:num>
-  <w:num w:numId="11" w16cid:durableId="1743287507">
-    <w:abstractNumId w:val="38"/>
-  </w:num>
-  <w:num w:numId="12" w16cid:durableId="849639525">
-    <w:abstractNumId w:val="40"/>
-  </w:num>
-  <w:num w:numId="13" w16cid:durableId="1402561983">
-    <w:abstractNumId w:val="4"/>
-  </w:num>
-  <w:num w:numId="14" w16cid:durableId="752045394">
-    <w:abstractNumId w:val="61"/>
-  </w:num>
-  <w:num w:numId="15" w16cid:durableId="223958187">
-    <w:abstractNumId w:val="10"/>
-  </w:num>
-  <w:num w:numId="16" w16cid:durableId="1412193018">
-    <w:abstractNumId w:val="10"/>
-  </w:num>
-  <w:num w:numId="17" w16cid:durableId="1168327092">
-    <w:abstractNumId w:val="10"/>
-  </w:num>
-  <w:num w:numId="18" w16cid:durableId="2030180974">
-    <w:abstractNumId w:val="10"/>
-  </w:num>
-  <w:num w:numId="19" w16cid:durableId="864682239">
-    <w:abstractNumId w:val="10"/>
-  </w:num>
-  <w:num w:numId="20" w16cid:durableId="393965245">
-    <w:abstractNumId w:val="10"/>
-  </w:num>
-  <w:num w:numId="21" w16cid:durableId="1212809282">
-    <w:abstractNumId w:val="10"/>
-  </w:num>
-  <w:num w:numId="22" w16cid:durableId="299531225">
-    <w:abstractNumId w:val="10"/>
-  </w:num>
-  <w:num w:numId="23" w16cid:durableId="853302165">
-    <w:abstractNumId w:val="10"/>
-  </w:num>
-  <w:num w:numId="24" w16cid:durableId="1464033339">
-    <w:abstractNumId w:val="10"/>
-  </w:num>
-  <w:num w:numId="25" w16cid:durableId="327759177">
-    <w:abstractNumId w:val="10"/>
+  <w:num w:numId="2" w16cid:durableId="327759177">
+    <w:abstractNumId w:val="1"/>
     <w:lvlOverride w:ilvl="0">
       <w:startOverride w:val="1"/>
     </w:lvlOverride>
@@ -17594,147 +11626,22 @@
       <w:startOverride w:val="1"/>
     </w:lvlOverride>
   </w:num>
-  <w:num w:numId="26" w16cid:durableId="795367287">
+  <w:num w:numId="3" w16cid:durableId="1740981099">
     <w:abstractNumId w:val="3"/>
   </w:num>
-  <w:num w:numId="27" w16cid:durableId="1842349392">
-    <w:abstractNumId w:val="60"/>
+  <w:num w:numId="4" w16cid:durableId="1503737374">
+    <w:abstractNumId w:val="5"/>
   </w:num>
-  <w:num w:numId="28" w16cid:durableId="1010566966">
-    <w:abstractNumId w:val="12"/>
+  <w:num w:numId="5" w16cid:durableId="1761491112">
+    <w:abstractNumId w:val="4"/>
   </w:num>
-  <w:num w:numId="29" w16cid:durableId="676033845">
-    <w:abstractNumId w:val="53"/>
-  </w:num>
-  <w:num w:numId="30" w16cid:durableId="716585176">
-    <w:abstractNumId w:val="28"/>
-  </w:num>
-  <w:num w:numId="31" w16cid:durableId="1635216917">
-    <w:abstractNumId w:val="47"/>
-  </w:num>
-  <w:num w:numId="32" w16cid:durableId="1561936228">
-    <w:abstractNumId w:val="16"/>
-  </w:num>
-  <w:num w:numId="33" w16cid:durableId="280456163">
-    <w:abstractNumId w:val="23"/>
-  </w:num>
-  <w:num w:numId="34" w16cid:durableId="1147941003">
-    <w:abstractNumId w:val="25"/>
-  </w:num>
-  <w:num w:numId="35" w16cid:durableId="1935629307">
-    <w:abstractNumId w:val="43"/>
-  </w:num>
-  <w:num w:numId="36" w16cid:durableId="1130977888">
-    <w:abstractNumId w:val="14"/>
-  </w:num>
-  <w:num w:numId="37" w16cid:durableId="534193091">
-    <w:abstractNumId w:val="27"/>
-  </w:num>
-  <w:num w:numId="38" w16cid:durableId="1447702339">
-    <w:abstractNumId w:val="6"/>
-  </w:num>
-  <w:num w:numId="39" w16cid:durableId="77026535">
-    <w:abstractNumId w:val="9"/>
-  </w:num>
-  <w:num w:numId="40" w16cid:durableId="1333948192">
-    <w:abstractNumId w:val="24"/>
-  </w:num>
-  <w:num w:numId="41" w16cid:durableId="615530032">
+  <w:num w:numId="6" w16cid:durableId="1312323568">
     <w:abstractNumId w:val="2"/>
   </w:num>
-  <w:num w:numId="42" w16cid:durableId="1516074110">
-    <w:abstractNumId w:val="32"/>
-  </w:num>
-  <w:num w:numId="43" w16cid:durableId="1201430995">
-    <w:abstractNumId w:val="31"/>
-  </w:num>
-  <w:num w:numId="44" w16cid:durableId="927082292">
-    <w:abstractNumId w:val="34"/>
-  </w:num>
-  <w:num w:numId="45" w16cid:durableId="1178810110">
-    <w:abstractNumId w:val="59"/>
-  </w:num>
-  <w:num w:numId="46" w16cid:durableId="923614122">
-    <w:abstractNumId w:val="30"/>
-  </w:num>
-  <w:num w:numId="47" w16cid:durableId="15738233">
-    <w:abstractNumId w:val="49"/>
-  </w:num>
-  <w:num w:numId="48" w16cid:durableId="1817867655">
-    <w:abstractNumId w:val="15"/>
-  </w:num>
-  <w:num w:numId="49" w16cid:durableId="2081169498">
-    <w:abstractNumId w:val="41"/>
-  </w:num>
-  <w:num w:numId="50" w16cid:durableId="319504028">
-    <w:abstractNumId w:val="22"/>
-  </w:num>
-  <w:num w:numId="51" w16cid:durableId="1671103164">
-    <w:abstractNumId w:val="5"/>
-  </w:num>
-  <w:num w:numId="52" w16cid:durableId="1740981099">
-    <w:abstractNumId w:val="13"/>
-  </w:num>
-  <w:num w:numId="53" w16cid:durableId="1493107456">
-    <w:abstractNumId w:val="35"/>
-  </w:num>
-  <w:num w:numId="54" w16cid:durableId="173039389">
-    <w:abstractNumId w:val="29"/>
-  </w:num>
-  <w:num w:numId="55" w16cid:durableId="2069763978">
-    <w:abstractNumId w:val="39"/>
-  </w:num>
-  <w:num w:numId="56" w16cid:durableId="1431898418">
-    <w:abstractNumId w:val="57"/>
-  </w:num>
-  <w:num w:numId="57" w16cid:durableId="1097750773">
-    <w:abstractNumId w:val="58"/>
-  </w:num>
-  <w:num w:numId="58" w16cid:durableId="871260736">
+  <w:num w:numId="7" w16cid:durableId="580989731">
     <w:abstractNumId w:val="0"/>
   </w:num>
-  <w:num w:numId="59" w16cid:durableId="2111387729">
-    <w:abstractNumId w:val="42"/>
-  </w:num>
-  <w:num w:numId="60" w16cid:durableId="1122459516">
-    <w:abstractNumId w:val="46"/>
-  </w:num>
-  <w:num w:numId="61" w16cid:durableId="2062435876">
-    <w:abstractNumId w:val="19"/>
-  </w:num>
-  <w:num w:numId="62" w16cid:durableId="1503737374">
-    <w:abstractNumId w:val="50"/>
-  </w:num>
-  <w:num w:numId="63" w16cid:durableId="1761491112">
-    <w:abstractNumId w:val="44"/>
-  </w:num>
-  <w:num w:numId="64" w16cid:durableId="1146362563">
-    <w:abstractNumId w:val="45"/>
-  </w:num>
-  <w:num w:numId="65" w16cid:durableId="606623897">
-    <w:abstractNumId w:val="37"/>
-  </w:num>
-  <w:num w:numId="66" w16cid:durableId="607736251">
-    <w:abstractNumId w:val="7"/>
-  </w:num>
-  <w:num w:numId="67" w16cid:durableId="441727109">
-    <w:abstractNumId w:val="55"/>
-  </w:num>
-  <w:num w:numId="68" w16cid:durableId="1312323568">
-    <w:abstractNumId w:val="11"/>
-  </w:num>
-  <w:num w:numId="69" w16cid:durableId="580989731">
-    <w:abstractNumId w:val="1"/>
-  </w:num>
-  <w:num w:numId="70" w16cid:durableId="823544177">
-    <w:abstractNumId w:val="26"/>
-  </w:num>
-  <w:num w:numId="71" w16cid:durableId="901871875">
-    <w:abstractNumId w:val="36"/>
-  </w:num>
-  <w:num w:numId="72" w16cid:durableId="194998920">
-    <w:abstractNumId w:val="8"/>
-  </w:num>
+  <w:numIdMacAtCleanup w:val="7"/>
 </w:numbering>
 </file>
 
@@ -18156,7 +12063,7 @@
       <w:keepNext/>
       <w:keepLines/>
       <w:numPr>
-        <w:numId w:val="24"/>
+        <w:numId w:val="1"/>
       </w:numPr>
       <w:pBdr>
         <w:bottom w:val="single" w:sz="4" w:space="1" w:color="595959" w:themeColor="text1" w:themeTint="A6"/>
@@ -18188,7 +12095,7 @@
       <w:keepLines/>
       <w:numPr>
         <w:ilvl w:val="1"/>
-        <w:numId w:val="24"/>
+        <w:numId w:val="1"/>
       </w:numPr>
       <w:spacing w:before="360" w:after="0"/>
       <w:ind w:left="576"/>
@@ -18218,7 +12125,7 @@
       <w:keepLines/>
       <w:numPr>
         <w:ilvl w:val="2"/>
-        <w:numId w:val="24"/>
+        <w:numId w:val="1"/>
       </w:numPr>
       <w:spacing w:before="200" w:after="0"/>
       <w:outlineLvl w:val="2"/>
@@ -18244,7 +12151,7 @@
       <w:keepLines/>
       <w:numPr>
         <w:ilvl w:val="3"/>
-        <w:numId w:val="24"/>
+        <w:numId w:val="1"/>
       </w:numPr>
       <w:spacing w:before="200" w:after="0"/>
       <w:ind w:left="864"/>
@@ -18274,7 +12181,7 @@
       <w:keepLines/>
       <w:numPr>
         <w:ilvl w:val="4"/>
-        <w:numId w:val="24"/>
+        <w:numId w:val="1"/>
       </w:numPr>
       <w:spacing w:before="200" w:after="0"/>
       <w:ind w:left="1008"/>
@@ -18298,7 +12205,7 @@
       <w:keepLines/>
       <w:numPr>
         <w:ilvl w:val="5"/>
-        <w:numId w:val="24"/>
+        <w:numId w:val="1"/>
       </w:numPr>
       <w:spacing w:before="200" w:after="0"/>
       <w:outlineLvl w:val="5"/>
@@ -18324,7 +12231,7 @@
       <w:keepLines/>
       <w:numPr>
         <w:ilvl w:val="6"/>
-        <w:numId w:val="24"/>
+        <w:numId w:val="1"/>
       </w:numPr>
       <w:spacing w:before="200" w:after="0"/>
       <w:outlineLvl w:val="6"/>
@@ -18351,7 +12258,7 @@
       <w:keepLines/>
       <w:numPr>
         <w:ilvl w:val="7"/>
-        <w:numId w:val="24"/>
+        <w:numId w:val="1"/>
       </w:numPr>
       <w:tabs>
         <w:tab w:val="num" w:pos="360"/>
@@ -18381,7 +12288,7 @@
       <w:keepLines/>
       <w:numPr>
         <w:ilvl w:val="8"/>
-        <w:numId w:val="24"/>
+        <w:numId w:val="1"/>
       </w:numPr>
       <w:tabs>
         <w:tab w:val="num" w:pos="360"/>
@@ -18463,6 +12370,7 @@
       <w:b/>
       <w:bCs/>
       <w:color w:val="000000" w:themeColor="text1"/>
+      <w:sz w:val="20"/>
     </w:rPr>
   </w:style>
   <w:style w:type="table" w:styleId="TableGrid">
@@ -18876,6 +12784,7 @@
       <w:i/>
       <w:iCs/>
       <w:color w:val="404040" w:themeColor="text1" w:themeTint="BF"/>
+      <w:sz w:val="20"/>
     </w:rPr>
   </w:style>
   <w:style w:type="character" w:customStyle="1" w:styleId="Heading8Char">
@@ -19205,13 +13114,16 @@
     <w:name w:val="Plain Table 4"/>
     <w:basedOn w:val="TableNormal"/>
     <w:uiPriority w:val="44"/>
-    <w:rsid w:val="00900C28"/>
+    <w:rsid w:val="005D24DA"/>
     <w:pPr>
       <w:spacing w:after="0" w:line="240" w:lineRule="auto"/>
     </w:pPr>
     <w:tblPr>
       <w:tblStyleRowBandSize w:val="1"/>
       <w:tblStyleColBandSize w:val="1"/>
+      <w:tblBorders>
+        <w:insideH w:val="single" w:sz="4" w:space="0" w:color="auto"/>
+      </w:tblBorders>
     </w:tblPr>
     <w:tblStylePr w:type="firstRow">
       <w:rPr>
@@ -19571,7 +13483,7 @@
   </w:font>
   <w:font w:name="Times New Roman">
     <w:panose1 w:val="02020603050405020304"/>
-    <w:charset w:val="CC"/>
+    <w:charset w:val="00"/>
     <w:family w:val="roman"/>
     <w:pitch w:val="variable"/>
     <w:sig w:usb0="E0002EFF" w:usb1="C000785B" w:usb2="00000009" w:usb3="00000000" w:csb0="000001FF" w:csb1="00000000"/>
@@ -19714,6 +13626,7 @@
     <w:rsid w:val="00837BD9"/>
     <w:rsid w:val="00860B27"/>
     <w:rsid w:val="00861D0A"/>
+    <w:rsid w:val="008848B4"/>
     <w:rsid w:val="008969E3"/>
     <w:rsid w:val="008D707D"/>
     <w:rsid w:val="008F5303"/>
@@ -19732,6 +13645,7 @@
     <w:rsid w:val="00A321BD"/>
     <w:rsid w:val="00A32CD9"/>
     <w:rsid w:val="00A42CF9"/>
+    <w:rsid w:val="00A46301"/>
     <w:rsid w:val="00A80576"/>
     <w:rsid w:val="00A8453A"/>
     <w:rsid w:val="00AC37AE"/>

--- a/doc/peace_and_prosperity_players_book.docx
+++ b/doc/peace_and_prosperity_players_book.docx
@@ -718,7 +718,7 @@
                                                 <w14:round/>
                                               </w14:textOutline>
                                             </w:rPr>
-                                            <w:t>Ноябрь</w:t>
+                                            <w:t>Декабрь</w:t>
                                           </w:r>
                                           <w:r>
                                             <w:rPr>
@@ -1371,7 +1371,7 @@
                                           <w14:round/>
                                         </w14:textOutline>
                                       </w:rPr>
-                                      <w:t>Ноябрь</w:t>
+                                      <w:t>Декабрь</w:t>
                                     </w:r>
                                     <w:r>
                                       <w:rPr>
@@ -4164,13 +4164,8 @@
           <w:lang w:val="ru-RU"/>
         </w:rPr>
       </w:pPr>
-      <w:proofErr w:type="spellStart"/>
-      <w:r>
-        <w:t>Таблица</w:t>
-      </w:r>
-      <w:proofErr w:type="spellEnd"/>
-      <w:r>
-        <w:t xml:space="preserve"> </w:t>
+      <w:r>
+        <w:t xml:space="preserve">Таблица </w:t>
       </w:r>
       <w:fldSimple w:instr=" SEQ Таблица \* ARABIC ">
         <w:r>
@@ -5129,27 +5124,13 @@
         <w:rPr>
           <w:lang w:val="ru-RU"/>
         </w:rPr>
-        <w:t>Имя, фамилия, отчество: ______________________________________</w:t>
-      </w:r>
-      <w:proofErr w:type="gramStart"/>
-      <w:r>
-        <w:rPr>
-          <w:lang w:val="ru-RU"/>
-        </w:rPr>
-        <w:t xml:space="preserve">_  </w:t>
-      </w:r>
-      <w:r>
-        <w:rPr>
-          <w:lang w:val="ru-RU"/>
-        </w:rPr>
-        <w:t>Дата</w:t>
-      </w:r>
-      <w:proofErr w:type="gramEnd"/>
-      <w:r>
-        <w:rPr>
-          <w:lang w:val="ru-RU"/>
-        </w:rPr>
-        <w:t xml:space="preserve"> рождения: _____________________</w:t>
+        <w:t xml:space="preserve">Имя, фамилия, отчество: _______________________________________  </w:t>
+      </w:r>
+      <w:r>
+        <w:rPr>
+          <w:lang w:val="ru-RU"/>
+        </w:rPr>
+        <w:t>Дата рождения: _____________________</w:t>
       </w:r>
     </w:p>
     <w:p>
@@ -5193,21 +5174,7 @@
           <w:lang w:val="ru-RU"/>
         </w:rPr>
         <w:br/>
-        <w:t xml:space="preserve">                                                                                               </w:t>
-      </w:r>
-      <w:proofErr w:type="gramStart"/>
-      <w:r>
-        <w:rPr>
-          <w:lang w:val="ru-RU"/>
-        </w:rPr>
-        <w:t xml:space="preserve">   (</w:t>
-      </w:r>
-      <w:proofErr w:type="gramEnd"/>
-      <w:r>
-        <w:rPr>
-          <w:lang w:val="ru-RU"/>
-        </w:rPr>
-        <w:t>для руководителей указать кол-во подчинённых)</w:t>
+        <w:t xml:space="preserve">                                                                                                  (для руководителей указать кол-во подчинённых)</w:t>
       </w:r>
     </w:p>
     <w:p>
@@ -5264,21 +5231,7 @@
           <w:lang w:val="ru-RU"/>
         </w:rPr>
         <w:br/>
-        <w:t xml:space="preserve">                                                                 </w:t>
-      </w:r>
-      <w:proofErr w:type="gramStart"/>
-      <w:r>
-        <w:rPr>
-          <w:lang w:val="ru-RU"/>
-        </w:rPr>
-        <w:t xml:space="preserve">   (</w:t>
-      </w:r>
-      <w:proofErr w:type="gramEnd"/>
-      <w:r>
-        <w:rPr>
-          <w:lang w:val="ru-RU"/>
-        </w:rPr>
-        <w:t>навыки первой помощи/практикующий врач – указать специализацию)</w:t>
+        <w:t xml:space="preserve">                                                                    (навыки первой помощи/практикующий врач – указать специализацию)</w:t>
       </w:r>
     </w:p>
     <w:p>
@@ -5310,21 +5263,7 @@
           <w:lang w:val="ru-RU"/>
         </w:rPr>
         <w:br/>
-        <w:t xml:space="preserve">                                                                                                </w:t>
-      </w:r>
-      <w:proofErr w:type="gramStart"/>
-      <w:r>
-        <w:rPr>
-          <w:lang w:val="ru-RU"/>
-        </w:rPr>
-        <w:t xml:space="preserve">   (</w:t>
-      </w:r>
-      <w:proofErr w:type="gramEnd"/>
-      <w:r>
-        <w:rPr>
-          <w:lang w:val="ru-RU"/>
-        </w:rPr>
-        <w:t>категория вод. удостоверения, наличие автомобиля, курсы)</w:t>
+        <w:t xml:space="preserve">                                                                                                   (категория вод. удостоверения, наличие автомобиля, курсы)</w:t>
       </w:r>
     </w:p>
     <w:p>
@@ -5356,21 +5295,7 @@
           <w:lang w:val="ru-RU"/>
         </w:rPr>
         <w:br/>
-        <w:t xml:space="preserve">                                                                                       </w:t>
-      </w:r>
-      <w:proofErr w:type="gramStart"/>
-      <w:r>
-        <w:rPr>
-          <w:lang w:val="ru-RU"/>
-        </w:rPr>
-        <w:t xml:space="preserve">   (</w:t>
-      </w:r>
-      <w:proofErr w:type="gramEnd"/>
-      <w:r>
-        <w:rPr>
-          <w:lang w:val="ru-RU"/>
-        </w:rPr>
-        <w:t>курсы, лицензии, разрешения, спортивные звания)</w:t>
+        <w:t xml:space="preserve">                                                                                          (курсы, лицензии, разрешения, спортивные звания)</w:t>
       </w:r>
     </w:p>
     <w:p>
@@ -5411,21 +5336,7 @@
           <w:lang w:val="ru-RU"/>
         </w:rPr>
         <w:br/>
-        <w:t xml:space="preserve">                                                                                       </w:t>
-      </w:r>
-      <w:proofErr w:type="gramStart"/>
-      <w:r>
-        <w:rPr>
-          <w:lang w:val="ru-RU"/>
-        </w:rPr>
-        <w:t xml:space="preserve">   (</w:t>
-      </w:r>
-      <w:proofErr w:type="gramEnd"/>
-      <w:r>
-        <w:rPr>
-          <w:lang w:val="ru-RU"/>
-        </w:rPr>
-        <w:t>место, период прохождения, военная специальность)</w:t>
+        <w:t xml:space="preserve">                                                                                          (место, период прохождения, военная специальность)</w:t>
       </w:r>
     </w:p>
     <w:p>
@@ -5458,21 +5369,7 @@
           <w:lang w:val="ru-RU"/>
         </w:rPr>
         <w:br/>
-        <w:t xml:space="preserve">                                                                                               </w:t>
-      </w:r>
-      <w:proofErr w:type="gramStart"/>
-      <w:r>
-        <w:rPr>
-          <w:lang w:val="ru-RU"/>
-        </w:rPr>
-        <w:t xml:space="preserve">   (</w:t>
-      </w:r>
-      <w:proofErr w:type="gramEnd"/>
-      <w:r>
-        <w:rPr>
-          <w:lang w:val="ru-RU"/>
-        </w:rPr>
-        <w:t>спортивное звание, частота тренировок)</w:t>
+        <w:t xml:space="preserve">                                                                                                  (спортивное звание, частота тренировок)</w:t>
       </w:r>
     </w:p>
     <w:p>
@@ -5513,14 +5410,7 @@
           <w:lang w:val="ru-RU"/>
         </w:rPr>
         <w:br/>
-        <w:t xml:space="preserve">                                                                                                                 </w:t>
-      </w:r>
-      <w:proofErr w:type="gramStart"/>
-      <w:r>
-        <w:rPr>
-          <w:lang w:val="ru-RU"/>
-        </w:rPr>
-        <w:t xml:space="preserve">   </w:t>
+        <w:t xml:space="preserve">                                                                                                                    </w:t>
       </w:r>
       <w:r>
         <w:rPr>
@@ -5528,7 +5418,6 @@
         </w:rPr>
         <w:t>(</w:t>
       </w:r>
-      <w:proofErr w:type="gramEnd"/>
       <w:r>
         <w:rPr>
           <w:lang w:val="ru-RU"/>
@@ -6100,25 +5989,7 @@
           <w:sz w:val="18"/>
           <w:lang w:val="ru-RU"/>
         </w:rPr>
-        <w:t xml:space="preserve">Навык использования конкретного оружия стреляющего – </w:t>
-      </w:r>
-      <w:proofErr w:type="gramStart"/>
-      <w:r>
-        <w:rPr>
-          <w:rFonts w:ascii="Calibri" w:eastAsia="Times New Roman" w:hAnsi="Calibri" w:cs="Times New Roman"/>
-          <w:sz w:val="18"/>
-          <w:lang w:val="ru-RU"/>
-        </w:rPr>
-        <w:t>Ур(</w:t>
-      </w:r>
-      <w:proofErr w:type="gramEnd"/>
-      <w:r>
-        <w:rPr>
-          <w:rFonts w:ascii="Calibri" w:eastAsia="Times New Roman" w:hAnsi="Calibri" w:cs="Times New Roman"/>
-          <w:sz w:val="18"/>
-          <w:lang w:val="ru-RU"/>
-        </w:rPr>
-        <w:t>ОРУЖ), а также характеристики оружия.</w:t>
+        <w:t>Навык использования конкретного оружия стреляющего – Ур(ОРУЖ), а также характеристики оружия.</w:t>
       </w:r>
     </w:p>
     <w:p>
@@ -6142,25 +6013,7 @@
           <w:sz w:val="18"/>
           <w:lang w:val="ru-RU"/>
         </w:rPr>
-        <w:t xml:space="preserve">Если цель – пехота, то навык тактической подготовки цели – </w:t>
-      </w:r>
-      <w:proofErr w:type="gramStart"/>
-      <w:r>
-        <w:rPr>
-          <w:rFonts w:ascii="Calibri" w:eastAsia="Times New Roman" w:hAnsi="Calibri" w:cs="Times New Roman"/>
-          <w:sz w:val="18"/>
-          <w:lang w:val="ru-RU"/>
-        </w:rPr>
-        <w:t>Ур(</w:t>
-      </w:r>
-      <w:proofErr w:type="gramEnd"/>
-      <w:r>
-        <w:rPr>
-          <w:rFonts w:ascii="Calibri" w:eastAsia="Times New Roman" w:hAnsi="Calibri" w:cs="Times New Roman"/>
-          <w:sz w:val="18"/>
-          <w:lang w:val="ru-RU"/>
-        </w:rPr>
-        <w:t>ТП), а также бонус при обстреле отряда пехоты с разных сторон.</w:t>
+        <w:t>Если цель – пехота, то навык тактической подготовки цели – Ур(ТП), а также бонус при обстреле отряда пехоты с разных сторон.</w:t>
       </w:r>
     </w:p>
     <w:p>
@@ -6184,25 +6037,7 @@
           <w:sz w:val="18"/>
           <w:lang w:val="ru-RU"/>
         </w:rPr>
-        <w:t xml:space="preserve">Если цель – техника, то её уровень </w:t>
-      </w:r>
-      <w:proofErr w:type="spellStart"/>
-      <w:r>
-        <w:rPr>
-          <w:rFonts w:ascii="Calibri" w:eastAsia="Times New Roman" w:hAnsi="Calibri" w:cs="Times New Roman"/>
-          <w:sz w:val="18"/>
-          <w:lang w:val="ru-RU"/>
-        </w:rPr>
-        <w:t>бронированности</w:t>
-      </w:r>
-      <w:proofErr w:type="spellEnd"/>
-      <w:r>
-        <w:rPr>
-          <w:rFonts w:ascii="Calibri" w:eastAsia="Times New Roman" w:hAnsi="Calibri" w:cs="Times New Roman"/>
-          <w:sz w:val="18"/>
-          <w:lang w:val="ru-RU"/>
-        </w:rPr>
-        <w:t xml:space="preserve"> и место попадания (в лоб, в корму, в борт).</w:t>
+        <w:t>Если цель – техника, то её уровень бронированности и место попадания (в лоб, в корму, в борт).</w:t>
       </w:r>
     </w:p>
     <w:p>
@@ -6440,68 +6275,32 @@
           <w:sz w:val="18"/>
           <w:lang w:val="ru-RU"/>
         </w:rPr>
-        <w:t xml:space="preserve"> </w:t>
-      </w:r>
-      <w:proofErr w:type="gramStart"/>
+        <w:t xml:space="preserve"> Ур(ЛИД).</w:t>
+      </w:r>
       <w:r>
         <w:rPr>
           <w:rFonts w:ascii="Calibri" w:eastAsia="Times New Roman" w:hAnsi="Calibri" w:cs="Times New Roman"/>
           <w:sz w:val="18"/>
           <w:lang w:val="ru-RU"/>
         </w:rPr>
-        <w:t>Ур(</w:t>
-      </w:r>
-      <w:proofErr w:type="gramEnd"/>
+        <w:br/>
+        <w:t xml:space="preserve">Максимальная численность отряда под управлением: 3 </w:t>
+      </w:r>
+      <w:r>
+        <w:rPr>
+          <w:rFonts w:ascii="Calibri" w:eastAsia="Times New Roman" w:hAnsi="Calibri" w:cs="Calibri"/>
+          <w:sz w:val="18"/>
+          <w:lang w:val="ru-RU"/>
+        </w:rPr>
+        <w:t>×</w:t>
+      </w:r>
       <w:r>
         <w:rPr>
           <w:rFonts w:ascii="Calibri" w:eastAsia="Times New Roman" w:hAnsi="Calibri" w:cs="Times New Roman"/>
           <w:sz w:val="18"/>
           <w:lang w:val="ru-RU"/>
         </w:rPr>
-        <w:t>ЛИД).</w:t>
-      </w:r>
-      <w:r>
-        <w:rPr>
-          <w:rFonts w:ascii="Calibri" w:eastAsia="Times New Roman" w:hAnsi="Calibri" w:cs="Times New Roman"/>
-          <w:sz w:val="18"/>
-          <w:lang w:val="ru-RU"/>
-        </w:rPr>
-        <w:br/>
-        <w:t xml:space="preserve">Максимальная численность отряда под управлением: 3 </w:t>
-      </w:r>
-      <w:r>
-        <w:rPr>
-          <w:rFonts w:ascii="Calibri" w:eastAsia="Times New Roman" w:hAnsi="Calibri" w:cs="Calibri"/>
-          <w:sz w:val="18"/>
-          <w:lang w:val="ru-RU"/>
-        </w:rPr>
-        <w:t>×</w:t>
-      </w:r>
-      <w:r>
-        <w:rPr>
-          <w:rFonts w:ascii="Calibri" w:eastAsia="Times New Roman" w:hAnsi="Calibri" w:cs="Times New Roman"/>
-          <w:sz w:val="18"/>
-          <w:lang w:val="ru-RU"/>
-        </w:rPr>
-        <w:t xml:space="preserve"> </w:t>
-      </w:r>
-      <w:proofErr w:type="gramStart"/>
-      <w:r>
-        <w:rPr>
-          <w:rFonts w:ascii="Calibri" w:eastAsia="Times New Roman" w:hAnsi="Calibri" w:cs="Times New Roman"/>
-          <w:sz w:val="18"/>
-          <w:lang w:val="ru-RU"/>
-        </w:rPr>
-        <w:t>Ур(</w:t>
-      </w:r>
-      <w:proofErr w:type="gramEnd"/>
-      <w:r>
-        <w:rPr>
-          <w:rFonts w:ascii="Calibri" w:eastAsia="Times New Roman" w:hAnsi="Calibri" w:cs="Times New Roman"/>
-          <w:sz w:val="18"/>
-          <w:lang w:val="ru-RU"/>
-        </w:rPr>
-        <w:t>ЛИД).</w:t>
+        <w:t xml:space="preserve"> Ур(ЛИД).</w:t>
       </w:r>
     </w:p>
     <w:p>
@@ -6572,25 +6371,7 @@
           <w:sz w:val="18"/>
           <w:lang w:val="ru-RU"/>
         </w:rPr>
-        <w:t xml:space="preserve"> </w:t>
-      </w:r>
-      <w:proofErr w:type="gramStart"/>
-      <w:r>
-        <w:rPr>
-          <w:rFonts w:ascii="Calibri" w:eastAsia="Times New Roman" w:hAnsi="Calibri" w:cs="Times New Roman"/>
-          <w:sz w:val="18"/>
-          <w:lang w:val="ru-RU"/>
-        </w:rPr>
-        <w:t>Ур(</w:t>
-      </w:r>
-      <w:proofErr w:type="gramEnd"/>
-      <w:r>
-        <w:rPr>
-          <w:rFonts w:ascii="Calibri" w:eastAsia="Times New Roman" w:hAnsi="Calibri" w:cs="Times New Roman"/>
-          <w:sz w:val="18"/>
-          <w:lang w:val="ru-RU"/>
-        </w:rPr>
-        <w:t>ФП) кг. Грузоподъёмность персонажей суммируется в отряде.</w:t>
+        <w:t xml:space="preserve"> Ур(ФП) кг. Грузоподъёмность персонажей суммируется в отряде.</w:t>
       </w:r>
       <w:r>
         <w:rPr>
@@ -6671,23 +6452,13 @@
         </w:rPr>
         <w:t>× </w:t>
       </w:r>
-      <w:proofErr w:type="gramStart"/>
       <w:r>
         <w:rPr>
           <w:rFonts w:ascii="Calibri" w:eastAsia="Times New Roman" w:hAnsi="Calibri" w:cs="Times New Roman"/>
           <w:sz w:val="18"/>
           <w:lang w:val="ru-RU"/>
         </w:rPr>
-        <w:t>Ур(</w:t>
-      </w:r>
-      <w:proofErr w:type="gramEnd"/>
-      <w:r>
-        <w:rPr>
-          <w:rFonts w:ascii="Calibri" w:eastAsia="Times New Roman" w:hAnsi="Calibri" w:cs="Times New Roman"/>
-          <w:sz w:val="18"/>
-          <w:lang w:val="ru-RU"/>
-        </w:rPr>
-        <w:t>ТП)</w:t>
+        <w:t>Ур(ТП)</w:t>
       </w:r>
       <w:r>
         <w:rPr>
@@ -6757,25 +6528,7 @@
           <w:lang w:val="ru-RU"/>
         </w:rPr>
         <w:br/>
-        <w:t>Модификатор броска при оказании помощи: +</w:t>
-      </w:r>
-      <w:proofErr w:type="gramStart"/>
-      <w:r>
-        <w:rPr>
-          <w:rFonts w:ascii="Calibri" w:eastAsia="Times New Roman" w:hAnsi="Calibri" w:cs="Times New Roman"/>
-          <w:sz w:val="18"/>
-          <w:lang w:val="ru-RU"/>
-        </w:rPr>
-        <w:t>Ур(</w:t>
-      </w:r>
-      <w:proofErr w:type="gramEnd"/>
-      <w:r>
-        <w:rPr>
-          <w:rFonts w:ascii="Calibri" w:eastAsia="Times New Roman" w:hAnsi="Calibri" w:cs="Times New Roman"/>
-          <w:sz w:val="18"/>
-          <w:lang w:val="ru-RU"/>
-        </w:rPr>
-        <w:t>МЕД), сложность 12+.</w:t>
+        <w:t>Модификатор броска при оказании помощи: +Ур(МЕД), сложность 12+.</w:t>
       </w:r>
     </w:p>
     <w:p>
@@ -6844,25 +6597,7 @@
           <w:sz w:val="18"/>
           <w:lang w:val="ru-RU"/>
         </w:rPr>
-        <w:t> </w:t>
-      </w:r>
-      <w:proofErr w:type="gramStart"/>
-      <w:r>
-        <w:rPr>
-          <w:rFonts w:ascii="Calibri" w:eastAsia="Times New Roman" w:hAnsi="Calibri" w:cs="Times New Roman"/>
-          <w:sz w:val="18"/>
-          <w:lang w:val="ru-RU"/>
-        </w:rPr>
-        <w:t>Ур(</w:t>
-      </w:r>
-      <w:proofErr w:type="gramEnd"/>
-      <w:r>
-        <w:rPr>
-          <w:rFonts w:ascii="Calibri" w:eastAsia="Times New Roman" w:hAnsi="Calibri" w:cs="Times New Roman"/>
-          <w:sz w:val="18"/>
-          <w:lang w:val="ru-RU"/>
-        </w:rPr>
-        <w:t>МСК)</w:t>
+        <w:t> Ур(МСК)</w:t>
       </w:r>
       <w:r>
         <w:rPr>
@@ -6904,25 +6639,7 @@
           <w:sz w:val="18"/>
           <w:lang w:val="ru-RU"/>
         </w:rPr>
-        <w:t> </w:t>
-      </w:r>
-      <w:proofErr w:type="gramStart"/>
-      <w:r>
-        <w:rPr>
-          <w:rFonts w:ascii="Calibri" w:eastAsia="Times New Roman" w:hAnsi="Calibri" w:cs="Times New Roman"/>
-          <w:sz w:val="18"/>
-          <w:lang w:val="ru-RU"/>
-        </w:rPr>
-        <w:t>Ур(</w:t>
-      </w:r>
-      <w:proofErr w:type="gramEnd"/>
-      <w:r>
-        <w:rPr>
-          <w:rFonts w:ascii="Calibri" w:eastAsia="Times New Roman" w:hAnsi="Calibri" w:cs="Times New Roman"/>
-          <w:sz w:val="18"/>
-          <w:lang w:val="ru-RU"/>
-        </w:rPr>
-        <w:t>МСК)</w:t>
+        <w:t> Ур(МСК)</w:t>
       </w:r>
       <w:r>
         <w:rPr>
@@ -7010,59 +6727,23 @@
           <w:lang w:val="ru-RU"/>
         </w:rPr>
         <w:br/>
-        <w:t>Модификатор броска при стрельбе: по технике: +</w:t>
-      </w:r>
-      <w:proofErr w:type="gramStart"/>
+        <w:t>Модификатор броска при стрельбе: по технике: +Ур(ОРУЖ); по пехоте: +2 </w:t>
+      </w:r>
+      <w:r>
+        <w:rPr>
+          <w:rFonts w:ascii="Calibri" w:eastAsia="Times New Roman" w:hAnsi="Calibri" w:cs="Calibri"/>
+          <w:sz w:val="18"/>
+          <w:lang w:val="ru-RU"/>
+        </w:rPr>
+        <w:t>×</w:t>
+      </w:r>
       <w:r>
         <w:rPr>
           <w:rFonts w:ascii="Calibri" w:eastAsia="Times New Roman" w:hAnsi="Calibri" w:cs="Times New Roman"/>
           <w:sz w:val="18"/>
           <w:lang w:val="ru-RU"/>
         </w:rPr>
-        <w:t>Ур(</w:t>
-      </w:r>
-      <w:proofErr w:type="gramEnd"/>
-      <w:r>
-        <w:rPr>
-          <w:rFonts w:ascii="Calibri" w:eastAsia="Times New Roman" w:hAnsi="Calibri" w:cs="Times New Roman"/>
-          <w:sz w:val="18"/>
-          <w:lang w:val="ru-RU"/>
-        </w:rPr>
-        <w:t>ОРУЖ); по пехоте: +2 </w:t>
-      </w:r>
-      <w:r>
-        <w:rPr>
-          <w:rFonts w:ascii="Calibri" w:eastAsia="Times New Roman" w:hAnsi="Calibri" w:cs="Calibri"/>
-          <w:sz w:val="18"/>
-          <w:lang w:val="ru-RU"/>
-        </w:rPr>
-        <w:t>×</w:t>
-      </w:r>
-      <w:r>
-        <w:rPr>
-          <w:rFonts w:ascii="Calibri" w:eastAsia="Times New Roman" w:hAnsi="Calibri" w:cs="Times New Roman"/>
-          <w:sz w:val="18"/>
-          <w:lang w:val="ru-RU"/>
-        </w:rPr>
-        <w:t> </w:t>
-      </w:r>
-      <w:proofErr w:type="gramStart"/>
-      <w:r>
-        <w:rPr>
-          <w:rFonts w:ascii="Calibri" w:eastAsia="Times New Roman" w:hAnsi="Calibri" w:cs="Times New Roman"/>
-          <w:sz w:val="18"/>
-          <w:lang w:val="ru-RU"/>
-        </w:rPr>
-        <w:t>Ур(</w:t>
-      </w:r>
-      <w:proofErr w:type="gramEnd"/>
-      <w:r>
-        <w:rPr>
-          <w:rFonts w:ascii="Calibri" w:eastAsia="Times New Roman" w:hAnsi="Calibri" w:cs="Times New Roman"/>
-          <w:sz w:val="18"/>
-          <w:lang w:val="ru-RU"/>
-        </w:rPr>
-        <w:t>ОРУЖ).</w:t>
+        <w:t> Ур(ОРУЖ).</w:t>
       </w:r>
     </w:p>
     <w:p>
@@ -7131,25 +6812,7 @@
           <w:lang w:val="ru-RU"/>
         </w:rPr>
         <w:br/>
-        <w:t xml:space="preserve">При управлении </w:t>
-      </w:r>
-      <w:proofErr w:type="gramStart"/>
-      <w:r>
-        <w:rPr>
-          <w:rFonts w:ascii="Calibri" w:eastAsia="Times New Roman" w:hAnsi="Calibri" w:cs="Times New Roman"/>
-          <w:sz w:val="18"/>
-          <w:lang w:val="ru-RU"/>
-        </w:rPr>
-        <w:t>Ур(</w:t>
-      </w:r>
-      <w:proofErr w:type="gramEnd"/>
-      <w:r>
-        <w:rPr>
-          <w:rFonts w:ascii="Calibri" w:eastAsia="Times New Roman" w:hAnsi="Calibri" w:cs="Times New Roman"/>
-          <w:sz w:val="18"/>
-          <w:lang w:val="ru-RU"/>
-        </w:rPr>
-        <w:t>МЕХ) влияет на преодоление препятствий.</w:t>
+        <w:t>При управлении Ур(МЕХ) влияет на преодоление препятствий.</w:t>
       </w:r>
       <w:r>
         <w:rPr>
@@ -7243,12 +6906,10 @@
         </w:rPr>
       </w:pPr>
       <w:bookmarkStart w:id="16" w:name="_Toc213749128"/>
-      <w:proofErr w:type="spellStart"/>
       <w:r>
         <w:t>Навыки</w:t>
       </w:r>
       <w:bookmarkEnd w:id="16"/>
-      <w:proofErr w:type="spellEnd"/>
     </w:p>
     <w:p>
       <w:pPr>
@@ -13635,6 +13296,7 @@
     <w:rsid w:val="00932A77"/>
     <w:rsid w:val="00936593"/>
     <w:rsid w:val="00943BF2"/>
+    <w:rsid w:val="00950923"/>
     <w:rsid w:val="009655A1"/>
     <w:rsid w:val="009872A4"/>
     <w:rsid w:val="0099287A"/>
@@ -13650,6 +13312,7 @@
     <w:rsid w:val="00A8453A"/>
     <w:rsid w:val="00AC37AE"/>
     <w:rsid w:val="00AC53B7"/>
+    <w:rsid w:val="00AD23F6"/>
     <w:rsid w:val="00AF4432"/>
     <w:rsid w:val="00B13363"/>
     <w:rsid w:val="00B21352"/>
@@ -14472,7 +14135,7 @@
 
 <file path=customXml/item1.xml><?xml version="1.0" encoding="utf-8"?>
 <CoverPageProperties xmlns="http://schemas.microsoft.com/office/2006/coverPageProps">
-  <PublishDate>Ноябрь, 2025</PublishDate>
+  <PublishDate>Декабрь, 2025</PublishDate>
   <Abstract>Запрещается распространение в любой форме. Только для личного некоммерческого использования.</Abstract>
   <CompanyAddress>Санкт-Петербург</CompanyAddress>
   <CompanyPhone/>

--- a/doc/peace_and_prosperity_players_book.docx
+++ b/doc/peace_and_prosperity_players_book.docx
@@ -42,7 +42,7 @@
               <w:noProof/>
             </w:rPr>
             <w:drawing>
-              <wp:anchor distT="0" distB="0" distL="114300" distR="114300" simplePos="0" relativeHeight="251675136" behindDoc="1" locked="0" layoutInCell="1" allowOverlap="1" wp14:anchorId="792E3023" wp14:editId="3D54D556">
+              <wp:anchor distT="0" distB="0" distL="114300" distR="114300" simplePos="0" relativeHeight="251675136" behindDoc="1" locked="0" layoutInCell="1" allowOverlap="1" wp14:anchorId="792E3023" wp14:editId="0FD0F777">
                 <wp:simplePos x="0" y="0"/>
                 <wp:positionH relativeFrom="margin">
                   <wp:posOffset>-952046</wp:posOffset>
@@ -110,7 +110,7 @@
             <mc:AlternateContent>
               <mc:Choice Requires="wps">
                 <w:drawing>
-                  <wp:anchor distT="0" distB="0" distL="114300" distR="114300" simplePos="0" relativeHeight="251667968" behindDoc="0" locked="0" layoutInCell="1" allowOverlap="1" wp14:anchorId="04A790D7" wp14:editId="255AD70A">
+                  <wp:anchor distT="0" distB="0" distL="114300" distR="114300" simplePos="0" relativeHeight="251667968" behindDoc="0" locked="0" layoutInCell="1" allowOverlap="1" wp14:anchorId="04A790D7" wp14:editId="79F6E58B">
                     <wp:simplePos x="0" y="0"/>
                     <wp:positionH relativeFrom="margin">
                       <wp:align>center</wp:align>
@@ -1565,7 +1565,7 @@
             </w:rPr>
             <w:fldChar w:fldCharType="separate"/>
           </w:r>
-          <w:hyperlink w:anchor="_Toc213749117" w:history="1">
+          <w:hyperlink w:anchor="_Toc218008539" w:history="1">
             <w:r>
               <w:rPr>
                 <w:rStyle w:val="Hyperlink"/>
@@ -1613,7 +1613,7 @@
                 <w:noProof/>
                 <w:webHidden/>
               </w:rPr>
-              <w:instrText xml:space="preserve"> PAGEREF _Toc213749117 \h </w:instrText>
+              <w:instrText xml:space="preserve"> PAGEREF _Toc218008539 \h </w:instrText>
             </w:r>
             <w:r>
               <w:rPr>
@@ -1662,7 +1662,7 @@
               <w14:ligatures w14:val="standardContextual"/>
             </w:rPr>
           </w:pPr>
-          <w:hyperlink w:anchor="_Toc213749118" w:history="1">
+          <w:hyperlink w:anchor="_Toc218008540" w:history="1">
             <w:r>
               <w:rPr>
                 <w:rStyle w:val="Hyperlink"/>
@@ -1711,7 +1711,7 @@
                 <w:noProof/>
                 <w:webHidden/>
               </w:rPr>
-              <w:instrText xml:space="preserve"> PAGEREF _Toc213749118 \h </w:instrText>
+              <w:instrText xml:space="preserve"> PAGEREF _Toc218008540 \h </w:instrText>
             </w:r>
             <w:r>
               <w:rPr>
@@ -1760,7 +1760,7 @@
               <w14:ligatures w14:val="standardContextual"/>
             </w:rPr>
           </w:pPr>
-          <w:hyperlink w:anchor="_Toc213749119" w:history="1">
+          <w:hyperlink w:anchor="_Toc218008541" w:history="1">
             <w:r>
               <w:rPr>
                 <w:rStyle w:val="Hyperlink"/>
@@ -1809,7 +1809,7 @@
                 <w:noProof/>
                 <w:webHidden/>
               </w:rPr>
-              <w:instrText xml:space="preserve"> PAGEREF _Toc213749119 \h </w:instrText>
+              <w:instrText xml:space="preserve"> PAGEREF _Toc218008541 \h </w:instrText>
             </w:r>
             <w:r>
               <w:rPr>
@@ -1858,7 +1858,7 @@
               <w14:ligatures w14:val="standardContextual"/>
             </w:rPr>
           </w:pPr>
-          <w:hyperlink w:anchor="_Toc213749120" w:history="1">
+          <w:hyperlink w:anchor="_Toc218008542" w:history="1">
             <w:r>
               <w:rPr>
                 <w:rStyle w:val="Hyperlink"/>
@@ -1907,7 +1907,7 @@
                 <w:noProof/>
                 <w:webHidden/>
               </w:rPr>
-              <w:instrText xml:space="preserve"> PAGEREF _Toc213749120 \h </w:instrText>
+              <w:instrText xml:space="preserve"> PAGEREF _Toc218008542 \h </w:instrText>
             </w:r>
             <w:r>
               <w:rPr>
@@ -1927,7 +1927,7 @@
                 <w:noProof/>
                 <w:webHidden/>
               </w:rPr>
-              <w:t>2</w:t>
+              <w:t>3</w:t>
             </w:r>
             <w:r>
               <w:rPr>
@@ -1956,7 +1956,7 @@
               <w14:ligatures w14:val="standardContextual"/>
             </w:rPr>
           </w:pPr>
-          <w:hyperlink w:anchor="_Toc213749121" w:history="1">
+          <w:hyperlink w:anchor="_Toc218008543" w:history="1">
             <w:r>
               <w:rPr>
                 <w:rStyle w:val="Hyperlink"/>
@@ -2005,7 +2005,7 @@
                 <w:noProof/>
                 <w:webHidden/>
               </w:rPr>
-              <w:instrText xml:space="preserve"> PAGEREF _Toc213749121 \h </w:instrText>
+              <w:instrText xml:space="preserve"> PAGEREF _Toc218008543 \h </w:instrText>
             </w:r>
             <w:r>
               <w:rPr>
@@ -2053,7 +2053,7 @@
               <w14:ligatures w14:val="standardContextual"/>
             </w:rPr>
           </w:pPr>
-          <w:hyperlink w:anchor="_Toc213749122" w:history="1">
+          <w:hyperlink w:anchor="_Toc218008544" w:history="1">
             <w:r>
               <w:rPr>
                 <w:rStyle w:val="Hyperlink"/>
@@ -2081,7 +2081,7 @@
                 <w:noProof/>
                 <w:webHidden/>
               </w:rPr>
-              <w:instrText xml:space="preserve"> PAGEREF _Toc213749122 \h </w:instrText>
+              <w:instrText xml:space="preserve"> PAGEREF _Toc218008544 \h </w:instrText>
             </w:r>
             <w:r>
               <w:rPr>
@@ -2101,7 +2101,7 @@
                 <w:noProof/>
                 <w:webHidden/>
               </w:rPr>
-              <w:t>5</w:t>
+              <w:t>6</w:t>
             </w:r>
             <w:r>
               <w:rPr>
@@ -2129,7 +2129,7 @@
               <w14:ligatures w14:val="standardContextual"/>
             </w:rPr>
           </w:pPr>
-          <w:hyperlink w:anchor="_Toc213749123" w:history="1">
+          <w:hyperlink w:anchor="_Toc218008545" w:history="1">
             <w:r>
               <w:rPr>
                 <w:rStyle w:val="Hyperlink"/>
@@ -2158,7 +2158,7 @@
                 <w:noProof/>
                 <w:webHidden/>
               </w:rPr>
-              <w:instrText xml:space="preserve"> PAGEREF _Toc213749123 \h </w:instrText>
+              <w:instrText xml:space="preserve"> PAGEREF _Toc218008545 \h </w:instrText>
             </w:r>
             <w:r>
               <w:rPr>
@@ -2178,7 +2178,7 @@
                 <w:noProof/>
                 <w:webHidden/>
               </w:rPr>
-              <w:t>6</w:t>
+              <w:t>7</w:t>
             </w:r>
             <w:r>
               <w:rPr>
@@ -2206,7 +2206,7 @@
               <w14:ligatures w14:val="standardContextual"/>
             </w:rPr>
           </w:pPr>
-          <w:hyperlink w:anchor="_Toc213749124" w:history="1">
+          <w:hyperlink w:anchor="_Toc218008546" w:history="1">
             <w:r>
               <w:rPr>
                 <w:rStyle w:val="Hyperlink"/>
@@ -2235,7 +2235,7 @@
                 <w:noProof/>
                 <w:webHidden/>
               </w:rPr>
-              <w:instrText xml:space="preserve"> PAGEREF _Toc213749124 \h </w:instrText>
+              <w:instrText xml:space="preserve"> PAGEREF _Toc218008546 \h </w:instrText>
             </w:r>
             <w:r>
               <w:rPr>
@@ -2255,7 +2255,7 @@
                 <w:noProof/>
                 <w:webHidden/>
               </w:rPr>
-              <w:t>6</w:t>
+              <w:t>7</w:t>
             </w:r>
             <w:r>
               <w:rPr>
@@ -2283,7 +2283,7 @@
               <w14:ligatures w14:val="standardContextual"/>
             </w:rPr>
           </w:pPr>
-          <w:hyperlink w:anchor="_Toc213749125" w:history="1">
+          <w:hyperlink w:anchor="_Toc218008547" w:history="1">
             <w:r>
               <w:rPr>
                 <w:rStyle w:val="Hyperlink"/>
@@ -2312,7 +2312,7 @@
                 <w:noProof/>
                 <w:webHidden/>
               </w:rPr>
-              <w:instrText xml:space="preserve"> PAGEREF _Toc213749125 \h </w:instrText>
+              <w:instrText xml:space="preserve"> PAGEREF _Toc218008547 \h </w:instrText>
             </w:r>
             <w:r>
               <w:rPr>
@@ -2332,7 +2332,7 @@
                 <w:noProof/>
                 <w:webHidden/>
               </w:rPr>
-              <w:t>6</w:t>
+              <w:t>7</w:t>
             </w:r>
             <w:r>
               <w:rPr>
@@ -2360,7 +2360,7 @@
               <w14:ligatures w14:val="standardContextual"/>
             </w:rPr>
           </w:pPr>
-          <w:hyperlink w:anchor="_Toc213749126" w:history="1">
+          <w:hyperlink w:anchor="_Toc218008548" w:history="1">
             <w:r>
               <w:rPr>
                 <w:rStyle w:val="Hyperlink"/>
@@ -2389,7 +2389,7 @@
                 <w:noProof/>
                 <w:webHidden/>
               </w:rPr>
-              <w:instrText xml:space="preserve"> PAGEREF _Toc213749126 \h </w:instrText>
+              <w:instrText xml:space="preserve"> PAGEREF _Toc218008548 \h </w:instrText>
             </w:r>
             <w:r>
               <w:rPr>
@@ -2409,7 +2409,7 @@
                 <w:noProof/>
                 <w:webHidden/>
               </w:rPr>
-              <w:t>6</w:t>
+              <w:t>7</w:t>
             </w:r>
             <w:r>
               <w:rPr>
@@ -2437,7 +2437,7 @@
               <w14:ligatures w14:val="standardContextual"/>
             </w:rPr>
           </w:pPr>
-          <w:hyperlink w:anchor="_Toc213749127" w:history="1">
+          <w:hyperlink w:anchor="_Toc218008549" w:history="1">
             <w:r>
               <w:rPr>
                 <w:rStyle w:val="Hyperlink"/>
@@ -2466,7 +2466,7 @@
                 <w:noProof/>
                 <w:webHidden/>
               </w:rPr>
-              <w:instrText xml:space="preserve"> PAGEREF _Toc213749127 \h </w:instrText>
+              <w:instrText xml:space="preserve"> PAGEREF _Toc218008549 \h </w:instrText>
             </w:r>
             <w:r>
               <w:rPr>
@@ -2486,7 +2486,7 @@
                 <w:noProof/>
                 <w:webHidden/>
               </w:rPr>
-              <w:t>7</w:t>
+              <w:t>8</w:t>
             </w:r>
             <w:r>
               <w:rPr>
@@ -2514,7 +2514,7 @@
               <w14:ligatures w14:val="standardContextual"/>
             </w:rPr>
           </w:pPr>
-          <w:hyperlink w:anchor="_Toc213749128" w:history="1">
+          <w:hyperlink w:anchor="_Toc218008550" w:history="1">
             <w:r>
               <w:rPr>
                 <w:rStyle w:val="Hyperlink"/>
@@ -2541,7 +2541,7 @@
                 <w:noProof/>
                 <w:webHidden/>
               </w:rPr>
-              <w:instrText xml:space="preserve"> PAGEREF _Toc213749128 \h </w:instrText>
+              <w:instrText xml:space="preserve"> PAGEREF _Toc218008550 \h </w:instrText>
             </w:r>
             <w:r>
               <w:rPr>
@@ -2561,7 +2561,7 @@
                 <w:noProof/>
                 <w:webHidden/>
               </w:rPr>
-              <w:t>7</w:t>
+              <w:t>8</w:t>
             </w:r>
             <w:r>
               <w:rPr>
@@ -2589,7 +2589,7 @@
               <w14:ligatures w14:val="standardContextual"/>
             </w:rPr>
           </w:pPr>
-          <w:hyperlink w:anchor="_Toc213749129" w:history="1">
+          <w:hyperlink w:anchor="_Toc218008551" w:history="1">
             <w:r>
               <w:rPr>
                 <w:rStyle w:val="Hyperlink"/>
@@ -2597,7 +2597,7 @@
                 <w:noProof/>
                 <w:lang w:val="ru-RU"/>
               </w:rPr>
-              <w:t>Отряд</w:t>
+              <w:t>Заметки</w:t>
             </w:r>
             <w:r>
               <w:rPr>
@@ -2618,7 +2618,7 @@
                 <w:noProof/>
                 <w:webHidden/>
               </w:rPr>
-              <w:instrText xml:space="preserve"> PAGEREF _Toc213749129 \h </w:instrText>
+              <w:instrText xml:space="preserve"> PAGEREF _Toc218008551 \h </w:instrText>
             </w:r>
             <w:r>
               <w:rPr>
@@ -2638,7 +2638,7 @@
                 <w:noProof/>
                 <w:webHidden/>
               </w:rPr>
-              <w:t>7</w:t>
+              <w:t>8</w:t>
             </w:r>
             <w:r>
               <w:rPr>
@@ -2698,7 +2698,7 @@
           <w:numId w:val="2"/>
         </w:numPr>
       </w:pPr>
-      <w:bookmarkStart w:id="1" w:name="_Toc213749117"/>
+      <w:bookmarkStart w:id="1" w:name="_Toc218008539"/>
       <w:r>
         <w:rPr>
           <w:lang w:val="ru-RU"/>
@@ -2900,12 +2900,73 @@
     </w:p>
     <w:p>
       <w:pPr>
+        <w:rPr>
+          <w:lang w:val="ru-RU"/>
+        </w:rPr>
+      </w:pPr>
+      <w:r>
+        <w:rPr>
+          <w:noProof/>
+          <w:kern w:val="20"/>
+        </w:rPr>
+        <w:drawing>
+          <wp:inline distT="0" distB="0" distL="0" distR="0" wp14:anchorId="5B64F704" wp14:editId="5F1DC3A6">
+            <wp:extent cx="3188460" cy="1434905"/>
+            <wp:effectExtent l="0" t="0" r="0" b="0"/>
+            <wp:docPr id="917650749" name="Picture 2"/>
+            <wp:cNvGraphicFramePr>
+              <a:graphicFrameLocks xmlns:a="http://schemas.openxmlformats.org/drawingml/2006/main" noChangeAspect="1"/>
+            </wp:cNvGraphicFramePr>
+            <a:graphic xmlns:a="http://schemas.openxmlformats.org/drawingml/2006/main">
+              <a:graphicData uri="http://schemas.openxmlformats.org/drawingml/2006/picture">
+                <pic:pic xmlns:pic="http://schemas.openxmlformats.org/drawingml/2006/picture">
+                  <pic:nvPicPr>
+                    <pic:cNvPr id="0" name="Picture 1"/>
+                    <pic:cNvPicPr>
+                      <a:picLocks noChangeAspect="1" noChangeArrowheads="1"/>
+                    </pic:cNvPicPr>
+                  </pic:nvPicPr>
+                  <pic:blipFill>
+                    <a:blip r:embed="rId17" cstate="print">
+                      <a:extLst>
+                        <a:ext uri="{28A0092B-C50C-407E-A947-70E740481C1C}">
+                          <a14:useLocalDpi xmlns:a14="http://schemas.microsoft.com/office/drawing/2010/main" val="0"/>
+                        </a:ext>
+                      </a:extLst>
+                    </a:blip>
+                    <a:srcRect/>
+                    <a:stretch>
+                      <a:fillRect/>
+                    </a:stretch>
+                  </pic:blipFill>
+                  <pic:spPr bwMode="auto">
+                    <a:xfrm>
+                      <a:off x="0" y="0"/>
+                      <a:ext cx="3204559" cy="1442150"/>
+                    </a:xfrm>
+                    <a:prstGeom prst="rect">
+                      <a:avLst/>
+                    </a:prstGeom>
+                    <a:noFill/>
+                    <a:ln>
+                      <a:noFill/>
+                    </a:ln>
+                  </pic:spPr>
+                </pic:pic>
+              </a:graphicData>
+            </a:graphic>
+          </wp:inline>
+        </w:drawing>
+      </w:r>
+    </w:p>
+    <w:p>
+      <w:pPr>
         <w:pStyle w:val="Heading1"/>
         <w:rPr>
           <w:lang w:val="ru-RU"/>
         </w:rPr>
       </w:pPr>
-      <w:bookmarkStart w:id="2" w:name="_Toc213749118"/>
+      <w:bookmarkStart w:id="2" w:name="_Toc218008540"/>
       <w:r>
         <w:rPr>
           <w:lang w:val="ru-RU"/>
@@ -2920,6 +2981,8 @@
           <w:lang w:val="ru-RU"/>
         </w:rPr>
       </w:pPr>
+      <w:bookmarkStart w:id="3" w:name="_Ref200889732"/>
+      <w:bookmarkStart w:id="4" w:name="_Toc209457929"/>
       <w:r>
         <w:rPr>
           <w:lang w:val="ru-RU"/>
@@ -2948,37 +3011,7 @@
         <w:rPr>
           <w:lang w:val="ru-RU"/>
         </w:rPr>
-        <w:t xml:space="preserve"> в частности, предлагается </w:t>
-      </w:r>
-      <w:r>
-        <w:rPr>
-          <w:lang w:val="ru-RU"/>
-        </w:rPr>
-        <w:t>несколько</w:t>
-      </w:r>
-      <w:r>
-        <w:rPr>
-          <w:lang w:val="ru-RU"/>
-        </w:rPr>
-        <w:t xml:space="preserve"> вариант</w:t>
-      </w:r>
-      <w:r>
-        <w:rPr>
-          <w:lang w:val="ru-RU"/>
-        </w:rPr>
-        <w:t>ов</w:t>
-      </w:r>
-      <w:r>
-        <w:rPr>
-          <w:lang w:val="ru-RU"/>
-        </w:rPr>
-        <w:t xml:space="preserve"> </w:t>
-      </w:r>
-      <w:r>
-        <w:rPr>
-          <w:lang w:val="ru-RU"/>
-        </w:rPr>
-        <w:t>начала игры:</w:t>
+        <w:t xml:space="preserve"> в частности, предлагается несколько вариантов начала игры:</w:t>
       </w:r>
     </w:p>
     <w:p>
@@ -2996,43 +3029,7 @@
         <w:rPr>
           <w:lang w:val="ru-RU"/>
         </w:rPr>
-        <w:t>Создание гражданских персонажей с последующим прохождением</w:t>
-      </w:r>
-      <w:r>
-        <w:rPr>
-          <w:lang w:val="ru-RU"/>
-        </w:rPr>
-        <w:t xml:space="preserve"> обучения в</w:t>
-      </w:r>
-      <w:r>
-        <w:rPr>
-          <w:lang w:val="ru-RU"/>
-        </w:rPr>
-        <w:t xml:space="preserve"> учебно</w:t>
-      </w:r>
-      <w:r>
-        <w:rPr>
-          <w:lang w:val="ru-RU"/>
-        </w:rPr>
-        <w:t>м</w:t>
-      </w:r>
-      <w:r>
-        <w:rPr>
-          <w:lang w:val="ru-RU"/>
-        </w:rPr>
-        <w:t xml:space="preserve"> центр</w:t>
-      </w:r>
-      <w:r>
-        <w:rPr>
-          <w:lang w:val="ru-RU"/>
-        </w:rPr>
-        <w:t>е</w:t>
-      </w:r>
-      <w:r>
-        <w:rPr>
-          <w:lang w:val="ru-RU"/>
-        </w:rPr>
-        <w:t xml:space="preserve"> «Мира и процветания». Это может быть интерактивное создание персонажа </w:t>
+        <w:t xml:space="preserve">Создание гражданских персонажей с последующим прохождением обучения в учебном центре «Мира и процветания». Это может быть интерактивное создание персонажа </w:t>
       </w:r>
       <w:r>
         <w:rPr>
@@ -3050,43 +3047,43 @@
         <w:rPr>
           <w:lang w:val="ru-RU"/>
         </w:rPr>
-        <w:t xml:space="preserve">гейм-мастер может создать случайного гражданского персонажа уровня </w:t>
-      </w:r>
-      <w:r>
-        <w:rPr>
-          <w:lang w:val="ru-RU"/>
-        </w:rPr>
-        <w:t>мл. сержант</w:t>
-      </w:r>
-      <w:r>
-        <w:rPr>
-          <w:lang w:val="ru-RU"/>
-        </w:rPr>
-        <w:t xml:space="preserve"> с ЛИД от 0 до 6 так, чтобы очки тренированности </w:t>
-      </w:r>
-      <w:r>
-        <w:rPr>
-          <w:lang w:val="ru-RU"/>
-        </w:rPr>
-        <w:t>каждого навыка</w:t>
-      </w:r>
-      <w:r>
-        <w:rPr>
-          <w:lang w:val="ru-RU"/>
-        </w:rPr>
-        <w:t xml:space="preserve"> не превышали </w:t>
-      </w:r>
-      <w:r>
-        <w:rPr>
-          <w:lang w:val="ru-RU"/>
-        </w:rPr>
-        <w:t>4</w:t>
-      </w:r>
-      <w:r>
-        <w:rPr>
-          <w:lang w:val="ru-RU"/>
-        </w:rPr>
-        <w:t>.</w:t>
+        <w:t>гейм-</w:t>
+      </w:r>
+      <w:r>
+        <w:rPr>
+          <w:lang w:val="ru-RU"/>
+        </w:rPr>
+        <w:t xml:space="preserve">мастер может создать случайного гражданского </w:t>
+      </w:r>
+      <w:r>
+        <w:rPr>
+          <w:lang w:val="ru-RU"/>
+        </w:rPr>
+        <w:t xml:space="preserve">здорового </w:t>
+      </w:r>
+      <w:r>
+        <w:rPr>
+          <w:lang w:val="ru-RU"/>
+        </w:rPr>
+        <w:t>персонажа уровня мл. сержант</w:t>
+      </w:r>
+      <w:r>
+        <w:rPr>
+          <w:lang w:val="ru-RU"/>
+        </w:rPr>
+        <w:t xml:space="preserve"> с ЛИД от </w:t>
+      </w:r>
+      <w:r>
+        <w:rPr>
+          <w:lang w:val="ru-RU"/>
+        </w:rPr>
+        <w:t>2</w:t>
+      </w:r>
+      <w:r>
+        <w:rPr>
+          <w:lang w:val="ru-RU"/>
+        </w:rPr>
+        <w:t xml:space="preserve"> до 6.</w:t>
       </w:r>
     </w:p>
     <w:p>
@@ -3104,37 +3101,16 @@
         <w:rPr>
           <w:lang w:val="ru-RU"/>
         </w:rPr>
-        <w:t xml:space="preserve">Создание военных персонажей и начало игры сразу на базе «Мира и процветания» в Белизе. Гейм-мастер может создать случайного персонажа, прошедшего военные сборы уровня мл. сержант с ЛИД от 0 до 6 так, чтобы очки </w:t>
-      </w:r>
-      <w:r>
-        <w:rPr>
-          <w:lang w:val="ru-RU"/>
-        </w:rPr>
-        <w:t xml:space="preserve">тренированности </w:t>
-      </w:r>
-      <w:r>
-        <w:rPr>
-          <w:lang w:val="ru-RU"/>
-        </w:rPr>
-        <w:t xml:space="preserve">каждого </w:t>
-      </w:r>
-      <w:r>
-        <w:rPr>
-          <w:lang w:val="ru-RU"/>
-        </w:rPr>
-        <w:t>навык</w:t>
-      </w:r>
-      <w:r>
-        <w:rPr>
-          <w:lang w:val="ru-RU"/>
-        </w:rPr>
-        <w:t>а</w:t>
-      </w:r>
-      <w:r>
-        <w:rPr>
-          <w:lang w:val="ru-RU"/>
-        </w:rPr>
-        <w:t xml:space="preserve"> не превышали 8.</w:t>
+        <w:t xml:space="preserve">Создание военных персонажей и начало игры сразу на базе «Мира и процветания» в Белизе. Гейм-мастер может создать случайного здорового персонажа, прошедшего военные сборы уровня мл. сержант с ЛИД от </w:t>
+      </w:r>
+      <w:r>
+        <w:t>2</w:t>
+      </w:r>
+      <w:r>
+        <w:rPr>
+          <w:lang w:val="ru-RU"/>
+        </w:rPr>
+        <w:t xml:space="preserve"> до 6.</w:t>
       </w:r>
     </w:p>
     <w:p>
@@ -3152,25 +3128,7 @@
         <w:rPr>
           <w:lang w:val="ru-RU"/>
         </w:rPr>
-        <w:t>Подготовленные игроки могут создать персонажа самостоятельно, распределив 2</w:t>
-      </w:r>
-      <w:r>
-        <w:rPr>
-          <w:lang w:val="ru-RU"/>
-        </w:rPr>
-        <w:t>5</w:t>
-      </w:r>
-      <w:r>
-        <w:rPr>
-          <w:lang w:val="ru-RU"/>
-        </w:rPr>
-        <w:t xml:space="preserve"> очков тренированности по любым навыкам</w:t>
-      </w:r>
-      <w:r>
-        <w:rPr>
-          <w:lang w:val="ru-RU"/>
-        </w:rPr>
-        <w:t xml:space="preserve"> для старта на базе «Мира и процветания»</w:t>
+        <w:t>Подготовленные игроки могут создать персонажа самостоятельно, распределив 25 очков тренированности по любым навыкам для старта на базе «Мира и процветания»</w:t>
       </w:r>
       <w:r>
         <w:rPr>
@@ -3229,9 +3187,7 @@
           <w:lang w:val="ru-RU"/>
         </w:rPr>
       </w:pPr>
-      <w:bookmarkStart w:id="3" w:name="_Ref200889732"/>
-      <w:bookmarkStart w:id="4" w:name="_Toc209457929"/>
-      <w:bookmarkStart w:id="5" w:name="_Toc213749119"/>
+      <w:bookmarkStart w:id="5" w:name="_Toc218008541"/>
       <w:r>
         <w:rPr>
           <w:lang w:val="ru-RU"/>
@@ -3245,11 +3201,13 @@
     <w:p>
       <w:pPr>
         <w:rPr>
-          <w:lang w:val="ru-RU"/>
-        </w:rPr>
-      </w:pPr>
-      <w:r>
-        <w:rPr>
+          <w:kern w:val="20"/>
+          <w:lang w:val="ru-RU"/>
+        </w:rPr>
+      </w:pPr>
+      <w:r>
+        <w:rPr>
+          <w:kern w:val="20"/>
           <w:lang w:val="ru-RU"/>
         </w:rPr>
         <w:t>Определить примерный уровень требуемого персонажа, который определит минимальный навык ЛИД. Для гражданских можно представить соответствующий уровень исходя из их должности и рода деятельности.</w:t>
@@ -3282,11 +3240,13 @@
             <w:pPr>
               <w:jc w:val="center"/>
               <w:rPr>
-                <w:lang w:val="ru-RU"/>
-              </w:rPr>
-            </w:pPr>
-            <w:r>
-              <w:rPr>
+                <w:kern w:val="20"/>
+                <w:lang w:val="ru-RU"/>
+              </w:rPr>
+            </w:pPr>
+            <w:r>
+              <w:rPr>
+                <w:kern w:val="20"/>
                 <w:lang w:val="ru-RU"/>
               </w:rPr>
               <w:t>Уровень</w:t>
@@ -3302,11 +3262,13 @@
             <w:pPr>
               <w:jc w:val="center"/>
               <w:rPr>
-                <w:lang w:val="ru-RU"/>
-              </w:rPr>
-            </w:pPr>
-            <w:r>
-              <w:rPr>
+                <w:kern w:val="20"/>
+                <w:lang w:val="ru-RU"/>
+              </w:rPr>
+            </w:pPr>
+            <w:r>
+              <w:rPr>
+                <w:kern w:val="20"/>
                 <w:lang w:val="ru-RU"/>
               </w:rPr>
               <w:t>ЛИД</w:t>
@@ -3322,9 +3284,13 @@
             <w:pPr>
               <w:ind w:left="113" w:right="113"/>
               <w:jc w:val="center"/>
-            </w:pPr>
-            <w:r>
-              <w:rPr>
+              <w:rPr>
+                <w:kern w:val="20"/>
+              </w:rPr>
+            </w:pPr>
+            <w:r>
+              <w:rPr>
+                <w:kern w:val="20"/>
                 <w:lang w:val="ru-RU"/>
               </w:rPr>
               <w:t>Случайные навыки</w:t>
@@ -3341,11 +3307,13 @@
               <w:ind w:left="113" w:right="113"/>
               <w:jc w:val="center"/>
               <w:rPr>
-                <w:lang w:val="ru-RU"/>
-              </w:rPr>
-            </w:pPr>
-            <w:r>
-              <w:rPr>
+                <w:kern w:val="20"/>
+                <w:lang w:val="ru-RU"/>
+              </w:rPr>
+            </w:pPr>
+            <w:r>
+              <w:rPr>
+                <w:kern w:val="20"/>
                 <w:lang w:val="ru-RU"/>
               </w:rPr>
               <w:t>Случайные навыки ОРУЖ</w:t>
@@ -3362,11 +3330,13 @@
               <w:ind w:left="113" w:right="113"/>
               <w:jc w:val="center"/>
               <w:rPr>
-                <w:lang w:val="ru-RU"/>
-              </w:rPr>
-            </w:pPr>
-            <w:r>
-              <w:rPr>
+                <w:kern w:val="20"/>
+                <w:lang w:val="ru-RU"/>
+              </w:rPr>
+            </w:pPr>
+            <w:r>
+              <w:rPr>
+                <w:kern w:val="20"/>
                 <w:lang w:val="ru-RU"/>
               </w:rPr>
               <w:t>Макс значение броска</w:t>
@@ -3385,11 +3355,13 @@
               <w:rPr>
                 <w:b/>
                 <w:bCs/>
-                <w:lang w:val="ru-RU"/>
-              </w:rPr>
-            </w:pPr>
-            <w:r>
-              <w:rPr>
+                <w:kern w:val="20"/>
+                <w:lang w:val="ru-RU"/>
+              </w:rPr>
+            </w:pPr>
+            <w:r>
+              <w:rPr>
+                <w:kern w:val="20"/>
                 <w:lang w:val="ru-RU"/>
               </w:rPr>
               <w:t>Рядовой</w:t>
@@ -3403,9 +3375,13 @@
           <w:p>
             <w:pPr>
               <w:jc w:val="center"/>
-            </w:pPr>
-            <w:r>
-              <w:rPr>
+              <w:rPr>
+                <w:kern w:val="20"/>
+              </w:rPr>
+            </w:pPr>
+            <w:r>
+              <w:rPr>
+                <w:kern w:val="20"/>
                 <w:lang w:val="ru-RU"/>
               </w:rPr>
               <w:t>0</w:t>
@@ -3420,11 +3396,13 @@
             <w:pPr>
               <w:jc w:val="center"/>
               <w:rPr>
-                <w:lang w:val="ru-RU"/>
-              </w:rPr>
-            </w:pPr>
-            <w:r>
-              <w:rPr>
+                <w:kern w:val="20"/>
+                <w:lang w:val="ru-RU"/>
+              </w:rPr>
+            </w:pPr>
+            <w:r>
+              <w:rPr>
+                <w:kern w:val="20"/>
                 <w:lang w:val="ru-RU"/>
               </w:rPr>
               <w:t>1</w:t>
@@ -3439,11 +3417,13 @@
             <w:pPr>
               <w:jc w:val="center"/>
               <w:rPr>
-                <w:lang w:val="ru-RU"/>
-              </w:rPr>
-            </w:pPr>
-            <w:r>
-              <w:rPr>
+                <w:kern w:val="20"/>
+                <w:lang w:val="ru-RU"/>
+              </w:rPr>
+            </w:pPr>
+            <w:r>
+              <w:rPr>
+                <w:kern w:val="20"/>
                 <w:lang w:val="ru-RU"/>
               </w:rPr>
               <w:t>1</w:t>
@@ -3458,11 +3438,13 @@
             <w:pPr>
               <w:jc w:val="center"/>
               <w:rPr>
-                <w:lang w:val="ru-RU"/>
-              </w:rPr>
-            </w:pPr>
-            <w:r>
-              <w:rPr>
+                <w:kern w:val="20"/>
+                <w:lang w:val="ru-RU"/>
+              </w:rPr>
+            </w:pPr>
+            <w:r>
+              <w:rPr>
+                <w:kern w:val="20"/>
                 <w:lang w:val="ru-RU"/>
               </w:rPr>
               <w:t>10</w:t>
@@ -3481,11 +3463,13 @@
               <w:rPr>
                 <w:b/>
                 <w:bCs/>
-                <w:lang w:val="ru-RU"/>
-              </w:rPr>
-            </w:pPr>
-            <w:r>
-              <w:rPr>
+                <w:kern w:val="20"/>
+                <w:lang w:val="ru-RU"/>
+              </w:rPr>
+            </w:pPr>
+            <w:r>
+              <w:rPr>
+                <w:kern w:val="20"/>
                 <w:lang w:val="ru-RU"/>
               </w:rPr>
               <w:t>Мл. сержант</w:t>
@@ -3500,12 +3484,12 @@
             <w:pPr>
               <w:jc w:val="center"/>
               <w:rPr>
-                <w:lang w:val="ru-RU"/>
-              </w:rPr>
-            </w:pPr>
-            <w:r>
-              <w:rPr>
-                <w:lang w:val="ru-RU"/>
+                <w:kern w:val="20"/>
+              </w:rPr>
+            </w:pPr>
+            <w:r>
+              <w:rPr>
+                <w:kern w:val="20"/>
               </w:rPr>
               <w:t>2</w:t>
             </w:r>
@@ -3519,11 +3503,32 @@
             <w:pPr>
               <w:jc w:val="center"/>
               <w:rPr>
-                <w:lang w:val="ru-RU"/>
-              </w:rPr>
-            </w:pPr>
-            <w:r>
-              <w:rPr>
+                <w:kern w:val="20"/>
+              </w:rPr>
+            </w:pPr>
+            <w:r>
+              <w:rPr>
+                <w:kern w:val="20"/>
+              </w:rPr>
+              <w:t>1</w:t>
+            </w:r>
+          </w:p>
+        </w:tc>
+        <w:tc>
+          <w:tcPr>
+            <w:tcW w:w="917" w:type="dxa"/>
+          </w:tcPr>
+          <w:p>
+            <w:pPr>
+              <w:jc w:val="center"/>
+              <w:rPr>
+                <w:kern w:val="20"/>
+                <w:lang w:val="ru-RU"/>
+              </w:rPr>
+            </w:pPr>
+            <w:r>
+              <w:rPr>
+                <w:kern w:val="20"/>
                 <w:lang w:val="ru-RU"/>
               </w:rPr>
               <w:t>2</w:t>
@@ -3532,39 +3537,20 @@
         </w:tc>
         <w:tc>
           <w:tcPr>
-            <w:tcW w:w="917" w:type="dxa"/>
+            <w:tcW w:w="1029" w:type="dxa"/>
           </w:tcPr>
           <w:p>
             <w:pPr>
               <w:jc w:val="center"/>
               <w:rPr>
-                <w:lang w:val="ru-RU"/>
-              </w:rPr>
-            </w:pPr>
-            <w:r>
-              <w:rPr>
-                <w:lang w:val="ru-RU"/>
-              </w:rPr>
-              <w:t>2</w:t>
-            </w:r>
-          </w:p>
-        </w:tc>
-        <w:tc>
-          <w:tcPr>
-            <w:tcW w:w="1029" w:type="dxa"/>
-          </w:tcPr>
-          <w:p>
-            <w:pPr>
-              <w:jc w:val="center"/>
-              <w:rPr>
-                <w:lang w:val="ru-RU"/>
-              </w:rPr>
-            </w:pPr>
-            <w:r>
-              <w:rPr>
-                <w:lang w:val="ru-RU"/>
-              </w:rPr>
-              <w:t>16</w:t>
+                <w:kern w:val="20"/>
+              </w:rPr>
+            </w:pPr>
+            <w:r>
+              <w:rPr>
+                <w:kern w:val="20"/>
+              </w:rPr>
+              <w:t>20</w:t>
             </w:r>
           </w:p>
         </w:tc>
@@ -3580,11 +3566,13 @@
               <w:rPr>
                 <w:b/>
                 <w:bCs/>
-                <w:lang w:val="ru-RU"/>
-              </w:rPr>
-            </w:pPr>
-            <w:r>
-              <w:rPr>
+                <w:kern w:val="20"/>
+                <w:lang w:val="ru-RU"/>
+              </w:rPr>
+            </w:pPr>
+            <w:r>
+              <w:rPr>
+                <w:kern w:val="20"/>
                 <w:lang w:val="ru-RU"/>
               </w:rPr>
               <w:t>Сержант</w:t>
@@ -3599,11 +3587,13 @@
             <w:pPr>
               <w:jc w:val="center"/>
               <w:rPr>
-                <w:lang w:val="ru-RU"/>
-              </w:rPr>
-            </w:pPr>
-            <w:r>
-              <w:rPr>
+                <w:kern w:val="20"/>
+                <w:lang w:val="ru-RU"/>
+              </w:rPr>
+            </w:pPr>
+            <w:r>
+              <w:rPr>
+                <w:kern w:val="20"/>
                 <w:lang w:val="ru-RU"/>
               </w:rPr>
               <w:t>4</w:t>
@@ -3618,14 +3608,14 @@
             <w:pPr>
               <w:jc w:val="center"/>
               <w:rPr>
-                <w:lang w:val="ru-RU"/>
-              </w:rPr>
-            </w:pPr>
-            <w:r>
-              <w:rPr>
-                <w:lang w:val="ru-RU"/>
-              </w:rPr>
-              <w:t>3</w:t>
+                <w:kern w:val="20"/>
+              </w:rPr>
+            </w:pPr>
+            <w:r>
+              <w:rPr>
+                <w:kern w:val="20"/>
+              </w:rPr>
+              <w:t>2</w:t>
             </w:r>
           </w:p>
         </w:tc>
@@ -3637,11 +3627,13 @@
             <w:pPr>
               <w:jc w:val="center"/>
               <w:rPr>
-                <w:lang w:val="ru-RU"/>
-              </w:rPr>
-            </w:pPr>
-            <w:r>
-              <w:rPr>
+                <w:kern w:val="20"/>
+                <w:lang w:val="ru-RU"/>
+              </w:rPr>
+            </w:pPr>
+            <w:r>
+              <w:rPr>
+                <w:kern w:val="20"/>
                 <w:lang w:val="ru-RU"/>
               </w:rPr>
               <w:t>2</w:t>
@@ -3656,11 +3648,13 @@
             <w:pPr>
               <w:jc w:val="center"/>
               <w:rPr>
-                <w:lang w:val="ru-RU"/>
-              </w:rPr>
-            </w:pPr>
-            <w:r>
-              <w:rPr>
+                <w:kern w:val="20"/>
+                <w:lang w:val="ru-RU"/>
+              </w:rPr>
+            </w:pPr>
+            <w:r>
+              <w:rPr>
+                <w:kern w:val="20"/>
                 <w:lang w:val="ru-RU"/>
               </w:rPr>
               <w:t>20</w:t>
@@ -3679,11 +3673,13 @@
               <w:rPr>
                 <w:b/>
                 <w:bCs/>
-                <w:lang w:val="ru-RU"/>
-              </w:rPr>
-            </w:pPr>
-            <w:r>
-              <w:rPr>
+                <w:kern w:val="20"/>
+                <w:lang w:val="ru-RU"/>
+              </w:rPr>
+            </w:pPr>
+            <w:r>
+              <w:rPr>
+                <w:kern w:val="20"/>
                 <w:lang w:val="ru-RU"/>
               </w:rPr>
               <w:t>Лейтенант</w:t>
@@ -3698,14 +3694,14 @@
             <w:pPr>
               <w:jc w:val="center"/>
               <w:rPr>
-                <w:lang w:val="ru-RU"/>
-              </w:rPr>
-            </w:pPr>
-            <w:r>
-              <w:rPr>
-                <w:lang w:val="ru-RU"/>
-              </w:rPr>
-              <w:t>6</w:t>
+                <w:kern w:val="20"/>
+              </w:rPr>
+            </w:pPr>
+            <w:r>
+              <w:rPr>
+                <w:kern w:val="20"/>
+              </w:rPr>
+              <w:t>7</w:t>
             </w:r>
           </w:p>
         </w:tc>
@@ -3717,11 +3713,13 @@
             <w:pPr>
               <w:jc w:val="center"/>
               <w:rPr>
-                <w:lang w:val="ru-RU"/>
-              </w:rPr>
-            </w:pPr>
-            <w:r>
-              <w:rPr>
+                <w:kern w:val="20"/>
+                <w:lang w:val="ru-RU"/>
+              </w:rPr>
+            </w:pPr>
+            <w:r>
+              <w:rPr>
+                <w:kern w:val="20"/>
                 <w:lang w:val="ru-RU"/>
               </w:rPr>
               <w:t>3</w:t>
@@ -3736,14 +3734,14 @@
             <w:pPr>
               <w:jc w:val="center"/>
               <w:rPr>
-                <w:lang w:val="ru-RU"/>
-              </w:rPr>
-            </w:pPr>
-            <w:r>
-              <w:rPr>
-                <w:lang w:val="ru-RU"/>
-              </w:rPr>
-              <w:t>3</w:t>
+                <w:kern w:val="20"/>
+              </w:rPr>
+            </w:pPr>
+            <w:r>
+              <w:rPr>
+                <w:kern w:val="20"/>
+              </w:rPr>
+              <w:t>1</w:t>
             </w:r>
           </w:p>
         </w:tc>
@@ -3755,11 +3753,13 @@
             <w:pPr>
               <w:jc w:val="center"/>
               <w:rPr>
-                <w:lang w:val="ru-RU"/>
-              </w:rPr>
-            </w:pPr>
-            <w:r>
-              <w:rPr>
+                <w:kern w:val="20"/>
+                <w:lang w:val="ru-RU"/>
+              </w:rPr>
+            </w:pPr>
+            <w:r>
+              <w:rPr>
+                <w:kern w:val="20"/>
                 <w:lang w:val="ru-RU"/>
               </w:rPr>
               <w:t>14</w:t>
@@ -3778,11 +3778,13 @@
               <w:rPr>
                 <w:b/>
                 <w:bCs/>
-                <w:lang w:val="ru-RU"/>
-              </w:rPr>
-            </w:pPr>
-            <w:r>
-              <w:rPr>
+                <w:kern w:val="20"/>
+                <w:lang w:val="ru-RU"/>
+              </w:rPr>
+            </w:pPr>
+            <w:r>
+              <w:rPr>
+                <w:kern w:val="20"/>
                 <w:lang w:val="ru-RU"/>
               </w:rPr>
               <w:t>Капитан</w:t>
@@ -3797,14 +3799,22 @@
             <w:pPr>
               <w:jc w:val="center"/>
               <w:rPr>
-                <w:lang w:val="ru-RU"/>
-              </w:rPr>
-            </w:pPr>
-            <w:r>
-              <w:rPr>
-                <w:lang w:val="ru-RU"/>
-              </w:rPr>
-              <w:t>8</w:t>
+                <w:kern w:val="20"/>
+                <w:lang w:val="ru-RU"/>
+              </w:rPr>
+            </w:pPr>
+            <w:r>
+              <w:rPr>
+                <w:kern w:val="20"/>
+              </w:rPr>
+              <w:t>1</w:t>
+            </w:r>
+            <w:r>
+              <w:rPr>
+                <w:kern w:val="20"/>
+                <w:lang w:val="ru-RU"/>
+              </w:rPr>
+              <w:t>2</w:t>
             </w:r>
           </w:p>
         </w:tc>
@@ -3815,8 +3825,14 @@
           <w:p>
             <w:pPr>
               <w:jc w:val="center"/>
-            </w:pPr>
-            <w:r>
+              <w:rPr>
+                <w:kern w:val="20"/>
+              </w:rPr>
+            </w:pPr>
+            <w:r>
+              <w:rPr>
+                <w:kern w:val="20"/>
+              </w:rPr>
               <w:t>4</w:t>
             </w:r>
           </w:p>
@@ -3829,11 +3845,13 @@
             <w:pPr>
               <w:jc w:val="center"/>
               <w:rPr>
-                <w:lang w:val="ru-RU"/>
-              </w:rPr>
-            </w:pPr>
-            <w:r>
-              <w:rPr>
+                <w:kern w:val="20"/>
+                <w:lang w:val="ru-RU"/>
+              </w:rPr>
+            </w:pPr>
+            <w:r>
+              <w:rPr>
+                <w:kern w:val="20"/>
                 <w:lang w:val="ru-RU"/>
               </w:rPr>
               <w:t>3</w:t>
@@ -3848,14 +3866,21 @@
             <w:pPr>
               <w:jc w:val="center"/>
               <w:rPr>
-                <w:lang w:val="ru-RU"/>
-              </w:rPr>
-            </w:pPr>
-            <w:r>
-              <w:rPr>
-                <w:lang w:val="ru-RU"/>
-              </w:rPr>
-              <w:t>16</w:t>
+                <w:kern w:val="20"/>
+              </w:rPr>
+            </w:pPr>
+            <w:r>
+              <w:rPr>
+                <w:kern w:val="20"/>
+                <w:lang w:val="ru-RU"/>
+              </w:rPr>
+              <w:t>1</w:t>
+            </w:r>
+            <w:r>
+              <w:rPr>
+                <w:kern w:val="20"/>
+              </w:rPr>
+              <w:t>4</w:t>
             </w:r>
           </w:p>
         </w:tc>
@@ -3871,11 +3896,13 @@
               <w:rPr>
                 <w:b/>
                 <w:bCs/>
-                <w:lang w:val="ru-RU"/>
-              </w:rPr>
-            </w:pPr>
-            <w:r>
-              <w:rPr>
+                <w:kern w:val="20"/>
+                <w:lang w:val="ru-RU"/>
+              </w:rPr>
+            </w:pPr>
+            <w:r>
+              <w:rPr>
+                <w:kern w:val="20"/>
                 <w:lang w:val="ru-RU"/>
               </w:rPr>
               <w:t>Майор</w:t>
@@ -3890,14 +3917,16 @@
             <w:pPr>
               <w:jc w:val="center"/>
               <w:rPr>
-                <w:lang w:val="ru-RU"/>
-              </w:rPr>
-            </w:pPr>
-            <w:r>
-              <w:rPr>
-                <w:lang w:val="ru-RU"/>
-              </w:rPr>
-              <w:t>10</w:t>
+                <w:kern w:val="20"/>
+                <w:lang w:val="ru-RU"/>
+              </w:rPr>
+            </w:pPr>
+            <w:r>
+              <w:rPr>
+                <w:kern w:val="20"/>
+                <w:lang w:val="ru-RU"/>
+              </w:rPr>
+              <w:t>15</w:t>
             </w:r>
           </w:p>
         </w:tc>
@@ -3909,11 +3938,13 @@
             <w:pPr>
               <w:jc w:val="center"/>
               <w:rPr>
-                <w:lang w:val="ru-RU"/>
-              </w:rPr>
-            </w:pPr>
-            <w:r>
-              <w:rPr>
+                <w:kern w:val="20"/>
+                <w:lang w:val="ru-RU"/>
+              </w:rPr>
+            </w:pPr>
+            <w:r>
+              <w:rPr>
+                <w:kern w:val="20"/>
                 <w:lang w:val="ru-RU"/>
               </w:rPr>
               <w:t>4</w:t>
@@ -3927,8 +3958,14 @@
           <w:p>
             <w:pPr>
               <w:jc w:val="center"/>
-            </w:pPr>
-            <w:r>
+              <w:rPr>
+                <w:kern w:val="20"/>
+              </w:rPr>
+            </w:pPr>
+            <w:r>
+              <w:rPr>
+                <w:kern w:val="20"/>
+              </w:rPr>
               <w:t>4</w:t>
             </w:r>
           </w:p>
@@ -3941,11 +3978,13 @@
             <w:pPr>
               <w:jc w:val="center"/>
               <w:rPr>
-                <w:lang w:val="ru-RU"/>
-              </w:rPr>
-            </w:pPr>
-            <w:r>
-              <w:rPr>
+                <w:kern w:val="20"/>
+                <w:lang w:val="ru-RU"/>
+              </w:rPr>
+            </w:pPr>
+            <w:r>
+              <w:rPr>
+                <w:kern w:val="20"/>
                 <w:lang w:val="ru-RU"/>
               </w:rPr>
               <w:t>14</w:t>
@@ -3964,11 +4003,13 @@
               <w:rPr>
                 <w:b/>
                 <w:bCs/>
-                <w:lang w:val="ru-RU"/>
-              </w:rPr>
-            </w:pPr>
-            <w:r>
-              <w:rPr>
+                <w:kern w:val="20"/>
+                <w:lang w:val="ru-RU"/>
+              </w:rPr>
+            </w:pPr>
+            <w:r>
+              <w:rPr>
+                <w:kern w:val="20"/>
                 <w:lang w:val="ru-RU"/>
               </w:rPr>
               <w:t>Полковник</w:t>
@@ -3983,14 +4024,16 @@
             <w:pPr>
               <w:jc w:val="center"/>
               <w:rPr>
-                <w:lang w:val="ru-RU"/>
-              </w:rPr>
-            </w:pPr>
-            <w:r>
-              <w:rPr>
-                <w:lang w:val="ru-RU"/>
-              </w:rPr>
-              <w:t>13</w:t>
+                <w:kern w:val="20"/>
+                <w:lang w:val="ru-RU"/>
+              </w:rPr>
+            </w:pPr>
+            <w:r>
+              <w:rPr>
+                <w:kern w:val="20"/>
+                <w:lang w:val="ru-RU"/>
+              </w:rPr>
+              <w:t>16</w:t>
             </w:r>
           </w:p>
         </w:tc>
@@ -4002,11 +4045,13 @@
             <w:pPr>
               <w:jc w:val="center"/>
               <w:rPr>
-                <w:lang w:val="ru-RU"/>
-              </w:rPr>
-            </w:pPr>
-            <w:r>
-              <w:rPr>
+                <w:kern w:val="20"/>
+                <w:lang w:val="ru-RU"/>
+              </w:rPr>
+            </w:pPr>
+            <w:r>
+              <w:rPr>
+                <w:kern w:val="20"/>
                 <w:lang w:val="ru-RU"/>
               </w:rPr>
               <w:t>4</w:t>
@@ -4022,11 +4067,13 @@
               <w:keepNext/>
               <w:jc w:val="center"/>
               <w:rPr>
-                <w:lang w:val="ru-RU"/>
-              </w:rPr>
-            </w:pPr>
-            <w:r>
-              <w:rPr>
+                <w:kern w:val="20"/>
+                <w:lang w:val="ru-RU"/>
+              </w:rPr>
+            </w:pPr>
+            <w:r>
+              <w:rPr>
+                <w:kern w:val="20"/>
                 <w:lang w:val="ru-RU"/>
               </w:rPr>
               <w:t>5</w:t>
@@ -4042,14 +4089,14 @@
               <w:keepNext/>
               <w:jc w:val="center"/>
               <w:rPr>
-                <w:lang w:val="ru-RU"/>
-              </w:rPr>
-            </w:pPr>
-            <w:r>
-              <w:rPr>
-                <w:lang w:val="ru-RU"/>
-              </w:rPr>
-              <w:t>8</w:t>
+                <w:kern w:val="20"/>
+              </w:rPr>
+            </w:pPr>
+            <w:r>
+              <w:rPr>
+                <w:kern w:val="20"/>
+              </w:rPr>
+              <w:t>14</w:t>
             </w:r>
           </w:p>
         </w:tc>
@@ -4065,11 +4112,13 @@
               <w:rPr>
                 <w:b/>
                 <w:bCs/>
-                <w:lang w:val="ru-RU"/>
-              </w:rPr>
-            </w:pPr>
-            <w:r>
-              <w:rPr>
+                <w:kern w:val="20"/>
+                <w:lang w:val="ru-RU"/>
+              </w:rPr>
+            </w:pPr>
+            <w:r>
+              <w:rPr>
+                <w:kern w:val="20"/>
                 <w:lang w:val="ru-RU"/>
               </w:rPr>
               <w:t>Генерал</w:t>
@@ -4084,11 +4133,13 @@
             <w:pPr>
               <w:jc w:val="center"/>
               <w:rPr>
-                <w:lang w:val="ru-RU"/>
-              </w:rPr>
-            </w:pPr>
-            <w:r>
-              <w:rPr>
+                <w:kern w:val="20"/>
+                <w:lang w:val="ru-RU"/>
+              </w:rPr>
+            </w:pPr>
+            <w:r>
+              <w:rPr>
+                <w:kern w:val="20"/>
                 <w:lang w:val="ru-RU"/>
               </w:rPr>
               <w:t>20</w:t>
@@ -4103,11 +4154,13 @@
             <w:pPr>
               <w:jc w:val="center"/>
               <w:rPr>
-                <w:lang w:val="ru-RU"/>
-              </w:rPr>
-            </w:pPr>
-            <w:r>
-              <w:rPr>
+                <w:kern w:val="20"/>
+                <w:lang w:val="ru-RU"/>
+              </w:rPr>
+            </w:pPr>
+            <w:r>
+              <w:rPr>
+                <w:kern w:val="20"/>
                 <w:lang w:val="ru-RU"/>
               </w:rPr>
               <w:t>5</w:t>
@@ -4123,11 +4176,13 @@
               <w:keepNext/>
               <w:jc w:val="center"/>
               <w:rPr>
-                <w:lang w:val="ru-RU"/>
-              </w:rPr>
-            </w:pPr>
-            <w:r>
-              <w:rPr>
+                <w:kern w:val="20"/>
+                <w:lang w:val="ru-RU"/>
+              </w:rPr>
+            </w:pPr>
+            <w:r>
+              <w:rPr>
+                <w:kern w:val="20"/>
                 <w:lang w:val="ru-RU"/>
               </w:rPr>
               <w:t>5</w:t>
@@ -4143,11 +4198,13 @@
               <w:keepNext/>
               <w:jc w:val="center"/>
               <w:rPr>
-                <w:lang w:val="ru-RU"/>
-              </w:rPr>
-            </w:pPr>
-            <w:r>
-              <w:rPr>
+                <w:kern w:val="20"/>
+                <w:lang w:val="ru-RU"/>
+              </w:rPr>
+            </w:pPr>
+            <w:r>
+              <w:rPr>
+                <w:kern w:val="20"/>
                 <w:lang w:val="ru-RU"/>
               </w:rPr>
               <w:t>6</w:t>
@@ -4161,22 +4218,51 @@
         <w:pStyle w:val="Caption"/>
         <w:jc w:val="center"/>
         <w:rPr>
-          <w:lang w:val="ru-RU"/>
-        </w:rPr>
-      </w:pPr>
-      <w:r>
+          <w:kern w:val="20"/>
+          <w:lang w:val="ru-RU"/>
+        </w:rPr>
+      </w:pPr>
+      <w:r>
+        <w:rPr>
+          <w:kern w:val="20"/>
+        </w:rPr>
         <w:t xml:space="preserve">Таблица </w:t>
       </w:r>
-      <w:fldSimple w:instr=" SEQ Таблица \* ARABIC ">
-        <w:r>
-          <w:rPr>
-            <w:noProof/>
-          </w:rPr>
-          <w:t>1</w:t>
-        </w:r>
-      </w:fldSimple>
-      <w:r>
-        <w:rPr>
+      <w:r>
+        <w:rPr>
+          <w:kern w:val="20"/>
+        </w:rPr>
+        <w:fldChar w:fldCharType="begin"/>
+      </w:r>
+      <w:r>
+        <w:rPr>
+          <w:kern w:val="20"/>
+        </w:rPr>
+        <w:instrText xml:space="preserve"> SEQ Таблица \* ARABIC </w:instrText>
+      </w:r>
+      <w:r>
+        <w:rPr>
+          <w:kern w:val="20"/>
+        </w:rPr>
+        <w:fldChar w:fldCharType="separate"/>
+      </w:r>
+      <w:r>
+        <w:rPr>
+          <w:noProof/>
+          <w:kern w:val="20"/>
+        </w:rPr>
+        <w:t>1</w:t>
+      </w:r>
+      <w:r>
+        <w:rPr>
+          <w:noProof/>
+          <w:kern w:val="20"/>
+        </w:rPr>
+        <w:fldChar w:fldCharType="end"/>
+      </w:r>
+      <w:r>
+        <w:rPr>
+          <w:kern w:val="20"/>
           <w:lang w:val="ru-RU"/>
         </w:rPr>
         <w:t>: создание случайного персонажа</w:t>
@@ -4185,112 +4271,72 @@
     <w:p>
       <w:pPr>
         <w:rPr>
-          <w:lang w:val="ru-RU"/>
-        </w:rPr>
-      </w:pPr>
-      <w:r>
-        <w:rPr>
-          <w:lang w:val="ru-RU"/>
-        </w:rPr>
-        <w:t>Обычный здоровый человек получает 3 ФП.</w:t>
+          <w:kern w:val="20"/>
+          <w:lang w:val="ru-RU"/>
+        </w:rPr>
+      </w:pPr>
+      <w:r>
+        <w:rPr>
+          <w:kern w:val="20"/>
+          <w:lang w:val="ru-RU"/>
+        </w:rPr>
+        <w:t>Обычный здоровый, но не спортивный человек получает 5 ФП.</w:t>
       </w:r>
     </w:p>
     <w:p>
       <w:pPr>
         <w:rPr>
-          <w:lang w:val="ru-RU"/>
-        </w:rPr>
-      </w:pPr>
-      <w:r>
-        <w:rPr>
-          <w:lang w:val="ru-RU"/>
-        </w:rPr>
-        <w:t xml:space="preserve">Прошедшие военные сборы персонажи получают 4 ФП, </w:t>
-      </w:r>
-      <w:r>
-        <w:rPr>
-          <w:lang w:val="ru-RU"/>
-        </w:rPr>
-        <w:t>3</w:t>
-      </w:r>
-      <w:r>
-        <w:rPr>
-          <w:lang w:val="ru-RU"/>
-        </w:rPr>
-        <w:t xml:space="preserve"> ТП,</w:t>
-      </w:r>
-      <w:r>
-        <w:rPr>
-          <w:lang w:val="ru-RU"/>
-        </w:rPr>
-        <w:t xml:space="preserve"> </w:t>
-      </w:r>
-      <w:r>
-        <w:rPr>
-          <w:lang w:val="ru-RU"/>
-        </w:rPr>
-        <w:t xml:space="preserve">1 МСК, </w:t>
-      </w:r>
-      <w:r>
-        <w:rPr>
-          <w:lang w:val="ru-RU"/>
-        </w:rPr>
-        <w:t>3</w:t>
-      </w:r>
-      <w:r>
-        <w:rPr>
-          <w:lang w:val="ru-RU"/>
-        </w:rPr>
-        <w:t xml:space="preserve"> ОРУЖ лёгкое стрелковое и 1 ОРУЖ гранаты. Для гражданских персонажей максимальное значение броска для навыков ОРУЖ всегда равно 4.</w:t>
+          <w:kern w:val="20"/>
+          <w:lang w:val="ru-RU"/>
+        </w:rPr>
+      </w:pPr>
+      <w:r>
+        <w:rPr>
+          <w:kern w:val="20"/>
+          <w:lang w:val="ru-RU"/>
+        </w:rPr>
+        <w:t>Прошедшие военные сборы персонажи получают 8 ФП, 4 ТП, 1 МСК, 5 ОРУЖ лёгкое стрелковое и 2 ОРУЖ гранаты. Для гражданских персонажей максимальное значение броска для навыков ОРУЖ всегда равно 6.</w:t>
       </w:r>
     </w:p>
     <w:p>
       <w:pPr>
         <w:rPr>
-          <w:lang w:val="ru-RU"/>
-        </w:rPr>
-      </w:pPr>
-      <w:r>
-        <w:rPr>
+          <w:kern w:val="20"/>
+          <w:lang w:val="ru-RU"/>
+        </w:rPr>
+      </w:pPr>
+      <w:r>
+        <w:rPr>
+          <w:kern w:val="20"/>
           <w:lang w:val="ru-RU"/>
         </w:rPr>
         <w:t xml:space="preserve">В зависимости от уровня, персонаж получает возможность нескольких бросков навыков: отдельно для навыков ОРУЖ и остальных навыков (ФП, ТП, МЕД, МСК, все МЕХ). Для каждого случайно выбранного навыка выполняется бросок </w:t>
       </w:r>
       <w:r>
+        <w:rPr>
+          <w:kern w:val="20"/>
+        </w:rPr>
         <w:t>DX</w:t>
       </w:r>
       <w:r>
         <w:rPr>
+          <w:kern w:val="20"/>
           <w:lang w:val="ru-RU"/>
         </w:rPr>
         <w:t xml:space="preserve">, где </w:t>
       </w:r>
       <w:r>
+        <w:rPr>
+          <w:kern w:val="20"/>
+        </w:rPr>
         <w:t>X</w:t>
       </w:r>
       <w:r>
         <w:rPr>
-          <w:lang w:val="ru-RU"/>
-        </w:rPr>
-        <w:t xml:space="preserve"> </w:t>
-      </w:r>
-      <w:r>
-        <w:rPr>
-          <w:lang w:val="ru-RU"/>
-        </w:rPr>
-        <w:t>–</w:t>
-      </w:r>
-      <w:r>
-        <w:rPr>
-          <w:lang w:val="ru-RU"/>
-        </w:rPr>
-        <w:t xml:space="preserve"> </w:t>
-      </w:r>
-      <w:r>
-        <w:rPr>
-          <w:lang w:val="ru-RU"/>
-        </w:rPr>
-        <w:t>максимальное значение броска из таблицы. Выпавшее значение становится очками тренированности навыка. Если несколько раз случайно выбирается один и тот же навык, то выбирается максимальное значение из бросков.</w:t>
+          <w:kern w:val="20"/>
+          <w:lang w:val="ru-RU"/>
+        </w:rPr>
+        <w:t xml:space="preserve"> – максимальное значение броска из таблицы. Выпавшее значение становится очками тренированности навыка. Если несколько раз случайно выбирается один и тот же навык, то выбирается максимальное значение из бросков.</w:t>
       </w:r>
     </w:p>
     <w:p>
@@ -4300,11 +4346,12 @@
           <w:lang w:val="ru-RU"/>
         </w:rPr>
       </w:pPr>
-      <w:bookmarkStart w:id="6" w:name="_Toc213749120"/>
-      <w:r>
-        <w:rPr>
-          <w:lang w:val="ru-RU"/>
-        </w:rPr>
+      <w:bookmarkStart w:id="6" w:name="_Toc218008542"/>
+      <w:r>
+        <w:rPr>
+          <w:lang w:val="ru-RU"/>
+        </w:rPr>
+        <w:lastRenderedPageBreak/>
         <w:t>Создание персонажа с помощью анкеты</w:t>
       </w:r>
       <w:bookmarkEnd w:id="6"/>
@@ -4342,14 +4389,7 @@
         <w:rPr>
           <w:lang w:val="ru-RU"/>
         </w:rPr>
-        <w:t xml:space="preserve"> Дом-работа, поел – сходил в туалет – поспал. Нет никакой разницы между начальниками или клиентами: везде полно </w:t>
-      </w:r>
-      <w:r>
-        <w:rPr>
-          <w:lang w:val="ru-RU"/>
-        </w:rPr>
-        <w:lastRenderedPageBreak/>
-        <w:t>дураков, и тот факт, что они платят вам деньги за общение с ними, никак не может это компенсировать.</w:t>
+        <w:t xml:space="preserve"> Дом-работа, поел – сходил в туалет – поспал. Нет никакой разницы между начальниками или клиентами: везде полно дураков, и тот факт, что они платят вам деньги за общение с ними, никак не может это компенсировать.</w:t>
       </w:r>
     </w:p>
     <w:p>
@@ -4494,7 +4534,13 @@
         <w:rPr>
           <w:lang w:val="ru-RU"/>
         </w:rPr>
-        <w:t>в Афганистане с 1980 года, в Ираке, Польше, Венгрии, Германии с 1991,  в Ливии с 2011 года, в Сирии с 2014, в Казахстане с 2017, в Канаде с 2019, в  Мексике с 2020, в Грузии, Армении и Турции с 2022, в Бразилии с 2024.</w:t>
+        <w:t xml:space="preserve">в Афганистане с 1980 года, в Ираке, Польше, </w:t>
+      </w:r>
+      <w:r>
+        <w:rPr>
+          <w:lang w:val="ru-RU"/>
+        </w:rPr>
+        <w:t>Венгрии, Германии с 1991,  в Ливии с 2011 года, в Сирии с 2014, в Казахстане с 2017, в Канаде с 2019, в  Мексике с 2020, в Грузии, Армении и Турции с 2022, в Бразилии с 2024.</w:t>
       </w:r>
     </w:p>
     <w:p>
@@ -4537,13 +4583,7 @@
         <w:rPr>
           <w:lang w:val="ru-RU"/>
         </w:rPr>
-        <w:t xml:space="preserve">, с которым недавно был </w:t>
-      </w:r>
-      <w:r>
-        <w:rPr>
-          <w:lang w:val="ru-RU"/>
-        </w:rPr>
-        <w:t>заключён контракт</w:t>
+        <w:t>, с которым недавно был заключён контракт</w:t>
       </w:r>
       <w:r>
         <w:rPr>
@@ -4679,16 +4719,721 @@
       </w:pPr>
       <w:r>
         <w:rPr>
-          <w:lang w:val="ru-RU"/>
-        </w:rPr>
-        <w:t xml:space="preserve">После фуршета, когда гостям предлагается принять решение и подписать документы, вы, уже особо не колеблясь, берёте контракт, присаживаетесь за стол и перечитываете его. Перед вами лежит авторучка. Контракт содержит пункт о неразглашении, уведомление о рисках для жизни и здоровья и пункты об ответственности за нарушение дисциплины и уже подписан директором </w:t>
-      </w:r>
-      <w:r>
-        <w:rPr>
+          <w:noProof/>
           <w:lang w:val="ru-RU"/>
         </w:rPr>
         <w:lastRenderedPageBreak/>
-        <w:t>компании, Джонатаном Энтони Келли. Вы берёте ручку, подписываете каждую страницу документа, и отдаёте документ ассистенту. В обмен тот передаёт вам карточку, где указано место и время посадки на транспорт для отправления в учебный центр.</w:t>
+        <mc:AlternateContent>
+          <mc:Choice Requires="wpg">
+            <w:drawing>
+              <wp:anchor distT="0" distB="0" distL="228600" distR="228600" simplePos="0" relativeHeight="251680256" behindDoc="0" locked="0" layoutInCell="1" allowOverlap="1" wp14:anchorId="05EE9B9D" wp14:editId="3B3696F3">
+                <wp:simplePos x="0" y="0"/>
+                <wp:positionH relativeFrom="margin">
+                  <wp:posOffset>-1</wp:posOffset>
+                </wp:positionH>
+                <wp:positionV relativeFrom="margin">
+                  <wp:posOffset>2144932</wp:posOffset>
+                </wp:positionV>
+                <wp:extent cx="3079751" cy="3815080"/>
+                <wp:effectExtent l="0" t="0" r="6350" b="13970"/>
+                <wp:wrapSquare wrapText="bothSides"/>
+                <wp:docPr id="173" name="Group 184"/>
+                <wp:cNvGraphicFramePr/>
+                <a:graphic xmlns:a="http://schemas.openxmlformats.org/drawingml/2006/main">
+                  <a:graphicData uri="http://schemas.microsoft.com/office/word/2010/wordprocessingGroup">
+                    <wpg:wgp>
+                      <wpg:cNvGrpSpPr/>
+                      <wpg:grpSpPr>
+                        <a:xfrm>
+                          <a:off x="0" y="0"/>
+                          <a:ext cx="3079751" cy="3815080"/>
+                          <a:chOff x="11" y="9470"/>
+                          <a:chExt cx="3189792" cy="1524367"/>
+                        </a:xfrm>
+                      </wpg:grpSpPr>
+                      <wps:wsp>
+                        <wps:cNvPr id="174" name="Rectangle 174"/>
+                        <wps:cNvSpPr>
+                          <a:spLocks noChangeAspect="1"/>
+                        </wps:cNvSpPr>
+                        <wps:spPr>
+                          <a:xfrm>
+                            <a:off x="11" y="799124"/>
+                            <a:ext cx="1165627" cy="695714"/>
+                          </a:xfrm>
+                          <a:prstGeom prst="rect">
+                            <a:avLst/>
+                          </a:prstGeom>
+                          <a:blipFill dpi="0" rotWithShape="1">
+                            <a:blip r:embed="rId18" cstate="print">
+                              <a:duotone>
+                                <a:schemeClr val="bg2">
+                                  <a:shade val="45000"/>
+                                  <a:satMod val="135000"/>
+                                </a:schemeClr>
+                                <a:prstClr val="white"/>
+                              </a:duotone>
+                              <a:extLst>
+                                <a:ext uri="{BEBA8EAE-BF5A-486C-A8C5-ECC9F3942E4B}">
+                                  <a14:imgProps xmlns:a14="http://schemas.microsoft.com/office/drawing/2010/main">
+                                    <a14:imgLayer r:embed="rId19">
+                                      <a14:imgEffect>
+                                        <a14:saturation sat="99000"/>
+                                      </a14:imgEffect>
+                                    </a14:imgLayer>
+                                  </a14:imgProps>
+                                </a:ext>
+                                <a:ext uri="{28A0092B-C50C-407E-A947-70E740481C1C}">
+                                  <a14:useLocalDpi xmlns:a14="http://schemas.microsoft.com/office/drawing/2010/main" val="0"/>
+                                </a:ext>
+                              </a:extLst>
+                            </a:blip>
+                            <a:srcRect/>
+                            <a:stretch>
+                              <a:fillRect/>
+                            </a:stretch>
+                          </a:blipFill>
+                          <a:ln>
+                            <a:noFill/>
+                          </a:ln>
+                          <a:effectLst/>
+                        </wps:spPr>
+                        <wps:style>
+                          <a:lnRef idx="2">
+                            <a:schemeClr val="accent1">
+                              <a:shade val="50000"/>
+                            </a:schemeClr>
+                          </a:lnRef>
+                          <a:fillRef idx="1">
+                            <a:schemeClr val="accent1"/>
+                          </a:fillRef>
+                          <a:effectRef idx="0">
+                            <a:schemeClr val="accent1"/>
+                          </a:effectRef>
+                          <a:fontRef idx="minor">
+                            <a:schemeClr val="lt1"/>
+                          </a:fontRef>
+                        </wps:style>
+                        <wps:bodyPr rot="0" spcFirstLastPara="0" vertOverflow="overflow" horzOverflow="overflow" vert="horz" wrap="square" lIns="91440" tIns="45720" rIns="91440" bIns="45720" numCol="1" spcCol="0" rtlCol="0" fromWordArt="0" anchor="ctr" anchorCtr="0" forceAA="0" compatLnSpc="1">
+                          <a:prstTxWarp prst="textNoShape">
+                            <a:avLst/>
+                          </a:prstTxWarp>
+                          <a:noAutofit/>
+                        </wps:bodyPr>
+                      </wps:wsp>
+                      <wps:wsp>
+                        <wps:cNvPr id="178" name="Text Box 178"/>
+                        <wps:cNvSpPr txBox="1"/>
+                        <wps:spPr>
+                          <a:xfrm>
+                            <a:off x="208995" y="9470"/>
+                            <a:ext cx="2980808" cy="1524367"/>
+                          </a:xfrm>
+                          <a:prstGeom prst="rect">
+                            <a:avLst/>
+                          </a:prstGeom>
+                          <a:noFill/>
+                          <a:ln w="6350">
+                            <a:noFill/>
+                          </a:ln>
+                          <a:effectLst/>
+                        </wps:spPr>
+                        <wps:style>
+                          <a:lnRef idx="0">
+                            <a:schemeClr val="accent1"/>
+                          </a:lnRef>
+                          <a:fillRef idx="0">
+                            <a:schemeClr val="accent1"/>
+                          </a:fillRef>
+                          <a:effectRef idx="0">
+                            <a:schemeClr val="accent1"/>
+                          </a:effectRef>
+                          <a:fontRef idx="minor">
+                            <a:schemeClr val="dk1"/>
+                          </a:fontRef>
+                        </wps:style>
+                        <wps:txbx>
+                          <w:txbxContent>
+                            <w:p>
+                              <w:pPr>
+                                <w:ind w:left="504"/>
+                                <w:jc w:val="right"/>
+                                <w:rPr>
+                                  <w:i/>
+                                  <w:iCs/>
+                                  <w:smallCaps/>
+                                  <w:sz w:val="28"/>
+                                  <w:szCs w:val="28"/>
+                                  <w:lang w:val="ru-RU"/>
+                                </w:rPr>
+                              </w:pPr>
+                              <w:r>
+                                <w:rPr>
+                                  <w:i/>
+                                  <w:iCs/>
+                                  <w:smallCaps/>
+                                  <w:sz w:val="28"/>
+                                  <w:szCs w:val="28"/>
+                                  <w:lang w:val="ru-RU"/>
+                                </w:rPr>
+                                <w:t>Принц Генрих</w:t>
+                              </w:r>
+                              <w:r>
+                                <w:rPr>
+                                  <w:i/>
+                                  <w:iCs/>
+                                  <w:smallCaps/>
+                                  <w:sz w:val="28"/>
+                                  <w:szCs w:val="28"/>
+                                  <w:lang w:val="ru-RU"/>
+                                </w:rPr>
+                                <w:t xml:space="preserve">: </w:t>
+                              </w:r>
+                              <w:r>
+                                <w:rPr>
+                                  <w:i/>
+                                  <w:iCs/>
+                                  <w:smallCaps/>
+                                  <w:sz w:val="28"/>
+                                  <w:szCs w:val="28"/>
+                                  <w:lang w:val="ru-RU"/>
+                                </w:rPr>
+                                <w:t>Но скажи мне, Джек, чьи это молодцы идут за нами?</w:t>
+                              </w:r>
+                            </w:p>
+                            <w:p>
+                              <w:pPr>
+                                <w:ind w:left="504"/>
+                                <w:jc w:val="right"/>
+                                <w:rPr>
+                                  <w:i/>
+                                  <w:iCs/>
+                                  <w:smallCaps/>
+                                  <w:sz w:val="28"/>
+                                  <w:szCs w:val="28"/>
+                                  <w:lang w:val="ru-RU"/>
+                                </w:rPr>
+                              </w:pPr>
+                              <w:r>
+                                <w:rPr>
+                                  <w:i/>
+                                  <w:iCs/>
+                                  <w:smallCaps/>
+                                  <w:sz w:val="28"/>
+                                  <w:szCs w:val="28"/>
+                                  <w:lang w:val="ru-RU"/>
+                                </w:rPr>
+                                <w:t>Фальстаф</w:t>
+                              </w:r>
+                              <w:r>
+                                <w:rPr>
+                                  <w:i/>
+                                  <w:iCs/>
+                                  <w:smallCaps/>
+                                  <w:sz w:val="28"/>
+                                  <w:szCs w:val="28"/>
+                                  <w:lang w:val="ru-RU"/>
+                                </w:rPr>
+                                <w:t xml:space="preserve">: </w:t>
+                              </w:r>
+                              <w:r>
+                                <w:rPr>
+                                  <w:i/>
+                                  <w:iCs/>
+                                  <w:smallCaps/>
+                                  <w:sz w:val="28"/>
+                                  <w:szCs w:val="28"/>
+                                  <w:lang w:val="ru-RU"/>
+                                </w:rPr>
+                                <w:t>Мои, Хел, мои.</w:t>
+                              </w:r>
+                            </w:p>
+                            <w:p>
+                              <w:pPr>
+                                <w:ind w:left="504"/>
+                                <w:jc w:val="right"/>
+                                <w:rPr>
+                                  <w:i/>
+                                  <w:iCs/>
+                                  <w:smallCaps/>
+                                  <w:sz w:val="28"/>
+                                  <w:szCs w:val="28"/>
+                                  <w:lang w:val="ru-RU"/>
+                                </w:rPr>
+                              </w:pPr>
+                              <w:r>
+                                <w:rPr>
+                                  <w:i/>
+                                  <w:iCs/>
+                                  <w:smallCaps/>
+                                  <w:sz w:val="28"/>
+                                  <w:szCs w:val="28"/>
+                                  <w:lang w:val="ru-RU"/>
+                                </w:rPr>
+                                <w:t>Принц Генрих</w:t>
+                              </w:r>
+                              <w:r>
+                                <w:rPr>
+                                  <w:i/>
+                                  <w:iCs/>
+                                  <w:smallCaps/>
+                                  <w:sz w:val="28"/>
+                                  <w:szCs w:val="28"/>
+                                  <w:lang w:val="ru-RU"/>
+                                </w:rPr>
+                                <w:t xml:space="preserve">: </w:t>
+                              </w:r>
+                              <w:r>
+                                <w:rPr>
+                                  <w:i/>
+                                  <w:iCs/>
+                                  <w:smallCaps/>
+                                  <w:sz w:val="28"/>
+                                  <w:szCs w:val="28"/>
+                                  <w:lang w:val="ru-RU"/>
+                                </w:rPr>
+                                <w:t>Никогда в жизни я не видал такого жалкого сброда.</w:t>
+                              </w:r>
+                            </w:p>
+                            <w:p>
+                              <w:pPr>
+                                <w:ind w:left="504"/>
+                                <w:jc w:val="right"/>
+                                <w:rPr>
+                                  <w:i/>
+                                  <w:iCs/>
+                                  <w:smallCaps/>
+                                  <w:sz w:val="28"/>
+                                  <w:szCs w:val="28"/>
+                                  <w:lang w:val="ru-RU"/>
+                                </w:rPr>
+                              </w:pPr>
+                              <w:r>
+                                <w:rPr>
+                                  <w:i/>
+                                  <w:iCs/>
+                                  <w:smallCaps/>
+                                  <w:sz w:val="28"/>
+                                  <w:szCs w:val="28"/>
+                                  <w:lang w:val="ru-RU"/>
+                                </w:rPr>
+                                <w:t>Фальстаф</w:t>
+                              </w:r>
+                              <w:r>
+                                <w:rPr>
+                                  <w:i/>
+                                  <w:iCs/>
+                                  <w:smallCaps/>
+                                  <w:sz w:val="28"/>
+                                  <w:szCs w:val="28"/>
+                                  <w:lang w:val="ru-RU"/>
+                                </w:rPr>
+                                <w:t xml:space="preserve">: </w:t>
+                              </w:r>
+                              <w:r>
+                                <w:rPr>
+                                  <w:i/>
+                                  <w:iCs/>
+                                  <w:smallCaps/>
+                                  <w:sz w:val="28"/>
+                                  <w:szCs w:val="28"/>
+                                  <w:lang w:val="ru-RU"/>
+                                </w:rPr>
+                                <w:t>Ба! Они достаточно хороши, чтобы истыкать их копьями. Пушечное мясо, пушечное мясо! Они заполнят могилу не хуже других. Смертные люди, братец ты мой, смертные люди!</w:t>
+                              </w:r>
+                            </w:p>
+                            <w:p>
+                              <w:pPr>
+                                <w:ind w:left="504"/>
+                                <w:jc w:val="right"/>
+                                <w:rPr>
+                                  <w:smallCaps/>
+                                  <w:color w:val="009DD9" w:themeColor="accent2"/>
+                                  <w:sz w:val="28"/>
+                                  <w:szCs w:val="24"/>
+                                  <w:lang w:val="ru-RU"/>
+                                </w:rPr>
+                              </w:pPr>
+                            </w:p>
+                            <w:p>
+                              <w:pPr>
+                                <w:pStyle w:val="NoSpacing"/>
+                                <w:ind w:left="360"/>
+                                <w:jc w:val="right"/>
+                                <w:rPr>
+                                  <w:color w:val="0F6FC6" w:themeColor="accent1"/>
+                                  <w:sz w:val="20"/>
+                                  <w:szCs w:val="20"/>
+                                  <w:lang w:val="ru-RU"/>
+                                </w:rPr>
+                              </w:pPr>
+                              <w:r>
+                                <w:rPr>
+                                  <w:color w:val="0F6FC6" w:themeColor="accent1"/>
+                                  <w:sz w:val="20"/>
+                                  <w:szCs w:val="20"/>
+                                  <w:lang w:val="ru-RU"/>
+                                </w:rPr>
+                                <w:t>Уильям Шекспир</w:t>
+                              </w:r>
+                              <w:r>
+                                <w:rPr>
+                                  <w:color w:val="0F6FC6" w:themeColor="accent1"/>
+                                  <w:sz w:val="20"/>
+                                  <w:szCs w:val="20"/>
+                                  <w:lang w:val="ru-RU"/>
+                                </w:rPr>
+                                <w:t>,</w:t>
+                              </w:r>
+                              <w:r>
+                                <w:rPr>
+                                  <w:color w:val="0F6FC6" w:themeColor="accent1"/>
+                                  <w:sz w:val="20"/>
+                                  <w:szCs w:val="20"/>
+                                  <w:lang w:val="ru-RU"/>
+                                </w:rPr>
+                                <w:t xml:space="preserve"> «Генрих </w:t>
+                              </w:r>
+                              <w:r>
+                                <w:rPr>
+                                  <w:color w:val="0F6FC6" w:themeColor="accent1"/>
+                                  <w:sz w:val="20"/>
+                                  <w:szCs w:val="20"/>
+                                </w:rPr>
+                                <w:t>IV</w:t>
+                              </w:r>
+                              <w:r>
+                                <w:rPr>
+                                  <w:color w:val="0F6FC6" w:themeColor="accent1"/>
+                                  <w:sz w:val="20"/>
+                                  <w:szCs w:val="20"/>
+                                  <w:lang w:val="ru-RU"/>
+                                </w:rPr>
+                                <w:t>, часть 1</w:t>
+                              </w:r>
+                              <w:r>
+                                <w:rPr>
+                                  <w:color w:val="0F6FC6" w:themeColor="accent1"/>
+                                  <w:sz w:val="20"/>
+                                  <w:szCs w:val="20"/>
+                                  <w:lang w:val="ru-RU"/>
+                                </w:rPr>
+                                <w:t>»</w:t>
+                              </w:r>
+                            </w:p>
+                          </w:txbxContent>
+                        </wps:txbx>
+                        <wps:bodyPr rot="0" spcFirstLastPara="0" vertOverflow="overflow" horzOverflow="overflow" vert="horz" wrap="square" lIns="45720" tIns="91440" rIns="0" bIns="0" numCol="1" spcCol="0" rtlCol="0" fromWordArt="0" anchor="t" anchorCtr="0" forceAA="0" compatLnSpc="1">
+                          <a:prstTxWarp prst="textNoShape">
+                            <a:avLst/>
+                          </a:prstTxWarp>
+                          <a:noAutofit/>
+                        </wps:bodyPr>
+                      </wps:wsp>
+                    </wpg:wgp>
+                  </a:graphicData>
+                </a:graphic>
+                <wp14:sizeRelH relativeFrom="margin">
+                  <wp14:pctWidth>0</wp14:pctWidth>
+                </wp14:sizeRelH>
+                <wp14:sizeRelV relativeFrom="margin">
+                  <wp14:pctHeight>0</wp14:pctHeight>
+                </wp14:sizeRelV>
+              </wp:anchor>
+            </w:drawing>
+          </mc:Choice>
+          <mc:Fallback>
+            <w:pict>
+              <v:group w14:anchorId="05EE9B9D" id="Group 184" o:spid="_x0000_s1027" style="position:absolute;left:0;text-align:left;margin-left:0;margin-top:168.9pt;width:242.5pt;height:300.4pt;z-index:251680256;mso-wrap-distance-left:18pt;mso-wrap-distance-right:18pt;mso-position-horizontal-relative:margin;mso-position-vertical-relative:margin;mso-width-relative:margin;mso-height-relative:margin" coordorigin=",94" coordsize="31897,15243" o:gfxdata="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">
+                <v:rect id="Rectangle 174" o:spid="_x0000_s1028" style="position:absolute;top:7991;width:11656;height:6957;visibility:visible;mso-wrap-style:square;v-text-anchor:middle" o:gfxdata="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" stroked="f" strokeweight="1.1111mm">
+                  <v:fill r:id="rId20" o:title="" recolor="t" rotate="t" type="frame"/>
+                  <v:imagedata recolortarget="#1e81b3 [1454]"/>
+                  <o:lock v:ext="edit" aspectratio="t"/>
+                </v:rect>
+                <v:shape id="Text Box 178" o:spid="_x0000_s1029" type="#_x0000_t202" style="position:absolute;left:2089;top:94;width:29809;height:15244;visibility:visible;mso-wrap-style:square;v-text-anchor:top" o:gfxdata="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" filled="f" stroked="f" strokeweight=".5pt">
+                  <v:textbox inset="3.6pt,7.2pt,0,0">
+                    <w:txbxContent>
+                      <w:p>
+                        <w:pPr>
+                          <w:ind w:left="504"/>
+                          <w:jc w:val="right"/>
+                          <w:rPr>
+                            <w:i/>
+                            <w:iCs/>
+                            <w:smallCaps/>
+                            <w:sz w:val="28"/>
+                            <w:szCs w:val="28"/>
+                            <w:lang w:val="ru-RU"/>
+                          </w:rPr>
+                        </w:pPr>
+                        <w:r>
+                          <w:rPr>
+                            <w:i/>
+                            <w:iCs/>
+                            <w:smallCaps/>
+                            <w:sz w:val="28"/>
+                            <w:szCs w:val="28"/>
+                            <w:lang w:val="ru-RU"/>
+                          </w:rPr>
+                          <w:t>Принц Генрих</w:t>
+                        </w:r>
+                        <w:r>
+                          <w:rPr>
+                            <w:i/>
+                            <w:iCs/>
+                            <w:smallCaps/>
+                            <w:sz w:val="28"/>
+                            <w:szCs w:val="28"/>
+                            <w:lang w:val="ru-RU"/>
+                          </w:rPr>
+                          <w:t xml:space="preserve">: </w:t>
+                        </w:r>
+                        <w:r>
+                          <w:rPr>
+                            <w:i/>
+                            <w:iCs/>
+                            <w:smallCaps/>
+                            <w:sz w:val="28"/>
+                            <w:szCs w:val="28"/>
+                            <w:lang w:val="ru-RU"/>
+                          </w:rPr>
+                          <w:t>Но скажи мне, Джек, чьи это молодцы идут за нами?</w:t>
+                        </w:r>
+                      </w:p>
+                      <w:p>
+                        <w:pPr>
+                          <w:ind w:left="504"/>
+                          <w:jc w:val="right"/>
+                          <w:rPr>
+                            <w:i/>
+                            <w:iCs/>
+                            <w:smallCaps/>
+                            <w:sz w:val="28"/>
+                            <w:szCs w:val="28"/>
+                            <w:lang w:val="ru-RU"/>
+                          </w:rPr>
+                        </w:pPr>
+                        <w:r>
+                          <w:rPr>
+                            <w:i/>
+                            <w:iCs/>
+                            <w:smallCaps/>
+                            <w:sz w:val="28"/>
+                            <w:szCs w:val="28"/>
+                            <w:lang w:val="ru-RU"/>
+                          </w:rPr>
+                          <w:t>Фальстаф</w:t>
+                        </w:r>
+                        <w:r>
+                          <w:rPr>
+                            <w:i/>
+                            <w:iCs/>
+                            <w:smallCaps/>
+                            <w:sz w:val="28"/>
+                            <w:szCs w:val="28"/>
+                            <w:lang w:val="ru-RU"/>
+                          </w:rPr>
+                          <w:t xml:space="preserve">: </w:t>
+                        </w:r>
+                        <w:r>
+                          <w:rPr>
+                            <w:i/>
+                            <w:iCs/>
+                            <w:smallCaps/>
+                            <w:sz w:val="28"/>
+                            <w:szCs w:val="28"/>
+                            <w:lang w:val="ru-RU"/>
+                          </w:rPr>
+                          <w:t>Мои, Хел, мои.</w:t>
+                        </w:r>
+                      </w:p>
+                      <w:p>
+                        <w:pPr>
+                          <w:ind w:left="504"/>
+                          <w:jc w:val="right"/>
+                          <w:rPr>
+                            <w:i/>
+                            <w:iCs/>
+                            <w:smallCaps/>
+                            <w:sz w:val="28"/>
+                            <w:szCs w:val="28"/>
+                            <w:lang w:val="ru-RU"/>
+                          </w:rPr>
+                        </w:pPr>
+                        <w:r>
+                          <w:rPr>
+                            <w:i/>
+                            <w:iCs/>
+                            <w:smallCaps/>
+                            <w:sz w:val="28"/>
+                            <w:szCs w:val="28"/>
+                            <w:lang w:val="ru-RU"/>
+                          </w:rPr>
+                          <w:t>Принц Генрих</w:t>
+                        </w:r>
+                        <w:r>
+                          <w:rPr>
+                            <w:i/>
+                            <w:iCs/>
+                            <w:smallCaps/>
+                            <w:sz w:val="28"/>
+                            <w:szCs w:val="28"/>
+                            <w:lang w:val="ru-RU"/>
+                          </w:rPr>
+                          <w:t xml:space="preserve">: </w:t>
+                        </w:r>
+                        <w:r>
+                          <w:rPr>
+                            <w:i/>
+                            <w:iCs/>
+                            <w:smallCaps/>
+                            <w:sz w:val="28"/>
+                            <w:szCs w:val="28"/>
+                            <w:lang w:val="ru-RU"/>
+                          </w:rPr>
+                          <w:t>Никогда в жизни я не видал такого жалкого сброда.</w:t>
+                        </w:r>
+                      </w:p>
+                      <w:p>
+                        <w:pPr>
+                          <w:ind w:left="504"/>
+                          <w:jc w:val="right"/>
+                          <w:rPr>
+                            <w:i/>
+                            <w:iCs/>
+                            <w:smallCaps/>
+                            <w:sz w:val="28"/>
+                            <w:szCs w:val="28"/>
+                            <w:lang w:val="ru-RU"/>
+                          </w:rPr>
+                        </w:pPr>
+                        <w:r>
+                          <w:rPr>
+                            <w:i/>
+                            <w:iCs/>
+                            <w:smallCaps/>
+                            <w:sz w:val="28"/>
+                            <w:szCs w:val="28"/>
+                            <w:lang w:val="ru-RU"/>
+                          </w:rPr>
+                          <w:t>Фальстаф</w:t>
+                        </w:r>
+                        <w:r>
+                          <w:rPr>
+                            <w:i/>
+                            <w:iCs/>
+                            <w:smallCaps/>
+                            <w:sz w:val="28"/>
+                            <w:szCs w:val="28"/>
+                            <w:lang w:val="ru-RU"/>
+                          </w:rPr>
+                          <w:t xml:space="preserve">: </w:t>
+                        </w:r>
+                        <w:r>
+                          <w:rPr>
+                            <w:i/>
+                            <w:iCs/>
+                            <w:smallCaps/>
+                            <w:sz w:val="28"/>
+                            <w:szCs w:val="28"/>
+                            <w:lang w:val="ru-RU"/>
+                          </w:rPr>
+                          <w:t>Ба! Они достаточно хороши, чтобы истыкать их копьями. Пушечное мясо, пушечное мясо! Они заполнят могилу не хуже других. Смертные люди, братец ты мой, смертные люди!</w:t>
+                        </w:r>
+                      </w:p>
+                      <w:p>
+                        <w:pPr>
+                          <w:ind w:left="504"/>
+                          <w:jc w:val="right"/>
+                          <w:rPr>
+                            <w:smallCaps/>
+                            <w:color w:val="009DD9" w:themeColor="accent2"/>
+                            <w:sz w:val="28"/>
+                            <w:szCs w:val="24"/>
+                            <w:lang w:val="ru-RU"/>
+                          </w:rPr>
+                        </w:pPr>
+                      </w:p>
+                      <w:p>
+                        <w:pPr>
+                          <w:pStyle w:val="NoSpacing"/>
+                          <w:ind w:left="360"/>
+                          <w:jc w:val="right"/>
+                          <w:rPr>
+                            <w:color w:val="0F6FC6" w:themeColor="accent1"/>
+                            <w:sz w:val="20"/>
+                            <w:szCs w:val="20"/>
+                            <w:lang w:val="ru-RU"/>
+                          </w:rPr>
+                        </w:pPr>
+                        <w:r>
+                          <w:rPr>
+                            <w:color w:val="0F6FC6" w:themeColor="accent1"/>
+                            <w:sz w:val="20"/>
+                            <w:szCs w:val="20"/>
+                            <w:lang w:val="ru-RU"/>
+                          </w:rPr>
+                          <w:t>Уильям Шекспир</w:t>
+                        </w:r>
+                        <w:r>
+                          <w:rPr>
+                            <w:color w:val="0F6FC6" w:themeColor="accent1"/>
+                            <w:sz w:val="20"/>
+                            <w:szCs w:val="20"/>
+                            <w:lang w:val="ru-RU"/>
+                          </w:rPr>
+                          <w:t>,</w:t>
+                        </w:r>
+                        <w:r>
+                          <w:rPr>
+                            <w:color w:val="0F6FC6" w:themeColor="accent1"/>
+                            <w:sz w:val="20"/>
+                            <w:szCs w:val="20"/>
+                            <w:lang w:val="ru-RU"/>
+                          </w:rPr>
+                          <w:t xml:space="preserve"> «Генрих </w:t>
+                        </w:r>
+                        <w:r>
+                          <w:rPr>
+                            <w:color w:val="0F6FC6" w:themeColor="accent1"/>
+                            <w:sz w:val="20"/>
+                            <w:szCs w:val="20"/>
+                          </w:rPr>
+                          <w:t>IV</w:t>
+                        </w:r>
+                        <w:r>
+                          <w:rPr>
+                            <w:color w:val="0F6FC6" w:themeColor="accent1"/>
+                            <w:sz w:val="20"/>
+                            <w:szCs w:val="20"/>
+                            <w:lang w:val="ru-RU"/>
+                          </w:rPr>
+                          <w:t>, часть 1</w:t>
+                        </w:r>
+                        <w:r>
+                          <w:rPr>
+                            <w:color w:val="0F6FC6" w:themeColor="accent1"/>
+                            <w:sz w:val="20"/>
+                            <w:szCs w:val="20"/>
+                            <w:lang w:val="ru-RU"/>
+                          </w:rPr>
+                          <w:t>»</w:t>
+                        </w:r>
+                      </w:p>
+                    </w:txbxContent>
+                  </v:textbox>
+                </v:shape>
+                <w10:wrap type="square" anchorx="margin" anchory="margin"/>
+              </v:group>
+            </w:pict>
+          </mc:Fallback>
+        </mc:AlternateContent>
+      </w:r>
+      <w:r>
+        <w:rPr>
+          <w:lang w:val="ru-RU"/>
+        </w:rPr>
+        <w:t>После фуршета, когда гостям предлагается принять решение и подписать документы, вы, уже особо не колеблясь, берёте контракт, присаживаетесь за стол и перечитываете его. Перед вами лежит авторучка. Контракт содержит пункт о неразглашении, уведомление о рисках для жизни и здоровья и пункты об ответственности за нарушение дисциплины и уже подписан директором компании, Джонатаном Энтони Келли. Вы берёте ручку, подписываете каждую страницу документа, и отдаёте документ ассистенту. В обмен тот передаёт вам карточку, где указано место и время посадки на транспорт для отправления в учебный центр.</w:t>
       </w:r>
     </w:p>
     <w:p>
@@ -4698,7 +5443,7 @@
           <w:lang w:val="ru-RU"/>
         </w:rPr>
       </w:pPr>
-      <w:bookmarkStart w:id="7" w:name="_Toc213749121"/>
+      <w:bookmarkStart w:id="7" w:name="_Toc218008543"/>
       <w:r>
         <w:rPr>
           <w:lang w:val="ru-RU"/>
@@ -4719,6 +5464,14 @@
         </w:rPr>
         <w:t>Игра фокусируется на реалистичных современных боевых действиях и сценарий, в котором вам предстоит принять участие, предполагает бои с десятками участвующих персонажей. В этих боях будет использоваться современное вооружение, отличающееся дальнобойностью и могуществом. Человеку достаточно одной пули или осколка, чтобы погибнуть, и даже танку достаточно одного хорошего попадания, чтобы быть полностью уничтоженным.</w:t>
       </w:r>
+      <w:r>
+        <w:rPr>
+          <w:noProof/>
+          <w:kern w:val="20"/>
+          <w:lang w:val="ru-RU"/>
+        </w:rPr>
+        <w:t xml:space="preserve"> </w:t>
+      </w:r>
     </w:p>
     <w:p>
       <w:pPr>
@@ -4730,7 +5483,13 @@
         <w:rPr>
           <w:lang w:val="ru-RU"/>
         </w:rPr>
-        <w:t xml:space="preserve">Персонажи в этой игре не являются безликими одинаковыми солдатиками. У каждого из них есть имя, история и особенности. Конечно же, у каждого из них свои сильные и слабые стороны, и, конечно же, есть более опытные и сильные персонажи, а есть менее опытные. </w:t>
+        <w:t xml:space="preserve">Персонажи в этой игре не являются безликими одинаковыми солдатиками. У каждого из них есть имя, </w:t>
+      </w:r>
+      <w:r>
+        <w:rPr>
+          <w:lang w:val="ru-RU"/>
+        </w:rPr>
+        <w:t xml:space="preserve">история и особенности. Конечно же, у каждого из них свои сильные и слабые стороны, и, конечно же, есть более опытные и сильные персонажи, а есть менее опытные. </w:t>
       </w:r>
       <w:r>
         <w:t>C</w:t>
@@ -4777,26 +5536,360 @@
         <w:rPr>
           <w:lang w:val="ru-RU"/>
         </w:rPr>
-        <w:t xml:space="preserve">Как говорится, один в поле не воин. Игра фокусируется на отрядах, в которых есть разные роли, и на взаимодействии этих отрядов для получения тактического преимущества. У каждого отряда должен быть лидер. Важно с умом подходить к формированию отрядов, нужно понимать задачу для отряда и подбирать людей в него под задачу. Один новичок в разведывательной группе, не умеющий маскироваться, может подставить под огонь всю группу. Один слабый боец в отряде, которая должна совершить марш-бросок, будет тормозить весь отряд. Отряд без </w:t>
-      </w:r>
-      <w:r>
-        <w:rPr>
-          <w:lang w:val="ru-RU"/>
-        </w:rPr>
-        <w:t>лидера или со слабым лидером в критический момент может замешкаться из-за недопонимания.</w:t>
+        <w:t xml:space="preserve">Как говорится, один в поле не воин. Игра фокусируется на отрядах, в которых есть разные роли, и на взаимодействии этих отрядов для получения тактического преимущества. У каждого отряда должен быть лидер. </w:t>
+      </w:r>
+      <w:r>
+        <w:rPr>
+          <w:lang w:val="ru-RU"/>
+        </w:rPr>
+        <w:t>Лидер – это главный персонаж в отряде и, конечно же, бойцы хорошего отряда готовы жертвовать собой ради своего лидера.</w:t>
       </w:r>
     </w:p>
     <w:p>
-      <w:pPr>
-        <w:rPr>
-          <w:lang w:val="ru-RU"/>
-        </w:rPr>
-      </w:pPr>
-      <w:r>
-        <w:rPr>
-          <w:lang w:val="ru-RU"/>
-        </w:rPr>
-        <w:t>Вряд ли стоит напоминать о базовых тактиках, вроде разделения отрядов на огневую и штурмовую группы, использовании дымовых шашек, окружении противника и отрезании ему путей отхода. О чём стоило бы упомянуть, так это о скрытности и стрессе. Необходимо стараться скрытно занимать выгодные позиции, стараться обнаружить противника прежде, чем открывать огонь, и при этом помнить, что открытие огня непременно выдаст ваше местоположение противнику. Вместе с этим, при штурме следует использовать любую возможность вести подавляющий огонь по позициям противника, чтобы подойти к нему ближе и, возможно, даже взять в плен.</w:t>
+      <w:r>
+        <w:rPr>
+          <w:noProof/>
+          <w:lang w:val="ru-RU"/>
+        </w:rPr>
+        <mc:AlternateContent>
+          <mc:Choice Requires="wpg">
+            <w:drawing>
+              <wp:anchor distT="0" distB="0" distL="228600" distR="228600" simplePos="0" relativeHeight="251682304" behindDoc="0" locked="0" layoutInCell="1" allowOverlap="1" wp14:anchorId="2CA95224" wp14:editId="3849CB1C">
+                <wp:simplePos x="0" y="0"/>
+                <wp:positionH relativeFrom="margin">
+                  <wp:align>right</wp:align>
+                </wp:positionH>
+                <wp:positionV relativeFrom="margin">
+                  <wp:posOffset>5900420</wp:posOffset>
+                </wp:positionV>
+                <wp:extent cx="3045460" cy="1280160"/>
+                <wp:effectExtent l="0" t="0" r="2540" b="0"/>
+                <wp:wrapSquare wrapText="bothSides"/>
+                <wp:docPr id="1825605584" name="Group 184"/>
+                <wp:cNvGraphicFramePr/>
+                <a:graphic xmlns:a="http://schemas.openxmlformats.org/drawingml/2006/main">
+                  <a:graphicData uri="http://schemas.microsoft.com/office/word/2010/wordprocessingGroup">
+                    <wpg:wgp>
+                      <wpg:cNvGrpSpPr/>
+                      <wpg:grpSpPr>
+                        <a:xfrm>
+                          <a:off x="0" y="0"/>
+                          <a:ext cx="3045460" cy="1280160"/>
+                          <a:chOff x="-35073" y="-156085"/>
+                          <a:chExt cx="3342867" cy="2184851"/>
+                        </a:xfrm>
+                      </wpg:grpSpPr>
+                      <wps:wsp>
+                        <wps:cNvPr id="1991993518" name="Rectangle 1991993518"/>
+                        <wps:cNvSpPr/>
+                        <wps:spPr>
+                          <a:xfrm>
+                            <a:off x="0" y="0"/>
+                            <a:ext cx="3218688" cy="2028766"/>
+                          </a:xfrm>
+                          <a:prstGeom prst="rect">
+                            <a:avLst/>
+                          </a:prstGeom>
+                          <a:solidFill>
+                            <a:schemeClr val="bg1">
+                              <a:alpha val="0"/>
+                            </a:schemeClr>
+                          </a:solidFill>
+                          <a:ln>
+                            <a:noFill/>
+                          </a:ln>
+                        </wps:spPr>
+                        <wps:style>
+                          <a:lnRef idx="2">
+                            <a:schemeClr val="accent1">
+                              <a:shade val="50000"/>
+                            </a:schemeClr>
+                          </a:lnRef>
+                          <a:fillRef idx="1">
+                            <a:schemeClr val="accent1"/>
+                          </a:fillRef>
+                          <a:effectRef idx="0">
+                            <a:schemeClr val="accent1"/>
+                          </a:effectRef>
+                          <a:fontRef idx="minor">
+                            <a:schemeClr val="lt1"/>
+                          </a:fontRef>
+                        </wps:style>
+                        <wps:bodyPr rot="0" spcFirstLastPara="0" vertOverflow="overflow" horzOverflow="overflow" vert="horz" wrap="square" lIns="91440" tIns="45720" rIns="91440" bIns="45720" numCol="1" spcCol="0" rtlCol="0" fromWordArt="0" anchor="ctr" anchorCtr="0" forceAA="0" compatLnSpc="1">
+                          <a:prstTxWarp prst="textNoShape">
+                            <a:avLst/>
+                          </a:prstTxWarp>
+                          <a:noAutofit/>
+                        </wps:bodyPr>
+                      </wps:wsp>
+                      <wps:wsp>
+                        <wps:cNvPr id="570405560" name="Rectangle 570405560"/>
+                        <wps:cNvSpPr>
+                          <a:spLocks noChangeAspect="1"/>
+                        </wps:cNvSpPr>
+                        <wps:spPr>
+                          <a:xfrm>
+                            <a:off x="2347253" y="-156085"/>
+                            <a:ext cx="960541" cy="1811873"/>
+                          </a:xfrm>
+                          <a:prstGeom prst="rect">
+                            <a:avLst/>
+                          </a:prstGeom>
+                          <a:blipFill dpi="0" rotWithShape="1">
+                            <a:blip r:embed="rId21" cstate="print">
+                              <a:duotone>
+                                <a:schemeClr val="bg2">
+                                  <a:shade val="45000"/>
+                                  <a:satMod val="135000"/>
+                                </a:schemeClr>
+                                <a:prstClr val="white"/>
+                              </a:duotone>
+                              <a:extLst>
+                                <a:ext uri="{28A0092B-C50C-407E-A947-70E740481C1C}">
+                                  <a14:useLocalDpi xmlns:a14="http://schemas.microsoft.com/office/drawing/2010/main" val="0"/>
+                                </a:ext>
+                              </a:extLst>
+                            </a:blip>
+                            <a:srcRect/>
+                            <a:stretch>
+                              <a:fillRect/>
+                            </a:stretch>
+                          </a:blipFill>
+                          <a:ln>
+                            <a:noFill/>
+                          </a:ln>
+                        </wps:spPr>
+                        <wps:style>
+                          <a:lnRef idx="2">
+                            <a:schemeClr val="accent1">
+                              <a:shade val="50000"/>
+                            </a:schemeClr>
+                          </a:lnRef>
+                          <a:fillRef idx="1">
+                            <a:schemeClr val="accent1"/>
+                          </a:fillRef>
+                          <a:effectRef idx="0">
+                            <a:schemeClr val="accent1"/>
+                          </a:effectRef>
+                          <a:fontRef idx="minor">
+                            <a:schemeClr val="lt1"/>
+                          </a:fontRef>
+                        </wps:style>
+                        <wps:bodyPr rot="0" spcFirstLastPara="0" vertOverflow="overflow" horzOverflow="overflow" vert="horz" wrap="square" lIns="91440" tIns="45720" rIns="91440" bIns="45720" numCol="1" spcCol="0" rtlCol="0" fromWordArt="0" anchor="ctr" anchorCtr="0" forceAA="0" compatLnSpc="1">
+                          <a:prstTxWarp prst="textNoShape">
+                            <a:avLst/>
+                          </a:prstTxWarp>
+                          <a:noAutofit/>
+                        </wps:bodyPr>
+                      </wps:wsp>
+                      <wps:wsp>
+                        <wps:cNvPr id="1910297125" name="Text Box 1910297125"/>
+                        <wps:cNvSpPr txBox="1"/>
+                        <wps:spPr>
+                          <a:xfrm>
+                            <a:off x="-35073" y="171963"/>
+                            <a:ext cx="2980808" cy="1524367"/>
+                          </a:xfrm>
+                          <a:prstGeom prst="rect">
+                            <a:avLst/>
+                          </a:prstGeom>
+                          <a:noFill/>
+                          <a:ln w="6350">
+                            <a:noFill/>
+                          </a:ln>
+                          <a:effectLst/>
+                        </wps:spPr>
+                        <wps:style>
+                          <a:lnRef idx="0">
+                            <a:schemeClr val="accent1"/>
+                          </a:lnRef>
+                          <a:fillRef idx="0">
+                            <a:schemeClr val="accent1"/>
+                          </a:fillRef>
+                          <a:effectRef idx="0">
+                            <a:schemeClr val="accent1"/>
+                          </a:effectRef>
+                          <a:fontRef idx="minor">
+                            <a:schemeClr val="dk1"/>
+                          </a:fontRef>
+                        </wps:style>
+                        <wps:txbx>
+                          <w:txbxContent>
+                            <w:p>
+                              <w:pPr>
+                                <w:jc w:val="left"/>
+                                <w:rPr>
+                                  <w:smallCaps/>
+                                  <w:color w:val="009DD9" w:themeColor="accent2"/>
+                                  <w:sz w:val="28"/>
+                                  <w:szCs w:val="24"/>
+                                  <w:lang w:val="ru-RU"/>
+                                </w:rPr>
+                              </w:pPr>
+                              <w:r>
+                                <w:rPr>
+                                  <w:i/>
+                                  <w:iCs/>
+                                  <w:smallCaps/>
+                                  <w:sz w:val="28"/>
+                                  <w:szCs w:val="28"/>
+                                  <w:lang w:val="ru-RU"/>
+                                </w:rPr>
+                                <w:t>Цепь так же крепка, как и её самое слабое звено</w:t>
+                              </w:r>
+                              <w:r>
+                                <w:rPr>
+                                  <w:smallCaps/>
+                                  <w:color w:val="009DD9" w:themeColor="accent2"/>
+                                  <w:sz w:val="28"/>
+                                  <w:szCs w:val="28"/>
+                                  <w:lang w:val="ru-RU"/>
+                                </w:rPr>
+                                <w:t>.</w:t>
+                              </w:r>
+                            </w:p>
+                            <w:p>
+                              <w:pPr>
+                                <w:pStyle w:val="NoSpacing"/>
+                                <w:ind w:left="360"/>
+                                <w:jc w:val="center"/>
+                                <w:rPr>
+                                  <w:color w:val="0F6FC6" w:themeColor="accent1"/>
+                                  <w:sz w:val="20"/>
+                                  <w:szCs w:val="20"/>
+                                </w:rPr>
+                              </w:pPr>
+                              <w:r>
+                                <w:rPr>
+                                  <w:color w:val="0F6FC6" w:themeColor="accent1"/>
+                                  <w:sz w:val="20"/>
+                                  <w:szCs w:val="20"/>
+                                  <w:lang w:val="ru-RU"/>
+                                </w:rPr>
+                                <w:t>Английская пословица</w:t>
+                              </w:r>
+                            </w:p>
+                          </w:txbxContent>
+                        </wps:txbx>
+                        <wps:bodyPr rot="0" spcFirstLastPara="0" vertOverflow="overflow" horzOverflow="overflow" vert="horz" wrap="square" lIns="45720" tIns="91440" rIns="0" bIns="0" numCol="1" spcCol="0" rtlCol="0" fromWordArt="0" anchor="t" anchorCtr="0" forceAA="0" compatLnSpc="1">
+                          <a:prstTxWarp prst="textNoShape">
+                            <a:avLst/>
+                          </a:prstTxWarp>
+                          <a:noAutofit/>
+                        </wps:bodyPr>
+                      </wps:wsp>
+                    </wpg:wgp>
+                  </a:graphicData>
+                </a:graphic>
+                <wp14:sizeRelH relativeFrom="margin">
+                  <wp14:pctWidth>0</wp14:pctWidth>
+                </wp14:sizeRelH>
+                <wp14:sizeRelV relativeFrom="margin">
+                  <wp14:pctHeight>0</wp14:pctHeight>
+                </wp14:sizeRelV>
+              </wp:anchor>
+            </w:drawing>
+          </mc:Choice>
+          <mc:Fallback>
+            <w:pict>
+              <v:group w14:anchorId="2CA95224" id="_x0000_s1030" style="position:absolute;left:0;text-align:left;margin-left:188.6pt;margin-top:464.6pt;width:239.8pt;height:100.8pt;z-index:251682304;mso-wrap-distance-left:18pt;mso-wrap-distance-right:18pt;mso-position-horizontal:right;mso-position-horizontal-relative:margin;mso-position-vertical-relative:margin;mso-width-relative:margin;mso-height-relative:margin" coordorigin="-350,-1560" coordsize="33428,21848" o:gfxdata="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">
+                <v:rect id="Rectangle 1991993518" o:spid="_x0000_s1031" style="position:absolute;width:32186;height:20287;visibility:visible;mso-wrap-style:square;v-text-anchor:middle" o:gfxdata="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" fillcolor="white [3212]" stroked="f" strokeweight="1.1111mm">
+                  <v:fill opacity="0"/>
+                </v:rect>
+                <v:rect id="Rectangle 570405560" o:spid="_x0000_s1032" style="position:absolute;left:23472;top:-1560;width:9605;height:18117;visibility:visible;mso-wrap-style:square;v-text-anchor:middle" o:gfxdata="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" stroked="f" strokeweight="1.1111mm">
+                  <v:fill r:id="rId22" o:title="" recolor="t" rotate="t" type="frame"/>
+                  <v:imagedata recolortarget="#1e81b3 [1454]"/>
+                  <o:lock v:ext="edit" aspectratio="t"/>
+                </v:rect>
+                <v:shape id="Text Box 1910297125" o:spid="_x0000_s1033" type="#_x0000_t202" style="position:absolute;left:-350;top:1719;width:29807;height:15244;visibility:visible;mso-wrap-style:square;v-text-anchor:top" o:gfxdata="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" filled="f" stroked="f" strokeweight=".5pt">
+                  <v:textbox inset="3.6pt,7.2pt,0,0">
+                    <w:txbxContent>
+                      <w:p>
+                        <w:pPr>
+                          <w:jc w:val="left"/>
+                          <w:rPr>
+                            <w:smallCaps/>
+                            <w:color w:val="009DD9" w:themeColor="accent2"/>
+                            <w:sz w:val="28"/>
+                            <w:szCs w:val="24"/>
+                            <w:lang w:val="ru-RU"/>
+                          </w:rPr>
+                        </w:pPr>
+                        <w:r>
+                          <w:rPr>
+                            <w:i/>
+                            <w:iCs/>
+                            <w:smallCaps/>
+                            <w:sz w:val="28"/>
+                            <w:szCs w:val="28"/>
+                            <w:lang w:val="ru-RU"/>
+                          </w:rPr>
+                          <w:t>Цепь так же крепка, как и её самое слабое звено</w:t>
+                        </w:r>
+                        <w:r>
+                          <w:rPr>
+                            <w:smallCaps/>
+                            <w:color w:val="009DD9" w:themeColor="accent2"/>
+                            <w:sz w:val="28"/>
+                            <w:szCs w:val="28"/>
+                            <w:lang w:val="ru-RU"/>
+                          </w:rPr>
+                          <w:t>.</w:t>
+                        </w:r>
+                      </w:p>
+                      <w:p>
+                        <w:pPr>
+                          <w:pStyle w:val="NoSpacing"/>
+                          <w:ind w:left="360"/>
+                          <w:jc w:val="center"/>
+                          <w:rPr>
+                            <w:color w:val="0F6FC6" w:themeColor="accent1"/>
+                            <w:sz w:val="20"/>
+                            <w:szCs w:val="20"/>
+                          </w:rPr>
+                        </w:pPr>
+                        <w:r>
+                          <w:rPr>
+                            <w:color w:val="0F6FC6" w:themeColor="accent1"/>
+                            <w:sz w:val="20"/>
+                            <w:szCs w:val="20"/>
+                            <w:lang w:val="ru-RU"/>
+                          </w:rPr>
+                          <w:t>Английская пословица</w:t>
+                        </w:r>
+                      </w:p>
+                    </w:txbxContent>
+                  </v:textbox>
+                </v:shape>
+                <w10:wrap type="square" anchorx="margin" anchory="margin"/>
+              </v:group>
+            </w:pict>
+          </mc:Fallback>
+        </mc:AlternateContent>
+      </w:r>
+      <w:r>
+        <w:rPr>
+          <w:lang w:val="ru-RU"/>
+        </w:rPr>
+        <w:t>В</w:t>
+      </w:r>
+      <w:r>
+        <w:rPr>
+          <w:lang w:val="ru-RU"/>
+        </w:rPr>
+        <w:t>ажно с умом подходить к формированию отрядов, нужно понимать задачу для отряда и подбирать людей в него под задачу. Один новичок в разведывательной группе, не умеющий маскироваться, может подставить под огонь всю группу. Один слабый боец в отряде, котор</w:t>
+      </w:r>
+      <w:r>
+        <w:rPr>
+          <w:lang w:val="ru-RU"/>
+        </w:rPr>
+        <w:t>ый</w:t>
+      </w:r>
+      <w:r>
+        <w:rPr>
+          <w:lang w:val="ru-RU"/>
+        </w:rPr>
+        <w:t xml:space="preserve"> должна совершить марш-бросок, будет тормозить весь отряд. Отряд без лидера или со слабым лидером в критический момент может замешкаться из-за недопонимания.</w:t>
       </w:r>
     </w:p>
     <w:p>
@@ -4809,7 +5902,83 @@
         <w:rPr>
           <w:lang w:val="ru-RU"/>
         </w:rPr>
+        <w:t xml:space="preserve">Вряд ли стоит напоминать о базовых тактиках, вроде разделения отрядов на огневую и штурмовую группы, использовании дымовых шашек, окружении противника и отрезании ему путей отхода. О чём стоило бы упомянуть, так это о скрытности и стрессе. Необходимо стараться скрытно занимать выгодные позиции, стараться обнаружить противника прежде, чем открывать огонь, и при этом помнить, что открытие огня непременно выдаст </w:t>
+      </w:r>
+      <w:r>
+        <w:rPr>
+          <w:lang w:val="ru-RU"/>
+        </w:rPr>
+        <w:lastRenderedPageBreak/>
+        <w:t>ваше местоположение противнику. Вместе с этим, при штурме следует использовать любую возможность вести подавляющий огонь по позициям противника, чтобы подойти к нему ближе и, возможно, даже взять в плен.</w:t>
+      </w:r>
+    </w:p>
+    <w:p>
+      <w:pPr>
+        <w:rPr>
+          <w:lang w:val="ru-RU"/>
+        </w:rPr>
+      </w:pPr>
+      <w:r>
+        <w:rPr>
+          <w:lang w:val="ru-RU"/>
+        </w:rPr>
         <w:t>При борьбе с техникой, следует помнить, что даже у танка есть слабые стороны – например, борта и корма.</w:t>
+      </w:r>
+      <w:r>
+        <w:rPr>
+          <w:noProof/>
+          <w:kern w:val="20"/>
+          <w:lang w:val="ru-RU"/>
+        </w:rPr>
+        <w:t xml:space="preserve"> </w:t>
+      </w:r>
+      <w:r>
+        <w:rPr>
+          <w:noProof/>
+          <w:kern w:val="20"/>
+          <w:lang w:val="ru-RU"/>
+        </w:rPr>
+        <w:drawing>
+          <wp:inline distT="0" distB="0" distL="0" distR="0" wp14:anchorId="50C09BFB" wp14:editId="082CBB16">
+            <wp:extent cx="3094355" cy="2320132"/>
+            <wp:effectExtent l="0" t="0" r="0" b="4445"/>
+            <wp:docPr id="7" name="Picture 7" descr="A picture containing fire, old, decorated&#10;&#10;Description automatically generated"/>
+            <wp:cNvGraphicFramePr>
+              <a:graphicFrameLocks xmlns:a="http://schemas.openxmlformats.org/drawingml/2006/main" noChangeAspect="1"/>
+            </wp:cNvGraphicFramePr>
+            <a:graphic xmlns:a="http://schemas.openxmlformats.org/drawingml/2006/main">
+              <a:graphicData uri="http://schemas.openxmlformats.org/drawingml/2006/picture">
+                <pic:pic xmlns:pic="http://schemas.openxmlformats.org/drawingml/2006/picture">
+                  <pic:nvPicPr>
+                    <pic:cNvPr id="7" name="Picture 7" descr="A picture containing fire, old, decorated&#10;&#10;Description automatically generated"/>
+                    <pic:cNvPicPr/>
+                  </pic:nvPicPr>
+                  <pic:blipFill>
+                    <a:blip r:embed="rId23" cstate="print">
+                      <a:extLst>
+                        <a:ext uri="{28A0092B-C50C-407E-A947-70E740481C1C}">
+                          <a14:useLocalDpi xmlns:a14="http://schemas.microsoft.com/office/drawing/2010/main" val="0"/>
+                        </a:ext>
+                      </a:extLst>
+                    </a:blip>
+                    <a:stretch>
+                      <a:fillRect/>
+                    </a:stretch>
+                  </pic:blipFill>
+                  <pic:spPr>
+                    <a:xfrm>
+                      <a:off x="0" y="0"/>
+                      <a:ext cx="3094355" cy="2320132"/>
+                    </a:xfrm>
+                    <a:prstGeom prst="rect">
+                      <a:avLst/>
+                    </a:prstGeom>
+                  </pic:spPr>
+                </pic:pic>
+              </a:graphicData>
+            </a:graphic>
+          </wp:inline>
+        </w:drawing>
       </w:r>
     </w:p>
     <w:p>
@@ -4863,7 +6032,7 @@
         </w:rPr>
         <w:lastRenderedPageBreak/>
         <w:drawing>
-          <wp:anchor distT="0" distB="0" distL="114300" distR="114300" simplePos="0" relativeHeight="251677184" behindDoc="1" locked="0" layoutInCell="1" allowOverlap="1" wp14:anchorId="4B308AFF" wp14:editId="4AA7E49F">
+          <wp:anchor distT="0" distB="0" distL="114300" distR="114300" simplePos="0" relativeHeight="251677184" behindDoc="1" locked="0" layoutInCell="1" allowOverlap="1" wp14:anchorId="4B308AFF" wp14:editId="5EB24E58">
             <wp:simplePos x="0" y="0"/>
             <wp:positionH relativeFrom="margin">
               <wp:align>left</wp:align>
@@ -4888,7 +6057,7 @@
                     </pic:cNvPicPr>
                   </pic:nvPicPr>
                   <pic:blipFill>
-                    <a:blip r:embed="rId17" cstate="print">
+                    <a:blip r:embed="rId24" cstate="print">
                       <a:extLst>
                         <a:ext uri="{28A0092B-C50C-407E-A947-70E740481C1C}">
                           <a14:useLocalDpi xmlns:a14="http://schemas.microsoft.com/office/drawing/2010/main" val="0"/>
@@ -4931,7 +6100,7 @@
         <mc:AlternateContent>
           <mc:Choice Requires="wps">
             <w:drawing>
-              <wp:anchor distT="0" distB="0" distL="114300" distR="114300" simplePos="0" relativeHeight="251678208" behindDoc="0" locked="0" layoutInCell="1" allowOverlap="1" wp14:anchorId="79BBA458" wp14:editId="632C3B8C">
+              <wp:anchor distT="0" distB="0" distL="114300" distR="114300" simplePos="0" relativeHeight="251678208" behindDoc="0" locked="0" layoutInCell="1" allowOverlap="1" wp14:anchorId="79BBA458" wp14:editId="7974760F">
                 <wp:simplePos x="0" y="0"/>
                 <wp:positionH relativeFrom="margin">
                   <wp:posOffset>5179423</wp:posOffset>
@@ -5017,7 +6186,7 @@
           </mc:Choice>
           <mc:Fallback>
             <w:pict>
-              <v:shape w14:anchorId="79BBA458" id="Text Box 2" o:spid="_x0000_s1027" type="#_x0000_t202" style="position:absolute;left:0;text-align:left;margin-left:407.85pt;margin-top:0;width:109.25pt;height:98.95pt;z-index:251678208;visibility:visible;mso-wrap-style:square;mso-width-percent:0;mso-height-percent:0;mso-wrap-distance-left:9pt;mso-wrap-distance-top:0;mso-wrap-distance-right:9pt;mso-wrap-distance-bottom:0;mso-position-horizontal:absolute;mso-position-horizontal-relative:margin;mso-position-vertical:absolute;mso-position-vertical-relative:text;mso-width-percent:0;mso-height-percent:0;mso-width-relative:margin;mso-height-relative:margin;v-text-anchor:top" o:gfxdata="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" fillcolor="white [3201]" strokeweight=".5pt">
+              <v:shape w14:anchorId="79BBA458" id="Text Box 2" o:spid="_x0000_s1034" type="#_x0000_t202" style="position:absolute;left:0;text-align:left;margin-left:407.85pt;margin-top:0;width:109.25pt;height:98.95pt;z-index:251678208;visibility:visible;mso-wrap-style:square;mso-width-percent:0;mso-height-percent:0;mso-wrap-distance-left:9pt;mso-wrap-distance-top:0;mso-wrap-distance-right:9pt;mso-wrap-distance-bottom:0;mso-position-horizontal:absolute;mso-position-horizontal-relative:margin;mso-position-vertical:absolute;mso-position-vertical-relative:text;mso-width-percent:0;mso-height-percent:0;mso-width-relative:margin;mso-height-relative:margin;v-text-anchor:top" o:gfxdata="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" fillcolor="white [3201]" strokeweight=".5pt">
                 <v:textbox>
                   <w:txbxContent>
                     <w:p>
@@ -5092,7 +6261,7 @@
         </w:rPr>
       </w:pPr>
       <w:bookmarkStart w:id="8" w:name="_Toc210934139"/>
-      <w:bookmarkStart w:id="9" w:name="_Toc213749122"/>
+      <w:bookmarkStart w:id="9" w:name="_Toc218008544"/>
       <w:r>
         <w:rPr>
           <w:lang w:val="ru-RU"/>
@@ -5505,7 +6674,7 @@
           <w:lang w:val="ru-RU"/>
         </w:rPr>
       </w:pPr>
-      <w:bookmarkStart w:id="10" w:name="_Toc213749123"/>
+      <w:bookmarkStart w:id="10" w:name="_Toc218008545"/>
       <w:r>
         <w:rPr>
           <w:rFonts w:eastAsia="Times New Roman"/>
@@ -5528,7 +6697,7 @@
           <w:lang w:val="ru-RU"/>
         </w:rPr>
       </w:pPr>
-      <w:bookmarkStart w:id="11" w:name="_Toc213749124"/>
+      <w:bookmarkStart w:id="11" w:name="_Toc218008546"/>
       <w:r>
         <w:rPr>
           <w:rFonts w:eastAsia="Times New Roman"/>
@@ -5537,6 +6706,19 @@
         <w:t>Что можно делать?</w:t>
       </w:r>
       <w:bookmarkEnd w:id="11"/>
+    </w:p>
+    <w:p>
+      <w:pPr>
+        <w:rPr>
+          <w:lang w:val="ru-RU"/>
+        </w:rPr>
+      </w:pPr>
+      <w:r>
+        <w:rPr>
+          <w:lang w:val="ru-RU"/>
+        </w:rPr>
+        <w:t>Отряд в целом</w:t>
+      </w:r>
     </w:p>
     <w:p>
       <w:pPr>
@@ -5583,7 +6765,47 @@
           <w:sz w:val="18"/>
           <w:lang w:val="ru-RU"/>
         </w:rPr>
-        <w:t>Идти, сесть в технику, выйти из техники, погрузить/разгрузить.</w:t>
+        <w:t>И</w:t>
+      </w:r>
+      <w:r>
+        <w:rPr>
+          <w:rFonts w:ascii="Calibri" w:eastAsia="Times New Roman" w:hAnsi="Calibri" w:cs="Times New Roman"/>
+          <w:sz w:val="18"/>
+          <w:lang w:val="ru-RU"/>
+        </w:rPr>
+        <w:t>дти,</w:t>
+      </w:r>
+      <w:r>
+        <w:rPr>
+          <w:rFonts w:ascii="Calibri" w:eastAsia="Times New Roman" w:hAnsi="Calibri" w:cs="Times New Roman"/>
+          <w:sz w:val="18"/>
+          <w:lang w:val="ru-RU"/>
+        </w:rPr>
+        <w:t xml:space="preserve"> бежать, перелезать забор,</w:t>
+      </w:r>
+      <w:r>
+        <w:rPr>
+          <w:rFonts w:ascii="Calibri" w:eastAsia="Times New Roman" w:hAnsi="Calibri" w:cs="Times New Roman"/>
+          <w:sz w:val="18"/>
+          <w:lang w:val="ru-RU"/>
+        </w:rPr>
+        <w:t xml:space="preserve"> сесть в технику, выйти из техники, </w:t>
+      </w:r>
+      <w:r>
+        <w:rPr>
+          <w:rFonts w:ascii="Calibri" w:eastAsia="Times New Roman" w:hAnsi="Calibri" w:cs="Times New Roman"/>
+          <w:sz w:val="18"/>
+          <w:lang w:val="ru-RU"/>
+        </w:rPr>
+        <w:t>зайти в здание, выйти из здания</w:t>
+      </w:r>
+      <w:r>
+        <w:rPr>
+          <w:rFonts w:ascii="Calibri" w:eastAsia="Times New Roman" w:hAnsi="Calibri" w:cs="Times New Roman"/>
+          <w:sz w:val="18"/>
+          <w:lang w:val="ru-RU"/>
+        </w:rPr>
+        <w:t>.</w:t>
       </w:r>
     </w:p>
     <w:p>
@@ -5607,12 +6829,26 @@
           <w:sz w:val="18"/>
           <w:lang w:val="ru-RU"/>
         </w:rPr>
-        <w:t>Использовать вооружение/экипировку (стрелять, метать гранаты, ставить и обезвреживать мины, собирать/разбирать предметы).</w:t>
+        <w:t>Штурмовать и захватывать в плен в бою (при сближении вплотную).</w:t>
       </w:r>
     </w:p>
     <w:p>
       <w:pPr>
-        <w:keepNext/>
+        <w:rPr>
+          <w:rFonts w:eastAsia="Times New Roman"/>
+          <w:lang w:val="ru-RU"/>
+        </w:rPr>
+      </w:pPr>
+      <w:r>
+        <w:rPr>
+          <w:rFonts w:eastAsia="Times New Roman"/>
+          <w:lang w:val="ru-RU"/>
+        </w:rPr>
+        <w:t>Отдельные персонажи</w:t>
+      </w:r>
+    </w:p>
+    <w:p>
+      <w:pPr>
         <w:numPr>
           <w:ilvl w:val="0"/>
           <w:numId w:val="6"/>
@@ -5631,12 +6867,27 @@
           <w:sz w:val="18"/>
           <w:lang w:val="ru-RU"/>
         </w:rPr>
-        <w:t>Бежать, преодолевать препятствия и уставать.</w:t>
+        <w:t>Для экипажа: у</w:t>
+      </w:r>
+      <w:r>
+        <w:rPr>
+          <w:rFonts w:ascii="Calibri" w:eastAsia="Times New Roman" w:hAnsi="Calibri" w:cs="Times New Roman"/>
+          <w:sz w:val="18"/>
+          <w:lang w:val="ru-RU"/>
+        </w:rPr>
+        <w:t>правлять техникой</w:t>
+      </w:r>
+      <w:r>
+        <w:rPr>
+          <w:rFonts w:ascii="Calibri" w:eastAsia="Times New Roman" w:hAnsi="Calibri" w:cs="Times New Roman"/>
+          <w:sz w:val="18"/>
+          <w:lang w:val="ru-RU"/>
+        </w:rPr>
+        <w:t>, вести огонь из вооружения техники.</w:t>
       </w:r>
     </w:p>
     <w:p>
       <w:pPr>
-        <w:keepNext/>
         <w:numPr>
           <w:ilvl w:val="0"/>
           <w:numId w:val="6"/>
@@ -5655,12 +6906,27 @@
           <w:sz w:val="18"/>
           <w:lang w:val="ru-RU"/>
         </w:rPr>
-        <w:t>Управлять техникой, разгоняться, тормозить.</w:t>
+        <w:t>Ремонтировать технику</w:t>
+      </w:r>
+      <w:r>
+        <w:rPr>
+          <w:rFonts w:ascii="Calibri" w:eastAsia="Times New Roman" w:hAnsi="Calibri" w:cs="Times New Roman"/>
+          <w:sz w:val="18"/>
+          <w:lang w:val="ru-RU"/>
+        </w:rPr>
+        <w:t xml:space="preserve"> – проверка на механику</w:t>
+      </w:r>
+      <w:r>
+        <w:rPr>
+          <w:rFonts w:ascii="Calibri" w:eastAsia="Times New Roman" w:hAnsi="Calibri" w:cs="Times New Roman"/>
+          <w:sz w:val="18"/>
+          <w:lang w:val="ru-RU"/>
+        </w:rPr>
+        <w:t>.</w:t>
       </w:r>
     </w:p>
     <w:p>
       <w:pPr>
-        <w:keepNext/>
         <w:numPr>
           <w:ilvl w:val="0"/>
           <w:numId w:val="6"/>
@@ -5679,12 +6945,83 @@
           <w:sz w:val="18"/>
           <w:lang w:val="ru-RU"/>
         </w:rPr>
-        <w:t>Ремонтировать технику.</w:t>
+        <w:t>Н</w:t>
+      </w:r>
+      <w:r>
+        <w:rPr>
+          <w:rFonts w:ascii="Calibri" w:eastAsia="Times New Roman" w:hAnsi="Calibri" w:cs="Times New Roman"/>
+          <w:sz w:val="18"/>
+          <w:lang w:val="ru-RU"/>
+        </w:rPr>
+        <w:t>аблюдать (можно указать конкретное направление</w:t>
+      </w:r>
+      <w:r>
+        <w:rPr>
+          <w:rFonts w:ascii="Calibri" w:eastAsia="Times New Roman" w:hAnsi="Calibri" w:cs="Times New Roman"/>
+          <w:sz w:val="18"/>
+          <w:lang w:val="ru-RU"/>
+        </w:rPr>
+        <w:t xml:space="preserve"> или место</w:t>
+      </w:r>
+      <w:r>
+        <w:rPr>
+          <w:rFonts w:ascii="Calibri" w:eastAsia="Times New Roman" w:hAnsi="Calibri" w:cs="Times New Roman"/>
+          <w:sz w:val="18"/>
+          <w:lang w:val="ru-RU"/>
+        </w:rPr>
+        <w:t>)</w:t>
+      </w:r>
+      <w:r>
+        <w:rPr>
+          <w:rFonts w:ascii="Calibri" w:eastAsia="Times New Roman" w:hAnsi="Calibri" w:cs="Times New Roman"/>
+          <w:sz w:val="18"/>
+          <w:lang w:val="ru-RU"/>
+        </w:rPr>
+        <w:t>, в том числе с использованием экипировки</w:t>
+      </w:r>
+      <w:r>
+        <w:rPr>
+          <w:rFonts w:ascii="Calibri" w:eastAsia="Times New Roman" w:hAnsi="Calibri" w:cs="Times New Roman"/>
+          <w:sz w:val="18"/>
+          <w:lang w:val="ru-RU"/>
+        </w:rPr>
+        <w:t>, и</w:t>
+      </w:r>
+      <w:r>
+        <w:rPr>
+          <w:rFonts w:ascii="Calibri" w:eastAsia="Times New Roman" w:hAnsi="Calibri" w:cs="Times New Roman"/>
+          <w:sz w:val="18"/>
+          <w:lang w:val="ru-RU"/>
+        </w:rPr>
+        <w:t>спользовать вооружение (</w:t>
+      </w:r>
+      <w:r>
+        <w:rPr>
+          <w:rFonts w:ascii="Calibri" w:eastAsia="Times New Roman" w:hAnsi="Calibri" w:cs="Times New Roman"/>
+          <w:sz w:val="18"/>
+          <w:lang w:val="ru-RU"/>
+        </w:rPr>
+        <w:t>ц</w:t>
+      </w:r>
+      <w:r>
+        <w:rPr>
+          <w:rFonts w:ascii="Calibri" w:eastAsia="Times New Roman" w:hAnsi="Calibri" w:cs="Times New Roman"/>
+          <w:sz w:val="18"/>
+          <w:lang w:val="ru-RU"/>
+        </w:rPr>
+        <w:t>елиться из снайперской винтовки, разворачивать и сворачивать миномёт, вести огонь</w:t>
+      </w:r>
+      <w:r>
+        <w:rPr>
+          <w:rFonts w:ascii="Calibri" w:eastAsia="Times New Roman" w:hAnsi="Calibri" w:cs="Times New Roman"/>
+          <w:sz w:val="18"/>
+          <w:lang w:val="ru-RU"/>
+        </w:rPr>
+        <w:t>, метать гранаты, ставить и обезвреживать мины).</w:t>
       </w:r>
     </w:p>
     <w:p>
       <w:pPr>
-        <w:keepNext/>
         <w:numPr>
           <w:ilvl w:val="0"/>
           <w:numId w:val="6"/>
@@ -5703,12 +7040,11 @@
           <w:sz w:val="18"/>
           <w:lang w:val="ru-RU"/>
         </w:rPr>
-        <w:t>Наблюдать (можно указать конкретное направление).</w:t>
+        <w:t>Говорить лично/по рации.</w:t>
       </w:r>
     </w:p>
     <w:p>
       <w:pPr>
-        <w:keepNext/>
         <w:numPr>
           <w:ilvl w:val="0"/>
           <w:numId w:val="6"/>
@@ -5727,12 +7063,27 @@
           <w:sz w:val="18"/>
           <w:lang w:val="ru-RU"/>
         </w:rPr>
-        <w:t>Штурмовать и захватывать в плен в бою (при сближении вплотную).</w:t>
+        <w:t>Осмотреть предмет, конструкцию, локацию</w:t>
+      </w:r>
+      <w:r>
+        <w:rPr>
+          <w:rFonts w:ascii="Calibri" w:eastAsia="Times New Roman" w:hAnsi="Calibri" w:cs="Times New Roman"/>
+          <w:sz w:val="18"/>
+          <w:lang w:val="ru-RU"/>
+        </w:rPr>
+        <w:t>, подбирать/выбрасывать предметы</w:t>
+      </w:r>
+      <w:r>
+        <w:rPr>
+          <w:rFonts w:ascii="Calibri" w:eastAsia="Times New Roman" w:hAnsi="Calibri" w:cs="Times New Roman"/>
+          <w:sz w:val="18"/>
+          <w:lang w:val="ru-RU"/>
+        </w:rPr>
+        <w:t>.</w:t>
       </w:r>
     </w:p>
     <w:p>
       <w:pPr>
-        <w:keepNext/>
         <w:numPr>
           <w:ilvl w:val="0"/>
           <w:numId w:val="6"/>
@@ -5751,12 +7102,11 @@
           <w:sz w:val="18"/>
           <w:lang w:val="ru-RU"/>
         </w:rPr>
-        <w:t>Говорить лично/по рации (если предполагает диалог, то тратит весь ход).</w:t>
+        <w:t>Оказать первую помощь раненому (или самому себе) – проверка на медицину.</w:t>
       </w:r>
     </w:p>
     <w:p>
       <w:pPr>
-        <w:keepNext/>
         <w:numPr>
           <w:ilvl w:val="0"/>
           <w:numId w:val="6"/>
@@ -5775,12 +7125,11 @@
           <w:sz w:val="18"/>
           <w:lang w:val="ru-RU"/>
         </w:rPr>
-        <w:t>Подготовить экипировку/собрать её для перемещения (необходимо для некоторых видов оружия).</w:t>
+        <w:t>Обмануть, убедить, угрожать – проверка на лидерство.</w:t>
       </w:r>
     </w:p>
     <w:p>
       <w:pPr>
-        <w:keepNext/>
         <w:numPr>
           <w:ilvl w:val="0"/>
           <w:numId w:val="6"/>
@@ -5799,12 +7148,11 @@
           <w:sz w:val="18"/>
           <w:lang w:val="ru-RU"/>
         </w:rPr>
-        <w:t>Подобрать/выбросить оружие.</w:t>
+        <w:t>Рукопашный бой, толкнуть, схватить – проверка на физическую подготовку.</w:t>
       </w:r>
     </w:p>
     <w:p>
       <w:pPr>
-        <w:keepNext/>
         <w:numPr>
           <w:ilvl w:val="0"/>
           <w:numId w:val="6"/>
@@ -5823,126 +7171,6 @@
           <w:sz w:val="18"/>
           <w:lang w:val="ru-RU"/>
         </w:rPr>
-        <w:t>Осмотреть предмет, конструкцию, локацию.</w:t>
-      </w:r>
-    </w:p>
-    <w:p>
-      <w:pPr>
-        <w:keepNext/>
-        <w:numPr>
-          <w:ilvl w:val="0"/>
-          <w:numId w:val="6"/>
-        </w:numPr>
-        <w:contextualSpacing/>
-        <w:jc w:val="left"/>
-        <w:rPr>
-          <w:rFonts w:ascii="Calibri" w:eastAsia="Times New Roman" w:hAnsi="Calibri" w:cs="Times New Roman"/>
-          <w:sz w:val="18"/>
-          <w:lang w:val="ru-RU"/>
-        </w:rPr>
-      </w:pPr>
-      <w:r>
-        <w:rPr>
-          <w:rFonts w:ascii="Calibri" w:eastAsia="Times New Roman" w:hAnsi="Calibri" w:cs="Times New Roman"/>
-          <w:sz w:val="18"/>
-          <w:lang w:val="ru-RU"/>
-        </w:rPr>
-        <w:t>Оказать первую помощь раненому (или самому себе) – проверка на медицину.</w:t>
-      </w:r>
-    </w:p>
-    <w:p>
-      <w:pPr>
-        <w:keepNext/>
-        <w:numPr>
-          <w:ilvl w:val="0"/>
-          <w:numId w:val="6"/>
-        </w:numPr>
-        <w:contextualSpacing/>
-        <w:jc w:val="left"/>
-        <w:rPr>
-          <w:rFonts w:ascii="Calibri" w:eastAsia="Times New Roman" w:hAnsi="Calibri" w:cs="Times New Roman"/>
-          <w:sz w:val="18"/>
-          <w:lang w:val="ru-RU"/>
-        </w:rPr>
-      </w:pPr>
-      <w:r>
-        <w:rPr>
-          <w:rFonts w:ascii="Calibri" w:eastAsia="Times New Roman" w:hAnsi="Calibri" w:cs="Times New Roman"/>
-          <w:sz w:val="18"/>
-          <w:lang w:val="ru-RU"/>
-        </w:rPr>
-        <w:t>Обмануть, убедить, угрожать – проверка на лидерство.</w:t>
-      </w:r>
-    </w:p>
-    <w:p>
-      <w:pPr>
-        <w:keepNext/>
-        <w:numPr>
-          <w:ilvl w:val="0"/>
-          <w:numId w:val="6"/>
-        </w:numPr>
-        <w:contextualSpacing/>
-        <w:jc w:val="left"/>
-        <w:rPr>
-          <w:rFonts w:ascii="Calibri" w:eastAsia="Times New Roman" w:hAnsi="Calibri" w:cs="Times New Roman"/>
-          <w:sz w:val="18"/>
-          <w:lang w:val="ru-RU"/>
-        </w:rPr>
-      </w:pPr>
-      <w:r>
-        <w:rPr>
-          <w:rFonts w:ascii="Calibri" w:eastAsia="Times New Roman" w:hAnsi="Calibri" w:cs="Times New Roman"/>
-          <w:sz w:val="18"/>
-          <w:lang w:val="ru-RU"/>
-        </w:rPr>
-        <w:t>Рукопашный бой, толкнуть, схватить – проверка на физическую подготовку.</w:t>
-      </w:r>
-    </w:p>
-    <w:p>
-      <w:pPr>
-        <w:keepNext/>
-        <w:numPr>
-          <w:ilvl w:val="0"/>
-          <w:numId w:val="6"/>
-        </w:numPr>
-        <w:contextualSpacing/>
-        <w:jc w:val="left"/>
-        <w:rPr>
-          <w:rFonts w:ascii="Calibri" w:eastAsia="Times New Roman" w:hAnsi="Calibri" w:cs="Times New Roman"/>
-          <w:sz w:val="18"/>
-          <w:lang w:val="ru-RU"/>
-        </w:rPr>
-      </w:pPr>
-      <w:r>
-        <w:rPr>
-          <w:rFonts w:ascii="Calibri" w:eastAsia="Times New Roman" w:hAnsi="Calibri" w:cs="Times New Roman"/>
-          <w:sz w:val="18"/>
-          <w:lang w:val="ru-RU"/>
-        </w:rPr>
-        <w:t>Красться – проверка на маскировку.</w:t>
-      </w:r>
-    </w:p>
-    <w:p>
-      <w:pPr>
-        <w:keepNext/>
-        <w:numPr>
-          <w:ilvl w:val="0"/>
-          <w:numId w:val="6"/>
-        </w:numPr>
-        <w:contextualSpacing/>
-        <w:jc w:val="left"/>
-        <w:rPr>
-          <w:rFonts w:ascii="Calibri" w:eastAsia="Times New Roman" w:hAnsi="Calibri" w:cs="Times New Roman"/>
-          <w:sz w:val="18"/>
-          <w:lang w:val="ru-RU"/>
-        </w:rPr>
-      </w:pPr>
-      <w:r>
-        <w:rPr>
-          <w:rFonts w:ascii="Calibri" w:eastAsia="Times New Roman" w:hAnsi="Calibri" w:cs="Times New Roman"/>
-          <w:sz w:val="18"/>
-          <w:lang w:val="ru-RU"/>
-        </w:rPr>
         <w:t>Другие заявки – на усмотрение мастера.</w:t>
       </w:r>
     </w:p>
@@ -5958,7 +7186,7 @@
           <w:lang w:val="ru-RU"/>
         </w:rPr>
       </w:pPr>
-      <w:bookmarkStart w:id="12" w:name="_Toc213749125"/>
+      <w:bookmarkStart w:id="12" w:name="_Toc218008547"/>
       <w:r>
         <w:rPr>
           <w:rFonts w:eastAsia="Times New Roman"/>
@@ -6013,7 +7241,47 @@
           <w:sz w:val="18"/>
           <w:lang w:val="ru-RU"/>
         </w:rPr>
-        <w:t>Если цель – пехота, то навык тактической подготовки цели – Ур(ТП), а также бонус при обстреле отряда пехоты с разных сторон.</w:t>
+        <w:t>Если цель – пехота, то</w:t>
+      </w:r>
+      <w:r>
+        <w:rPr>
+          <w:rFonts w:ascii="Calibri" w:eastAsia="Times New Roman" w:hAnsi="Calibri" w:cs="Times New Roman"/>
+          <w:sz w:val="18"/>
+          <w:lang w:val="ru-RU"/>
+        </w:rPr>
+        <w:t xml:space="preserve"> учитывается Ур(ТП) цели и</w:t>
+      </w:r>
+      <w:r>
+        <w:rPr>
+          <w:rFonts w:ascii="Calibri" w:eastAsia="Times New Roman" w:hAnsi="Calibri" w:cs="Times New Roman"/>
+          <w:sz w:val="18"/>
+          <w:lang w:val="ru-RU"/>
+        </w:rPr>
+        <w:t xml:space="preserve"> </w:t>
+      </w:r>
+      <w:r>
+        <w:rPr>
+          <w:rFonts w:ascii="Calibri" w:eastAsia="Times New Roman" w:hAnsi="Calibri" w:cs="Times New Roman"/>
+          <w:sz w:val="18"/>
+          <w:lang w:val="ru-RU"/>
+        </w:rPr>
+        <w:t xml:space="preserve">даётся </w:t>
+      </w:r>
+      <w:r>
+        <w:rPr>
+          <w:rFonts w:ascii="Calibri" w:eastAsia="Times New Roman" w:hAnsi="Calibri" w:cs="Times New Roman"/>
+          <w:sz w:val="18"/>
+          <w:lang w:val="ru-RU"/>
+        </w:rPr>
+        <w:t>бонус при обстреле отряда пехоты с разных сторон</w:t>
+      </w:r>
+      <w:r>
+        <w:rPr>
+          <w:rFonts w:ascii="Calibri" w:eastAsia="Times New Roman" w:hAnsi="Calibri" w:cs="Times New Roman"/>
+          <w:sz w:val="18"/>
+          <w:lang w:val="ru-RU"/>
+        </w:rPr>
+        <w:t>.</w:t>
       </w:r>
     </w:p>
     <w:p>
@@ -6037,7 +7305,23 @@
           <w:sz w:val="18"/>
           <w:lang w:val="ru-RU"/>
         </w:rPr>
-        <w:t>Если цель – техника, то её уровень бронированности и место попадания (в лоб, в корму, в борт).</w:t>
+        <w:t xml:space="preserve">Если цель – техника, то </w:t>
+      </w:r>
+      <w:r>
+        <w:rPr>
+          <w:rFonts w:ascii="Calibri" w:eastAsia="Times New Roman" w:hAnsi="Calibri" w:cs="Times New Roman"/>
+          <w:sz w:val="18"/>
+          <w:lang w:val="ru-RU"/>
+        </w:rPr>
+        <w:t xml:space="preserve">учитывается </w:t>
+      </w:r>
+      <w:r>
+        <w:rPr>
+          <w:rFonts w:ascii="Calibri" w:eastAsia="Times New Roman" w:hAnsi="Calibri" w:cs="Times New Roman"/>
+          <w:sz w:val="18"/>
+          <w:lang w:val="ru-RU"/>
+        </w:rPr>
+        <w:t>её уровень бронированности и место попадания (в лоб, в корму, в борт).</w:t>
       </w:r>
     </w:p>
     <w:p>
@@ -6085,7 +7369,31 @@
           <w:sz w:val="18"/>
           <w:lang w:val="ru-RU"/>
         </w:rPr>
-        <w:t>Положение стреляющего (подготовленное/стационарное).</w:t>
+        <w:t>Подготовленность</w:t>
+      </w:r>
+      <w:r>
+        <w:rPr>
+          <w:rFonts w:ascii="Calibri" w:eastAsia="Times New Roman" w:hAnsi="Calibri" w:cs="Times New Roman"/>
+          <w:sz w:val="18"/>
+          <w:lang w:val="ru-RU"/>
+        </w:rPr>
+        <w:t xml:space="preserve"> стреляющего (</w:t>
+      </w:r>
+      <w:r>
+        <w:rPr>
+          <w:rFonts w:ascii="Calibri" w:eastAsia="Times New Roman" w:hAnsi="Calibri" w:cs="Times New Roman"/>
+          <w:sz w:val="18"/>
+          <w:lang w:val="ru-RU"/>
+        </w:rPr>
+        <w:t>характер стрельбы – прицельный или навскидку</w:t>
+      </w:r>
+      <w:r>
+        <w:rPr>
+          <w:rFonts w:ascii="Calibri" w:eastAsia="Times New Roman" w:hAnsi="Calibri" w:cs="Times New Roman"/>
+          <w:sz w:val="18"/>
+          <w:lang w:val="ru-RU"/>
+        </w:rPr>
+        <w:t>).</w:t>
       </w:r>
     </w:p>
     <w:p>
@@ -6133,31 +7441,15 @@
           <w:sz w:val="18"/>
           <w:lang w:val="ru-RU"/>
         </w:rPr>
-        <w:t>Стрельба вслепую (цель не видно).</w:t>
-      </w:r>
-    </w:p>
-    <w:p>
-      <w:pPr>
-        <w:keepNext/>
-        <w:numPr>
-          <w:ilvl w:val="0"/>
-          <w:numId w:val="7"/>
-        </w:numPr>
-        <w:contextualSpacing/>
-        <w:jc w:val="left"/>
+        <w:t>Обнаружена ли цель или стрелял просто вслепую, наудачу</w:t>
+      </w:r>
+      <w:r>
         <w:rPr>
           <w:rFonts w:ascii="Calibri" w:eastAsia="Times New Roman" w:hAnsi="Calibri" w:cs="Times New Roman"/>
           <w:sz w:val="18"/>
           <w:lang w:val="ru-RU"/>
         </w:rPr>
-      </w:pPr>
-      <w:r>
-        <w:rPr>
-          <w:rFonts w:ascii="Calibri" w:eastAsia="Times New Roman" w:hAnsi="Calibri" w:cs="Times New Roman"/>
-          <w:sz w:val="18"/>
-          <w:lang w:val="ru-RU"/>
-        </w:rPr>
-        <w:t>Стрельба навскидку (цель внезапно показалась).</w:t>
+        <w:t>.</w:t>
       </w:r>
     </w:p>
     <w:p>
@@ -6172,7 +7464,7 @@
           <w:lang w:val="ru-RU"/>
         </w:rPr>
       </w:pPr>
-      <w:bookmarkStart w:id="13" w:name="_Toc213749126"/>
+      <w:bookmarkStart w:id="13" w:name="_Toc218008548"/>
       <w:r>
         <w:rPr>
           <w:rFonts w:eastAsia="Times New Roman"/>
@@ -6380,7 +7672,71 @@
           <w:lang w:val="ru-RU"/>
         </w:rPr>
         <w:br/>
-        <w:t>Перемещение шагом: 20 м/ход + 10 м/ход (за каждые свободные 5 кг на персонажа), но не более 50 м/ход шагом.</w:t>
+        <w:t xml:space="preserve">Перемещение шагом: </w:t>
+      </w:r>
+      <w:r>
+        <w:rPr>
+          <w:rFonts w:ascii="Calibri" w:eastAsia="Times New Roman" w:hAnsi="Calibri" w:cs="Times New Roman"/>
+          <w:sz w:val="18"/>
+          <w:lang w:val="ru-RU"/>
+        </w:rPr>
+        <w:t xml:space="preserve">от </w:t>
+      </w:r>
+      <w:r>
+        <w:rPr>
+          <w:rFonts w:ascii="Calibri" w:eastAsia="Times New Roman" w:hAnsi="Calibri" w:cs="Times New Roman"/>
+          <w:sz w:val="18"/>
+          <w:lang w:val="ru-RU"/>
+        </w:rPr>
+        <w:t>20 м</w:t>
+      </w:r>
+      <w:r>
+        <w:rPr>
+          <w:rFonts w:ascii="Calibri" w:eastAsia="Times New Roman" w:hAnsi="Calibri" w:cs="Times New Roman"/>
+          <w:sz w:val="18"/>
+          <w:lang w:val="ru-RU"/>
+        </w:rPr>
+        <w:t xml:space="preserve"> до 50 м за 30 секунд (</w:t>
+      </w:r>
+      <w:r>
+        <w:rPr>
+          <w:rFonts w:ascii="Calibri" w:eastAsia="Times New Roman" w:hAnsi="Calibri" w:cs="Times New Roman"/>
+          <w:sz w:val="18"/>
+          <w:lang w:val="ru-RU"/>
+        </w:rPr>
+        <w:t>ход</w:t>
+      </w:r>
+      <w:r>
+        <w:rPr>
+          <w:rFonts w:ascii="Calibri" w:eastAsia="Times New Roman" w:hAnsi="Calibri" w:cs="Times New Roman"/>
+          <w:sz w:val="18"/>
+          <w:lang w:val="ru-RU"/>
+        </w:rPr>
+        <w:t>)</w:t>
+      </w:r>
+      <w:r>
+        <w:rPr>
+          <w:rFonts w:ascii="Calibri" w:eastAsia="Times New Roman" w:hAnsi="Calibri" w:cs="Times New Roman"/>
+          <w:sz w:val="18"/>
+          <w:lang w:val="ru-RU"/>
+        </w:rPr>
+        <w:t xml:space="preserve"> </w:t>
+      </w:r>
+      <w:r>
+        <w:rPr>
+          <w:rFonts w:ascii="Calibri" w:eastAsia="Times New Roman" w:hAnsi="Calibri" w:cs="Times New Roman"/>
+          <w:sz w:val="18"/>
+          <w:lang w:val="ru-RU"/>
+        </w:rPr>
+        <w:t>шагом в зависимости от нагрузки</w:t>
+      </w:r>
+      <w:r>
+        <w:rPr>
+          <w:rFonts w:ascii="Calibri" w:eastAsia="Times New Roman" w:hAnsi="Calibri" w:cs="Times New Roman"/>
+          <w:sz w:val="18"/>
+          <w:lang w:val="ru-RU"/>
+        </w:rPr>
+        <w:t>.</w:t>
       </w:r>
       <w:r>
         <w:rPr>
@@ -6433,7 +7789,7 @@
           <w:sz w:val="18"/>
           <w:lang w:val="ru-RU"/>
         </w:rPr>
-        <w:t xml:space="preserve">Уменьшает вероятность поражения при стрельбе по персонажу. Модификатор броска при стрельбе по пехоте: </w:t>
+        <w:t xml:space="preserve">Уменьшает вероятность поражения при стрельбе по </w:t>
       </w:r>
       <w:r>
         <w:rPr>
@@ -6441,16 +7797,7 @@
           <w:sz w:val="18"/>
           <w:lang w:val="ru-RU"/>
         </w:rPr>
-        <w:noBreakHyphen/>
-        <w:t>2 </w:t>
-      </w:r>
-      <w:r>
-        <w:rPr>
-          <w:rFonts w:ascii="Calibri" w:eastAsia="Times New Roman" w:hAnsi="Calibri" w:cs="Calibri"/>
-          <w:sz w:val="18"/>
-          <w:lang w:val="ru-RU"/>
-        </w:rPr>
-        <w:t>× </w:t>
+        <w:t>отряду</w:t>
       </w:r>
       <w:r>
         <w:rPr>
@@ -6458,16 +7805,15 @@
           <w:sz w:val="18"/>
           <w:lang w:val="ru-RU"/>
         </w:rPr>
-        <w:t>Ур(ТП)</w:t>
+        <w:t>.</w:t>
       </w:r>
       <w:r>
         <w:rPr>
           <w:rFonts w:ascii="Calibri" w:eastAsia="Times New Roman" w:hAnsi="Calibri" w:cs="Times New Roman"/>
           <w:sz w:val="18"/>
-          <w:vertAlign w:val="superscript"/>
-          <w:lang w:val="ru-RU"/>
-        </w:rPr>
-        <w:t>цели</w:t>
+          <w:lang w:val="ru-RU"/>
+        </w:rPr>
+        <w:t xml:space="preserve"> Выбирается минимальный Ур(ТП) среди персонажей отряда</w:t>
       </w:r>
       <w:r>
         <w:rPr>
@@ -6475,7 +7821,15 @@
           <w:sz w:val="18"/>
           <w:lang w:val="ru-RU"/>
         </w:rPr>
-        <w:t>.</w:t>
+        <w:t>, по которому ведётся стрельба</w:t>
+      </w:r>
+      <w:r>
+        <w:rPr>
+          <w:rFonts w:ascii="Calibri" w:eastAsia="Times New Roman" w:hAnsi="Calibri" w:cs="Times New Roman"/>
+          <w:sz w:val="18"/>
+          <w:lang w:val="ru-RU"/>
+        </w:rPr>
+        <w:t>!</w:t>
       </w:r>
     </w:p>
     <w:p>
@@ -6528,7 +7882,23 @@
           <w:lang w:val="ru-RU"/>
         </w:rPr>
         <w:br/>
-        <w:t>Модификатор броска при оказании помощи: +Ур(МЕД), сложность 12+.</w:t>
+        <w:t xml:space="preserve">Модификатор броска при оказании помощи: </w:t>
+      </w:r>
+      <w:r>
+        <w:rPr>
+          <w:rFonts w:ascii="Calibri" w:eastAsia="Times New Roman" w:hAnsi="Calibri" w:cs="Times New Roman"/>
+          <w:sz w:val="18"/>
+          <w:lang w:val="ru-RU"/>
+        </w:rPr>
+        <w:t>+</w:t>
+      </w:r>
+      <w:r>
+        <w:rPr>
+          <w:rFonts w:ascii="Calibri" w:eastAsia="Times New Roman" w:hAnsi="Calibri" w:cs="Times New Roman"/>
+          <w:sz w:val="18"/>
+          <w:lang w:val="ru-RU"/>
+        </w:rPr>
+        <w:t>Ур(МЕД), сложность 12+.</w:t>
       </w:r>
     </w:p>
     <w:p>
@@ -6572,7 +7942,7 @@
           <w:sz w:val="18"/>
           <w:lang w:val="ru-RU"/>
         </w:rPr>
-        <w:t>Высокий навык маскировки позволяет лучше скрываться, лучше обнаруживать мины и засады и лучше прятать ловушки.</w:t>
+        <w:t>Все отряды начинают игру замаскированными. Для того, чтобы заметить отряд противника, необходимо выполнять наблюдение и проходить проверку</w:t>
       </w:r>
       <w:r>
         <w:rPr>
@@ -6580,16 +7950,7 @@
           <w:sz w:val="18"/>
           <w:lang w:val="ru-RU"/>
         </w:rPr>
-        <w:br/>
-        <w:t>Модификатор броска при наблюдении: +(2 </w:t>
-      </w:r>
-      <w:r>
-        <w:rPr>
-          <w:rFonts w:ascii="Calibri" w:eastAsia="Times New Roman" w:hAnsi="Calibri" w:cs="Calibri"/>
-          <w:sz w:val="18"/>
-          <w:lang w:val="ru-RU"/>
-        </w:rPr>
-        <w:t>×</w:t>
+        <w:t xml:space="preserve"> с броском кубика</w:t>
       </w:r>
       <w:r>
         <w:rPr>
@@ -6597,16 +7958,15 @@
           <w:sz w:val="18"/>
           <w:lang w:val="ru-RU"/>
         </w:rPr>
-        <w:t> Ур(МСК)</w:t>
+        <w:t>.</w:t>
       </w:r>
       <w:r>
         <w:rPr>
           <w:rFonts w:ascii="Calibri" w:eastAsia="Times New Roman" w:hAnsi="Calibri" w:cs="Times New Roman"/>
           <w:sz w:val="18"/>
-          <w:vertAlign w:val="superscript"/>
-          <w:lang w:val="ru-RU"/>
-        </w:rPr>
-        <w:t>наблюдателя</w:t>
+          <w:lang w:val="ru-RU"/>
+        </w:rPr>
+        <w:t xml:space="preserve"> При стрельбе по неидентифицированному противнику </w:t>
       </w:r>
       <w:r>
         <w:rPr>
@@ -6614,7 +7974,7 @@
           <w:sz w:val="18"/>
           <w:lang w:val="ru-RU"/>
         </w:rPr>
-        <w:t>) </w:t>
+        <w:t>модификтор броска стрельбы -6</w:t>
       </w:r>
       <w:r>
         <w:rPr>
@@ -6622,33 +7982,26 @@
           <w:sz w:val="18"/>
           <w:lang w:val="ru-RU"/>
         </w:rPr>
-        <w:noBreakHyphen/>
-        <w:t> (2 </w:t>
-      </w:r>
-      <w:r>
-        <w:rPr>
-          <w:rFonts w:ascii="Calibri" w:eastAsia="Times New Roman" w:hAnsi="Calibri" w:cs="Calibri"/>
-          <w:sz w:val="18"/>
-          <w:lang w:val="ru-RU"/>
-        </w:rPr>
-        <w:t>×</w:t>
-      </w:r>
-      <w:r>
+        <w:t>!</w:t>
+      </w:r>
+    </w:p>
+    <w:p>
+      <w:pPr>
+        <w:keepNext/>
+        <w:jc w:val="left"/>
         <w:rPr>
           <w:rFonts w:ascii="Calibri" w:eastAsia="Times New Roman" w:hAnsi="Calibri" w:cs="Times New Roman"/>
           <w:sz w:val="18"/>
           <w:lang w:val="ru-RU"/>
         </w:rPr>
-        <w:t> Ур(МСК)</w:t>
-      </w:r>
+      </w:pPr>
       <w:r>
         <w:rPr>
           <w:rFonts w:ascii="Calibri" w:eastAsia="Times New Roman" w:hAnsi="Calibri" w:cs="Times New Roman"/>
           <w:sz w:val="18"/>
-          <w:vertAlign w:val="superscript"/>
-          <w:lang w:val="ru-RU"/>
-        </w:rPr>
-        <w:t>цели</w:t>
+          <w:lang w:val="ru-RU"/>
+        </w:rPr>
+        <w:t>Высокий навык маскировки позволяет лучше скрываться, лучше обнаруживать мины и засады и лучше прятать ловушки.</w:t>
       </w:r>
       <w:r>
         <w:rPr>
@@ -6656,7 +8009,7 @@
           <w:sz w:val="18"/>
           <w:lang w:val="ru-RU"/>
         </w:rPr>
-        <w:t>).</w:t>
+        <w:t xml:space="preserve"> Выбирается минимальный Ур(МСК) среди персонажей в отряде, за которым ведётся наблюдение!</w:t>
       </w:r>
     </w:p>
     <w:p>
@@ -6781,7 +8134,7 @@
           <w:lang w:val="ru-RU"/>
         </w:rPr>
         <w:sectPr>
-          <w:footerReference w:type="default" r:id="rId18"/>
+          <w:footerReference w:type="default" r:id="rId25"/>
           <w:pgSz w:w="12240" w:h="15840"/>
           <w:pgMar w:top="720" w:right="720" w:bottom="720" w:left="1152" w:header="720" w:footer="720" w:gutter="0"/>
           <w:cols w:num="2" w:space="288"/>
@@ -6836,8 +8189,8 @@
           <w:lang w:val="ru-RU"/>
         </w:rPr>
       </w:pPr>
-      <w:bookmarkStart w:id="14" w:name="_Toc213749127"/>
-      <w:bookmarkStart w:id="15" w:name="_Hlk209873710"/>
+      <w:bookmarkStart w:id="14" w:name="_Hlk209873710"/>
+      <w:bookmarkStart w:id="15" w:name="_Toc218008549"/>
       <w:r>
         <w:rPr>
           <w:rFonts w:eastAsia="Times New Roman"/>
@@ -6846,23 +8199,23 @@
         <w:lastRenderedPageBreak/>
         <w:t>Персонаж</w:t>
       </w:r>
-      <w:bookmarkEnd w:id="14"/>
+      <w:bookmarkEnd w:id="15"/>
     </w:p>
     <w:tbl>
       <w:tblPr>
         <w:tblStyle w:val="TableGrid1"/>
-        <w:tblpPr w:leftFromText="180" w:rightFromText="180" w:vertAnchor="text" w:horzAnchor="page" w:tblpX="1450" w:tblpY="-2"/>
+        <w:tblpPr w:leftFromText="180" w:rightFromText="180" w:vertAnchor="text" w:horzAnchor="page" w:tblpX="1907" w:tblpY="-13"/>
         <w:tblOverlap w:val="never"/>
         <w:tblW w:w="0" w:type="auto"/>
         <w:tblLook w:val="04A0" w:firstRow="1" w:lastRow="0" w:firstColumn="1" w:lastColumn="0" w:noHBand="0" w:noVBand="1"/>
       </w:tblPr>
       <w:tblGrid>
-        <w:gridCol w:w="4315"/>
+        <w:gridCol w:w="4230"/>
       </w:tblGrid>
       <w:tr>
         <w:tc>
           <w:tcPr>
-            <w:tcW w:w="4315" w:type="dxa"/>
+            <w:tcW w:w="4230" w:type="dxa"/>
           </w:tcPr>
           <w:p>
             <w:pPr>
@@ -6905,7 +8258,7 @@
           <w:rFonts w:eastAsia="Times New Roman"/>
         </w:rPr>
       </w:pPr>
-      <w:bookmarkStart w:id="16" w:name="_Toc213749128"/>
+      <w:bookmarkStart w:id="16" w:name="_Toc218008550"/>
       <w:r>
         <w:t>Навыки</w:t>
       </w:r>
@@ -6937,13 +8290,13 @@
         <w:tblLook w:val="04A0" w:firstRow="1" w:lastRow="0" w:firstColumn="1" w:lastColumn="0" w:noHBand="0" w:noVBand="1"/>
       </w:tblPr>
       <w:tblGrid>
-        <w:gridCol w:w="2136"/>
-        <w:gridCol w:w="463"/>
-        <w:gridCol w:w="463"/>
-        <w:gridCol w:w="463"/>
-        <w:gridCol w:w="463"/>
-        <w:gridCol w:w="521"/>
-        <w:gridCol w:w="521"/>
+        <w:gridCol w:w="2087"/>
+        <w:gridCol w:w="461"/>
+        <w:gridCol w:w="461"/>
+        <w:gridCol w:w="461"/>
+        <w:gridCol w:w="520"/>
+        <w:gridCol w:w="520"/>
+        <w:gridCol w:w="520"/>
       </w:tblGrid>
       <w:tr>
         <w:tc>
@@ -7221,7 +8574,15 @@
                 <w:sz w:val="18"/>
                 <w:lang w:val="ru-RU"/>
               </w:rPr>
-              <w:t>5+</w:t>
+              <w:t>7</w:t>
+            </w:r>
+            <w:r>
+              <w:rPr>
+                <w:rFonts w:ascii="Calibri" w:eastAsia="Times New Roman" w:hAnsi="Calibri" w:cs="Times New Roman"/>
+                <w:sz w:val="18"/>
+                <w:lang w:val="ru-RU"/>
+              </w:rPr>
+              <w:t>+</w:t>
             </w:r>
           </w:p>
         </w:tc>
@@ -7245,7 +8606,15 @@
                 <w:sz w:val="18"/>
                 <w:lang w:val="ru-RU"/>
               </w:rPr>
-              <w:t>8+</w:t>
+              <w:t>12</w:t>
+            </w:r>
+            <w:r>
+              <w:rPr>
+                <w:rFonts w:ascii="Calibri" w:eastAsia="Times New Roman" w:hAnsi="Calibri" w:cs="Times New Roman"/>
+                <w:sz w:val="18"/>
+                <w:lang w:val="ru-RU"/>
+              </w:rPr>
+              <w:t>+</w:t>
             </w:r>
           </w:p>
         </w:tc>
@@ -7269,7 +8638,23 @@
                 <w:sz w:val="18"/>
                 <w:lang w:val="ru-RU"/>
               </w:rPr>
-              <w:t>13+</w:t>
+              <w:t>1</w:t>
+            </w:r>
+            <w:r>
+              <w:rPr>
+                <w:rFonts w:ascii="Calibri" w:eastAsia="Times New Roman" w:hAnsi="Calibri" w:cs="Times New Roman"/>
+                <w:sz w:val="18"/>
+                <w:lang w:val="ru-RU"/>
+              </w:rPr>
+              <w:t>6</w:t>
+            </w:r>
+            <w:r>
+              <w:rPr>
+                <w:rFonts w:ascii="Calibri" w:eastAsia="Times New Roman" w:hAnsi="Calibri" w:cs="Times New Roman"/>
+                <w:sz w:val="18"/>
+                <w:lang w:val="ru-RU"/>
+              </w:rPr>
+              <w:t>+</w:t>
             </w:r>
           </w:p>
         </w:tc>
@@ -7293,7 +8678,15 @@
                 <w:sz w:val="18"/>
                 <w:lang w:val="ru-RU"/>
               </w:rPr>
-              <w:t>20+</w:t>
+              <w:t>20</w:t>
+            </w:r>
+            <w:r>
+              <w:rPr>
+                <w:rFonts w:ascii="Calibri" w:eastAsia="Times New Roman" w:hAnsi="Calibri" w:cs="Times New Roman"/>
+                <w:sz w:val="18"/>
+                <w:lang w:val="ru-RU"/>
+              </w:rPr>
+              <w:t>+</w:t>
             </w:r>
           </w:p>
         </w:tc>
@@ -8964,13 +10357,13 @@
           <w:lang w:val="ru-RU"/>
         </w:rPr>
       </w:pPr>
-      <w:bookmarkStart w:id="17" w:name="_Toc213749129"/>
+      <w:bookmarkStart w:id="17" w:name="_Toc218008551"/>
       <w:r>
         <w:rPr>
           <w:rFonts w:eastAsia="Times New Roman"/>
           <w:lang w:val="ru-RU"/>
         </w:rPr>
-        <w:t>Отряд</w:t>
+        <w:t>Заметки</w:t>
       </w:r>
       <w:bookmarkEnd w:id="17"/>
     </w:p>
@@ -8981,200 +10374,47 @@
         <w:tblLook w:val="04A0" w:firstRow="1" w:lastRow="0" w:firstColumn="1" w:lastColumn="0" w:noHBand="0" w:noVBand="1"/>
       </w:tblPr>
       <w:tblGrid>
-        <w:gridCol w:w="1676"/>
-        <w:gridCol w:w="1677"/>
-        <w:gridCol w:w="1677"/>
+        <w:gridCol w:w="5030"/>
       </w:tblGrid>
       <w:tr>
         <w:tc>
           <w:tcPr>
-            <w:tcW w:w="1676" w:type="dxa"/>
-          </w:tcPr>
-          <w:p>
-            <w:pPr>
-              <w:jc w:val="center"/>
-              <w:rPr>
-                <w:rFonts w:ascii="Calibri" w:eastAsia="Times New Roman" w:hAnsi="Calibri" w:cs="Times New Roman"/>
-                <w:sz w:val="18"/>
-                <w:lang w:val="ru-RU"/>
-              </w:rPr>
-            </w:pPr>
-            <w:r>
-              <w:rPr>
-                <w:rFonts w:ascii="Calibri" w:eastAsia="Times New Roman" w:hAnsi="Calibri" w:cs="Times New Roman"/>
-                <w:sz w:val="18"/>
-                <w:lang w:val="ru-RU"/>
-              </w:rPr>
-              <w:t>Очки стресса</w:t>
-            </w:r>
-          </w:p>
-        </w:tc>
-        <w:tc>
-          <w:tcPr>
-            <w:tcW w:w="1677" w:type="dxa"/>
-          </w:tcPr>
-          <w:p>
-            <w:pPr>
-              <w:jc w:val="center"/>
-              <w:rPr>
-                <w:rFonts w:ascii="Calibri" w:eastAsia="Times New Roman" w:hAnsi="Calibri" w:cs="Times New Roman"/>
-                <w:sz w:val="18"/>
-                <w:lang w:val="ru-RU"/>
-              </w:rPr>
-            </w:pPr>
-            <w:r>
-              <w:rPr>
-                <w:rFonts w:ascii="Calibri" w:eastAsia="Times New Roman" w:hAnsi="Calibri" w:cs="Times New Roman"/>
-                <w:sz w:val="18"/>
-                <w:lang w:val="ru-RU"/>
-              </w:rPr>
-              <w:t>Очки усталости</w:t>
-            </w:r>
-          </w:p>
-        </w:tc>
-        <w:tc>
-          <w:tcPr>
-            <w:tcW w:w="1677" w:type="dxa"/>
-          </w:tcPr>
-          <w:p>
-            <w:pPr>
-              <w:jc w:val="center"/>
-              <w:rPr>
-                <w:rFonts w:ascii="Calibri" w:eastAsia="Times New Roman" w:hAnsi="Calibri" w:cs="Times New Roman"/>
-                <w:sz w:val="18"/>
-                <w:lang w:val="ru-RU"/>
-              </w:rPr>
-            </w:pPr>
-            <w:r>
-              <w:rPr>
-                <w:rFonts w:ascii="Calibri" w:eastAsia="Times New Roman" w:hAnsi="Calibri" w:cs="Times New Roman"/>
-                <w:sz w:val="18"/>
-                <w:lang w:val="ru-RU"/>
-              </w:rPr>
-              <w:t>Очки корректировки</w:t>
-            </w:r>
+            <w:tcW w:w="5030" w:type="dxa"/>
+          </w:tcPr>
+          <w:p>
+            <w:pPr>
+              <w:jc w:val="left"/>
+              <w:rPr>
+                <w:rFonts w:ascii="Calibri" w:eastAsia="Times New Roman" w:hAnsi="Calibri" w:cs="Times New Roman"/>
+                <w:color w:val="BFBFBF"/>
+                <w:sz w:val="18"/>
+              </w:rPr>
+            </w:pPr>
           </w:p>
         </w:tc>
       </w:tr>
       <w:tr>
-        <w:trPr>
-          <w:trHeight w:val="692"/>
-        </w:trPr>
-        <w:tc>
-          <w:tcPr>
-            <w:tcW w:w="1676" w:type="dxa"/>
+        <w:tc>
+          <w:tcPr>
+            <w:tcW w:w="5030" w:type="dxa"/>
           </w:tcPr>
           <w:p>
             <w:pPr>
               <w:jc w:val="left"/>
               <w:rPr>
                 <w:rFonts w:ascii="Calibri" w:eastAsia="Times New Roman" w:hAnsi="Calibri" w:cs="Times New Roman"/>
-                <w:sz w:val="18"/>
-                <w:lang w:val="ru-RU"/>
-              </w:rPr>
-            </w:pPr>
-          </w:p>
-        </w:tc>
-        <w:tc>
-          <w:tcPr>
-            <w:tcW w:w="1677" w:type="dxa"/>
-          </w:tcPr>
-          <w:p>
-            <w:pPr>
-              <w:jc w:val="left"/>
-              <w:rPr>
-                <w:rFonts w:ascii="Calibri" w:eastAsia="Times New Roman" w:hAnsi="Calibri" w:cs="Times New Roman"/>
-                <w:sz w:val="18"/>
-                <w:lang w:val="ru-RU"/>
-              </w:rPr>
-            </w:pPr>
-          </w:p>
-        </w:tc>
-        <w:tc>
-          <w:tcPr>
-            <w:tcW w:w="1677" w:type="dxa"/>
-          </w:tcPr>
-          <w:p>
-            <w:pPr>
-              <w:jc w:val="left"/>
-              <w:rPr>
-                <w:rFonts w:ascii="Calibri" w:eastAsia="Times New Roman" w:hAnsi="Calibri" w:cs="Times New Roman"/>
-                <w:sz w:val="18"/>
-                <w:lang w:val="ru-RU"/>
-              </w:rPr>
-            </w:pPr>
-          </w:p>
-        </w:tc>
-      </w:tr>
-    </w:tbl>
-    <w:p>
-      <w:pPr>
-        <w:jc w:val="left"/>
-        <w:rPr>
-          <w:rFonts w:ascii="Calibri" w:eastAsia="Times New Roman" w:hAnsi="Calibri" w:cs="Times New Roman"/>
-          <w:sz w:val="18"/>
-          <w:lang w:val="ru-RU"/>
-        </w:rPr>
-      </w:pPr>
-    </w:p>
-    <w:tbl>
-      <w:tblPr>
-        <w:tblStyle w:val="TableGrid1"/>
-        <w:tblW w:w="0" w:type="auto"/>
-        <w:tblLook w:val="04A0" w:firstRow="1" w:lastRow="0" w:firstColumn="1" w:lastColumn="0" w:noHBand="0" w:noVBand="1"/>
-      </w:tblPr>
-      <w:tblGrid>
-        <w:gridCol w:w="2515"/>
-        <w:gridCol w:w="2515"/>
-      </w:tblGrid>
-      <w:tr>
-        <w:tc>
-          <w:tcPr>
-            <w:tcW w:w="5030" w:type="dxa"/>
-            <w:gridSpan w:val="2"/>
-          </w:tcPr>
-          <w:p>
-            <w:pPr>
-              <w:jc w:val="left"/>
-              <w:rPr>
-                <w:rFonts w:ascii="Calibri" w:eastAsia="Times New Roman" w:hAnsi="Calibri" w:cs="Times New Roman"/>
                 <w:color w:val="BFBFBF"/>
                 <w:sz w:val="18"/>
-              </w:rPr>
-            </w:pPr>
-            <w:r>
-              <w:rPr>
-                <w:rFonts w:ascii="Calibri" w:eastAsia="Times New Roman" w:hAnsi="Calibri" w:cs="Times New Roman"/>
-                <w:color w:val="BFBFBF"/>
-                <w:sz w:val="18"/>
-                <w:lang w:val="ru-RU"/>
-              </w:rPr>
-              <w:t>Техника/Персонаж</w:t>
-            </w:r>
-            <w:r>
-              <w:rPr>
-                <w:rFonts w:ascii="Calibri" w:eastAsia="Times New Roman" w:hAnsi="Calibri" w:cs="Times New Roman"/>
-                <w:color w:val="BFBFBF"/>
-                <w:sz w:val="18"/>
-              </w:rPr>
-              <w:t>/</w:t>
-            </w:r>
-            <w:r>
-              <w:rPr>
-                <w:rFonts w:ascii="Calibri" w:eastAsia="Times New Roman" w:hAnsi="Calibri" w:cs="Times New Roman"/>
-                <w:color w:val="BFBFBF"/>
-                <w:sz w:val="18"/>
-                <w:lang w:val="ru-RU"/>
-              </w:rPr>
-              <w:t>Группа</w:t>
-            </w:r>
+                <w:lang w:val="ru-RU"/>
+              </w:rPr>
+            </w:pPr>
           </w:p>
         </w:tc>
       </w:tr>
       <w:tr>
         <w:tc>
           <w:tcPr>
-            <w:tcW w:w="2515" w:type="dxa"/>
+            <w:tcW w:w="5030" w:type="dxa"/>
           </w:tcPr>
           <w:p>
             <w:pPr>
@@ -9186,47 +10426,13 @@
                 <w:lang w:val="ru-RU"/>
               </w:rPr>
             </w:pPr>
-            <w:r>
-              <w:rPr>
-                <w:rFonts w:ascii="Calibri" w:eastAsia="Times New Roman" w:hAnsi="Calibri" w:cs="Times New Roman"/>
-                <w:color w:val="BFBFBF"/>
-                <w:sz w:val="18"/>
-                <w:lang w:val="ru-RU"/>
-              </w:rPr>
-              <w:t>Навыки/Снаряжение</w:t>
-            </w:r>
-          </w:p>
-        </w:tc>
-        <w:tc>
-          <w:tcPr>
-            <w:tcW w:w="2515" w:type="dxa"/>
-          </w:tcPr>
-          <w:p>
-            <w:pPr>
-              <w:jc w:val="left"/>
-              <w:rPr>
-                <w:rFonts w:ascii="Calibri" w:eastAsia="Times New Roman" w:hAnsi="Calibri" w:cs="Times New Roman"/>
-                <w:color w:val="BFBFBF"/>
-                <w:sz w:val="18"/>
-                <w:lang w:val="ru-RU"/>
-              </w:rPr>
-            </w:pPr>
-            <w:r>
-              <w:rPr>
-                <w:rFonts w:ascii="Calibri" w:eastAsia="Times New Roman" w:hAnsi="Calibri" w:cs="Times New Roman"/>
-                <w:color w:val="BFBFBF"/>
-                <w:sz w:val="18"/>
-                <w:lang w:val="ru-RU"/>
-              </w:rPr>
-              <w:t>Навыки/Снаряжение</w:t>
-            </w:r>
           </w:p>
         </w:tc>
       </w:tr>
       <w:tr>
         <w:tc>
           <w:tcPr>
-            <w:tcW w:w="2515" w:type="dxa"/>
+            <w:tcW w:w="5030" w:type="dxa"/>
           </w:tcPr>
           <w:p>
             <w:pPr>
@@ -9235,41 +10441,9 @@
                 <w:rFonts w:ascii="Calibri" w:eastAsia="Times New Roman" w:hAnsi="Calibri" w:cs="Times New Roman"/>
                 <w:color w:val="BFBFBF"/>
                 <w:sz w:val="18"/>
-              </w:rPr>
-            </w:pPr>
-            <w:r>
-              <w:rPr>
-                <w:rFonts w:ascii="Calibri" w:eastAsia="Times New Roman" w:hAnsi="Calibri" w:cs="Times New Roman"/>
-                <w:color w:val="BFBFBF"/>
-                <w:sz w:val="18"/>
-                <w:lang w:val="ru-RU"/>
-              </w:rPr>
-              <w:t>Навыки/Снаряжение</w:t>
-            </w:r>
-          </w:p>
-        </w:tc>
-        <w:tc>
-          <w:tcPr>
-            <w:tcW w:w="2515" w:type="dxa"/>
-          </w:tcPr>
-          <w:p>
-            <w:pPr>
-              <w:jc w:val="left"/>
-              <w:rPr>
-                <w:rFonts w:ascii="Calibri" w:eastAsia="Times New Roman" w:hAnsi="Calibri" w:cs="Times New Roman"/>
-                <w:color w:val="BFBFBF"/>
-                <w:sz w:val="18"/>
-              </w:rPr>
-            </w:pPr>
-            <w:r>
-              <w:rPr>
-                <w:rFonts w:ascii="Calibri" w:eastAsia="Times New Roman" w:hAnsi="Calibri" w:cs="Times New Roman"/>
-                <w:color w:val="BFBFBF"/>
-                <w:sz w:val="18"/>
-                <w:lang w:val="ru-RU"/>
-              </w:rPr>
-              <w:t>Навыки/Снаряжение</w:t>
-            </w:r>
+                <w:lang w:val="ru-RU"/>
+              </w:rPr>
+            </w:pPr>
           </w:p>
         </w:tc>
       </w:tr>
@@ -9277,14 +10451,15 @@
         <w:tc>
           <w:tcPr>
             <w:tcW w:w="5030" w:type="dxa"/>
-            <w:gridSpan w:val="2"/>
           </w:tcPr>
           <w:p>
             <w:pPr>
               <w:jc w:val="left"/>
               <w:rPr>
                 <w:rFonts w:ascii="Calibri" w:eastAsia="Times New Roman" w:hAnsi="Calibri" w:cs="Times New Roman"/>
-                <w:sz w:val="18"/>
+                <w:color w:val="BFBFBF"/>
+                <w:sz w:val="18"/>
+                <w:lang w:val="ru-RU"/>
               </w:rPr>
             </w:pPr>
           </w:p>
@@ -9293,28 +10468,16 @@
       <w:tr>
         <w:tc>
           <w:tcPr>
-            <w:tcW w:w="2515" w:type="dxa"/>
+            <w:tcW w:w="5030" w:type="dxa"/>
           </w:tcPr>
           <w:p>
             <w:pPr>
               <w:jc w:val="left"/>
               <w:rPr>
                 <w:rFonts w:ascii="Calibri" w:eastAsia="Times New Roman" w:hAnsi="Calibri" w:cs="Times New Roman"/>
-                <w:sz w:val="18"/>
-              </w:rPr>
-            </w:pPr>
-          </w:p>
-        </w:tc>
-        <w:tc>
-          <w:tcPr>
-            <w:tcW w:w="2515" w:type="dxa"/>
-          </w:tcPr>
-          <w:p>
-            <w:pPr>
-              <w:jc w:val="left"/>
-              <w:rPr>
-                <w:rFonts w:ascii="Calibri" w:eastAsia="Times New Roman" w:hAnsi="Calibri" w:cs="Times New Roman"/>
-                <w:sz w:val="18"/>
+                <w:color w:val="BFBFBF"/>
+                <w:sz w:val="18"/>
+                <w:lang w:val="ru-RU"/>
               </w:rPr>
             </w:pPr>
           </w:p>
@@ -9323,28 +10486,16 @@
       <w:tr>
         <w:tc>
           <w:tcPr>
-            <w:tcW w:w="2515" w:type="dxa"/>
+            <w:tcW w:w="5030" w:type="dxa"/>
           </w:tcPr>
           <w:p>
             <w:pPr>
               <w:jc w:val="left"/>
               <w:rPr>
                 <w:rFonts w:ascii="Calibri" w:eastAsia="Times New Roman" w:hAnsi="Calibri" w:cs="Times New Roman"/>
-                <w:sz w:val="18"/>
-              </w:rPr>
-            </w:pPr>
-          </w:p>
-        </w:tc>
-        <w:tc>
-          <w:tcPr>
-            <w:tcW w:w="2515" w:type="dxa"/>
-          </w:tcPr>
-          <w:p>
-            <w:pPr>
-              <w:jc w:val="left"/>
-              <w:rPr>
-                <w:rFonts w:ascii="Calibri" w:eastAsia="Times New Roman" w:hAnsi="Calibri" w:cs="Times New Roman"/>
-                <w:sz w:val="18"/>
+                <w:color w:val="BFBFBF"/>
+                <w:sz w:val="18"/>
+                <w:lang w:val="ru-RU"/>
               </w:rPr>
             </w:pPr>
           </w:p>
@@ -9354,14 +10505,15 @@
         <w:tc>
           <w:tcPr>
             <w:tcW w:w="5030" w:type="dxa"/>
-            <w:gridSpan w:val="2"/>
           </w:tcPr>
           <w:p>
             <w:pPr>
               <w:jc w:val="left"/>
               <w:rPr>
                 <w:rFonts w:ascii="Calibri" w:eastAsia="Times New Roman" w:hAnsi="Calibri" w:cs="Times New Roman"/>
-                <w:sz w:val="18"/>
+                <w:color w:val="BFBFBF"/>
+                <w:sz w:val="18"/>
+                <w:lang w:val="ru-RU"/>
               </w:rPr>
             </w:pPr>
           </w:p>
@@ -9370,28 +10522,16 @@
       <w:tr>
         <w:tc>
           <w:tcPr>
-            <w:tcW w:w="2515" w:type="dxa"/>
+            <w:tcW w:w="5030" w:type="dxa"/>
           </w:tcPr>
           <w:p>
             <w:pPr>
               <w:jc w:val="left"/>
               <w:rPr>
                 <w:rFonts w:ascii="Calibri" w:eastAsia="Times New Roman" w:hAnsi="Calibri" w:cs="Times New Roman"/>
-                <w:sz w:val="18"/>
-              </w:rPr>
-            </w:pPr>
-          </w:p>
-        </w:tc>
-        <w:tc>
-          <w:tcPr>
-            <w:tcW w:w="2515" w:type="dxa"/>
-          </w:tcPr>
-          <w:p>
-            <w:pPr>
-              <w:jc w:val="left"/>
-              <w:rPr>
-                <w:rFonts w:ascii="Calibri" w:eastAsia="Times New Roman" w:hAnsi="Calibri" w:cs="Times New Roman"/>
-                <w:sz w:val="18"/>
+                <w:color w:val="BFBFBF"/>
+                <w:sz w:val="18"/>
+                <w:lang w:val="ru-RU"/>
               </w:rPr>
             </w:pPr>
           </w:p>
@@ -9400,28 +10540,16 @@
       <w:tr>
         <w:tc>
           <w:tcPr>
-            <w:tcW w:w="2515" w:type="dxa"/>
+            <w:tcW w:w="5030" w:type="dxa"/>
           </w:tcPr>
           <w:p>
             <w:pPr>
               <w:jc w:val="left"/>
               <w:rPr>
                 <w:rFonts w:ascii="Calibri" w:eastAsia="Times New Roman" w:hAnsi="Calibri" w:cs="Times New Roman"/>
-                <w:sz w:val="18"/>
-              </w:rPr>
-            </w:pPr>
-          </w:p>
-        </w:tc>
-        <w:tc>
-          <w:tcPr>
-            <w:tcW w:w="2515" w:type="dxa"/>
-          </w:tcPr>
-          <w:p>
-            <w:pPr>
-              <w:jc w:val="left"/>
-              <w:rPr>
-                <w:rFonts w:ascii="Calibri" w:eastAsia="Times New Roman" w:hAnsi="Calibri" w:cs="Times New Roman"/>
-                <w:sz w:val="18"/>
+                <w:color w:val="BFBFBF"/>
+                <w:sz w:val="18"/>
+                <w:lang w:val="ru-RU"/>
               </w:rPr>
             </w:pPr>
           </w:p>
@@ -9431,14 +10559,15 @@
         <w:tc>
           <w:tcPr>
             <w:tcW w:w="5030" w:type="dxa"/>
-            <w:gridSpan w:val="2"/>
           </w:tcPr>
           <w:p>
             <w:pPr>
               <w:jc w:val="left"/>
               <w:rPr>
                 <w:rFonts w:ascii="Calibri" w:eastAsia="Times New Roman" w:hAnsi="Calibri" w:cs="Times New Roman"/>
-                <w:sz w:val="18"/>
+                <w:color w:val="BFBFBF"/>
+                <w:sz w:val="18"/>
+                <w:lang w:val="ru-RU"/>
               </w:rPr>
             </w:pPr>
           </w:p>
@@ -9447,28 +10576,16 @@
       <w:tr>
         <w:tc>
           <w:tcPr>
-            <w:tcW w:w="2515" w:type="dxa"/>
+            <w:tcW w:w="5030" w:type="dxa"/>
           </w:tcPr>
           <w:p>
             <w:pPr>
               <w:jc w:val="left"/>
               <w:rPr>
                 <w:rFonts w:ascii="Calibri" w:eastAsia="Times New Roman" w:hAnsi="Calibri" w:cs="Times New Roman"/>
-                <w:sz w:val="18"/>
-              </w:rPr>
-            </w:pPr>
-          </w:p>
-        </w:tc>
-        <w:tc>
-          <w:tcPr>
-            <w:tcW w:w="2515" w:type="dxa"/>
-          </w:tcPr>
-          <w:p>
-            <w:pPr>
-              <w:jc w:val="left"/>
-              <w:rPr>
-                <w:rFonts w:ascii="Calibri" w:eastAsia="Times New Roman" w:hAnsi="Calibri" w:cs="Times New Roman"/>
-                <w:sz w:val="18"/>
+                <w:color w:val="BFBFBF"/>
+                <w:sz w:val="18"/>
+                <w:lang w:val="ru-RU"/>
               </w:rPr>
             </w:pPr>
           </w:p>
@@ -9477,28 +10594,16 @@
       <w:tr>
         <w:tc>
           <w:tcPr>
-            <w:tcW w:w="2515" w:type="dxa"/>
+            <w:tcW w:w="5030" w:type="dxa"/>
           </w:tcPr>
           <w:p>
             <w:pPr>
               <w:jc w:val="left"/>
               <w:rPr>
                 <w:rFonts w:ascii="Calibri" w:eastAsia="Times New Roman" w:hAnsi="Calibri" w:cs="Times New Roman"/>
-                <w:sz w:val="18"/>
-              </w:rPr>
-            </w:pPr>
-          </w:p>
-        </w:tc>
-        <w:tc>
-          <w:tcPr>
-            <w:tcW w:w="2515" w:type="dxa"/>
-          </w:tcPr>
-          <w:p>
-            <w:pPr>
-              <w:jc w:val="left"/>
-              <w:rPr>
-                <w:rFonts w:ascii="Calibri" w:eastAsia="Times New Roman" w:hAnsi="Calibri" w:cs="Times New Roman"/>
-                <w:sz w:val="18"/>
+                <w:color w:val="BFBFBF"/>
+                <w:sz w:val="18"/>
+                <w:lang w:val="ru-RU"/>
               </w:rPr>
             </w:pPr>
           </w:p>
@@ -9508,14 +10613,15 @@
         <w:tc>
           <w:tcPr>
             <w:tcW w:w="5030" w:type="dxa"/>
-            <w:gridSpan w:val="2"/>
           </w:tcPr>
           <w:p>
             <w:pPr>
               <w:jc w:val="left"/>
               <w:rPr>
                 <w:rFonts w:ascii="Calibri" w:eastAsia="Times New Roman" w:hAnsi="Calibri" w:cs="Times New Roman"/>
-                <w:sz w:val="18"/>
+                <w:color w:val="BFBFBF"/>
+                <w:sz w:val="18"/>
+                <w:lang w:val="ru-RU"/>
               </w:rPr>
             </w:pPr>
           </w:p>
@@ -9524,28 +10630,16 @@
       <w:tr>
         <w:tc>
           <w:tcPr>
-            <w:tcW w:w="2515" w:type="dxa"/>
+            <w:tcW w:w="5030" w:type="dxa"/>
           </w:tcPr>
           <w:p>
             <w:pPr>
               <w:jc w:val="left"/>
               <w:rPr>
                 <w:rFonts w:ascii="Calibri" w:eastAsia="Times New Roman" w:hAnsi="Calibri" w:cs="Times New Roman"/>
-                <w:sz w:val="18"/>
-              </w:rPr>
-            </w:pPr>
-          </w:p>
-        </w:tc>
-        <w:tc>
-          <w:tcPr>
-            <w:tcW w:w="2515" w:type="dxa"/>
-          </w:tcPr>
-          <w:p>
-            <w:pPr>
-              <w:jc w:val="left"/>
-              <w:rPr>
-                <w:rFonts w:ascii="Calibri" w:eastAsia="Times New Roman" w:hAnsi="Calibri" w:cs="Times New Roman"/>
-                <w:sz w:val="18"/>
+                <w:color w:val="BFBFBF"/>
+                <w:sz w:val="18"/>
+                <w:lang w:val="ru-RU"/>
               </w:rPr>
             </w:pPr>
           </w:p>
@@ -9554,28 +10648,16 @@
       <w:tr>
         <w:tc>
           <w:tcPr>
-            <w:tcW w:w="2515" w:type="dxa"/>
+            <w:tcW w:w="5030" w:type="dxa"/>
           </w:tcPr>
           <w:p>
             <w:pPr>
               <w:jc w:val="left"/>
               <w:rPr>
                 <w:rFonts w:ascii="Calibri" w:eastAsia="Times New Roman" w:hAnsi="Calibri" w:cs="Times New Roman"/>
-                <w:sz w:val="18"/>
-              </w:rPr>
-            </w:pPr>
-          </w:p>
-        </w:tc>
-        <w:tc>
-          <w:tcPr>
-            <w:tcW w:w="2515" w:type="dxa"/>
-          </w:tcPr>
-          <w:p>
-            <w:pPr>
-              <w:jc w:val="left"/>
-              <w:rPr>
-                <w:rFonts w:ascii="Calibri" w:eastAsia="Times New Roman" w:hAnsi="Calibri" w:cs="Times New Roman"/>
-                <w:sz w:val="18"/>
+                <w:color w:val="BFBFBF"/>
+                <w:sz w:val="18"/>
+                <w:lang w:val="ru-RU"/>
               </w:rPr>
             </w:pPr>
           </w:p>
@@ -9585,14 +10667,15 @@
         <w:tc>
           <w:tcPr>
             <w:tcW w:w="5030" w:type="dxa"/>
-            <w:gridSpan w:val="2"/>
           </w:tcPr>
           <w:p>
             <w:pPr>
               <w:jc w:val="left"/>
               <w:rPr>
                 <w:rFonts w:ascii="Calibri" w:eastAsia="Times New Roman" w:hAnsi="Calibri" w:cs="Times New Roman"/>
-                <w:sz w:val="18"/>
+                <w:color w:val="BFBFBF"/>
+                <w:sz w:val="18"/>
+                <w:lang w:val="ru-RU"/>
               </w:rPr>
             </w:pPr>
           </w:p>
@@ -9601,28 +10684,16 @@
       <w:tr>
         <w:tc>
           <w:tcPr>
-            <w:tcW w:w="2515" w:type="dxa"/>
+            <w:tcW w:w="5030" w:type="dxa"/>
           </w:tcPr>
           <w:p>
             <w:pPr>
               <w:jc w:val="left"/>
               <w:rPr>
                 <w:rFonts w:ascii="Calibri" w:eastAsia="Times New Roman" w:hAnsi="Calibri" w:cs="Times New Roman"/>
-                <w:sz w:val="18"/>
-              </w:rPr>
-            </w:pPr>
-          </w:p>
-        </w:tc>
-        <w:tc>
-          <w:tcPr>
-            <w:tcW w:w="2515" w:type="dxa"/>
-          </w:tcPr>
-          <w:p>
-            <w:pPr>
-              <w:jc w:val="left"/>
-              <w:rPr>
-                <w:rFonts w:ascii="Calibri" w:eastAsia="Times New Roman" w:hAnsi="Calibri" w:cs="Times New Roman"/>
-                <w:sz w:val="18"/>
+                <w:color w:val="BFBFBF"/>
+                <w:sz w:val="18"/>
+                <w:lang w:val="ru-RU"/>
               </w:rPr>
             </w:pPr>
           </w:p>
@@ -9631,28 +10702,16 @@
       <w:tr>
         <w:tc>
           <w:tcPr>
-            <w:tcW w:w="2515" w:type="dxa"/>
+            <w:tcW w:w="5030" w:type="dxa"/>
           </w:tcPr>
           <w:p>
             <w:pPr>
               <w:jc w:val="left"/>
               <w:rPr>
                 <w:rFonts w:ascii="Calibri" w:eastAsia="Times New Roman" w:hAnsi="Calibri" w:cs="Times New Roman"/>
-                <w:sz w:val="18"/>
-              </w:rPr>
-            </w:pPr>
-          </w:p>
-        </w:tc>
-        <w:tc>
-          <w:tcPr>
-            <w:tcW w:w="2515" w:type="dxa"/>
-          </w:tcPr>
-          <w:p>
-            <w:pPr>
-              <w:jc w:val="left"/>
-              <w:rPr>
-                <w:rFonts w:ascii="Calibri" w:eastAsia="Times New Roman" w:hAnsi="Calibri" w:cs="Times New Roman"/>
-                <w:sz w:val="18"/>
+                <w:color w:val="BFBFBF"/>
+                <w:sz w:val="18"/>
+                <w:lang w:val="ru-RU"/>
               </w:rPr>
             </w:pPr>
           </w:p>
@@ -9662,14 +10721,15 @@
         <w:tc>
           <w:tcPr>
             <w:tcW w:w="5030" w:type="dxa"/>
-            <w:gridSpan w:val="2"/>
           </w:tcPr>
           <w:p>
             <w:pPr>
               <w:jc w:val="left"/>
               <w:rPr>
                 <w:rFonts w:ascii="Calibri" w:eastAsia="Times New Roman" w:hAnsi="Calibri" w:cs="Times New Roman"/>
-                <w:sz w:val="18"/>
+                <w:color w:val="BFBFBF"/>
+                <w:sz w:val="18"/>
+                <w:lang w:val="ru-RU"/>
               </w:rPr>
             </w:pPr>
           </w:p>
@@ -9678,28 +10738,16 @@
       <w:tr>
         <w:tc>
           <w:tcPr>
-            <w:tcW w:w="2515" w:type="dxa"/>
+            <w:tcW w:w="5030" w:type="dxa"/>
           </w:tcPr>
           <w:p>
             <w:pPr>
               <w:jc w:val="left"/>
               <w:rPr>
                 <w:rFonts w:ascii="Calibri" w:eastAsia="Times New Roman" w:hAnsi="Calibri" w:cs="Times New Roman"/>
-                <w:sz w:val="18"/>
-              </w:rPr>
-            </w:pPr>
-          </w:p>
-        </w:tc>
-        <w:tc>
-          <w:tcPr>
-            <w:tcW w:w="2515" w:type="dxa"/>
-          </w:tcPr>
-          <w:p>
-            <w:pPr>
-              <w:jc w:val="left"/>
-              <w:rPr>
-                <w:rFonts w:ascii="Calibri" w:eastAsia="Times New Roman" w:hAnsi="Calibri" w:cs="Times New Roman"/>
-                <w:sz w:val="18"/>
+                <w:color w:val="BFBFBF"/>
+                <w:sz w:val="18"/>
+                <w:lang w:val="ru-RU"/>
               </w:rPr>
             </w:pPr>
           </w:p>
@@ -9708,28 +10756,16 @@
       <w:tr>
         <w:tc>
           <w:tcPr>
-            <w:tcW w:w="2515" w:type="dxa"/>
+            <w:tcW w:w="5030" w:type="dxa"/>
           </w:tcPr>
           <w:p>
             <w:pPr>
               <w:jc w:val="left"/>
               <w:rPr>
                 <w:rFonts w:ascii="Calibri" w:eastAsia="Times New Roman" w:hAnsi="Calibri" w:cs="Times New Roman"/>
-                <w:sz w:val="18"/>
-              </w:rPr>
-            </w:pPr>
-          </w:p>
-        </w:tc>
-        <w:tc>
-          <w:tcPr>
-            <w:tcW w:w="2515" w:type="dxa"/>
-          </w:tcPr>
-          <w:p>
-            <w:pPr>
-              <w:jc w:val="left"/>
-              <w:rPr>
-                <w:rFonts w:ascii="Calibri" w:eastAsia="Times New Roman" w:hAnsi="Calibri" w:cs="Times New Roman"/>
-                <w:sz w:val="18"/>
+                <w:color w:val="BFBFBF"/>
+                <w:sz w:val="18"/>
+                <w:lang w:val="ru-RU"/>
               </w:rPr>
             </w:pPr>
           </w:p>
@@ -9739,14 +10775,15 @@
         <w:tc>
           <w:tcPr>
             <w:tcW w:w="5030" w:type="dxa"/>
-            <w:gridSpan w:val="2"/>
           </w:tcPr>
           <w:p>
             <w:pPr>
               <w:jc w:val="left"/>
               <w:rPr>
                 <w:rFonts w:ascii="Calibri" w:eastAsia="Times New Roman" w:hAnsi="Calibri" w:cs="Times New Roman"/>
-                <w:sz w:val="18"/>
+                <w:color w:val="BFBFBF"/>
+                <w:sz w:val="18"/>
+                <w:lang w:val="ru-RU"/>
               </w:rPr>
             </w:pPr>
           </w:p>
@@ -9755,28 +10792,16 @@
       <w:tr>
         <w:tc>
           <w:tcPr>
-            <w:tcW w:w="2515" w:type="dxa"/>
+            <w:tcW w:w="5030" w:type="dxa"/>
           </w:tcPr>
           <w:p>
             <w:pPr>
               <w:jc w:val="left"/>
               <w:rPr>
                 <w:rFonts w:ascii="Calibri" w:eastAsia="Times New Roman" w:hAnsi="Calibri" w:cs="Times New Roman"/>
-                <w:sz w:val="18"/>
-              </w:rPr>
-            </w:pPr>
-          </w:p>
-        </w:tc>
-        <w:tc>
-          <w:tcPr>
-            <w:tcW w:w="2515" w:type="dxa"/>
-          </w:tcPr>
-          <w:p>
-            <w:pPr>
-              <w:jc w:val="left"/>
-              <w:rPr>
-                <w:rFonts w:ascii="Calibri" w:eastAsia="Times New Roman" w:hAnsi="Calibri" w:cs="Times New Roman"/>
-                <w:sz w:val="18"/>
+                <w:color w:val="BFBFBF"/>
+                <w:sz w:val="18"/>
+                <w:lang w:val="ru-RU"/>
               </w:rPr>
             </w:pPr>
           </w:p>
@@ -9785,28 +10810,16 @@
       <w:tr>
         <w:tc>
           <w:tcPr>
-            <w:tcW w:w="2515" w:type="dxa"/>
+            <w:tcW w:w="5030" w:type="dxa"/>
           </w:tcPr>
           <w:p>
             <w:pPr>
               <w:jc w:val="left"/>
               <w:rPr>
                 <w:rFonts w:ascii="Calibri" w:eastAsia="Times New Roman" w:hAnsi="Calibri" w:cs="Times New Roman"/>
-                <w:sz w:val="18"/>
-              </w:rPr>
-            </w:pPr>
-          </w:p>
-        </w:tc>
-        <w:tc>
-          <w:tcPr>
-            <w:tcW w:w="2515" w:type="dxa"/>
-          </w:tcPr>
-          <w:p>
-            <w:pPr>
-              <w:jc w:val="left"/>
-              <w:rPr>
-                <w:rFonts w:ascii="Calibri" w:eastAsia="Times New Roman" w:hAnsi="Calibri" w:cs="Times New Roman"/>
-                <w:sz w:val="18"/>
+                <w:color w:val="BFBFBF"/>
+                <w:sz w:val="18"/>
+                <w:lang w:val="ru-RU"/>
               </w:rPr>
             </w:pPr>
           </w:p>
@@ -9816,14 +10829,15 @@
         <w:tc>
           <w:tcPr>
             <w:tcW w:w="5030" w:type="dxa"/>
-            <w:gridSpan w:val="2"/>
           </w:tcPr>
           <w:p>
             <w:pPr>
               <w:jc w:val="left"/>
               <w:rPr>
                 <w:rFonts w:ascii="Calibri" w:eastAsia="Times New Roman" w:hAnsi="Calibri" w:cs="Times New Roman"/>
-                <w:sz w:val="18"/>
+                <w:color w:val="BFBFBF"/>
+                <w:sz w:val="18"/>
+                <w:lang w:val="ru-RU"/>
               </w:rPr>
             </w:pPr>
           </w:p>
@@ -9832,28 +10846,16 @@
       <w:tr>
         <w:tc>
           <w:tcPr>
-            <w:tcW w:w="2515" w:type="dxa"/>
+            <w:tcW w:w="5030" w:type="dxa"/>
           </w:tcPr>
           <w:p>
             <w:pPr>
               <w:jc w:val="left"/>
               <w:rPr>
                 <w:rFonts w:ascii="Calibri" w:eastAsia="Times New Roman" w:hAnsi="Calibri" w:cs="Times New Roman"/>
-                <w:sz w:val="18"/>
-              </w:rPr>
-            </w:pPr>
-          </w:p>
-        </w:tc>
-        <w:tc>
-          <w:tcPr>
-            <w:tcW w:w="2515" w:type="dxa"/>
-          </w:tcPr>
-          <w:p>
-            <w:pPr>
-              <w:jc w:val="left"/>
-              <w:rPr>
-                <w:rFonts w:ascii="Calibri" w:eastAsia="Times New Roman" w:hAnsi="Calibri" w:cs="Times New Roman"/>
-                <w:sz w:val="18"/>
+                <w:color w:val="BFBFBF"/>
+                <w:sz w:val="18"/>
+                <w:lang w:val="ru-RU"/>
               </w:rPr>
             </w:pPr>
           </w:p>
@@ -9862,28 +10864,16 @@
       <w:tr>
         <w:tc>
           <w:tcPr>
-            <w:tcW w:w="2515" w:type="dxa"/>
+            <w:tcW w:w="5030" w:type="dxa"/>
           </w:tcPr>
           <w:p>
             <w:pPr>
               <w:jc w:val="left"/>
               <w:rPr>
                 <w:rFonts w:ascii="Calibri" w:eastAsia="Times New Roman" w:hAnsi="Calibri" w:cs="Times New Roman"/>
-                <w:sz w:val="18"/>
-              </w:rPr>
-            </w:pPr>
-          </w:p>
-        </w:tc>
-        <w:tc>
-          <w:tcPr>
-            <w:tcW w:w="2515" w:type="dxa"/>
-          </w:tcPr>
-          <w:p>
-            <w:pPr>
-              <w:jc w:val="left"/>
-              <w:rPr>
-                <w:rFonts w:ascii="Calibri" w:eastAsia="Times New Roman" w:hAnsi="Calibri" w:cs="Times New Roman"/>
-                <w:sz w:val="18"/>
+                <w:color w:val="BFBFBF"/>
+                <w:sz w:val="18"/>
+                <w:lang w:val="ru-RU"/>
               </w:rPr>
             </w:pPr>
           </w:p>
@@ -9893,14 +10883,15 @@
         <w:tc>
           <w:tcPr>
             <w:tcW w:w="5030" w:type="dxa"/>
-            <w:gridSpan w:val="2"/>
           </w:tcPr>
           <w:p>
             <w:pPr>
               <w:jc w:val="left"/>
               <w:rPr>
                 <w:rFonts w:ascii="Calibri" w:eastAsia="Times New Roman" w:hAnsi="Calibri" w:cs="Times New Roman"/>
-                <w:sz w:val="18"/>
+                <w:color w:val="BFBFBF"/>
+                <w:sz w:val="18"/>
+                <w:lang w:val="ru-RU"/>
               </w:rPr>
             </w:pPr>
           </w:p>
@@ -9909,28 +10900,16 @@
       <w:tr>
         <w:tc>
           <w:tcPr>
-            <w:tcW w:w="2515" w:type="dxa"/>
+            <w:tcW w:w="5030" w:type="dxa"/>
           </w:tcPr>
           <w:p>
             <w:pPr>
               <w:jc w:val="left"/>
               <w:rPr>
                 <w:rFonts w:ascii="Calibri" w:eastAsia="Times New Roman" w:hAnsi="Calibri" w:cs="Times New Roman"/>
-                <w:sz w:val="18"/>
-              </w:rPr>
-            </w:pPr>
-          </w:p>
-        </w:tc>
-        <w:tc>
-          <w:tcPr>
-            <w:tcW w:w="2515" w:type="dxa"/>
-          </w:tcPr>
-          <w:p>
-            <w:pPr>
-              <w:jc w:val="left"/>
-              <w:rPr>
-                <w:rFonts w:ascii="Calibri" w:eastAsia="Times New Roman" w:hAnsi="Calibri" w:cs="Times New Roman"/>
-                <w:sz w:val="18"/>
+                <w:color w:val="BFBFBF"/>
+                <w:sz w:val="18"/>
+                <w:lang w:val="ru-RU"/>
               </w:rPr>
             </w:pPr>
           </w:p>
@@ -9939,28 +10918,16 @@
       <w:tr>
         <w:tc>
           <w:tcPr>
-            <w:tcW w:w="2515" w:type="dxa"/>
+            <w:tcW w:w="5030" w:type="dxa"/>
           </w:tcPr>
           <w:p>
             <w:pPr>
               <w:jc w:val="left"/>
               <w:rPr>
                 <w:rFonts w:ascii="Calibri" w:eastAsia="Times New Roman" w:hAnsi="Calibri" w:cs="Times New Roman"/>
-                <w:sz w:val="18"/>
-              </w:rPr>
-            </w:pPr>
-          </w:p>
-        </w:tc>
-        <w:tc>
-          <w:tcPr>
-            <w:tcW w:w="2515" w:type="dxa"/>
-          </w:tcPr>
-          <w:p>
-            <w:pPr>
-              <w:jc w:val="left"/>
-              <w:rPr>
-                <w:rFonts w:ascii="Calibri" w:eastAsia="Times New Roman" w:hAnsi="Calibri" w:cs="Times New Roman"/>
-                <w:sz w:val="18"/>
+                <w:color w:val="BFBFBF"/>
+                <w:sz w:val="18"/>
+                <w:lang w:val="ru-RU"/>
               </w:rPr>
             </w:pPr>
           </w:p>
@@ -9970,14 +10937,15 @@
         <w:tc>
           <w:tcPr>
             <w:tcW w:w="5030" w:type="dxa"/>
-            <w:gridSpan w:val="2"/>
           </w:tcPr>
           <w:p>
             <w:pPr>
               <w:jc w:val="left"/>
               <w:rPr>
                 <w:rFonts w:ascii="Calibri" w:eastAsia="Times New Roman" w:hAnsi="Calibri" w:cs="Times New Roman"/>
-                <w:sz w:val="18"/>
+                <w:color w:val="BFBFBF"/>
+                <w:sz w:val="18"/>
+                <w:lang w:val="ru-RU"/>
               </w:rPr>
             </w:pPr>
           </w:p>
@@ -9986,28 +10954,16 @@
       <w:tr>
         <w:tc>
           <w:tcPr>
-            <w:tcW w:w="2515" w:type="dxa"/>
+            <w:tcW w:w="5030" w:type="dxa"/>
           </w:tcPr>
           <w:p>
             <w:pPr>
               <w:jc w:val="left"/>
               <w:rPr>
                 <w:rFonts w:ascii="Calibri" w:eastAsia="Times New Roman" w:hAnsi="Calibri" w:cs="Times New Roman"/>
-                <w:sz w:val="18"/>
-              </w:rPr>
-            </w:pPr>
-          </w:p>
-        </w:tc>
-        <w:tc>
-          <w:tcPr>
-            <w:tcW w:w="2515" w:type="dxa"/>
-          </w:tcPr>
-          <w:p>
-            <w:pPr>
-              <w:jc w:val="left"/>
-              <w:rPr>
-                <w:rFonts w:ascii="Calibri" w:eastAsia="Times New Roman" w:hAnsi="Calibri" w:cs="Times New Roman"/>
-                <w:sz w:val="18"/>
+                <w:color w:val="BFBFBF"/>
+                <w:sz w:val="18"/>
+                <w:lang w:val="ru-RU"/>
               </w:rPr>
             </w:pPr>
           </w:p>
@@ -10016,28 +10972,16 @@
       <w:tr>
         <w:tc>
           <w:tcPr>
-            <w:tcW w:w="2515" w:type="dxa"/>
+            <w:tcW w:w="5030" w:type="dxa"/>
           </w:tcPr>
           <w:p>
             <w:pPr>
               <w:jc w:val="left"/>
               <w:rPr>
                 <w:rFonts w:ascii="Calibri" w:eastAsia="Times New Roman" w:hAnsi="Calibri" w:cs="Times New Roman"/>
-                <w:sz w:val="18"/>
-              </w:rPr>
-            </w:pPr>
-          </w:p>
-        </w:tc>
-        <w:tc>
-          <w:tcPr>
-            <w:tcW w:w="2515" w:type="dxa"/>
-          </w:tcPr>
-          <w:p>
-            <w:pPr>
-              <w:jc w:val="left"/>
-              <w:rPr>
-                <w:rFonts w:ascii="Calibri" w:eastAsia="Times New Roman" w:hAnsi="Calibri" w:cs="Times New Roman"/>
-                <w:sz w:val="18"/>
+                <w:color w:val="BFBFBF"/>
+                <w:sz w:val="18"/>
+                <w:lang w:val="ru-RU"/>
               </w:rPr>
             </w:pPr>
           </w:p>
@@ -10047,14 +10991,15 @@
         <w:tc>
           <w:tcPr>
             <w:tcW w:w="5030" w:type="dxa"/>
-            <w:gridSpan w:val="2"/>
           </w:tcPr>
           <w:p>
             <w:pPr>
               <w:jc w:val="left"/>
               <w:rPr>
                 <w:rFonts w:ascii="Calibri" w:eastAsia="Times New Roman" w:hAnsi="Calibri" w:cs="Times New Roman"/>
-                <w:sz w:val="18"/>
+                <w:color w:val="BFBFBF"/>
+                <w:sz w:val="18"/>
+                <w:lang w:val="ru-RU"/>
               </w:rPr>
             </w:pPr>
           </w:p>
@@ -10063,28 +11008,16 @@
       <w:tr>
         <w:tc>
           <w:tcPr>
-            <w:tcW w:w="2515" w:type="dxa"/>
+            <w:tcW w:w="5030" w:type="dxa"/>
           </w:tcPr>
           <w:p>
             <w:pPr>
               <w:jc w:val="left"/>
               <w:rPr>
                 <w:rFonts w:ascii="Calibri" w:eastAsia="Times New Roman" w:hAnsi="Calibri" w:cs="Times New Roman"/>
-                <w:sz w:val="18"/>
-              </w:rPr>
-            </w:pPr>
-          </w:p>
-        </w:tc>
-        <w:tc>
-          <w:tcPr>
-            <w:tcW w:w="2515" w:type="dxa"/>
-          </w:tcPr>
-          <w:p>
-            <w:pPr>
-              <w:jc w:val="left"/>
-              <w:rPr>
-                <w:rFonts w:ascii="Calibri" w:eastAsia="Times New Roman" w:hAnsi="Calibri" w:cs="Times New Roman"/>
-                <w:sz w:val="18"/>
+                <w:color w:val="BFBFBF"/>
+                <w:sz w:val="18"/>
+                <w:lang w:val="ru-RU"/>
               </w:rPr>
             </w:pPr>
           </w:p>
@@ -10093,28 +11026,16 @@
       <w:tr>
         <w:tc>
           <w:tcPr>
-            <w:tcW w:w="2515" w:type="dxa"/>
+            <w:tcW w:w="5030" w:type="dxa"/>
           </w:tcPr>
           <w:p>
             <w:pPr>
               <w:jc w:val="left"/>
               <w:rPr>
                 <w:rFonts w:ascii="Calibri" w:eastAsia="Times New Roman" w:hAnsi="Calibri" w:cs="Times New Roman"/>
-                <w:sz w:val="18"/>
-              </w:rPr>
-            </w:pPr>
-          </w:p>
-        </w:tc>
-        <w:tc>
-          <w:tcPr>
-            <w:tcW w:w="2515" w:type="dxa"/>
-          </w:tcPr>
-          <w:p>
-            <w:pPr>
-              <w:jc w:val="left"/>
-              <w:rPr>
-                <w:rFonts w:ascii="Calibri" w:eastAsia="Times New Roman" w:hAnsi="Calibri" w:cs="Times New Roman"/>
-                <w:sz w:val="18"/>
+                <w:color w:val="BFBFBF"/>
+                <w:sz w:val="18"/>
+                <w:lang w:val="ru-RU"/>
               </w:rPr>
             </w:pPr>
           </w:p>
@@ -10124,14 +11045,15 @@
         <w:tc>
           <w:tcPr>
             <w:tcW w:w="5030" w:type="dxa"/>
-            <w:gridSpan w:val="2"/>
           </w:tcPr>
           <w:p>
             <w:pPr>
               <w:jc w:val="left"/>
               <w:rPr>
                 <w:rFonts w:ascii="Calibri" w:eastAsia="Times New Roman" w:hAnsi="Calibri" w:cs="Times New Roman"/>
-                <w:sz w:val="18"/>
+                <w:color w:val="BFBFBF"/>
+                <w:sz w:val="18"/>
+                <w:lang w:val="ru-RU"/>
               </w:rPr>
             </w:pPr>
           </w:p>
@@ -10140,28 +11062,16 @@
       <w:tr>
         <w:tc>
           <w:tcPr>
-            <w:tcW w:w="2515" w:type="dxa"/>
+            <w:tcW w:w="5030" w:type="dxa"/>
           </w:tcPr>
           <w:p>
             <w:pPr>
               <w:jc w:val="left"/>
               <w:rPr>
                 <w:rFonts w:ascii="Calibri" w:eastAsia="Times New Roman" w:hAnsi="Calibri" w:cs="Times New Roman"/>
-                <w:sz w:val="18"/>
-              </w:rPr>
-            </w:pPr>
-          </w:p>
-        </w:tc>
-        <w:tc>
-          <w:tcPr>
-            <w:tcW w:w="2515" w:type="dxa"/>
-          </w:tcPr>
-          <w:p>
-            <w:pPr>
-              <w:jc w:val="left"/>
-              <w:rPr>
-                <w:rFonts w:ascii="Calibri" w:eastAsia="Times New Roman" w:hAnsi="Calibri" w:cs="Times New Roman"/>
-                <w:sz w:val="18"/>
+                <w:color w:val="BFBFBF"/>
+                <w:sz w:val="18"/>
+                <w:lang w:val="ru-RU"/>
               </w:rPr>
             </w:pPr>
           </w:p>
@@ -10170,28 +11080,16 @@
       <w:tr>
         <w:tc>
           <w:tcPr>
-            <w:tcW w:w="2515" w:type="dxa"/>
+            <w:tcW w:w="5030" w:type="dxa"/>
           </w:tcPr>
           <w:p>
             <w:pPr>
               <w:jc w:val="left"/>
               <w:rPr>
                 <w:rFonts w:ascii="Calibri" w:eastAsia="Times New Roman" w:hAnsi="Calibri" w:cs="Times New Roman"/>
-                <w:sz w:val="18"/>
-              </w:rPr>
-            </w:pPr>
-          </w:p>
-        </w:tc>
-        <w:tc>
-          <w:tcPr>
-            <w:tcW w:w="2515" w:type="dxa"/>
-          </w:tcPr>
-          <w:p>
-            <w:pPr>
-              <w:jc w:val="left"/>
-              <w:rPr>
-                <w:rFonts w:ascii="Calibri" w:eastAsia="Times New Roman" w:hAnsi="Calibri" w:cs="Times New Roman"/>
-                <w:sz w:val="18"/>
+                <w:color w:val="BFBFBF"/>
+                <w:sz w:val="18"/>
+                <w:lang w:val="ru-RU"/>
               </w:rPr>
             </w:pPr>
           </w:p>
@@ -10201,14 +11099,15 @@
         <w:tc>
           <w:tcPr>
             <w:tcW w:w="5030" w:type="dxa"/>
-            <w:gridSpan w:val="2"/>
           </w:tcPr>
           <w:p>
             <w:pPr>
               <w:jc w:val="left"/>
               <w:rPr>
                 <w:rFonts w:ascii="Calibri" w:eastAsia="Times New Roman" w:hAnsi="Calibri" w:cs="Times New Roman"/>
-                <w:sz w:val="18"/>
+                <w:color w:val="BFBFBF"/>
+                <w:sz w:val="18"/>
+                <w:lang w:val="ru-RU"/>
               </w:rPr>
             </w:pPr>
           </w:p>
@@ -10217,28 +11116,16 @@
       <w:tr>
         <w:tc>
           <w:tcPr>
-            <w:tcW w:w="2515" w:type="dxa"/>
+            <w:tcW w:w="5030" w:type="dxa"/>
           </w:tcPr>
           <w:p>
             <w:pPr>
               <w:jc w:val="left"/>
               <w:rPr>
                 <w:rFonts w:ascii="Calibri" w:eastAsia="Times New Roman" w:hAnsi="Calibri" w:cs="Times New Roman"/>
-                <w:sz w:val="18"/>
-              </w:rPr>
-            </w:pPr>
-          </w:p>
-        </w:tc>
-        <w:tc>
-          <w:tcPr>
-            <w:tcW w:w="2515" w:type="dxa"/>
-          </w:tcPr>
-          <w:p>
-            <w:pPr>
-              <w:jc w:val="left"/>
-              <w:rPr>
-                <w:rFonts w:ascii="Calibri" w:eastAsia="Times New Roman" w:hAnsi="Calibri" w:cs="Times New Roman"/>
-                <w:sz w:val="18"/>
+                <w:color w:val="BFBFBF"/>
+                <w:sz w:val="18"/>
+                <w:lang w:val="ru-RU"/>
               </w:rPr>
             </w:pPr>
           </w:p>
@@ -10247,28 +11134,16 @@
       <w:tr>
         <w:tc>
           <w:tcPr>
-            <w:tcW w:w="2515" w:type="dxa"/>
+            <w:tcW w:w="5030" w:type="dxa"/>
           </w:tcPr>
           <w:p>
             <w:pPr>
               <w:jc w:val="left"/>
               <w:rPr>
                 <w:rFonts w:ascii="Calibri" w:eastAsia="Times New Roman" w:hAnsi="Calibri" w:cs="Times New Roman"/>
-                <w:sz w:val="18"/>
-              </w:rPr>
-            </w:pPr>
-          </w:p>
-        </w:tc>
-        <w:tc>
-          <w:tcPr>
-            <w:tcW w:w="2515" w:type="dxa"/>
-          </w:tcPr>
-          <w:p>
-            <w:pPr>
-              <w:jc w:val="left"/>
-              <w:rPr>
-                <w:rFonts w:ascii="Calibri" w:eastAsia="Times New Roman" w:hAnsi="Calibri" w:cs="Times New Roman"/>
-                <w:sz w:val="18"/>
+                <w:color w:val="BFBFBF"/>
+                <w:sz w:val="18"/>
+                <w:lang w:val="ru-RU"/>
               </w:rPr>
             </w:pPr>
           </w:p>
@@ -10278,14 +11153,15 @@
         <w:tc>
           <w:tcPr>
             <w:tcW w:w="5030" w:type="dxa"/>
-            <w:gridSpan w:val="2"/>
           </w:tcPr>
           <w:p>
             <w:pPr>
               <w:jc w:val="left"/>
               <w:rPr>
                 <w:rFonts w:ascii="Calibri" w:eastAsia="Times New Roman" w:hAnsi="Calibri" w:cs="Times New Roman"/>
-                <w:sz w:val="18"/>
+                <w:color w:val="BFBFBF"/>
+                <w:sz w:val="18"/>
+                <w:lang w:val="ru-RU"/>
               </w:rPr>
             </w:pPr>
           </w:p>
@@ -10294,28 +11170,16 @@
       <w:tr>
         <w:tc>
           <w:tcPr>
-            <w:tcW w:w="2515" w:type="dxa"/>
+            <w:tcW w:w="5030" w:type="dxa"/>
           </w:tcPr>
           <w:p>
             <w:pPr>
               <w:jc w:val="left"/>
               <w:rPr>
                 <w:rFonts w:ascii="Calibri" w:eastAsia="Times New Roman" w:hAnsi="Calibri" w:cs="Times New Roman"/>
-                <w:sz w:val="18"/>
-              </w:rPr>
-            </w:pPr>
-          </w:p>
-        </w:tc>
-        <w:tc>
-          <w:tcPr>
-            <w:tcW w:w="2515" w:type="dxa"/>
-          </w:tcPr>
-          <w:p>
-            <w:pPr>
-              <w:jc w:val="left"/>
-              <w:rPr>
-                <w:rFonts w:ascii="Calibri" w:eastAsia="Times New Roman" w:hAnsi="Calibri" w:cs="Times New Roman"/>
-                <w:sz w:val="18"/>
+                <w:color w:val="BFBFBF"/>
+                <w:sz w:val="18"/>
+                <w:lang w:val="ru-RU"/>
               </w:rPr>
             </w:pPr>
           </w:p>
@@ -10324,34 +11188,184 @@
       <w:tr>
         <w:tc>
           <w:tcPr>
-            <w:tcW w:w="2515" w:type="dxa"/>
+            <w:tcW w:w="5030" w:type="dxa"/>
           </w:tcPr>
           <w:p>
             <w:pPr>
               <w:jc w:val="left"/>
               <w:rPr>
                 <w:rFonts w:ascii="Calibri" w:eastAsia="Times New Roman" w:hAnsi="Calibri" w:cs="Times New Roman"/>
-                <w:sz w:val="18"/>
-              </w:rPr>
-            </w:pPr>
-          </w:p>
-        </w:tc>
-        <w:tc>
-          <w:tcPr>
-            <w:tcW w:w="2515" w:type="dxa"/>
+                <w:color w:val="BFBFBF"/>
+                <w:sz w:val="18"/>
+                <w:lang w:val="ru-RU"/>
+              </w:rPr>
+            </w:pPr>
+          </w:p>
+        </w:tc>
+      </w:tr>
+      <w:tr>
+        <w:tc>
+          <w:tcPr>
+            <w:tcW w:w="5030" w:type="dxa"/>
           </w:tcPr>
           <w:p>
             <w:pPr>
               <w:jc w:val="left"/>
               <w:rPr>
                 <w:rFonts w:ascii="Calibri" w:eastAsia="Times New Roman" w:hAnsi="Calibri" w:cs="Times New Roman"/>
-                <w:sz w:val="18"/>
+                <w:color w:val="BFBFBF"/>
+                <w:sz w:val="18"/>
+                <w:lang w:val="ru-RU"/>
               </w:rPr>
             </w:pPr>
           </w:p>
         </w:tc>
       </w:tr>
-      <w:bookmarkEnd w:id="15"/>
+      <w:tr>
+        <w:tc>
+          <w:tcPr>
+            <w:tcW w:w="5030" w:type="dxa"/>
+          </w:tcPr>
+          <w:p>
+            <w:pPr>
+              <w:jc w:val="left"/>
+              <w:rPr>
+                <w:rFonts w:ascii="Calibri" w:eastAsia="Times New Roman" w:hAnsi="Calibri" w:cs="Times New Roman"/>
+                <w:color w:val="BFBFBF"/>
+                <w:sz w:val="18"/>
+                <w:lang w:val="ru-RU"/>
+              </w:rPr>
+            </w:pPr>
+          </w:p>
+        </w:tc>
+      </w:tr>
+      <w:tr>
+        <w:tc>
+          <w:tcPr>
+            <w:tcW w:w="5030" w:type="dxa"/>
+          </w:tcPr>
+          <w:p>
+            <w:pPr>
+              <w:jc w:val="left"/>
+              <w:rPr>
+                <w:rFonts w:ascii="Calibri" w:eastAsia="Times New Roman" w:hAnsi="Calibri" w:cs="Times New Roman"/>
+                <w:color w:val="BFBFBF"/>
+                <w:sz w:val="18"/>
+                <w:lang w:val="ru-RU"/>
+              </w:rPr>
+            </w:pPr>
+          </w:p>
+        </w:tc>
+      </w:tr>
+      <w:tr>
+        <w:tc>
+          <w:tcPr>
+            <w:tcW w:w="5030" w:type="dxa"/>
+          </w:tcPr>
+          <w:p>
+            <w:pPr>
+              <w:jc w:val="left"/>
+              <w:rPr>
+                <w:rFonts w:ascii="Calibri" w:eastAsia="Times New Roman" w:hAnsi="Calibri" w:cs="Times New Roman"/>
+                <w:color w:val="BFBFBF"/>
+                <w:sz w:val="18"/>
+                <w:lang w:val="ru-RU"/>
+              </w:rPr>
+            </w:pPr>
+          </w:p>
+        </w:tc>
+      </w:tr>
+      <w:tr>
+        <w:tc>
+          <w:tcPr>
+            <w:tcW w:w="5030" w:type="dxa"/>
+          </w:tcPr>
+          <w:p>
+            <w:pPr>
+              <w:jc w:val="left"/>
+              <w:rPr>
+                <w:rFonts w:ascii="Calibri" w:eastAsia="Times New Roman" w:hAnsi="Calibri" w:cs="Times New Roman"/>
+                <w:color w:val="BFBFBF"/>
+                <w:sz w:val="18"/>
+                <w:lang w:val="ru-RU"/>
+              </w:rPr>
+            </w:pPr>
+          </w:p>
+        </w:tc>
+      </w:tr>
+      <w:tr>
+        <w:tc>
+          <w:tcPr>
+            <w:tcW w:w="5030" w:type="dxa"/>
+          </w:tcPr>
+          <w:p>
+            <w:pPr>
+              <w:jc w:val="left"/>
+              <w:rPr>
+                <w:rFonts w:ascii="Calibri" w:eastAsia="Times New Roman" w:hAnsi="Calibri" w:cs="Times New Roman"/>
+                <w:color w:val="BFBFBF"/>
+                <w:sz w:val="18"/>
+                <w:lang w:val="ru-RU"/>
+              </w:rPr>
+            </w:pPr>
+          </w:p>
+        </w:tc>
+      </w:tr>
+      <w:tr>
+        <w:tc>
+          <w:tcPr>
+            <w:tcW w:w="5030" w:type="dxa"/>
+          </w:tcPr>
+          <w:p>
+            <w:pPr>
+              <w:jc w:val="left"/>
+              <w:rPr>
+                <w:rFonts w:ascii="Calibri" w:eastAsia="Times New Roman" w:hAnsi="Calibri" w:cs="Times New Roman"/>
+                <w:color w:val="BFBFBF"/>
+                <w:sz w:val="18"/>
+                <w:lang w:val="ru-RU"/>
+              </w:rPr>
+            </w:pPr>
+          </w:p>
+        </w:tc>
+      </w:tr>
+      <w:tr>
+        <w:tc>
+          <w:tcPr>
+            <w:tcW w:w="5030" w:type="dxa"/>
+          </w:tcPr>
+          <w:p>
+            <w:pPr>
+              <w:jc w:val="left"/>
+              <w:rPr>
+                <w:rFonts w:ascii="Calibri" w:eastAsia="Times New Roman" w:hAnsi="Calibri" w:cs="Times New Roman"/>
+                <w:color w:val="BFBFBF"/>
+                <w:sz w:val="18"/>
+                <w:lang w:val="ru-RU"/>
+              </w:rPr>
+            </w:pPr>
+          </w:p>
+        </w:tc>
+      </w:tr>
+      <w:tr>
+        <w:tc>
+          <w:tcPr>
+            <w:tcW w:w="5030" w:type="dxa"/>
+          </w:tcPr>
+          <w:p>
+            <w:pPr>
+              <w:jc w:val="left"/>
+              <w:rPr>
+                <w:rFonts w:ascii="Calibri" w:eastAsia="Times New Roman" w:hAnsi="Calibri" w:cs="Times New Roman"/>
+                <w:color w:val="BFBFBF"/>
+                <w:sz w:val="18"/>
+                <w:lang w:val="ru-RU"/>
+              </w:rPr>
+            </w:pPr>
+          </w:p>
+        </w:tc>
+      </w:tr>
+      <w:bookmarkEnd w:id="14"/>
     </w:tbl>
     <w:p>
       <w:pPr>
@@ -11969,7 +12983,6 @@
   <w:style w:type="character" w:default="1" w:styleId="DefaultParagraphFont">
     <w:name w:val="Default Paragraph Font"/>
     <w:uiPriority w:val="1"/>
-    <w:semiHidden/>
     <w:unhideWhenUsed/>
   </w:style>
   <w:style w:type="table" w:default="1" w:styleId="TableNormal">
@@ -12775,7 +13788,7 @@
     <w:name w:val="Plain Table 4"/>
     <w:basedOn w:val="TableNormal"/>
     <w:uiPriority w:val="44"/>
-    <w:rsid w:val="005D24DA"/>
+    <w:rsid w:val="00F451FD"/>
     <w:pPr>
       <w:spacing w:after="0" w:line="240" w:lineRule="auto"/>
     </w:pPr>
@@ -12817,10 +13830,14 @@
       </w:tcPr>
     </w:tblStylePr>
     <w:tblStylePr w:type="band1Horz">
-      <w:tblPr/>
-      <w:tcPr>
-        <w:shd w:val="clear" w:color="auto" w:fill="F2F2F2" w:themeFill="background1" w:themeFillShade="F2"/>
-      </w:tcPr>
+      <w:rPr>
+        <w:color w:val="auto"/>
+      </w:rPr>
+    </w:tblStylePr>
+    <w:tblStylePr w:type="band2Horz">
+      <w:rPr>
+        <w:color w:val="auto"/>
+      </w:rPr>
     </w:tblStylePr>
   </w:style>
   <w:style w:type="table" w:styleId="PlainTable3">
@@ -13244,6 +14261,7 @@
     <w:rsid w:val="004B00D5"/>
     <w:rsid w:val="004B7056"/>
     <w:rsid w:val="004D04CB"/>
+    <w:rsid w:val="00504A17"/>
     <w:rsid w:val="005371ED"/>
     <w:rsid w:val="0056231A"/>
     <w:rsid w:val="005710B3"/>
@@ -13304,6 +14322,7 @@
     <w:rsid w:val="009C1B00"/>
     <w:rsid w:val="009F4964"/>
     <w:rsid w:val="00A108D0"/>
+    <w:rsid w:val="00A25E3F"/>
     <w:rsid w:val="00A321BD"/>
     <w:rsid w:val="00A32CD9"/>
     <w:rsid w:val="00A42CF9"/>
@@ -13349,6 +14368,7 @@
     <w:rsid w:val="00F01A6D"/>
     <w:rsid w:val="00F04B4D"/>
     <w:rsid w:val="00F215FE"/>
+    <w:rsid w:val="00F47353"/>
     <w:rsid w:val="00F50235"/>
     <w:rsid w:val="00F541F4"/>
     <w:rsid w:val="00F75187"/>
